--- a/Đề 01-Quản Lý Bán Hàng.docx
+++ b/Đề 01-Quản Lý Bán Hàng.docx
@@ -1,6 +1,6 @@
 
 <file path=word/document.xml><?xml version="1.0" encoding="utf-8"?>
-<w:document xmlns:wpc="http://schemas.microsoft.com/office/word/2010/wordprocessingCanvas" xmlns:cx="http://schemas.microsoft.com/office/drawing/2014/chartex" xmlns:cx1="http://schemas.microsoft.com/office/drawing/2015/9/8/chartex" xmlns:cx2="http://schemas.microsoft.com/office/drawing/2015/10/21/chartex" xmlns:cx3="http://schemas.microsoft.com/office/drawing/2016/5/9/chartex" xmlns:cx4="http://schemas.microsoft.com/office/drawing/2016/5/10/chartex" xmlns:cx5="http://schemas.microsoft.com/office/drawing/2016/5/11/chartex" xmlns:cx6="http://schemas.microsoft.com/office/drawing/2016/5/12/chartex" xmlns:cx7="http://schemas.microsoft.com/office/drawing/2016/5/13/chartex" xmlns:cx8="http://schemas.microsoft.com/office/drawing/2016/5/14/chartex" xmlns:mc="http://schemas.openxmlformats.org/markup-compatibility/2006" xmlns:aink="http://schemas.microsoft.com/office/drawing/2016/ink" xmlns:am3d="http://schemas.microsoft.com/office/drawing/2017/model3d" xmlns:o="urn:schemas-microsoft-com:office:office" xmlns:r="http://schemas.openxmlformats.org/officeDocument/2006/relationships" xmlns:m="http://schemas.openxmlformats.org/officeDocument/2006/math" xmlns:v="urn:schemas-microsoft-com:vml" xmlns:wp14="http://schemas.microsoft.com/office/word/2010/wordprocessingDrawing" xmlns:wp="http://schemas.openxmlformats.org/drawingml/2006/wordprocessingDrawing" xmlns:w10="urn:schemas-microsoft-com:office:word" xmlns:w="http://schemas.openxmlformats.org/wordprocessingml/2006/main" xmlns:w14="http://schemas.microsoft.com/office/word/2010/wordml" xmlns:w15="http://schemas.microsoft.com/office/word/2012/wordml" xmlns:w16cid="http://schemas.microsoft.com/office/word/2016/wordml/cid" xmlns:w16se="http://schemas.microsoft.com/office/word/2015/wordml/symex" xmlns:wpg="http://schemas.microsoft.com/office/word/2010/wordprocessingGroup" xmlns:wpi="http://schemas.microsoft.com/office/word/2010/wordprocessingInk" xmlns:wne="http://schemas.microsoft.com/office/word/2006/wordml" xmlns:wps="http://schemas.microsoft.com/office/word/2010/wordprocessingShape" mc:Ignorable="w14 w15 w16se w16cid wp14">
+<w:document xmlns:wpc="http://schemas.microsoft.com/office/word/2010/wordprocessingCanvas" xmlns:cx="http://schemas.microsoft.com/office/drawing/2014/chartex" xmlns:cx1="http://schemas.microsoft.com/office/drawing/2015/9/8/chartex" xmlns:cx2="http://schemas.microsoft.com/office/drawing/2015/10/21/chartex" xmlns:cx3="http://schemas.microsoft.com/office/drawing/2016/5/9/chartex" xmlns:cx4="http://schemas.microsoft.com/office/drawing/2016/5/10/chartex" xmlns:cx5="http://schemas.microsoft.com/office/drawing/2016/5/11/chartex" xmlns:cx6="http://schemas.microsoft.com/office/drawing/2016/5/12/chartex" xmlns:cx7="http://schemas.microsoft.com/office/drawing/2016/5/13/chartex" xmlns:cx8="http://schemas.microsoft.com/office/drawing/2016/5/14/chartex" xmlns:mc="http://schemas.openxmlformats.org/markup-compatibility/2006" xmlns:aink="http://schemas.microsoft.com/office/drawing/2016/ink" xmlns:am3d="http://schemas.microsoft.com/office/drawing/2017/model3d" xmlns:o="urn:schemas-microsoft-com:office:office" xmlns:oel="http://schemas.microsoft.com/office/2019/extlst" xmlns:r="http://schemas.openxmlformats.org/officeDocument/2006/relationships" xmlns:m="http://schemas.openxmlformats.org/officeDocument/2006/math" xmlns:v="urn:schemas-microsoft-com:vml" xmlns:wp14="http://schemas.microsoft.com/office/word/2010/wordprocessingDrawing" xmlns:wp="http://schemas.openxmlformats.org/drawingml/2006/wordprocessingDrawing" xmlns:w10="urn:schemas-microsoft-com:office:word" xmlns:w="http://schemas.openxmlformats.org/wordprocessingml/2006/main" xmlns:w14="http://schemas.microsoft.com/office/word/2010/wordml" xmlns:w15="http://schemas.microsoft.com/office/word/2012/wordml" xmlns:w16cex="http://schemas.microsoft.com/office/word/2018/wordml/cex" xmlns:w16cid="http://schemas.microsoft.com/office/word/2016/wordml/cid" xmlns:w16="http://schemas.microsoft.com/office/word/2018/wordml" xmlns:w16du="http://schemas.microsoft.com/office/word/2023/wordml/word16du" xmlns:w16sdtdh="http://schemas.microsoft.com/office/word/2020/wordml/sdtdatahash" xmlns:w16sdtfl="http://schemas.microsoft.com/office/word/2024/wordml/sdtformatlock" xmlns:w16se="http://schemas.microsoft.com/office/word/2015/wordml/symex" xmlns:wpg="http://schemas.microsoft.com/office/word/2010/wordprocessingGroup" xmlns:wpi="http://schemas.microsoft.com/office/word/2010/wordprocessingInk" xmlns:wne="http://schemas.microsoft.com/office/word/2006/wordml" xmlns:wps="http://schemas.microsoft.com/office/word/2010/wordprocessingShape" mc:Ignorable="w14 w15 w16se w16cid w16 w16cex w16sdtdh w16sdtfl w16du wp14">
   <w:body>
     <w:p>
       <w:pPr>
@@ -9,18 +9,16 @@
           <w:bCs/>
           <w:sz w:val="30"/>
           <w:szCs w:val="30"/>
-          <w:lang w:val="en-BB"/>
-        </w:rPr>
-      </w:pPr>
-      <w:bookmarkStart w:id="0" w:name="_GoBack"/>
-      <w:bookmarkEnd w:id="0"/>
+          <w:lang/>
+        </w:rPr>
+      </w:pPr>
       <w:r>
         <w:rPr>
           <w:b/>
           <w:bCs/>
           <w:sz w:val="30"/>
           <w:szCs w:val="30"/>
-          <w:lang w:val="en-BB"/>
+          <w:lang/>
         </w:rPr>
         <w:t>Đ</w:t>
       </w:r>
@@ -30,7 +28,7 @@
           <w:bCs/>
           <w:sz w:val="30"/>
           <w:szCs w:val="30"/>
-          <w:lang w:val="en-BB"/>
+          <w:lang/>
         </w:rPr>
         <w:t>ề</w:t>
       </w:r>
@@ -40,7 +38,7 @@
           <w:bCs/>
           <w:sz w:val="30"/>
           <w:szCs w:val="30"/>
-          <w:lang w:val="en-BB"/>
+          <w:lang/>
         </w:rPr>
         <w:t xml:space="preserve"> T</w:t>
       </w:r>
@@ -50,7 +48,7 @@
           <w:bCs/>
           <w:sz w:val="30"/>
           <w:szCs w:val="30"/>
-          <w:lang w:val="en-BB"/>
+          <w:lang/>
         </w:rPr>
         <w:t>ài</w:t>
       </w:r>
@@ -60,7 +58,7 @@
           <w:bCs/>
           <w:sz w:val="30"/>
           <w:szCs w:val="30"/>
-          <w:lang w:val="en-BB"/>
+          <w:lang/>
         </w:rPr>
         <w:t xml:space="preserve"> 01: </w:t>
       </w:r>
@@ -70,7 +68,7 @@
           <w:bCs/>
           <w:sz w:val="30"/>
           <w:szCs w:val="30"/>
-          <w:lang w:val="en-BB"/>
+          <w:lang/>
         </w:rPr>
         <w:t xml:space="preserve">QUẢN LÝ </w:t>
       </w:r>
@@ -80,7 +78,7 @@
           <w:bCs/>
           <w:sz w:val="30"/>
           <w:szCs w:val="30"/>
-          <w:lang w:val="en-BB"/>
+          <w:lang/>
         </w:rPr>
         <w:t>BÁN HÀNG</w:t>
       </w:r>
@@ -97,16 +95,16 @@
           <w:bCs/>
           <w:sz w:val="26"/>
           <w:szCs w:val="26"/>
-          <w:lang w:val="en-BB"/>
-        </w:rPr>
-      </w:pPr>
-      <w:r>
-        <w:rPr>
-          <w:b/>
-          <w:bCs/>
-          <w:sz w:val="26"/>
-          <w:szCs w:val="26"/>
-          <w:lang w:val="en-BB"/>
+          <w:lang/>
+        </w:rPr>
+      </w:pPr>
+      <w:r>
+        <w:rPr>
+          <w:b/>
+          <w:bCs/>
+          <w:sz w:val="26"/>
+          <w:szCs w:val="26"/>
+          <w:lang/>
         </w:rPr>
         <w:t>Cấu trúc bảng và các liên kết</w:t>
       </w:r>
@@ -118,14 +116,14 @@
         <w:rPr>
           <w:b/>
           <w:bCs/>
-          <w:lang w:val="en-BB"/>
-        </w:rPr>
-      </w:pPr>
-      <w:r>
-        <w:rPr>
-          <w:b/>
-          <w:bCs/>
-          <w:lang w:val="en-BB"/>
+          <w:lang/>
+        </w:rPr>
+      </w:pPr>
+      <w:r>
+        <w:rPr>
+          <w:b/>
+          <w:bCs/>
+          <w:lang/>
         </w:rPr>
         <w:t>Bảng Customers (Khách hàng)</w:t>
       </w:r>
@@ -176,7 +174,7 @@
                 <w:bCs/>
                 <w:sz w:val="24"/>
                 <w:szCs w:val="24"/>
-                <w:lang w:val="en-BB" w:eastAsia="en-BB"/>
+                <w:lang/>
               </w:rPr>
             </w:pPr>
             <w:r>
@@ -186,7 +184,7 @@
                 <w:bCs/>
                 <w:sz w:val="24"/>
                 <w:szCs w:val="24"/>
-                <w:lang w:val="en-BB" w:eastAsia="en-BB"/>
+                <w:lang/>
               </w:rPr>
               <w:t>Field</w:t>
             </w:r>
@@ -208,7 +206,7 @@
                 <w:bCs/>
                 <w:sz w:val="24"/>
                 <w:szCs w:val="24"/>
-                <w:lang w:val="en-BB" w:eastAsia="en-BB"/>
+                <w:lang/>
               </w:rPr>
             </w:pPr>
             <w:r>
@@ -218,7 +216,7 @@
                 <w:bCs/>
                 <w:sz w:val="24"/>
                 <w:szCs w:val="24"/>
-                <w:lang w:val="en-BB" w:eastAsia="en-BB"/>
+                <w:lang/>
               </w:rPr>
               <w:t>Data Type</w:t>
             </w:r>
@@ -240,7 +238,7 @@
                 <w:bCs/>
                 <w:sz w:val="24"/>
                 <w:szCs w:val="24"/>
-                <w:lang w:val="en-BB" w:eastAsia="en-BB"/>
+                <w:lang/>
               </w:rPr>
             </w:pPr>
             <w:r>
@@ -250,7 +248,7 @@
                 <w:bCs/>
                 <w:sz w:val="24"/>
                 <w:szCs w:val="24"/>
-                <w:lang w:val="en-BB" w:eastAsia="en-BB"/>
+                <w:lang/>
               </w:rPr>
               <w:t>Description</w:t>
             </w:r>
@@ -274,15 +272,15 @@
                 <w:rFonts w:eastAsia="Times New Roman" w:cstheme="minorHAnsi"/>
                 <w:sz w:val="24"/>
                 <w:szCs w:val="24"/>
-                <w:lang w:val="en-BB" w:eastAsia="en-BB"/>
-              </w:rPr>
-            </w:pPr>
-            <w:r>
-              <w:rPr>
-                <w:rFonts w:eastAsia="Times New Roman" w:cstheme="minorHAnsi"/>
-                <w:sz w:val="24"/>
-                <w:szCs w:val="24"/>
-                <w:lang w:val="en-BB" w:eastAsia="en-BB"/>
+                <w:lang/>
+              </w:rPr>
+            </w:pPr>
+            <w:r>
+              <w:rPr>
+                <w:rFonts w:eastAsia="Times New Roman" w:cstheme="minorHAnsi"/>
+                <w:sz w:val="24"/>
+                <w:szCs w:val="24"/>
+                <w:lang/>
               </w:rPr>
               <w:t>CustomerID</w:t>
             </w:r>
@@ -301,15 +299,15 @@
                 <w:rFonts w:eastAsia="Times New Roman" w:cstheme="minorHAnsi"/>
                 <w:sz w:val="24"/>
                 <w:szCs w:val="24"/>
-                <w:lang w:val="en-BB" w:eastAsia="en-BB"/>
-              </w:rPr>
-            </w:pPr>
-            <w:r>
-              <w:rPr>
-                <w:rFonts w:eastAsia="Times New Roman" w:cstheme="minorHAnsi"/>
-                <w:sz w:val="24"/>
-                <w:szCs w:val="24"/>
-                <w:lang w:val="en-BB" w:eastAsia="en-BB"/>
+                <w:lang/>
+              </w:rPr>
+            </w:pPr>
+            <w:r>
+              <w:rPr>
+                <w:rFonts w:eastAsia="Times New Roman" w:cstheme="minorHAnsi"/>
+                <w:sz w:val="24"/>
+                <w:szCs w:val="24"/>
+                <w:lang/>
               </w:rPr>
               <w:t>INT (PK, AUTO_INCREMENT)</w:t>
             </w:r>
@@ -328,15 +326,15 @@
                 <w:rFonts w:eastAsia="Times New Roman" w:cstheme="minorHAnsi"/>
                 <w:sz w:val="24"/>
                 <w:szCs w:val="24"/>
-                <w:lang w:val="en-BB" w:eastAsia="en-BB"/>
-              </w:rPr>
-            </w:pPr>
-            <w:r>
-              <w:rPr>
-                <w:rFonts w:eastAsia="Times New Roman" w:cstheme="minorHAnsi"/>
-                <w:sz w:val="24"/>
-                <w:szCs w:val="24"/>
-                <w:lang w:val="en-BB" w:eastAsia="en-BB"/>
+                <w:lang/>
+              </w:rPr>
+            </w:pPr>
+            <w:r>
+              <w:rPr>
+                <w:rFonts w:eastAsia="Times New Roman" w:cstheme="minorHAnsi"/>
+                <w:sz w:val="24"/>
+                <w:szCs w:val="24"/>
+                <w:lang/>
               </w:rPr>
               <w:t>Mã khách hàng (khóa chính)</w:t>
             </w:r>
@@ -360,15 +358,15 @@
                 <w:rFonts w:eastAsia="Times New Roman" w:cstheme="minorHAnsi"/>
                 <w:sz w:val="24"/>
                 <w:szCs w:val="24"/>
-                <w:lang w:val="en-BB" w:eastAsia="en-BB"/>
-              </w:rPr>
-            </w:pPr>
-            <w:r>
-              <w:rPr>
-                <w:rFonts w:eastAsia="Times New Roman" w:cstheme="minorHAnsi"/>
-                <w:sz w:val="24"/>
-                <w:szCs w:val="24"/>
-                <w:lang w:val="en-BB" w:eastAsia="en-BB"/>
+                <w:lang/>
+              </w:rPr>
+            </w:pPr>
+            <w:r>
+              <w:rPr>
+                <w:rFonts w:eastAsia="Times New Roman" w:cstheme="minorHAnsi"/>
+                <w:sz w:val="24"/>
+                <w:szCs w:val="24"/>
+                <w:lang/>
               </w:rPr>
               <w:t>FullName</w:t>
             </w:r>
@@ -387,28 +385,17 @@
                 <w:rFonts w:eastAsia="Times New Roman" w:cstheme="minorHAnsi"/>
                 <w:sz w:val="24"/>
                 <w:szCs w:val="24"/>
-                <w:lang w:val="en-BB" w:eastAsia="en-BB"/>
-              </w:rPr>
-            </w:pPr>
-            <w:proofErr w:type="gramStart"/>
-            <w:r>
-              <w:rPr>
-                <w:rFonts w:eastAsia="Times New Roman" w:cstheme="minorHAnsi"/>
-                <w:sz w:val="24"/>
-                <w:szCs w:val="24"/>
-                <w:lang w:val="en-BB" w:eastAsia="en-BB"/>
-              </w:rPr>
-              <w:t>VARCHAR(</w:t>
-            </w:r>
-            <w:proofErr w:type="gramEnd"/>
-            <w:r>
-              <w:rPr>
-                <w:rFonts w:eastAsia="Times New Roman" w:cstheme="minorHAnsi"/>
-                <w:sz w:val="24"/>
-                <w:szCs w:val="24"/>
-                <w:lang w:val="en-BB" w:eastAsia="en-BB"/>
-              </w:rPr>
-              <w:t>255)</w:t>
+                <w:lang/>
+              </w:rPr>
+            </w:pPr>
+            <w:r>
+              <w:rPr>
+                <w:rFonts w:eastAsia="Times New Roman" w:cstheme="minorHAnsi"/>
+                <w:sz w:val="24"/>
+                <w:szCs w:val="24"/>
+                <w:lang/>
+              </w:rPr>
+              <w:t>VARCHAR(255)</w:t>
             </w:r>
           </w:p>
         </w:tc>
@@ -425,15 +412,15 @@
                 <w:rFonts w:eastAsia="Times New Roman" w:cstheme="minorHAnsi"/>
                 <w:sz w:val="24"/>
                 <w:szCs w:val="24"/>
-                <w:lang w:val="en-BB" w:eastAsia="en-BB"/>
-              </w:rPr>
-            </w:pPr>
-            <w:r>
-              <w:rPr>
-                <w:rFonts w:eastAsia="Times New Roman" w:cstheme="minorHAnsi"/>
-                <w:sz w:val="24"/>
-                <w:szCs w:val="24"/>
-                <w:lang w:val="en-BB" w:eastAsia="en-BB"/>
+                <w:lang/>
+              </w:rPr>
+            </w:pPr>
+            <w:r>
+              <w:rPr>
+                <w:rFonts w:eastAsia="Times New Roman" w:cstheme="minorHAnsi"/>
+                <w:sz w:val="24"/>
+                <w:szCs w:val="24"/>
+                <w:lang/>
               </w:rPr>
               <w:t>Họ và tên khách hàng</w:t>
             </w:r>
@@ -457,15 +444,15 @@
                 <w:rFonts w:eastAsia="Times New Roman" w:cstheme="minorHAnsi"/>
                 <w:sz w:val="24"/>
                 <w:szCs w:val="24"/>
-                <w:lang w:val="en-BB" w:eastAsia="en-BB"/>
-              </w:rPr>
-            </w:pPr>
-            <w:r>
-              <w:rPr>
-                <w:rFonts w:eastAsia="Times New Roman" w:cstheme="minorHAnsi"/>
-                <w:sz w:val="24"/>
-                <w:szCs w:val="24"/>
-                <w:lang w:val="en-BB" w:eastAsia="en-BB"/>
+                <w:lang/>
+              </w:rPr>
+            </w:pPr>
+            <w:r>
+              <w:rPr>
+                <w:rFonts w:eastAsia="Times New Roman" w:cstheme="minorHAnsi"/>
+                <w:sz w:val="24"/>
+                <w:szCs w:val="24"/>
+                <w:lang/>
               </w:rPr>
               <w:t>Email</w:t>
             </w:r>
@@ -484,28 +471,17 @@
                 <w:rFonts w:eastAsia="Times New Roman" w:cstheme="minorHAnsi"/>
                 <w:sz w:val="24"/>
                 <w:szCs w:val="24"/>
-                <w:lang w:val="en-BB" w:eastAsia="en-BB"/>
-              </w:rPr>
-            </w:pPr>
-            <w:proofErr w:type="gramStart"/>
-            <w:r>
-              <w:rPr>
-                <w:rFonts w:eastAsia="Times New Roman" w:cstheme="minorHAnsi"/>
-                <w:sz w:val="24"/>
-                <w:szCs w:val="24"/>
-                <w:lang w:val="en-BB" w:eastAsia="en-BB"/>
-              </w:rPr>
-              <w:t>VARCHAR(</w:t>
-            </w:r>
-            <w:proofErr w:type="gramEnd"/>
-            <w:r>
-              <w:rPr>
-                <w:rFonts w:eastAsia="Times New Roman" w:cstheme="minorHAnsi"/>
-                <w:sz w:val="24"/>
-                <w:szCs w:val="24"/>
-                <w:lang w:val="en-BB" w:eastAsia="en-BB"/>
-              </w:rPr>
-              <w:t>255) UNIQUE</w:t>
+                <w:lang/>
+              </w:rPr>
+            </w:pPr>
+            <w:r>
+              <w:rPr>
+                <w:rFonts w:eastAsia="Times New Roman" w:cstheme="minorHAnsi"/>
+                <w:sz w:val="24"/>
+                <w:szCs w:val="24"/>
+                <w:lang/>
+              </w:rPr>
+              <w:t>VARCHAR(255) UNIQUE</w:t>
             </w:r>
           </w:p>
         </w:tc>
@@ -522,15 +498,15 @@
                 <w:rFonts w:eastAsia="Times New Roman" w:cstheme="minorHAnsi"/>
                 <w:sz w:val="24"/>
                 <w:szCs w:val="24"/>
-                <w:lang w:val="en-BB" w:eastAsia="en-BB"/>
-              </w:rPr>
-            </w:pPr>
-            <w:r>
-              <w:rPr>
-                <w:rFonts w:eastAsia="Times New Roman" w:cstheme="minorHAnsi"/>
-                <w:sz w:val="24"/>
-                <w:szCs w:val="24"/>
-                <w:lang w:val="en-BB" w:eastAsia="en-BB"/>
+                <w:lang/>
+              </w:rPr>
+            </w:pPr>
+            <w:r>
+              <w:rPr>
+                <w:rFonts w:eastAsia="Times New Roman" w:cstheme="minorHAnsi"/>
+                <w:sz w:val="24"/>
+                <w:szCs w:val="24"/>
+                <w:lang/>
               </w:rPr>
               <w:t>Email khách hàng</w:t>
             </w:r>
@@ -554,15 +530,15 @@
                 <w:rFonts w:eastAsia="Times New Roman" w:cstheme="minorHAnsi"/>
                 <w:sz w:val="24"/>
                 <w:szCs w:val="24"/>
-                <w:lang w:val="en-BB" w:eastAsia="en-BB"/>
-              </w:rPr>
-            </w:pPr>
-            <w:r>
-              <w:rPr>
-                <w:rFonts w:eastAsia="Times New Roman" w:cstheme="minorHAnsi"/>
-                <w:sz w:val="24"/>
-                <w:szCs w:val="24"/>
-                <w:lang w:val="en-BB" w:eastAsia="en-BB"/>
+                <w:lang/>
+              </w:rPr>
+            </w:pPr>
+            <w:r>
+              <w:rPr>
+                <w:rFonts w:eastAsia="Times New Roman" w:cstheme="minorHAnsi"/>
+                <w:sz w:val="24"/>
+                <w:szCs w:val="24"/>
+                <w:lang/>
               </w:rPr>
               <w:t>Phone</w:t>
             </w:r>
@@ -581,28 +557,17 @@
                 <w:rFonts w:eastAsia="Times New Roman" w:cstheme="minorHAnsi"/>
                 <w:sz w:val="24"/>
                 <w:szCs w:val="24"/>
-                <w:lang w:val="en-BB" w:eastAsia="en-BB"/>
-              </w:rPr>
-            </w:pPr>
-            <w:proofErr w:type="gramStart"/>
-            <w:r>
-              <w:rPr>
-                <w:rFonts w:eastAsia="Times New Roman" w:cstheme="minorHAnsi"/>
-                <w:sz w:val="24"/>
-                <w:szCs w:val="24"/>
-                <w:lang w:val="en-BB" w:eastAsia="en-BB"/>
-              </w:rPr>
-              <w:t>VARCHAR(</w:t>
-            </w:r>
-            <w:proofErr w:type="gramEnd"/>
-            <w:r>
-              <w:rPr>
-                <w:rFonts w:eastAsia="Times New Roman" w:cstheme="minorHAnsi"/>
-                <w:sz w:val="24"/>
-                <w:szCs w:val="24"/>
-                <w:lang w:val="en-BB" w:eastAsia="en-BB"/>
-              </w:rPr>
-              <w:t>20)</w:t>
+                <w:lang/>
+              </w:rPr>
+            </w:pPr>
+            <w:r>
+              <w:rPr>
+                <w:rFonts w:eastAsia="Times New Roman" w:cstheme="minorHAnsi"/>
+                <w:sz w:val="24"/>
+                <w:szCs w:val="24"/>
+                <w:lang/>
+              </w:rPr>
+              <w:t>VARCHAR(20)</w:t>
             </w:r>
           </w:p>
         </w:tc>
@@ -619,15 +584,15 @@
                 <w:rFonts w:eastAsia="Times New Roman" w:cstheme="minorHAnsi"/>
                 <w:sz w:val="24"/>
                 <w:szCs w:val="24"/>
-                <w:lang w:val="en-BB" w:eastAsia="en-BB"/>
-              </w:rPr>
-            </w:pPr>
-            <w:r>
-              <w:rPr>
-                <w:rFonts w:eastAsia="Times New Roman" w:cstheme="minorHAnsi"/>
-                <w:sz w:val="24"/>
-                <w:szCs w:val="24"/>
-                <w:lang w:val="en-BB" w:eastAsia="en-BB"/>
+                <w:lang/>
+              </w:rPr>
+            </w:pPr>
+            <w:r>
+              <w:rPr>
+                <w:rFonts w:eastAsia="Times New Roman" w:cstheme="minorHAnsi"/>
+                <w:sz w:val="24"/>
+                <w:szCs w:val="24"/>
+                <w:lang/>
               </w:rPr>
               <w:t>Số điện thoại khách hàng</w:t>
             </w:r>
@@ -651,15 +616,15 @@
                 <w:rFonts w:eastAsia="Times New Roman" w:cstheme="minorHAnsi"/>
                 <w:sz w:val="24"/>
                 <w:szCs w:val="24"/>
-                <w:lang w:val="en-BB" w:eastAsia="en-BB"/>
-              </w:rPr>
-            </w:pPr>
-            <w:r>
-              <w:rPr>
-                <w:rFonts w:eastAsia="Times New Roman" w:cstheme="minorHAnsi"/>
-                <w:sz w:val="24"/>
-                <w:szCs w:val="24"/>
-                <w:lang w:val="en-BB" w:eastAsia="en-BB"/>
+                <w:lang/>
+              </w:rPr>
+            </w:pPr>
+            <w:r>
+              <w:rPr>
+                <w:rFonts w:eastAsia="Times New Roman" w:cstheme="minorHAnsi"/>
+                <w:sz w:val="24"/>
+                <w:szCs w:val="24"/>
+                <w:lang/>
               </w:rPr>
               <w:t>Address</w:t>
             </w:r>
@@ -678,15 +643,15 @@
                 <w:rFonts w:eastAsia="Times New Roman" w:cstheme="minorHAnsi"/>
                 <w:sz w:val="24"/>
                 <w:szCs w:val="24"/>
-                <w:lang w:val="en-BB" w:eastAsia="en-BB"/>
-              </w:rPr>
-            </w:pPr>
-            <w:r>
-              <w:rPr>
-                <w:rFonts w:eastAsia="Times New Roman" w:cstheme="minorHAnsi"/>
-                <w:sz w:val="24"/>
-                <w:szCs w:val="24"/>
-                <w:lang w:val="en-BB" w:eastAsia="en-BB"/>
+                <w:lang/>
+              </w:rPr>
+            </w:pPr>
+            <w:r>
+              <w:rPr>
+                <w:rFonts w:eastAsia="Times New Roman" w:cstheme="minorHAnsi"/>
+                <w:sz w:val="24"/>
+                <w:szCs w:val="24"/>
+                <w:lang/>
               </w:rPr>
               <w:t>TEXT</w:t>
             </w:r>
@@ -705,15 +670,15 @@
                 <w:rFonts w:eastAsia="Times New Roman" w:cstheme="minorHAnsi"/>
                 <w:sz w:val="24"/>
                 <w:szCs w:val="24"/>
-                <w:lang w:val="en-BB" w:eastAsia="en-BB"/>
-              </w:rPr>
-            </w:pPr>
-            <w:r>
-              <w:rPr>
-                <w:rFonts w:eastAsia="Times New Roman" w:cstheme="minorHAnsi"/>
-                <w:sz w:val="24"/>
-                <w:szCs w:val="24"/>
-                <w:lang w:val="en-BB" w:eastAsia="en-BB"/>
+                <w:lang/>
+              </w:rPr>
+            </w:pPr>
+            <w:r>
+              <w:rPr>
+                <w:rFonts w:eastAsia="Times New Roman" w:cstheme="minorHAnsi"/>
+                <w:sz w:val="24"/>
+                <w:szCs w:val="24"/>
+                <w:lang/>
               </w:rPr>
               <w:t>Địa chỉ khách hàng</w:t>
             </w:r>
@@ -737,15 +702,15 @@
                 <w:rFonts w:eastAsia="Times New Roman" w:cstheme="minorHAnsi"/>
                 <w:sz w:val="24"/>
                 <w:szCs w:val="24"/>
-                <w:lang w:val="en-BB" w:eastAsia="en-BB"/>
-              </w:rPr>
-            </w:pPr>
-            <w:r>
-              <w:rPr>
-                <w:rFonts w:eastAsia="Times New Roman" w:cstheme="minorHAnsi"/>
-                <w:sz w:val="24"/>
-                <w:szCs w:val="24"/>
-                <w:lang w:val="en-BB" w:eastAsia="en-BB"/>
+                <w:lang/>
+              </w:rPr>
+            </w:pPr>
+            <w:r>
+              <w:rPr>
+                <w:rFonts w:eastAsia="Times New Roman" w:cstheme="minorHAnsi"/>
+                <w:sz w:val="24"/>
+                <w:szCs w:val="24"/>
+                <w:lang/>
               </w:rPr>
               <w:t>City</w:t>
             </w:r>
@@ -764,28 +729,17 @@
                 <w:rFonts w:eastAsia="Times New Roman" w:cstheme="minorHAnsi"/>
                 <w:sz w:val="24"/>
                 <w:szCs w:val="24"/>
-                <w:lang w:val="en-BB" w:eastAsia="en-BB"/>
-              </w:rPr>
-            </w:pPr>
-            <w:proofErr w:type="gramStart"/>
-            <w:r>
-              <w:rPr>
-                <w:rFonts w:eastAsia="Times New Roman" w:cstheme="minorHAnsi"/>
-                <w:sz w:val="24"/>
-                <w:szCs w:val="24"/>
-                <w:lang w:val="en-BB" w:eastAsia="en-BB"/>
-              </w:rPr>
-              <w:t>VARCHAR(</w:t>
-            </w:r>
-            <w:proofErr w:type="gramEnd"/>
-            <w:r>
-              <w:rPr>
-                <w:rFonts w:eastAsia="Times New Roman" w:cstheme="minorHAnsi"/>
-                <w:sz w:val="24"/>
-                <w:szCs w:val="24"/>
-                <w:lang w:val="en-BB" w:eastAsia="en-BB"/>
-              </w:rPr>
-              <w:t>100)</w:t>
+                <w:lang/>
+              </w:rPr>
+            </w:pPr>
+            <w:r>
+              <w:rPr>
+                <w:rFonts w:eastAsia="Times New Roman" w:cstheme="minorHAnsi"/>
+                <w:sz w:val="24"/>
+                <w:szCs w:val="24"/>
+                <w:lang/>
+              </w:rPr>
+              <w:t>VARCHAR(100)</w:t>
             </w:r>
           </w:p>
         </w:tc>
@@ -802,15 +756,15 @@
                 <w:rFonts w:eastAsia="Times New Roman" w:cstheme="minorHAnsi"/>
                 <w:sz w:val="24"/>
                 <w:szCs w:val="24"/>
-                <w:lang w:val="en-BB" w:eastAsia="en-BB"/>
-              </w:rPr>
-            </w:pPr>
-            <w:r>
-              <w:rPr>
-                <w:rFonts w:eastAsia="Times New Roman" w:cstheme="minorHAnsi"/>
-                <w:sz w:val="24"/>
-                <w:szCs w:val="24"/>
-                <w:lang w:val="en-BB" w:eastAsia="en-BB"/>
+                <w:lang/>
+              </w:rPr>
+            </w:pPr>
+            <w:r>
+              <w:rPr>
+                <w:rFonts w:eastAsia="Times New Roman" w:cstheme="minorHAnsi"/>
+                <w:sz w:val="24"/>
+                <w:szCs w:val="24"/>
+                <w:lang/>
               </w:rPr>
               <w:t>Thành phố</w:t>
             </w:r>
@@ -834,15 +788,15 @@
                 <w:rFonts w:eastAsia="Times New Roman" w:cstheme="minorHAnsi"/>
                 <w:sz w:val="24"/>
                 <w:szCs w:val="24"/>
-                <w:lang w:val="en-BB" w:eastAsia="en-BB"/>
-              </w:rPr>
-            </w:pPr>
-            <w:r>
-              <w:rPr>
-                <w:rFonts w:eastAsia="Times New Roman" w:cstheme="minorHAnsi"/>
-                <w:sz w:val="24"/>
-                <w:szCs w:val="24"/>
-                <w:lang w:val="en-BB" w:eastAsia="en-BB"/>
+                <w:lang/>
+              </w:rPr>
+            </w:pPr>
+            <w:r>
+              <w:rPr>
+                <w:rFonts w:eastAsia="Times New Roman" w:cstheme="minorHAnsi"/>
+                <w:sz w:val="24"/>
+                <w:szCs w:val="24"/>
+                <w:lang/>
               </w:rPr>
               <w:t>Country</w:t>
             </w:r>
@@ -861,28 +815,17 @@
                 <w:rFonts w:eastAsia="Times New Roman" w:cstheme="minorHAnsi"/>
                 <w:sz w:val="24"/>
                 <w:szCs w:val="24"/>
-                <w:lang w:val="en-BB" w:eastAsia="en-BB"/>
-              </w:rPr>
-            </w:pPr>
-            <w:proofErr w:type="gramStart"/>
-            <w:r>
-              <w:rPr>
-                <w:rFonts w:eastAsia="Times New Roman" w:cstheme="minorHAnsi"/>
-                <w:sz w:val="24"/>
-                <w:szCs w:val="24"/>
-                <w:lang w:val="en-BB" w:eastAsia="en-BB"/>
-              </w:rPr>
-              <w:t>VARCHAR(</w:t>
-            </w:r>
-            <w:proofErr w:type="gramEnd"/>
-            <w:r>
-              <w:rPr>
-                <w:rFonts w:eastAsia="Times New Roman" w:cstheme="minorHAnsi"/>
-                <w:sz w:val="24"/>
-                <w:szCs w:val="24"/>
-                <w:lang w:val="en-BB" w:eastAsia="en-BB"/>
-              </w:rPr>
-              <w:t>100)</w:t>
+                <w:lang/>
+              </w:rPr>
+            </w:pPr>
+            <w:r>
+              <w:rPr>
+                <w:rFonts w:eastAsia="Times New Roman" w:cstheme="minorHAnsi"/>
+                <w:sz w:val="24"/>
+                <w:szCs w:val="24"/>
+                <w:lang/>
+              </w:rPr>
+              <w:t>VARCHAR(100)</w:t>
             </w:r>
           </w:p>
         </w:tc>
@@ -899,15 +842,15 @@
                 <w:rFonts w:eastAsia="Times New Roman" w:cstheme="minorHAnsi"/>
                 <w:sz w:val="24"/>
                 <w:szCs w:val="24"/>
-                <w:lang w:val="en-BB" w:eastAsia="en-BB"/>
-              </w:rPr>
-            </w:pPr>
-            <w:r>
-              <w:rPr>
-                <w:rFonts w:eastAsia="Times New Roman" w:cstheme="minorHAnsi"/>
-                <w:sz w:val="24"/>
-                <w:szCs w:val="24"/>
-                <w:lang w:val="en-BB" w:eastAsia="en-BB"/>
+                <w:lang/>
+              </w:rPr>
+            </w:pPr>
+            <w:r>
+              <w:rPr>
+                <w:rFonts w:eastAsia="Times New Roman" w:cstheme="minorHAnsi"/>
+                <w:sz w:val="24"/>
+                <w:szCs w:val="24"/>
+                <w:lang/>
               </w:rPr>
               <w:t>Quốc gia</w:t>
             </w:r>
@@ -922,7 +865,7 @@
         <w:rPr>
           <w:b/>
           <w:bCs/>
-          <w:lang w:val="en-BB"/>
+          <w:lang/>
         </w:rPr>
       </w:pPr>
     </w:p>
@@ -933,14 +876,14 @@
         <w:rPr>
           <w:b/>
           <w:bCs/>
-          <w:lang w:val="en-BB"/>
-        </w:rPr>
-      </w:pPr>
-      <w:r>
-        <w:rPr>
-          <w:b/>
-          <w:bCs/>
-          <w:lang w:val="en-BB"/>
+          <w:lang/>
+        </w:rPr>
+      </w:pPr>
+      <w:r>
+        <w:rPr>
+          <w:b/>
+          <w:bCs/>
+          <w:lang/>
         </w:rPr>
         <w:t>Bảng Products (Sản phẩm)</w:t>
       </w:r>
@@ -991,7 +934,7 @@
                 <w:bCs/>
                 <w:sz w:val="24"/>
                 <w:szCs w:val="24"/>
-                <w:lang w:val="en-BB" w:eastAsia="en-BB"/>
+                <w:lang/>
               </w:rPr>
             </w:pPr>
             <w:r>
@@ -1001,7 +944,7 @@
                 <w:bCs/>
                 <w:sz w:val="24"/>
                 <w:szCs w:val="24"/>
-                <w:lang w:val="en-BB" w:eastAsia="en-BB"/>
+                <w:lang/>
               </w:rPr>
               <w:t>Field</w:t>
             </w:r>
@@ -1023,7 +966,7 @@
                 <w:bCs/>
                 <w:sz w:val="24"/>
                 <w:szCs w:val="24"/>
-                <w:lang w:val="en-BB" w:eastAsia="en-BB"/>
+                <w:lang/>
               </w:rPr>
             </w:pPr>
             <w:r>
@@ -1033,7 +976,7 @@
                 <w:bCs/>
                 <w:sz w:val="24"/>
                 <w:szCs w:val="24"/>
-                <w:lang w:val="en-BB" w:eastAsia="en-BB"/>
+                <w:lang/>
               </w:rPr>
               <w:t>Data Type</w:t>
             </w:r>
@@ -1055,7 +998,7 @@
                 <w:bCs/>
                 <w:sz w:val="24"/>
                 <w:szCs w:val="24"/>
-                <w:lang w:val="en-BB" w:eastAsia="en-BB"/>
+                <w:lang/>
               </w:rPr>
             </w:pPr>
             <w:r>
@@ -1065,7 +1008,7 @@
                 <w:bCs/>
                 <w:sz w:val="24"/>
                 <w:szCs w:val="24"/>
-                <w:lang w:val="en-BB" w:eastAsia="en-BB"/>
+                <w:lang/>
               </w:rPr>
               <w:t>Description</w:t>
             </w:r>
@@ -1089,15 +1032,15 @@
                 <w:rFonts w:eastAsia="Times New Roman" w:cstheme="minorHAnsi"/>
                 <w:sz w:val="24"/>
                 <w:szCs w:val="24"/>
-                <w:lang w:val="en-BB" w:eastAsia="en-BB"/>
-              </w:rPr>
-            </w:pPr>
-            <w:r>
-              <w:rPr>
-                <w:rFonts w:eastAsia="Times New Roman" w:cstheme="minorHAnsi"/>
-                <w:sz w:val="24"/>
-                <w:szCs w:val="24"/>
-                <w:lang w:val="en-BB" w:eastAsia="en-BB"/>
+                <w:lang/>
+              </w:rPr>
+            </w:pPr>
+            <w:r>
+              <w:rPr>
+                <w:rFonts w:eastAsia="Times New Roman" w:cstheme="minorHAnsi"/>
+                <w:sz w:val="24"/>
+                <w:szCs w:val="24"/>
+                <w:lang/>
               </w:rPr>
               <w:t>ProductID</w:t>
             </w:r>
@@ -1116,15 +1059,15 @@
                 <w:rFonts w:eastAsia="Times New Roman" w:cstheme="minorHAnsi"/>
                 <w:sz w:val="24"/>
                 <w:szCs w:val="24"/>
-                <w:lang w:val="en-BB" w:eastAsia="en-BB"/>
-              </w:rPr>
-            </w:pPr>
-            <w:r>
-              <w:rPr>
-                <w:rFonts w:eastAsia="Times New Roman" w:cstheme="minorHAnsi"/>
-                <w:sz w:val="24"/>
-                <w:szCs w:val="24"/>
-                <w:lang w:val="en-BB" w:eastAsia="en-BB"/>
+                <w:lang/>
+              </w:rPr>
+            </w:pPr>
+            <w:r>
+              <w:rPr>
+                <w:rFonts w:eastAsia="Times New Roman" w:cstheme="minorHAnsi"/>
+                <w:sz w:val="24"/>
+                <w:szCs w:val="24"/>
+                <w:lang/>
               </w:rPr>
               <w:t>INT (PK, AUTO_INCREMENT)</w:t>
             </w:r>
@@ -1143,15 +1086,15 @@
                 <w:rFonts w:eastAsia="Times New Roman" w:cstheme="minorHAnsi"/>
                 <w:sz w:val="24"/>
                 <w:szCs w:val="24"/>
-                <w:lang w:val="en-BB" w:eastAsia="en-BB"/>
-              </w:rPr>
-            </w:pPr>
-            <w:r>
-              <w:rPr>
-                <w:rFonts w:eastAsia="Times New Roman" w:cstheme="minorHAnsi"/>
-                <w:sz w:val="24"/>
-                <w:szCs w:val="24"/>
-                <w:lang w:val="en-BB" w:eastAsia="en-BB"/>
+                <w:lang/>
+              </w:rPr>
+            </w:pPr>
+            <w:r>
+              <w:rPr>
+                <w:rFonts w:eastAsia="Times New Roman" w:cstheme="minorHAnsi"/>
+                <w:sz w:val="24"/>
+                <w:szCs w:val="24"/>
+                <w:lang/>
               </w:rPr>
               <w:t>Mã sản phẩm (khóa chính)</w:t>
             </w:r>
@@ -1175,15 +1118,15 @@
                 <w:rFonts w:eastAsia="Times New Roman" w:cstheme="minorHAnsi"/>
                 <w:sz w:val="24"/>
                 <w:szCs w:val="24"/>
-                <w:lang w:val="en-BB" w:eastAsia="en-BB"/>
-              </w:rPr>
-            </w:pPr>
-            <w:r>
-              <w:rPr>
-                <w:rFonts w:eastAsia="Times New Roman" w:cstheme="minorHAnsi"/>
-                <w:sz w:val="24"/>
-                <w:szCs w:val="24"/>
-                <w:lang w:val="en-BB" w:eastAsia="en-BB"/>
+                <w:lang/>
+              </w:rPr>
+            </w:pPr>
+            <w:r>
+              <w:rPr>
+                <w:rFonts w:eastAsia="Times New Roman" w:cstheme="minorHAnsi"/>
+                <w:sz w:val="24"/>
+                <w:szCs w:val="24"/>
+                <w:lang/>
               </w:rPr>
               <w:t>ProductName</w:t>
             </w:r>
@@ -1202,28 +1145,17 @@
                 <w:rFonts w:eastAsia="Times New Roman" w:cstheme="minorHAnsi"/>
                 <w:sz w:val="24"/>
                 <w:szCs w:val="24"/>
-                <w:lang w:val="en-BB" w:eastAsia="en-BB"/>
-              </w:rPr>
-            </w:pPr>
-            <w:proofErr w:type="gramStart"/>
-            <w:r>
-              <w:rPr>
-                <w:rFonts w:eastAsia="Times New Roman" w:cstheme="minorHAnsi"/>
-                <w:sz w:val="24"/>
-                <w:szCs w:val="24"/>
-                <w:lang w:val="en-BB" w:eastAsia="en-BB"/>
-              </w:rPr>
-              <w:t>VARCHAR(</w:t>
-            </w:r>
-            <w:proofErr w:type="gramEnd"/>
-            <w:r>
-              <w:rPr>
-                <w:rFonts w:eastAsia="Times New Roman" w:cstheme="minorHAnsi"/>
-                <w:sz w:val="24"/>
-                <w:szCs w:val="24"/>
-                <w:lang w:val="en-BB" w:eastAsia="en-BB"/>
-              </w:rPr>
-              <w:t>255)</w:t>
+                <w:lang/>
+              </w:rPr>
+            </w:pPr>
+            <w:r>
+              <w:rPr>
+                <w:rFonts w:eastAsia="Times New Roman" w:cstheme="minorHAnsi"/>
+                <w:sz w:val="24"/>
+                <w:szCs w:val="24"/>
+                <w:lang/>
+              </w:rPr>
+              <w:t>VARCHAR(255)</w:t>
             </w:r>
           </w:p>
         </w:tc>
@@ -1240,15 +1172,15 @@
                 <w:rFonts w:eastAsia="Times New Roman" w:cstheme="minorHAnsi"/>
                 <w:sz w:val="24"/>
                 <w:szCs w:val="24"/>
-                <w:lang w:val="en-BB" w:eastAsia="en-BB"/>
-              </w:rPr>
-            </w:pPr>
-            <w:r>
-              <w:rPr>
-                <w:rFonts w:eastAsia="Times New Roman" w:cstheme="minorHAnsi"/>
-                <w:sz w:val="24"/>
-                <w:szCs w:val="24"/>
-                <w:lang w:val="en-BB" w:eastAsia="en-BB"/>
+                <w:lang/>
+              </w:rPr>
+            </w:pPr>
+            <w:r>
+              <w:rPr>
+                <w:rFonts w:eastAsia="Times New Roman" w:cstheme="minorHAnsi"/>
+                <w:sz w:val="24"/>
+                <w:szCs w:val="24"/>
+                <w:lang/>
               </w:rPr>
               <w:t>Tên sản phẩm</w:t>
             </w:r>
@@ -1272,15 +1204,15 @@
                 <w:rFonts w:eastAsia="Times New Roman" w:cstheme="minorHAnsi"/>
                 <w:sz w:val="24"/>
                 <w:szCs w:val="24"/>
-                <w:lang w:val="en-BB" w:eastAsia="en-BB"/>
-              </w:rPr>
-            </w:pPr>
-            <w:r>
-              <w:rPr>
-                <w:rFonts w:eastAsia="Times New Roman" w:cstheme="minorHAnsi"/>
-                <w:sz w:val="24"/>
-                <w:szCs w:val="24"/>
-                <w:lang w:val="en-BB" w:eastAsia="en-BB"/>
+                <w:lang/>
+              </w:rPr>
+            </w:pPr>
+            <w:r>
+              <w:rPr>
+                <w:rFonts w:eastAsia="Times New Roman" w:cstheme="minorHAnsi"/>
+                <w:sz w:val="24"/>
+                <w:szCs w:val="24"/>
+                <w:lang/>
               </w:rPr>
               <w:t>CategoryID</w:t>
             </w:r>
@@ -1299,15 +1231,15 @@
                 <w:rFonts w:eastAsia="Times New Roman" w:cstheme="minorHAnsi"/>
                 <w:sz w:val="24"/>
                 <w:szCs w:val="24"/>
-                <w:lang w:val="en-BB" w:eastAsia="en-BB"/>
-              </w:rPr>
-            </w:pPr>
-            <w:r>
-              <w:rPr>
-                <w:rFonts w:eastAsia="Times New Roman" w:cstheme="minorHAnsi"/>
-                <w:sz w:val="24"/>
-                <w:szCs w:val="24"/>
-                <w:lang w:val="en-BB" w:eastAsia="en-BB"/>
+                <w:lang/>
+              </w:rPr>
+            </w:pPr>
+            <w:r>
+              <w:rPr>
+                <w:rFonts w:eastAsia="Times New Roman" w:cstheme="minorHAnsi"/>
+                <w:sz w:val="24"/>
+                <w:szCs w:val="24"/>
+                <w:lang/>
               </w:rPr>
               <w:t>INT (FK)</w:t>
             </w:r>
@@ -1326,15 +1258,15 @@
                 <w:rFonts w:eastAsia="Times New Roman" w:cstheme="minorHAnsi"/>
                 <w:sz w:val="24"/>
                 <w:szCs w:val="24"/>
-                <w:lang w:val="en-BB" w:eastAsia="en-BB"/>
-              </w:rPr>
-            </w:pPr>
-            <w:r>
-              <w:rPr>
-                <w:rFonts w:eastAsia="Times New Roman" w:cstheme="minorHAnsi"/>
-                <w:sz w:val="24"/>
-                <w:szCs w:val="24"/>
-                <w:lang w:val="en-BB" w:eastAsia="en-BB"/>
+                <w:lang/>
+              </w:rPr>
+            </w:pPr>
+            <w:r>
+              <w:rPr>
+                <w:rFonts w:eastAsia="Times New Roman" w:cstheme="minorHAnsi"/>
+                <w:sz w:val="24"/>
+                <w:szCs w:val="24"/>
+                <w:lang/>
               </w:rPr>
               <w:t>Mã danh mục sản phẩm (liên kết Categories)</w:t>
             </w:r>
@@ -1358,15 +1290,15 @@
                 <w:rFonts w:eastAsia="Times New Roman" w:cstheme="minorHAnsi"/>
                 <w:sz w:val="24"/>
                 <w:szCs w:val="24"/>
-                <w:lang w:val="en-BB" w:eastAsia="en-BB"/>
-              </w:rPr>
-            </w:pPr>
-            <w:r>
-              <w:rPr>
-                <w:rFonts w:eastAsia="Times New Roman" w:cstheme="minorHAnsi"/>
-                <w:sz w:val="24"/>
-                <w:szCs w:val="24"/>
-                <w:lang w:val="en-BB" w:eastAsia="en-BB"/>
+                <w:lang/>
+              </w:rPr>
+            </w:pPr>
+            <w:r>
+              <w:rPr>
+                <w:rFonts w:eastAsia="Times New Roman" w:cstheme="minorHAnsi"/>
+                <w:sz w:val="24"/>
+                <w:szCs w:val="24"/>
+                <w:lang/>
               </w:rPr>
               <w:t>Price</w:t>
             </w:r>
@@ -1385,28 +1317,17 @@
                 <w:rFonts w:eastAsia="Times New Roman" w:cstheme="minorHAnsi"/>
                 <w:sz w:val="24"/>
                 <w:szCs w:val="24"/>
-                <w:lang w:val="en-BB" w:eastAsia="en-BB"/>
-              </w:rPr>
-            </w:pPr>
-            <w:proofErr w:type="gramStart"/>
-            <w:r>
-              <w:rPr>
-                <w:rFonts w:eastAsia="Times New Roman" w:cstheme="minorHAnsi"/>
-                <w:sz w:val="24"/>
-                <w:szCs w:val="24"/>
-                <w:lang w:val="en-BB" w:eastAsia="en-BB"/>
-              </w:rPr>
-              <w:t>DECIMAL(</w:t>
-            </w:r>
-            <w:proofErr w:type="gramEnd"/>
-            <w:r>
-              <w:rPr>
-                <w:rFonts w:eastAsia="Times New Roman" w:cstheme="minorHAnsi"/>
-                <w:sz w:val="24"/>
-                <w:szCs w:val="24"/>
-                <w:lang w:val="en-BB" w:eastAsia="en-BB"/>
-              </w:rPr>
-              <w:t>10,2)</w:t>
+                <w:lang/>
+              </w:rPr>
+            </w:pPr>
+            <w:r>
+              <w:rPr>
+                <w:rFonts w:eastAsia="Times New Roman" w:cstheme="minorHAnsi"/>
+                <w:sz w:val="24"/>
+                <w:szCs w:val="24"/>
+                <w:lang/>
+              </w:rPr>
+              <w:t>DECIMAL(10,2)</w:t>
             </w:r>
           </w:p>
         </w:tc>
@@ -1423,15 +1344,15 @@
                 <w:rFonts w:eastAsia="Times New Roman" w:cstheme="minorHAnsi"/>
                 <w:sz w:val="24"/>
                 <w:szCs w:val="24"/>
-                <w:lang w:val="en-BB" w:eastAsia="en-BB"/>
-              </w:rPr>
-            </w:pPr>
-            <w:r>
-              <w:rPr>
-                <w:rFonts w:eastAsia="Times New Roman" w:cstheme="minorHAnsi"/>
-                <w:sz w:val="24"/>
-                <w:szCs w:val="24"/>
-                <w:lang w:val="en-BB" w:eastAsia="en-BB"/>
+                <w:lang/>
+              </w:rPr>
+            </w:pPr>
+            <w:r>
+              <w:rPr>
+                <w:rFonts w:eastAsia="Times New Roman" w:cstheme="minorHAnsi"/>
+                <w:sz w:val="24"/>
+                <w:szCs w:val="24"/>
+                <w:lang/>
               </w:rPr>
               <w:t>Giá sản phẩm</w:t>
             </w:r>
@@ -1455,15 +1376,15 @@
                 <w:rFonts w:eastAsia="Times New Roman" w:cstheme="minorHAnsi"/>
                 <w:sz w:val="24"/>
                 <w:szCs w:val="24"/>
-                <w:lang w:val="en-BB" w:eastAsia="en-BB"/>
-              </w:rPr>
-            </w:pPr>
-            <w:r>
-              <w:rPr>
-                <w:rFonts w:eastAsia="Times New Roman" w:cstheme="minorHAnsi"/>
-                <w:sz w:val="24"/>
-                <w:szCs w:val="24"/>
-                <w:lang w:val="en-BB" w:eastAsia="en-BB"/>
+                <w:lang/>
+              </w:rPr>
+            </w:pPr>
+            <w:r>
+              <w:rPr>
+                <w:rFonts w:eastAsia="Times New Roman" w:cstheme="minorHAnsi"/>
+                <w:sz w:val="24"/>
+                <w:szCs w:val="24"/>
+                <w:lang/>
               </w:rPr>
               <w:t>Stock</w:t>
             </w:r>
@@ -1482,15 +1403,15 @@
                 <w:rFonts w:eastAsia="Times New Roman" w:cstheme="minorHAnsi"/>
                 <w:sz w:val="24"/>
                 <w:szCs w:val="24"/>
-                <w:lang w:val="en-BB" w:eastAsia="en-BB"/>
-              </w:rPr>
-            </w:pPr>
-            <w:r>
-              <w:rPr>
-                <w:rFonts w:eastAsia="Times New Roman" w:cstheme="minorHAnsi"/>
-                <w:sz w:val="24"/>
-                <w:szCs w:val="24"/>
-                <w:lang w:val="en-BB" w:eastAsia="en-BB"/>
+                <w:lang/>
+              </w:rPr>
+            </w:pPr>
+            <w:r>
+              <w:rPr>
+                <w:rFonts w:eastAsia="Times New Roman" w:cstheme="minorHAnsi"/>
+                <w:sz w:val="24"/>
+                <w:szCs w:val="24"/>
+                <w:lang/>
               </w:rPr>
               <w:t>INT</w:t>
             </w:r>
@@ -1509,15 +1430,15 @@
                 <w:rFonts w:eastAsia="Times New Roman" w:cstheme="minorHAnsi"/>
                 <w:sz w:val="24"/>
                 <w:szCs w:val="24"/>
-                <w:lang w:val="en-BB" w:eastAsia="en-BB"/>
-              </w:rPr>
-            </w:pPr>
-            <w:r>
-              <w:rPr>
-                <w:rFonts w:eastAsia="Times New Roman" w:cstheme="minorHAnsi"/>
-                <w:sz w:val="24"/>
-                <w:szCs w:val="24"/>
-                <w:lang w:val="en-BB" w:eastAsia="en-BB"/>
+                <w:lang/>
+              </w:rPr>
+            </w:pPr>
+            <w:r>
+              <w:rPr>
+                <w:rFonts w:eastAsia="Times New Roman" w:cstheme="minorHAnsi"/>
+                <w:sz w:val="24"/>
+                <w:szCs w:val="24"/>
+                <w:lang/>
               </w:rPr>
               <w:t>Số lượng tồn kho</w:t>
             </w:r>
@@ -1541,15 +1462,15 @@
                 <w:rFonts w:eastAsia="Times New Roman" w:cstheme="minorHAnsi"/>
                 <w:sz w:val="24"/>
                 <w:szCs w:val="24"/>
-                <w:lang w:val="en-BB" w:eastAsia="en-BB"/>
-              </w:rPr>
-            </w:pPr>
-            <w:r>
-              <w:rPr>
-                <w:rFonts w:eastAsia="Times New Roman" w:cstheme="minorHAnsi"/>
-                <w:sz w:val="24"/>
-                <w:szCs w:val="24"/>
-                <w:lang w:val="en-BB" w:eastAsia="en-BB"/>
+                <w:lang/>
+              </w:rPr>
+            </w:pPr>
+            <w:r>
+              <w:rPr>
+                <w:rFonts w:eastAsia="Times New Roman" w:cstheme="minorHAnsi"/>
+                <w:sz w:val="24"/>
+                <w:szCs w:val="24"/>
+                <w:lang/>
               </w:rPr>
               <w:t>Description</w:t>
             </w:r>
@@ -1568,15 +1489,15 @@
                 <w:rFonts w:eastAsia="Times New Roman" w:cstheme="minorHAnsi"/>
                 <w:sz w:val="24"/>
                 <w:szCs w:val="24"/>
-                <w:lang w:val="en-BB" w:eastAsia="en-BB"/>
-              </w:rPr>
-            </w:pPr>
-            <w:r>
-              <w:rPr>
-                <w:rFonts w:eastAsia="Times New Roman" w:cstheme="minorHAnsi"/>
-                <w:sz w:val="24"/>
-                <w:szCs w:val="24"/>
-                <w:lang w:val="en-BB" w:eastAsia="en-BB"/>
+                <w:lang/>
+              </w:rPr>
+            </w:pPr>
+            <w:r>
+              <w:rPr>
+                <w:rFonts w:eastAsia="Times New Roman" w:cstheme="minorHAnsi"/>
+                <w:sz w:val="24"/>
+                <w:szCs w:val="24"/>
+                <w:lang/>
               </w:rPr>
               <w:t>TEXT</w:t>
             </w:r>
@@ -1595,15 +1516,15 @@
                 <w:rFonts w:eastAsia="Times New Roman" w:cstheme="minorHAnsi"/>
                 <w:sz w:val="24"/>
                 <w:szCs w:val="24"/>
-                <w:lang w:val="en-BB" w:eastAsia="en-BB"/>
-              </w:rPr>
-            </w:pPr>
-            <w:r>
-              <w:rPr>
-                <w:rFonts w:eastAsia="Times New Roman" w:cstheme="minorHAnsi"/>
-                <w:sz w:val="24"/>
-                <w:szCs w:val="24"/>
-                <w:lang w:val="en-BB" w:eastAsia="en-BB"/>
+                <w:lang/>
+              </w:rPr>
+            </w:pPr>
+            <w:r>
+              <w:rPr>
+                <w:rFonts w:eastAsia="Times New Roman" w:cstheme="minorHAnsi"/>
+                <w:sz w:val="24"/>
+                <w:szCs w:val="24"/>
+                <w:lang/>
               </w:rPr>
               <w:t>Mô tả sản phẩm</w:t>
             </w:r>
@@ -1618,7 +1539,7 @@
         <w:rPr>
           <w:b/>
           <w:bCs/>
-          <w:lang w:val="en-BB"/>
+          <w:lang/>
         </w:rPr>
       </w:pPr>
     </w:p>
@@ -1629,14 +1550,14 @@
         <w:rPr>
           <w:b/>
           <w:bCs/>
-          <w:lang w:val="en-BB"/>
-        </w:rPr>
-      </w:pPr>
-      <w:r>
-        <w:rPr>
-          <w:b/>
-          <w:bCs/>
-          <w:lang w:val="en-BB"/>
+          <w:lang/>
+        </w:rPr>
+      </w:pPr>
+      <w:r>
+        <w:rPr>
+          <w:b/>
+          <w:bCs/>
+          <w:lang/>
         </w:rPr>
         <w:t>Bảng Categories (Danh mục sản phẩm)</w:t>
       </w:r>
@@ -1687,7 +1608,7 @@
                 <w:bCs/>
                 <w:sz w:val="24"/>
                 <w:szCs w:val="24"/>
-                <w:lang w:val="en-BB" w:eastAsia="en-BB"/>
+                <w:lang/>
               </w:rPr>
             </w:pPr>
             <w:r>
@@ -1697,7 +1618,7 @@
                 <w:bCs/>
                 <w:sz w:val="24"/>
                 <w:szCs w:val="24"/>
-                <w:lang w:val="en-BB" w:eastAsia="en-BB"/>
+                <w:lang/>
               </w:rPr>
               <w:t>Field</w:t>
             </w:r>
@@ -1719,7 +1640,7 @@
                 <w:bCs/>
                 <w:sz w:val="24"/>
                 <w:szCs w:val="24"/>
-                <w:lang w:val="en-BB" w:eastAsia="en-BB"/>
+                <w:lang/>
               </w:rPr>
             </w:pPr>
             <w:r>
@@ -1729,7 +1650,7 @@
                 <w:bCs/>
                 <w:sz w:val="24"/>
                 <w:szCs w:val="24"/>
-                <w:lang w:val="en-BB" w:eastAsia="en-BB"/>
+                <w:lang/>
               </w:rPr>
               <w:t>Data Type</w:t>
             </w:r>
@@ -1751,7 +1672,7 @@
                 <w:bCs/>
                 <w:sz w:val="24"/>
                 <w:szCs w:val="24"/>
-                <w:lang w:val="en-BB" w:eastAsia="en-BB"/>
+                <w:lang/>
               </w:rPr>
             </w:pPr>
             <w:r>
@@ -1761,7 +1682,7 @@
                 <w:bCs/>
                 <w:sz w:val="24"/>
                 <w:szCs w:val="24"/>
-                <w:lang w:val="en-BB" w:eastAsia="en-BB"/>
+                <w:lang/>
               </w:rPr>
               <w:t>Description</w:t>
             </w:r>
@@ -1786,15 +1707,15 @@
                 <w:rFonts w:eastAsia="Times New Roman" w:cstheme="minorHAnsi"/>
                 <w:sz w:val="24"/>
                 <w:szCs w:val="24"/>
-                <w:lang w:val="en-BB" w:eastAsia="en-BB"/>
-              </w:rPr>
-            </w:pPr>
-            <w:r>
-              <w:rPr>
-                <w:rFonts w:eastAsia="Times New Roman" w:cstheme="minorHAnsi"/>
-                <w:sz w:val="24"/>
-                <w:szCs w:val="24"/>
-                <w:lang w:val="en-BB" w:eastAsia="en-BB"/>
+                <w:lang/>
+              </w:rPr>
+            </w:pPr>
+            <w:r>
+              <w:rPr>
+                <w:rFonts w:eastAsia="Times New Roman" w:cstheme="minorHAnsi"/>
+                <w:sz w:val="24"/>
+                <w:szCs w:val="24"/>
+                <w:lang/>
               </w:rPr>
               <w:t>CategoryID</w:t>
             </w:r>
@@ -1814,15 +1735,15 @@
                 <w:rFonts w:eastAsia="Times New Roman" w:cstheme="minorHAnsi"/>
                 <w:sz w:val="24"/>
                 <w:szCs w:val="24"/>
-                <w:lang w:val="en-BB" w:eastAsia="en-BB"/>
-              </w:rPr>
-            </w:pPr>
-            <w:r>
-              <w:rPr>
-                <w:rFonts w:eastAsia="Times New Roman" w:cstheme="minorHAnsi"/>
-                <w:sz w:val="24"/>
-                <w:szCs w:val="24"/>
-                <w:lang w:val="en-BB" w:eastAsia="en-BB"/>
+                <w:lang/>
+              </w:rPr>
+            </w:pPr>
+            <w:r>
+              <w:rPr>
+                <w:rFonts w:eastAsia="Times New Roman" w:cstheme="minorHAnsi"/>
+                <w:sz w:val="24"/>
+                <w:szCs w:val="24"/>
+                <w:lang/>
               </w:rPr>
               <w:t>INT (PK, AUTO_INCREMENT)</w:t>
             </w:r>
@@ -1842,15 +1763,15 @@
                 <w:rFonts w:eastAsia="Times New Roman" w:cstheme="minorHAnsi"/>
                 <w:sz w:val="24"/>
                 <w:szCs w:val="24"/>
-                <w:lang w:val="en-BB" w:eastAsia="en-BB"/>
-              </w:rPr>
-            </w:pPr>
-            <w:r>
-              <w:rPr>
-                <w:rFonts w:eastAsia="Times New Roman" w:cstheme="minorHAnsi"/>
-                <w:sz w:val="24"/>
-                <w:szCs w:val="24"/>
-                <w:lang w:val="en-BB" w:eastAsia="en-BB"/>
+                <w:lang/>
+              </w:rPr>
+            </w:pPr>
+            <w:r>
+              <w:rPr>
+                <w:rFonts w:eastAsia="Times New Roman" w:cstheme="minorHAnsi"/>
+                <w:sz w:val="24"/>
+                <w:szCs w:val="24"/>
+                <w:lang/>
               </w:rPr>
               <w:t>Mã danh mục sản phẩm</w:t>
             </w:r>
@@ -1875,15 +1796,15 @@
                 <w:rFonts w:eastAsia="Times New Roman" w:cstheme="minorHAnsi"/>
                 <w:sz w:val="24"/>
                 <w:szCs w:val="24"/>
-                <w:lang w:val="en-BB" w:eastAsia="en-BB"/>
-              </w:rPr>
-            </w:pPr>
-            <w:r>
-              <w:rPr>
-                <w:rFonts w:eastAsia="Times New Roman" w:cstheme="minorHAnsi"/>
-                <w:sz w:val="24"/>
-                <w:szCs w:val="24"/>
-                <w:lang w:val="en-BB" w:eastAsia="en-BB"/>
+                <w:lang/>
+              </w:rPr>
+            </w:pPr>
+            <w:r>
+              <w:rPr>
+                <w:rFonts w:eastAsia="Times New Roman" w:cstheme="minorHAnsi"/>
+                <w:sz w:val="24"/>
+                <w:szCs w:val="24"/>
+                <w:lang/>
               </w:rPr>
               <w:t>CategoryName</w:t>
             </w:r>
@@ -1903,28 +1824,17 @@
                 <w:rFonts w:eastAsia="Times New Roman" w:cstheme="minorHAnsi"/>
                 <w:sz w:val="24"/>
                 <w:szCs w:val="24"/>
-                <w:lang w:val="en-BB" w:eastAsia="en-BB"/>
-              </w:rPr>
-            </w:pPr>
-            <w:proofErr w:type="gramStart"/>
-            <w:r>
-              <w:rPr>
-                <w:rFonts w:eastAsia="Times New Roman" w:cstheme="minorHAnsi"/>
-                <w:sz w:val="24"/>
-                <w:szCs w:val="24"/>
-                <w:lang w:val="en-BB" w:eastAsia="en-BB"/>
-              </w:rPr>
-              <w:t>VARCHAR(</w:t>
-            </w:r>
-            <w:proofErr w:type="gramEnd"/>
-            <w:r>
-              <w:rPr>
-                <w:rFonts w:eastAsia="Times New Roman" w:cstheme="minorHAnsi"/>
-                <w:sz w:val="24"/>
-                <w:szCs w:val="24"/>
-                <w:lang w:val="en-BB" w:eastAsia="en-BB"/>
-              </w:rPr>
-              <w:t>255)</w:t>
+                <w:lang/>
+              </w:rPr>
+            </w:pPr>
+            <w:r>
+              <w:rPr>
+                <w:rFonts w:eastAsia="Times New Roman" w:cstheme="minorHAnsi"/>
+                <w:sz w:val="24"/>
+                <w:szCs w:val="24"/>
+                <w:lang/>
+              </w:rPr>
+              <w:t>VARCHAR(255)</w:t>
             </w:r>
           </w:p>
         </w:tc>
@@ -1942,15 +1852,15 @@
                 <w:rFonts w:eastAsia="Times New Roman" w:cstheme="minorHAnsi"/>
                 <w:sz w:val="24"/>
                 <w:szCs w:val="24"/>
-                <w:lang w:val="en-BB" w:eastAsia="en-BB"/>
-              </w:rPr>
-            </w:pPr>
-            <w:r>
-              <w:rPr>
-                <w:rFonts w:eastAsia="Times New Roman" w:cstheme="minorHAnsi"/>
-                <w:sz w:val="24"/>
-                <w:szCs w:val="24"/>
-                <w:lang w:val="en-BB" w:eastAsia="en-BB"/>
+                <w:lang/>
+              </w:rPr>
+            </w:pPr>
+            <w:r>
+              <w:rPr>
+                <w:rFonts w:eastAsia="Times New Roman" w:cstheme="minorHAnsi"/>
+                <w:sz w:val="24"/>
+                <w:szCs w:val="24"/>
+                <w:lang/>
               </w:rPr>
               <w:t>Tên danh mục sản phẩm</w:t>
             </w:r>
@@ -1963,7 +1873,7 @@
         <w:rPr>
           <w:b/>
           <w:bCs/>
-          <w:lang w:val="en-BB"/>
+          <w:lang/>
         </w:rPr>
       </w:pPr>
       <w:r>
@@ -1971,7 +1881,7 @@
           <w:rFonts w:ascii="Segoe UI Emoji" w:hAnsi="Segoe UI Emoji" w:cs="Segoe UI Emoji"/>
           <w:b/>
           <w:bCs/>
-          <w:lang w:val="en-BB"/>
+          <w:lang/>
         </w:rPr>
         <w:t>📌</w:t>
       </w:r>
@@ -1979,26 +1889,26 @@
         <w:rPr>
           <w:b/>
           <w:bCs/>
-          <w:lang w:val="en-BB"/>
+          <w:lang/>
         </w:rPr>
         <w:t xml:space="preserve"> Liên kết: </w:t>
       </w:r>
       <w:r>
         <w:rPr>
-          <w:lang w:val="en-BB"/>
+          <w:lang/>
         </w:rPr>
         <w:t xml:space="preserve">Products.CategoryID </w:t>
       </w:r>
       <w:r>
         <w:rPr>
           <w:rFonts w:ascii="Segoe UI Symbol" w:hAnsi="Segoe UI Symbol" w:cs="Segoe UI Symbol"/>
-          <w:lang w:val="en-BB"/>
+          <w:lang/>
         </w:rPr>
         <w:t>➝</w:t>
       </w:r>
       <w:r>
         <w:rPr>
-          <w:lang w:val="en-BB"/>
+          <w:lang/>
         </w:rPr>
         <w:t xml:space="preserve"> Categories.CategoryID</w:t>
       </w:r>
@@ -2008,23 +1918,23 @@
         <w:rPr>
           <w:b/>
           <w:bCs/>
-          <w:lang w:val="en-BB"/>
-        </w:rPr>
-      </w:pPr>
-    </w:p>
-    <w:p>
-      <w:pPr>
-        <w:rPr>
-          <w:b/>
-          <w:bCs/>
-          <w:lang w:val="en-BB"/>
-        </w:rPr>
-      </w:pPr>
-      <w:r>
-        <w:rPr>
-          <w:b/>
-          <w:bCs/>
-          <w:lang w:val="en-BB"/>
+          <w:lang/>
+        </w:rPr>
+      </w:pPr>
+    </w:p>
+    <w:p>
+      <w:pPr>
+        <w:rPr>
+          <w:b/>
+          <w:bCs/>
+          <w:lang/>
+        </w:rPr>
+      </w:pPr>
+      <w:r>
+        <w:rPr>
+          <w:b/>
+          <w:bCs/>
+          <w:lang/>
         </w:rPr>
         <w:t>Bảng Orders (Đơn hàng)</w:t>
       </w:r>
@@ -2075,7 +1985,7 @@
                 <w:bCs/>
                 <w:sz w:val="24"/>
                 <w:szCs w:val="24"/>
-                <w:lang w:val="en-BB" w:eastAsia="en-BB"/>
+                <w:lang/>
               </w:rPr>
             </w:pPr>
             <w:r>
@@ -2085,7 +1995,7 @@
                 <w:bCs/>
                 <w:sz w:val="24"/>
                 <w:szCs w:val="24"/>
-                <w:lang w:val="en-BB" w:eastAsia="en-BB"/>
+                <w:lang/>
               </w:rPr>
               <w:t>Field</w:t>
             </w:r>
@@ -2107,7 +2017,7 @@
                 <w:bCs/>
                 <w:sz w:val="24"/>
                 <w:szCs w:val="24"/>
-                <w:lang w:val="en-BB" w:eastAsia="en-BB"/>
+                <w:lang/>
               </w:rPr>
             </w:pPr>
             <w:r>
@@ -2117,7 +2027,7 @@
                 <w:bCs/>
                 <w:sz w:val="24"/>
                 <w:szCs w:val="24"/>
-                <w:lang w:val="en-BB" w:eastAsia="en-BB"/>
+                <w:lang/>
               </w:rPr>
               <w:t>Data Type</w:t>
             </w:r>
@@ -2139,7 +2049,7 @@
                 <w:bCs/>
                 <w:sz w:val="24"/>
                 <w:szCs w:val="24"/>
-                <w:lang w:val="en-BB" w:eastAsia="en-BB"/>
+                <w:lang/>
               </w:rPr>
             </w:pPr>
             <w:r>
@@ -2149,7 +2059,7 @@
                 <w:bCs/>
                 <w:sz w:val="24"/>
                 <w:szCs w:val="24"/>
-                <w:lang w:val="en-BB" w:eastAsia="en-BB"/>
+                <w:lang/>
               </w:rPr>
               <w:t>Description</w:t>
             </w:r>
@@ -2173,15 +2083,15 @@
                 <w:rFonts w:eastAsia="Times New Roman" w:cstheme="minorHAnsi"/>
                 <w:sz w:val="24"/>
                 <w:szCs w:val="24"/>
-                <w:lang w:val="en-BB" w:eastAsia="en-BB"/>
-              </w:rPr>
-            </w:pPr>
-            <w:r>
-              <w:rPr>
-                <w:rFonts w:eastAsia="Times New Roman" w:cstheme="minorHAnsi"/>
-                <w:sz w:val="24"/>
-                <w:szCs w:val="24"/>
-                <w:lang w:val="en-BB" w:eastAsia="en-BB"/>
+                <w:lang/>
+              </w:rPr>
+            </w:pPr>
+            <w:r>
+              <w:rPr>
+                <w:rFonts w:eastAsia="Times New Roman" w:cstheme="minorHAnsi"/>
+                <w:sz w:val="24"/>
+                <w:szCs w:val="24"/>
+                <w:lang/>
               </w:rPr>
               <w:t>OrderID</w:t>
             </w:r>
@@ -2200,15 +2110,15 @@
                 <w:rFonts w:eastAsia="Times New Roman" w:cstheme="minorHAnsi"/>
                 <w:sz w:val="24"/>
                 <w:szCs w:val="24"/>
-                <w:lang w:val="en-BB" w:eastAsia="en-BB"/>
-              </w:rPr>
-            </w:pPr>
-            <w:r>
-              <w:rPr>
-                <w:rFonts w:eastAsia="Times New Roman" w:cstheme="minorHAnsi"/>
-                <w:sz w:val="24"/>
-                <w:szCs w:val="24"/>
-                <w:lang w:val="en-BB" w:eastAsia="en-BB"/>
+                <w:lang/>
+              </w:rPr>
+            </w:pPr>
+            <w:r>
+              <w:rPr>
+                <w:rFonts w:eastAsia="Times New Roman" w:cstheme="minorHAnsi"/>
+                <w:sz w:val="24"/>
+                <w:szCs w:val="24"/>
+                <w:lang/>
               </w:rPr>
               <w:t>INT (PK, AUTO_INCREMENT)</w:t>
             </w:r>
@@ -2227,15 +2137,15 @@
                 <w:rFonts w:eastAsia="Times New Roman" w:cstheme="minorHAnsi"/>
                 <w:sz w:val="24"/>
                 <w:szCs w:val="24"/>
-                <w:lang w:val="en-BB" w:eastAsia="en-BB"/>
-              </w:rPr>
-            </w:pPr>
-            <w:r>
-              <w:rPr>
-                <w:rFonts w:eastAsia="Times New Roman" w:cstheme="minorHAnsi"/>
-                <w:sz w:val="24"/>
-                <w:szCs w:val="24"/>
-                <w:lang w:val="en-BB" w:eastAsia="en-BB"/>
+                <w:lang/>
+              </w:rPr>
+            </w:pPr>
+            <w:r>
+              <w:rPr>
+                <w:rFonts w:eastAsia="Times New Roman" w:cstheme="minorHAnsi"/>
+                <w:sz w:val="24"/>
+                <w:szCs w:val="24"/>
+                <w:lang/>
               </w:rPr>
               <w:t>Mã đơn hàng (khóa chính)</w:t>
             </w:r>
@@ -2259,15 +2169,15 @@
                 <w:rFonts w:eastAsia="Times New Roman" w:cstheme="minorHAnsi"/>
                 <w:sz w:val="24"/>
                 <w:szCs w:val="24"/>
-                <w:lang w:val="en-BB" w:eastAsia="en-BB"/>
-              </w:rPr>
-            </w:pPr>
-            <w:r>
-              <w:rPr>
-                <w:rFonts w:eastAsia="Times New Roman" w:cstheme="minorHAnsi"/>
-                <w:sz w:val="24"/>
-                <w:szCs w:val="24"/>
-                <w:lang w:val="en-BB" w:eastAsia="en-BB"/>
+                <w:lang/>
+              </w:rPr>
+            </w:pPr>
+            <w:r>
+              <w:rPr>
+                <w:rFonts w:eastAsia="Times New Roman" w:cstheme="minorHAnsi"/>
+                <w:sz w:val="24"/>
+                <w:szCs w:val="24"/>
+                <w:lang/>
               </w:rPr>
               <w:t>CustomerID</w:t>
             </w:r>
@@ -2286,15 +2196,15 @@
                 <w:rFonts w:eastAsia="Times New Roman" w:cstheme="minorHAnsi"/>
                 <w:sz w:val="24"/>
                 <w:szCs w:val="24"/>
-                <w:lang w:val="en-BB" w:eastAsia="en-BB"/>
-              </w:rPr>
-            </w:pPr>
-            <w:r>
-              <w:rPr>
-                <w:rFonts w:eastAsia="Times New Roman" w:cstheme="minorHAnsi"/>
-                <w:sz w:val="24"/>
-                <w:szCs w:val="24"/>
-                <w:lang w:val="en-BB" w:eastAsia="en-BB"/>
+                <w:lang/>
+              </w:rPr>
+            </w:pPr>
+            <w:r>
+              <w:rPr>
+                <w:rFonts w:eastAsia="Times New Roman" w:cstheme="minorHAnsi"/>
+                <w:sz w:val="24"/>
+                <w:szCs w:val="24"/>
+                <w:lang/>
               </w:rPr>
               <w:t>INT (FK)</w:t>
             </w:r>
@@ -2313,15 +2223,15 @@
                 <w:rFonts w:eastAsia="Times New Roman" w:cstheme="minorHAnsi"/>
                 <w:sz w:val="24"/>
                 <w:szCs w:val="24"/>
-                <w:lang w:val="en-BB" w:eastAsia="en-BB"/>
-              </w:rPr>
-            </w:pPr>
-            <w:r>
-              <w:rPr>
-                <w:rFonts w:eastAsia="Times New Roman" w:cstheme="minorHAnsi"/>
-                <w:sz w:val="24"/>
-                <w:szCs w:val="24"/>
-                <w:lang w:val="en-BB" w:eastAsia="en-BB"/>
+                <w:lang/>
+              </w:rPr>
+            </w:pPr>
+            <w:r>
+              <w:rPr>
+                <w:rFonts w:eastAsia="Times New Roman" w:cstheme="minorHAnsi"/>
+                <w:sz w:val="24"/>
+                <w:szCs w:val="24"/>
+                <w:lang/>
               </w:rPr>
               <w:t>Mã khách hàng (liên kết Customers)</w:t>
             </w:r>
@@ -2345,15 +2255,15 @@
                 <w:rFonts w:eastAsia="Times New Roman" w:cstheme="minorHAnsi"/>
                 <w:sz w:val="24"/>
                 <w:szCs w:val="24"/>
-                <w:lang w:val="en-BB" w:eastAsia="en-BB"/>
-              </w:rPr>
-            </w:pPr>
-            <w:r>
-              <w:rPr>
-                <w:rFonts w:eastAsia="Times New Roman" w:cstheme="minorHAnsi"/>
-                <w:sz w:val="24"/>
-                <w:szCs w:val="24"/>
-                <w:lang w:val="en-BB" w:eastAsia="en-BB"/>
+                <w:lang/>
+              </w:rPr>
+            </w:pPr>
+            <w:r>
+              <w:rPr>
+                <w:rFonts w:eastAsia="Times New Roman" w:cstheme="minorHAnsi"/>
+                <w:sz w:val="24"/>
+                <w:szCs w:val="24"/>
+                <w:lang/>
               </w:rPr>
               <w:t>OrderDate</w:t>
             </w:r>
@@ -2372,15 +2282,15 @@
                 <w:rFonts w:eastAsia="Times New Roman" w:cstheme="minorHAnsi"/>
                 <w:sz w:val="24"/>
                 <w:szCs w:val="24"/>
-                <w:lang w:val="en-BB" w:eastAsia="en-BB"/>
-              </w:rPr>
-            </w:pPr>
-            <w:r>
-              <w:rPr>
-                <w:rFonts w:eastAsia="Times New Roman" w:cstheme="minorHAnsi"/>
-                <w:sz w:val="24"/>
-                <w:szCs w:val="24"/>
-                <w:lang w:val="en-BB" w:eastAsia="en-BB"/>
+                <w:lang/>
+              </w:rPr>
+            </w:pPr>
+            <w:r>
+              <w:rPr>
+                <w:rFonts w:eastAsia="Times New Roman" w:cstheme="minorHAnsi"/>
+                <w:sz w:val="24"/>
+                <w:szCs w:val="24"/>
+                <w:lang/>
               </w:rPr>
               <w:t>DATETIME</w:t>
             </w:r>
@@ -2399,15 +2309,15 @@
                 <w:rFonts w:eastAsia="Times New Roman" w:cstheme="minorHAnsi"/>
                 <w:sz w:val="24"/>
                 <w:szCs w:val="24"/>
-                <w:lang w:val="en-BB" w:eastAsia="en-BB"/>
-              </w:rPr>
-            </w:pPr>
-            <w:r>
-              <w:rPr>
-                <w:rFonts w:eastAsia="Times New Roman" w:cstheme="minorHAnsi"/>
-                <w:sz w:val="24"/>
-                <w:szCs w:val="24"/>
-                <w:lang w:val="en-BB" w:eastAsia="en-BB"/>
+                <w:lang/>
+              </w:rPr>
+            </w:pPr>
+            <w:r>
+              <w:rPr>
+                <w:rFonts w:eastAsia="Times New Roman" w:cstheme="minorHAnsi"/>
+                <w:sz w:val="24"/>
+                <w:szCs w:val="24"/>
+                <w:lang/>
               </w:rPr>
               <w:t>Ngày đặt hàng</w:t>
             </w:r>
@@ -2431,15 +2341,15 @@
                 <w:rFonts w:eastAsia="Times New Roman" w:cstheme="minorHAnsi"/>
                 <w:sz w:val="24"/>
                 <w:szCs w:val="24"/>
-                <w:lang w:val="en-BB" w:eastAsia="en-BB"/>
-              </w:rPr>
-            </w:pPr>
-            <w:r>
-              <w:rPr>
-                <w:rFonts w:eastAsia="Times New Roman" w:cstheme="minorHAnsi"/>
-                <w:sz w:val="24"/>
-                <w:szCs w:val="24"/>
-                <w:lang w:val="en-BB" w:eastAsia="en-BB"/>
+                <w:lang/>
+              </w:rPr>
+            </w:pPr>
+            <w:r>
+              <w:rPr>
+                <w:rFonts w:eastAsia="Times New Roman" w:cstheme="minorHAnsi"/>
+                <w:sz w:val="24"/>
+                <w:szCs w:val="24"/>
+                <w:lang/>
               </w:rPr>
               <w:lastRenderedPageBreak/>
               <w:t>TotalAmount</w:t>
@@ -2459,28 +2369,17 @@
                 <w:rFonts w:eastAsia="Times New Roman" w:cstheme="minorHAnsi"/>
                 <w:sz w:val="24"/>
                 <w:szCs w:val="24"/>
-                <w:lang w:val="en-BB" w:eastAsia="en-BB"/>
-              </w:rPr>
-            </w:pPr>
-            <w:proofErr w:type="gramStart"/>
-            <w:r>
-              <w:rPr>
-                <w:rFonts w:eastAsia="Times New Roman" w:cstheme="minorHAnsi"/>
-                <w:sz w:val="24"/>
-                <w:szCs w:val="24"/>
-                <w:lang w:val="en-BB" w:eastAsia="en-BB"/>
-              </w:rPr>
-              <w:t>DECIMAL(</w:t>
-            </w:r>
-            <w:proofErr w:type="gramEnd"/>
-            <w:r>
-              <w:rPr>
-                <w:rFonts w:eastAsia="Times New Roman" w:cstheme="minorHAnsi"/>
-                <w:sz w:val="24"/>
-                <w:szCs w:val="24"/>
-                <w:lang w:val="en-BB" w:eastAsia="en-BB"/>
-              </w:rPr>
-              <w:t>10,2)</w:t>
+                <w:lang/>
+              </w:rPr>
+            </w:pPr>
+            <w:r>
+              <w:rPr>
+                <w:rFonts w:eastAsia="Times New Roman" w:cstheme="minorHAnsi"/>
+                <w:sz w:val="24"/>
+                <w:szCs w:val="24"/>
+                <w:lang/>
+              </w:rPr>
+              <w:t>DECIMAL(10,2)</w:t>
             </w:r>
           </w:p>
         </w:tc>
@@ -2497,15 +2396,15 @@
                 <w:rFonts w:eastAsia="Times New Roman" w:cstheme="minorHAnsi"/>
                 <w:sz w:val="24"/>
                 <w:szCs w:val="24"/>
-                <w:lang w:val="en-BB" w:eastAsia="en-BB"/>
-              </w:rPr>
-            </w:pPr>
-            <w:r>
-              <w:rPr>
-                <w:rFonts w:eastAsia="Times New Roman" w:cstheme="minorHAnsi"/>
-                <w:sz w:val="24"/>
-                <w:szCs w:val="24"/>
-                <w:lang w:val="en-BB" w:eastAsia="en-BB"/>
+                <w:lang/>
+              </w:rPr>
+            </w:pPr>
+            <w:r>
+              <w:rPr>
+                <w:rFonts w:eastAsia="Times New Roman" w:cstheme="minorHAnsi"/>
+                <w:sz w:val="24"/>
+                <w:szCs w:val="24"/>
+                <w:lang/>
               </w:rPr>
               <w:t>Tổng giá trị đơn hàng</w:t>
             </w:r>
@@ -2529,15 +2428,15 @@
                 <w:rFonts w:eastAsia="Times New Roman" w:cstheme="minorHAnsi"/>
                 <w:sz w:val="24"/>
                 <w:szCs w:val="24"/>
-                <w:lang w:val="en-BB" w:eastAsia="en-BB"/>
-              </w:rPr>
-            </w:pPr>
-            <w:r>
-              <w:rPr>
-                <w:rFonts w:eastAsia="Times New Roman" w:cstheme="minorHAnsi"/>
-                <w:sz w:val="24"/>
-                <w:szCs w:val="24"/>
-                <w:lang w:val="en-BB" w:eastAsia="en-BB"/>
+                <w:lang/>
+              </w:rPr>
+            </w:pPr>
+            <w:r>
+              <w:rPr>
+                <w:rFonts w:eastAsia="Times New Roman" w:cstheme="minorHAnsi"/>
+                <w:sz w:val="24"/>
+                <w:szCs w:val="24"/>
+                <w:lang/>
               </w:rPr>
               <w:t>Status</w:t>
             </w:r>
@@ -2556,28 +2455,17 @@
                 <w:rFonts w:eastAsia="Times New Roman" w:cstheme="minorHAnsi"/>
                 <w:sz w:val="24"/>
                 <w:szCs w:val="24"/>
-                <w:lang w:val="en-BB" w:eastAsia="en-BB"/>
-              </w:rPr>
-            </w:pPr>
-            <w:proofErr w:type="gramStart"/>
-            <w:r>
-              <w:rPr>
-                <w:rFonts w:eastAsia="Times New Roman" w:cstheme="minorHAnsi"/>
-                <w:sz w:val="24"/>
-                <w:szCs w:val="24"/>
-                <w:lang w:val="en-BB" w:eastAsia="en-BB"/>
-              </w:rPr>
-              <w:t>ENUM(</w:t>
-            </w:r>
-            <w:proofErr w:type="gramEnd"/>
-            <w:r>
-              <w:rPr>
-                <w:rFonts w:eastAsia="Times New Roman" w:cstheme="minorHAnsi"/>
-                <w:sz w:val="24"/>
-                <w:szCs w:val="24"/>
-                <w:lang w:val="en-BB" w:eastAsia="en-BB"/>
-              </w:rPr>
-              <w:t>'Pending', 'Shipped', 'Delivered', 'Cancelled')</w:t>
+                <w:lang/>
+              </w:rPr>
+            </w:pPr>
+            <w:r>
+              <w:rPr>
+                <w:rFonts w:eastAsia="Times New Roman" w:cstheme="minorHAnsi"/>
+                <w:sz w:val="24"/>
+                <w:szCs w:val="24"/>
+                <w:lang/>
+              </w:rPr>
+              <w:t>ENUM('Pending', 'Shipped', 'Delivered', 'Cancelled')</w:t>
             </w:r>
           </w:p>
         </w:tc>
@@ -2594,15 +2482,15 @@
                 <w:rFonts w:eastAsia="Times New Roman" w:cstheme="minorHAnsi"/>
                 <w:sz w:val="24"/>
                 <w:szCs w:val="24"/>
-                <w:lang w:val="en-BB" w:eastAsia="en-BB"/>
-              </w:rPr>
-            </w:pPr>
-            <w:r>
-              <w:rPr>
-                <w:rFonts w:eastAsia="Times New Roman" w:cstheme="minorHAnsi"/>
-                <w:sz w:val="24"/>
-                <w:szCs w:val="24"/>
-                <w:lang w:val="en-BB" w:eastAsia="en-BB"/>
+                <w:lang/>
+              </w:rPr>
+            </w:pPr>
+            <w:r>
+              <w:rPr>
+                <w:rFonts w:eastAsia="Times New Roman" w:cstheme="minorHAnsi"/>
+                <w:sz w:val="24"/>
+                <w:szCs w:val="24"/>
+                <w:lang/>
               </w:rPr>
               <w:t>Trạng thái đơn hàng</w:t>
             </w:r>
@@ -2615,7 +2503,7 @@
         <w:rPr>
           <w:b/>
           <w:bCs/>
-          <w:lang w:val="en-BB"/>
+          <w:lang/>
         </w:rPr>
       </w:pPr>
       <w:r>
@@ -2623,7 +2511,7 @@
           <w:rFonts w:ascii="Segoe UI Emoji" w:hAnsi="Segoe UI Emoji" w:cs="Segoe UI Emoji"/>
           <w:b/>
           <w:bCs/>
-          <w:lang w:val="en-BB"/>
+          <w:lang/>
         </w:rPr>
         <w:t>📌</w:t>
       </w:r>
@@ -2631,26 +2519,26 @@
         <w:rPr>
           <w:b/>
           <w:bCs/>
-          <w:lang w:val="en-BB"/>
+          <w:lang/>
         </w:rPr>
         <w:t xml:space="preserve"> Liên kết: </w:t>
       </w:r>
       <w:r>
         <w:rPr>
-          <w:lang w:val="en-BB"/>
+          <w:lang/>
         </w:rPr>
         <w:t xml:space="preserve">Orders.CustomerID </w:t>
       </w:r>
       <w:r>
         <w:rPr>
           <w:rFonts w:ascii="Segoe UI Symbol" w:hAnsi="Segoe UI Symbol" w:cs="Segoe UI Symbol"/>
-          <w:lang w:val="en-BB"/>
+          <w:lang/>
         </w:rPr>
         <w:t>➝</w:t>
       </w:r>
       <w:r>
         <w:rPr>
-          <w:lang w:val="en-BB"/>
+          <w:lang/>
         </w:rPr>
         <w:t xml:space="preserve"> Customers.CustomerID</w:t>
       </w:r>
@@ -2660,23 +2548,23 @@
         <w:rPr>
           <w:b/>
           <w:bCs/>
-          <w:lang w:val="en-BB"/>
-        </w:rPr>
-      </w:pPr>
-    </w:p>
-    <w:p>
-      <w:pPr>
-        <w:rPr>
-          <w:b/>
-          <w:bCs/>
-          <w:lang w:val="en-BB"/>
-        </w:rPr>
-      </w:pPr>
-      <w:r>
-        <w:rPr>
-          <w:b/>
-          <w:bCs/>
-          <w:lang w:val="en-BB"/>
+          <w:lang/>
+        </w:rPr>
+      </w:pPr>
+    </w:p>
+    <w:p>
+      <w:pPr>
+        <w:rPr>
+          <w:b/>
+          <w:bCs/>
+          <w:lang/>
+        </w:rPr>
+      </w:pPr>
+      <w:r>
+        <w:rPr>
+          <w:b/>
+          <w:bCs/>
+          <w:lang/>
         </w:rPr>
         <w:t>Bảng OrderDetails (Chi tiết đơn hàng)</w:t>
       </w:r>
@@ -2727,7 +2615,7 @@
                 <w:bCs/>
                 <w:sz w:val="24"/>
                 <w:szCs w:val="24"/>
-                <w:lang w:val="en-BB" w:eastAsia="en-BB"/>
+                <w:lang/>
               </w:rPr>
             </w:pPr>
             <w:r>
@@ -2737,7 +2625,7 @@
                 <w:bCs/>
                 <w:sz w:val="24"/>
                 <w:szCs w:val="24"/>
-                <w:lang w:val="en-BB" w:eastAsia="en-BB"/>
+                <w:lang/>
               </w:rPr>
               <w:t>Field</w:t>
             </w:r>
@@ -2759,7 +2647,7 @@
                 <w:bCs/>
                 <w:sz w:val="24"/>
                 <w:szCs w:val="24"/>
-                <w:lang w:val="en-BB" w:eastAsia="en-BB"/>
+                <w:lang/>
               </w:rPr>
             </w:pPr>
             <w:r>
@@ -2769,7 +2657,7 @@
                 <w:bCs/>
                 <w:sz w:val="24"/>
                 <w:szCs w:val="24"/>
-                <w:lang w:val="en-BB" w:eastAsia="en-BB"/>
+                <w:lang/>
               </w:rPr>
               <w:t>Data Type</w:t>
             </w:r>
@@ -2791,7 +2679,7 @@
                 <w:bCs/>
                 <w:sz w:val="24"/>
                 <w:szCs w:val="24"/>
-                <w:lang w:val="en-BB" w:eastAsia="en-BB"/>
+                <w:lang/>
               </w:rPr>
             </w:pPr>
             <w:r>
@@ -2801,7 +2689,7 @@
                 <w:bCs/>
                 <w:sz w:val="24"/>
                 <w:szCs w:val="24"/>
-                <w:lang w:val="en-BB" w:eastAsia="en-BB"/>
+                <w:lang/>
               </w:rPr>
               <w:t>Description</w:t>
             </w:r>
@@ -2825,15 +2713,15 @@
                 <w:rFonts w:eastAsia="Times New Roman" w:cstheme="minorHAnsi"/>
                 <w:sz w:val="24"/>
                 <w:szCs w:val="24"/>
-                <w:lang w:val="en-BB" w:eastAsia="en-BB"/>
-              </w:rPr>
-            </w:pPr>
-            <w:r>
-              <w:rPr>
-                <w:rFonts w:eastAsia="Times New Roman" w:cstheme="minorHAnsi"/>
-                <w:sz w:val="24"/>
-                <w:szCs w:val="24"/>
-                <w:lang w:val="en-BB" w:eastAsia="en-BB"/>
+                <w:lang/>
+              </w:rPr>
+            </w:pPr>
+            <w:r>
+              <w:rPr>
+                <w:rFonts w:eastAsia="Times New Roman" w:cstheme="minorHAnsi"/>
+                <w:sz w:val="24"/>
+                <w:szCs w:val="24"/>
+                <w:lang/>
               </w:rPr>
               <w:t>OrderDetailID</w:t>
             </w:r>
@@ -2852,15 +2740,15 @@
                 <w:rFonts w:eastAsia="Times New Roman" w:cstheme="minorHAnsi"/>
                 <w:sz w:val="24"/>
                 <w:szCs w:val="24"/>
-                <w:lang w:val="en-BB" w:eastAsia="en-BB"/>
-              </w:rPr>
-            </w:pPr>
-            <w:r>
-              <w:rPr>
-                <w:rFonts w:eastAsia="Times New Roman" w:cstheme="minorHAnsi"/>
-                <w:sz w:val="24"/>
-                <w:szCs w:val="24"/>
-                <w:lang w:val="en-BB" w:eastAsia="en-BB"/>
+                <w:lang/>
+              </w:rPr>
+            </w:pPr>
+            <w:r>
+              <w:rPr>
+                <w:rFonts w:eastAsia="Times New Roman" w:cstheme="minorHAnsi"/>
+                <w:sz w:val="24"/>
+                <w:szCs w:val="24"/>
+                <w:lang/>
               </w:rPr>
               <w:t>INT (PK, AUTO_INCREMENT)</w:t>
             </w:r>
@@ -2879,15 +2767,15 @@
                 <w:rFonts w:eastAsia="Times New Roman" w:cstheme="minorHAnsi"/>
                 <w:sz w:val="24"/>
                 <w:szCs w:val="24"/>
-                <w:lang w:val="en-BB" w:eastAsia="en-BB"/>
-              </w:rPr>
-            </w:pPr>
-            <w:r>
-              <w:rPr>
-                <w:rFonts w:eastAsia="Times New Roman" w:cstheme="minorHAnsi"/>
-                <w:sz w:val="24"/>
-                <w:szCs w:val="24"/>
-                <w:lang w:val="en-BB" w:eastAsia="en-BB"/>
+                <w:lang/>
+              </w:rPr>
+            </w:pPr>
+            <w:r>
+              <w:rPr>
+                <w:rFonts w:eastAsia="Times New Roman" w:cstheme="minorHAnsi"/>
+                <w:sz w:val="24"/>
+                <w:szCs w:val="24"/>
+                <w:lang/>
               </w:rPr>
               <w:t>Mã chi tiết đơn hàng</w:t>
             </w:r>
@@ -2911,15 +2799,15 @@
                 <w:rFonts w:eastAsia="Times New Roman" w:cstheme="minorHAnsi"/>
                 <w:sz w:val="24"/>
                 <w:szCs w:val="24"/>
-                <w:lang w:val="en-BB" w:eastAsia="en-BB"/>
-              </w:rPr>
-            </w:pPr>
-            <w:r>
-              <w:rPr>
-                <w:rFonts w:eastAsia="Times New Roman" w:cstheme="minorHAnsi"/>
-                <w:sz w:val="24"/>
-                <w:szCs w:val="24"/>
-                <w:lang w:val="en-BB" w:eastAsia="en-BB"/>
+                <w:lang/>
+              </w:rPr>
+            </w:pPr>
+            <w:r>
+              <w:rPr>
+                <w:rFonts w:eastAsia="Times New Roman" w:cstheme="minorHAnsi"/>
+                <w:sz w:val="24"/>
+                <w:szCs w:val="24"/>
+                <w:lang/>
               </w:rPr>
               <w:t>OrderID</w:t>
             </w:r>
@@ -2938,15 +2826,15 @@
                 <w:rFonts w:eastAsia="Times New Roman" w:cstheme="minorHAnsi"/>
                 <w:sz w:val="24"/>
                 <w:szCs w:val="24"/>
-                <w:lang w:val="en-BB" w:eastAsia="en-BB"/>
-              </w:rPr>
-            </w:pPr>
-            <w:r>
-              <w:rPr>
-                <w:rFonts w:eastAsia="Times New Roman" w:cstheme="minorHAnsi"/>
-                <w:sz w:val="24"/>
-                <w:szCs w:val="24"/>
-                <w:lang w:val="en-BB" w:eastAsia="en-BB"/>
+                <w:lang/>
+              </w:rPr>
+            </w:pPr>
+            <w:r>
+              <w:rPr>
+                <w:rFonts w:eastAsia="Times New Roman" w:cstheme="minorHAnsi"/>
+                <w:sz w:val="24"/>
+                <w:szCs w:val="24"/>
+                <w:lang/>
               </w:rPr>
               <w:t>INT (FK)</w:t>
             </w:r>
@@ -2965,15 +2853,15 @@
                 <w:rFonts w:eastAsia="Times New Roman" w:cstheme="minorHAnsi"/>
                 <w:sz w:val="24"/>
                 <w:szCs w:val="24"/>
-                <w:lang w:val="en-BB" w:eastAsia="en-BB"/>
-              </w:rPr>
-            </w:pPr>
-            <w:r>
-              <w:rPr>
-                <w:rFonts w:eastAsia="Times New Roman" w:cstheme="minorHAnsi"/>
-                <w:sz w:val="24"/>
-                <w:szCs w:val="24"/>
-                <w:lang w:val="en-BB" w:eastAsia="en-BB"/>
+                <w:lang/>
+              </w:rPr>
+            </w:pPr>
+            <w:r>
+              <w:rPr>
+                <w:rFonts w:eastAsia="Times New Roman" w:cstheme="minorHAnsi"/>
+                <w:sz w:val="24"/>
+                <w:szCs w:val="24"/>
+                <w:lang/>
               </w:rPr>
               <w:t>Mã đơn hàng (liên kết Orders)</w:t>
             </w:r>
@@ -2997,15 +2885,15 @@
                 <w:rFonts w:eastAsia="Times New Roman" w:cstheme="minorHAnsi"/>
                 <w:sz w:val="24"/>
                 <w:szCs w:val="24"/>
-                <w:lang w:val="en-BB" w:eastAsia="en-BB"/>
-              </w:rPr>
-            </w:pPr>
-            <w:r>
-              <w:rPr>
-                <w:rFonts w:eastAsia="Times New Roman" w:cstheme="minorHAnsi"/>
-                <w:sz w:val="24"/>
-                <w:szCs w:val="24"/>
-                <w:lang w:val="en-BB" w:eastAsia="en-BB"/>
+                <w:lang/>
+              </w:rPr>
+            </w:pPr>
+            <w:r>
+              <w:rPr>
+                <w:rFonts w:eastAsia="Times New Roman" w:cstheme="minorHAnsi"/>
+                <w:sz w:val="24"/>
+                <w:szCs w:val="24"/>
+                <w:lang/>
               </w:rPr>
               <w:t>ProductID</w:t>
             </w:r>
@@ -3024,15 +2912,15 @@
                 <w:rFonts w:eastAsia="Times New Roman" w:cstheme="minorHAnsi"/>
                 <w:sz w:val="24"/>
                 <w:szCs w:val="24"/>
-                <w:lang w:val="en-BB" w:eastAsia="en-BB"/>
-              </w:rPr>
-            </w:pPr>
-            <w:r>
-              <w:rPr>
-                <w:rFonts w:eastAsia="Times New Roman" w:cstheme="minorHAnsi"/>
-                <w:sz w:val="24"/>
-                <w:szCs w:val="24"/>
-                <w:lang w:val="en-BB" w:eastAsia="en-BB"/>
+                <w:lang/>
+              </w:rPr>
+            </w:pPr>
+            <w:r>
+              <w:rPr>
+                <w:rFonts w:eastAsia="Times New Roman" w:cstheme="minorHAnsi"/>
+                <w:sz w:val="24"/>
+                <w:szCs w:val="24"/>
+                <w:lang/>
               </w:rPr>
               <w:t>INT (FK)</w:t>
             </w:r>
@@ -3051,15 +2939,15 @@
                 <w:rFonts w:eastAsia="Times New Roman" w:cstheme="minorHAnsi"/>
                 <w:sz w:val="24"/>
                 <w:szCs w:val="24"/>
-                <w:lang w:val="en-BB" w:eastAsia="en-BB"/>
-              </w:rPr>
-            </w:pPr>
-            <w:r>
-              <w:rPr>
-                <w:rFonts w:eastAsia="Times New Roman" w:cstheme="minorHAnsi"/>
-                <w:sz w:val="24"/>
-                <w:szCs w:val="24"/>
-                <w:lang w:val="en-BB" w:eastAsia="en-BB"/>
+                <w:lang/>
+              </w:rPr>
+            </w:pPr>
+            <w:r>
+              <w:rPr>
+                <w:rFonts w:eastAsia="Times New Roman" w:cstheme="minorHAnsi"/>
+                <w:sz w:val="24"/>
+                <w:szCs w:val="24"/>
+                <w:lang/>
               </w:rPr>
               <w:t>Mã sản phẩm (liên kết Products)</w:t>
             </w:r>
@@ -3083,15 +2971,15 @@
                 <w:rFonts w:eastAsia="Times New Roman" w:cstheme="minorHAnsi"/>
                 <w:sz w:val="24"/>
                 <w:szCs w:val="24"/>
-                <w:lang w:val="en-BB" w:eastAsia="en-BB"/>
-              </w:rPr>
-            </w:pPr>
-            <w:r>
-              <w:rPr>
-                <w:rFonts w:eastAsia="Times New Roman" w:cstheme="minorHAnsi"/>
-                <w:sz w:val="24"/>
-                <w:szCs w:val="24"/>
-                <w:lang w:val="en-BB" w:eastAsia="en-BB"/>
+                <w:lang/>
+              </w:rPr>
+            </w:pPr>
+            <w:r>
+              <w:rPr>
+                <w:rFonts w:eastAsia="Times New Roman" w:cstheme="minorHAnsi"/>
+                <w:sz w:val="24"/>
+                <w:szCs w:val="24"/>
+                <w:lang/>
               </w:rPr>
               <w:t>Quantity</w:t>
             </w:r>
@@ -3110,15 +2998,15 @@
                 <w:rFonts w:eastAsia="Times New Roman" w:cstheme="minorHAnsi"/>
                 <w:sz w:val="24"/>
                 <w:szCs w:val="24"/>
-                <w:lang w:val="en-BB" w:eastAsia="en-BB"/>
-              </w:rPr>
-            </w:pPr>
-            <w:r>
-              <w:rPr>
-                <w:rFonts w:eastAsia="Times New Roman" w:cstheme="minorHAnsi"/>
-                <w:sz w:val="24"/>
-                <w:szCs w:val="24"/>
-                <w:lang w:val="en-BB" w:eastAsia="en-BB"/>
+                <w:lang/>
+              </w:rPr>
+            </w:pPr>
+            <w:r>
+              <w:rPr>
+                <w:rFonts w:eastAsia="Times New Roman" w:cstheme="minorHAnsi"/>
+                <w:sz w:val="24"/>
+                <w:szCs w:val="24"/>
+                <w:lang/>
               </w:rPr>
               <w:t>INT</w:t>
             </w:r>
@@ -3137,15 +3025,15 @@
                 <w:rFonts w:eastAsia="Times New Roman" w:cstheme="minorHAnsi"/>
                 <w:sz w:val="24"/>
                 <w:szCs w:val="24"/>
-                <w:lang w:val="en-BB" w:eastAsia="en-BB"/>
-              </w:rPr>
-            </w:pPr>
-            <w:r>
-              <w:rPr>
-                <w:rFonts w:eastAsia="Times New Roman" w:cstheme="minorHAnsi"/>
-                <w:sz w:val="24"/>
-                <w:szCs w:val="24"/>
-                <w:lang w:val="en-BB" w:eastAsia="en-BB"/>
+                <w:lang/>
+              </w:rPr>
+            </w:pPr>
+            <w:r>
+              <w:rPr>
+                <w:rFonts w:eastAsia="Times New Roman" w:cstheme="minorHAnsi"/>
+                <w:sz w:val="24"/>
+                <w:szCs w:val="24"/>
+                <w:lang/>
               </w:rPr>
               <w:t>Số lượng đặt hàng</w:t>
             </w:r>
@@ -3169,15 +3057,15 @@
                 <w:rFonts w:eastAsia="Times New Roman" w:cstheme="minorHAnsi"/>
                 <w:sz w:val="24"/>
                 <w:szCs w:val="24"/>
-                <w:lang w:val="en-BB" w:eastAsia="en-BB"/>
-              </w:rPr>
-            </w:pPr>
-            <w:r>
-              <w:rPr>
-                <w:rFonts w:eastAsia="Times New Roman" w:cstheme="minorHAnsi"/>
-                <w:sz w:val="24"/>
-                <w:szCs w:val="24"/>
-                <w:lang w:val="en-BB" w:eastAsia="en-BB"/>
+                <w:lang/>
+              </w:rPr>
+            </w:pPr>
+            <w:r>
+              <w:rPr>
+                <w:rFonts w:eastAsia="Times New Roman" w:cstheme="minorHAnsi"/>
+                <w:sz w:val="24"/>
+                <w:szCs w:val="24"/>
+                <w:lang/>
               </w:rPr>
               <w:t>UnitPrice</w:t>
             </w:r>
@@ -3196,28 +3084,17 @@
                 <w:rFonts w:eastAsia="Times New Roman" w:cstheme="minorHAnsi"/>
                 <w:sz w:val="24"/>
                 <w:szCs w:val="24"/>
-                <w:lang w:val="en-BB" w:eastAsia="en-BB"/>
-              </w:rPr>
-            </w:pPr>
-            <w:proofErr w:type="gramStart"/>
-            <w:r>
-              <w:rPr>
-                <w:rFonts w:eastAsia="Times New Roman" w:cstheme="minorHAnsi"/>
-                <w:sz w:val="24"/>
-                <w:szCs w:val="24"/>
-                <w:lang w:val="en-BB" w:eastAsia="en-BB"/>
-              </w:rPr>
-              <w:t>DECIMAL(</w:t>
-            </w:r>
-            <w:proofErr w:type="gramEnd"/>
-            <w:r>
-              <w:rPr>
-                <w:rFonts w:eastAsia="Times New Roman" w:cstheme="minorHAnsi"/>
-                <w:sz w:val="24"/>
-                <w:szCs w:val="24"/>
-                <w:lang w:val="en-BB" w:eastAsia="en-BB"/>
-              </w:rPr>
-              <w:t>10,2)</w:t>
+                <w:lang/>
+              </w:rPr>
+            </w:pPr>
+            <w:r>
+              <w:rPr>
+                <w:rFonts w:eastAsia="Times New Roman" w:cstheme="minorHAnsi"/>
+                <w:sz w:val="24"/>
+                <w:szCs w:val="24"/>
+                <w:lang/>
+              </w:rPr>
+              <w:t>DECIMAL(10,2)</w:t>
             </w:r>
           </w:p>
         </w:tc>
@@ -3234,15 +3111,15 @@
                 <w:rFonts w:eastAsia="Times New Roman" w:cstheme="minorHAnsi"/>
                 <w:sz w:val="24"/>
                 <w:szCs w:val="24"/>
-                <w:lang w:val="en-BB" w:eastAsia="en-BB"/>
-              </w:rPr>
-            </w:pPr>
-            <w:r>
-              <w:rPr>
-                <w:rFonts w:eastAsia="Times New Roman" w:cstheme="minorHAnsi"/>
-                <w:sz w:val="24"/>
-                <w:szCs w:val="24"/>
-                <w:lang w:val="en-BB" w:eastAsia="en-BB"/>
+                <w:lang/>
+              </w:rPr>
+            </w:pPr>
+            <w:r>
+              <w:rPr>
+                <w:rFonts w:eastAsia="Times New Roman" w:cstheme="minorHAnsi"/>
+                <w:sz w:val="24"/>
+                <w:szCs w:val="24"/>
+                <w:lang/>
               </w:rPr>
               <w:t>Giá đơn vị của sản phẩm tại thời điểm đặt hàng</w:t>
             </w:r>
@@ -3266,15 +3143,15 @@
                 <w:rFonts w:eastAsia="Times New Roman" w:cstheme="minorHAnsi"/>
                 <w:sz w:val="24"/>
                 <w:szCs w:val="24"/>
-                <w:lang w:val="en-BB" w:eastAsia="en-BB"/>
-              </w:rPr>
-            </w:pPr>
-            <w:r>
-              <w:rPr>
-                <w:rFonts w:eastAsia="Times New Roman" w:cstheme="minorHAnsi"/>
-                <w:sz w:val="24"/>
-                <w:szCs w:val="24"/>
-                <w:lang w:val="en-BB" w:eastAsia="en-BB"/>
+                <w:lang/>
+              </w:rPr>
+            </w:pPr>
+            <w:r>
+              <w:rPr>
+                <w:rFonts w:eastAsia="Times New Roman" w:cstheme="minorHAnsi"/>
+                <w:sz w:val="24"/>
+                <w:szCs w:val="24"/>
+                <w:lang/>
               </w:rPr>
               <w:t>Subtotal</w:t>
             </w:r>
@@ -3293,28 +3170,17 @@
                 <w:rFonts w:eastAsia="Times New Roman" w:cstheme="minorHAnsi"/>
                 <w:sz w:val="24"/>
                 <w:szCs w:val="24"/>
-                <w:lang w:val="en-BB" w:eastAsia="en-BB"/>
-              </w:rPr>
-            </w:pPr>
-            <w:proofErr w:type="gramStart"/>
-            <w:r>
-              <w:rPr>
-                <w:rFonts w:eastAsia="Times New Roman" w:cstheme="minorHAnsi"/>
-                <w:sz w:val="24"/>
-                <w:szCs w:val="24"/>
-                <w:lang w:val="en-BB" w:eastAsia="en-BB"/>
-              </w:rPr>
-              <w:t>DECIMAL(</w:t>
-            </w:r>
-            <w:proofErr w:type="gramEnd"/>
-            <w:r>
-              <w:rPr>
-                <w:rFonts w:eastAsia="Times New Roman" w:cstheme="minorHAnsi"/>
-                <w:sz w:val="24"/>
-                <w:szCs w:val="24"/>
-                <w:lang w:val="en-BB" w:eastAsia="en-BB"/>
-              </w:rPr>
-              <w:t>10,2)</w:t>
+                <w:lang/>
+              </w:rPr>
+            </w:pPr>
+            <w:r>
+              <w:rPr>
+                <w:rFonts w:eastAsia="Times New Roman" w:cstheme="minorHAnsi"/>
+                <w:sz w:val="24"/>
+                <w:szCs w:val="24"/>
+                <w:lang/>
+              </w:rPr>
+              <w:t>DECIMAL(10,2)</w:t>
             </w:r>
           </w:p>
         </w:tc>
@@ -3331,15 +3197,15 @@
                 <w:rFonts w:eastAsia="Times New Roman" w:cstheme="minorHAnsi"/>
                 <w:sz w:val="24"/>
                 <w:szCs w:val="24"/>
-                <w:lang w:val="en-BB" w:eastAsia="en-BB"/>
-              </w:rPr>
-            </w:pPr>
-            <w:r>
-              <w:rPr>
-                <w:rFonts w:eastAsia="Times New Roman" w:cstheme="minorHAnsi"/>
-                <w:sz w:val="24"/>
-                <w:szCs w:val="24"/>
-                <w:lang w:val="en-BB" w:eastAsia="en-BB"/>
+                <w:lang/>
+              </w:rPr>
+            </w:pPr>
+            <w:r>
+              <w:rPr>
+                <w:rFonts w:eastAsia="Times New Roman" w:cstheme="minorHAnsi"/>
+                <w:sz w:val="24"/>
+                <w:szCs w:val="24"/>
+                <w:lang/>
               </w:rPr>
               <w:t>Thành tiền (Quantity * UnitPrice)</w:t>
             </w:r>
@@ -3353,7 +3219,7 @@
         <w:rPr>
           <w:b/>
           <w:bCs/>
-          <w:lang w:val="en-BB"/>
+          <w:lang/>
         </w:rPr>
       </w:pPr>
       <w:r>
@@ -3361,7 +3227,7 @@
           <w:rFonts w:ascii="Segoe UI Emoji" w:hAnsi="Segoe UI Emoji" w:cs="Segoe UI Emoji"/>
           <w:b/>
           <w:bCs/>
-          <w:lang w:val="en-BB"/>
+          <w:lang/>
         </w:rPr>
         <w:t>📌</w:t>
       </w:r>
@@ -3369,7 +3235,7 @@
         <w:rPr>
           <w:b/>
           <w:bCs/>
-          <w:lang w:val="en-BB"/>
+          <w:lang/>
         </w:rPr>
         <w:t xml:space="preserve"> Liên kết:</w:t>
       </w:r>
@@ -3383,25 +3249,25 @@
         <w:spacing w:after="0"/>
         <w:ind w:left="714" w:hanging="357"/>
         <w:rPr>
-          <w:lang w:val="en-BB"/>
-        </w:rPr>
-      </w:pPr>
-      <w:r>
-        <w:rPr>
-          <w:lang w:val="en-BB"/>
+          <w:lang/>
+        </w:rPr>
+      </w:pPr>
+      <w:r>
+        <w:rPr>
+          <w:lang/>
         </w:rPr>
         <w:t xml:space="preserve">OrderDetails.OrderID </w:t>
       </w:r>
       <w:r>
         <w:rPr>
           <w:rFonts w:ascii="Segoe UI Symbol" w:hAnsi="Segoe UI Symbol" w:cs="Segoe UI Symbol"/>
-          <w:lang w:val="en-BB"/>
+          <w:lang/>
         </w:rPr>
         <w:t>➝</w:t>
       </w:r>
       <w:r>
         <w:rPr>
-          <w:lang w:val="en-BB"/>
+          <w:lang/>
         </w:rPr>
         <w:t xml:space="preserve"> Orders.OrderID</w:t>
       </w:r>
@@ -3415,25 +3281,25 @@
         <w:spacing w:after="0"/>
         <w:ind w:left="714" w:hanging="357"/>
         <w:rPr>
-          <w:lang w:val="en-BB"/>
-        </w:rPr>
-      </w:pPr>
-      <w:r>
-        <w:rPr>
-          <w:lang w:val="en-BB"/>
+          <w:lang/>
+        </w:rPr>
+      </w:pPr>
+      <w:r>
+        <w:rPr>
+          <w:lang/>
         </w:rPr>
         <w:t xml:space="preserve">OrderDetails.ProductID </w:t>
       </w:r>
       <w:r>
         <w:rPr>
           <w:rFonts w:ascii="Segoe UI Symbol" w:hAnsi="Segoe UI Symbol" w:cs="Segoe UI Symbol"/>
-          <w:lang w:val="en-BB"/>
+          <w:lang/>
         </w:rPr>
         <w:t>➝</w:t>
       </w:r>
       <w:r>
         <w:rPr>
-          <w:lang w:val="en-BB"/>
+          <w:lang/>
         </w:rPr>
         <w:t xml:space="preserve"> Products.ProductID</w:t>
       </w:r>
@@ -3443,7 +3309,7 @@
         <w:rPr>
           <w:b/>
           <w:bCs/>
-          <w:lang w:val="en-BB"/>
+          <w:lang/>
         </w:rPr>
       </w:pPr>
     </w:p>
@@ -3454,14 +3320,14 @@
         <w:rPr>
           <w:b/>
           <w:bCs/>
-          <w:lang w:val="en-BB"/>
-        </w:rPr>
-      </w:pPr>
-      <w:r>
-        <w:rPr>
-          <w:b/>
-          <w:bCs/>
-          <w:lang w:val="en-BB"/>
+          <w:lang/>
+        </w:rPr>
+      </w:pPr>
+      <w:r>
+        <w:rPr>
+          <w:b/>
+          <w:bCs/>
+          <w:lang/>
         </w:rPr>
         <w:t>Bảng Payments (Thanh toán)</w:t>
       </w:r>
@@ -3512,7 +3378,7 @@
                 <w:bCs/>
                 <w:sz w:val="24"/>
                 <w:szCs w:val="24"/>
-                <w:lang w:val="en-BB" w:eastAsia="en-BB"/>
+                <w:lang/>
               </w:rPr>
             </w:pPr>
             <w:r>
@@ -3522,7 +3388,7 @@
                 <w:bCs/>
                 <w:sz w:val="24"/>
                 <w:szCs w:val="24"/>
-                <w:lang w:val="en-BB" w:eastAsia="en-BB"/>
+                <w:lang/>
               </w:rPr>
               <w:t>Field</w:t>
             </w:r>
@@ -3544,7 +3410,7 @@
                 <w:bCs/>
                 <w:sz w:val="24"/>
                 <w:szCs w:val="24"/>
-                <w:lang w:val="en-BB" w:eastAsia="en-BB"/>
+                <w:lang/>
               </w:rPr>
             </w:pPr>
             <w:r>
@@ -3554,7 +3420,7 @@
                 <w:bCs/>
                 <w:sz w:val="24"/>
                 <w:szCs w:val="24"/>
-                <w:lang w:val="en-BB" w:eastAsia="en-BB"/>
+                <w:lang/>
               </w:rPr>
               <w:t>Data Type</w:t>
             </w:r>
@@ -3576,7 +3442,7 @@
                 <w:bCs/>
                 <w:sz w:val="24"/>
                 <w:szCs w:val="24"/>
-                <w:lang w:val="en-BB" w:eastAsia="en-BB"/>
+                <w:lang/>
               </w:rPr>
             </w:pPr>
             <w:r>
@@ -3586,7 +3452,7 @@
                 <w:bCs/>
                 <w:sz w:val="24"/>
                 <w:szCs w:val="24"/>
-                <w:lang w:val="en-BB" w:eastAsia="en-BB"/>
+                <w:lang/>
               </w:rPr>
               <w:t>Description</w:t>
             </w:r>
@@ -3610,15 +3476,15 @@
                 <w:rFonts w:eastAsia="Times New Roman" w:cstheme="minorHAnsi"/>
                 <w:sz w:val="24"/>
                 <w:szCs w:val="24"/>
-                <w:lang w:val="en-BB" w:eastAsia="en-BB"/>
-              </w:rPr>
-            </w:pPr>
-            <w:r>
-              <w:rPr>
-                <w:rFonts w:eastAsia="Times New Roman" w:cstheme="minorHAnsi"/>
-                <w:sz w:val="24"/>
-                <w:szCs w:val="24"/>
-                <w:lang w:val="en-BB" w:eastAsia="en-BB"/>
+                <w:lang/>
+              </w:rPr>
+            </w:pPr>
+            <w:r>
+              <w:rPr>
+                <w:rFonts w:eastAsia="Times New Roman" w:cstheme="minorHAnsi"/>
+                <w:sz w:val="24"/>
+                <w:szCs w:val="24"/>
+                <w:lang/>
               </w:rPr>
               <w:t>PaymentID</w:t>
             </w:r>
@@ -3637,15 +3503,15 @@
                 <w:rFonts w:eastAsia="Times New Roman" w:cstheme="minorHAnsi"/>
                 <w:sz w:val="24"/>
                 <w:szCs w:val="24"/>
-                <w:lang w:val="en-BB" w:eastAsia="en-BB"/>
-              </w:rPr>
-            </w:pPr>
-            <w:r>
-              <w:rPr>
-                <w:rFonts w:eastAsia="Times New Roman" w:cstheme="minorHAnsi"/>
-                <w:sz w:val="24"/>
-                <w:szCs w:val="24"/>
-                <w:lang w:val="en-BB" w:eastAsia="en-BB"/>
+                <w:lang/>
+              </w:rPr>
+            </w:pPr>
+            <w:r>
+              <w:rPr>
+                <w:rFonts w:eastAsia="Times New Roman" w:cstheme="minorHAnsi"/>
+                <w:sz w:val="24"/>
+                <w:szCs w:val="24"/>
+                <w:lang/>
               </w:rPr>
               <w:t>INT (PK, AUTO_INCREMENT)</w:t>
             </w:r>
@@ -3664,15 +3530,15 @@
                 <w:rFonts w:eastAsia="Times New Roman" w:cstheme="minorHAnsi"/>
                 <w:sz w:val="24"/>
                 <w:szCs w:val="24"/>
-                <w:lang w:val="en-BB" w:eastAsia="en-BB"/>
-              </w:rPr>
-            </w:pPr>
-            <w:r>
-              <w:rPr>
-                <w:rFonts w:eastAsia="Times New Roman" w:cstheme="minorHAnsi"/>
-                <w:sz w:val="24"/>
-                <w:szCs w:val="24"/>
-                <w:lang w:val="en-BB" w:eastAsia="en-BB"/>
+                <w:lang/>
+              </w:rPr>
+            </w:pPr>
+            <w:r>
+              <w:rPr>
+                <w:rFonts w:eastAsia="Times New Roman" w:cstheme="minorHAnsi"/>
+                <w:sz w:val="24"/>
+                <w:szCs w:val="24"/>
+                <w:lang/>
               </w:rPr>
               <w:t>Mã thanh toán</w:t>
             </w:r>
@@ -3696,15 +3562,15 @@
                 <w:rFonts w:eastAsia="Times New Roman" w:cstheme="minorHAnsi"/>
                 <w:sz w:val="24"/>
                 <w:szCs w:val="24"/>
-                <w:lang w:val="en-BB" w:eastAsia="en-BB"/>
-              </w:rPr>
-            </w:pPr>
-            <w:r>
-              <w:rPr>
-                <w:rFonts w:eastAsia="Times New Roman" w:cstheme="minorHAnsi"/>
-                <w:sz w:val="24"/>
-                <w:szCs w:val="24"/>
-                <w:lang w:val="en-BB" w:eastAsia="en-BB"/>
+                <w:lang/>
+              </w:rPr>
+            </w:pPr>
+            <w:r>
+              <w:rPr>
+                <w:rFonts w:eastAsia="Times New Roman" w:cstheme="minorHAnsi"/>
+                <w:sz w:val="24"/>
+                <w:szCs w:val="24"/>
+                <w:lang/>
               </w:rPr>
               <w:t>OrderID</w:t>
             </w:r>
@@ -3723,15 +3589,15 @@
                 <w:rFonts w:eastAsia="Times New Roman" w:cstheme="minorHAnsi"/>
                 <w:sz w:val="24"/>
                 <w:szCs w:val="24"/>
-                <w:lang w:val="en-BB" w:eastAsia="en-BB"/>
-              </w:rPr>
-            </w:pPr>
-            <w:r>
-              <w:rPr>
-                <w:rFonts w:eastAsia="Times New Roman" w:cstheme="minorHAnsi"/>
-                <w:sz w:val="24"/>
-                <w:szCs w:val="24"/>
-                <w:lang w:val="en-BB" w:eastAsia="en-BB"/>
+                <w:lang/>
+              </w:rPr>
+            </w:pPr>
+            <w:r>
+              <w:rPr>
+                <w:rFonts w:eastAsia="Times New Roman" w:cstheme="minorHAnsi"/>
+                <w:sz w:val="24"/>
+                <w:szCs w:val="24"/>
+                <w:lang/>
               </w:rPr>
               <w:t>INT (FK)</w:t>
             </w:r>
@@ -3750,15 +3616,15 @@
                 <w:rFonts w:eastAsia="Times New Roman" w:cstheme="minorHAnsi"/>
                 <w:sz w:val="24"/>
                 <w:szCs w:val="24"/>
-                <w:lang w:val="en-BB" w:eastAsia="en-BB"/>
-              </w:rPr>
-            </w:pPr>
-            <w:r>
-              <w:rPr>
-                <w:rFonts w:eastAsia="Times New Roman" w:cstheme="minorHAnsi"/>
-                <w:sz w:val="24"/>
-                <w:szCs w:val="24"/>
-                <w:lang w:val="en-BB" w:eastAsia="en-BB"/>
+                <w:lang/>
+              </w:rPr>
+            </w:pPr>
+            <w:r>
+              <w:rPr>
+                <w:rFonts w:eastAsia="Times New Roman" w:cstheme="minorHAnsi"/>
+                <w:sz w:val="24"/>
+                <w:szCs w:val="24"/>
+                <w:lang/>
               </w:rPr>
               <w:t>Mã đơn hàng (liên kết Orders)</w:t>
             </w:r>
@@ -3782,15 +3648,15 @@
                 <w:rFonts w:eastAsia="Times New Roman" w:cstheme="minorHAnsi"/>
                 <w:sz w:val="24"/>
                 <w:szCs w:val="24"/>
-                <w:lang w:val="en-BB" w:eastAsia="en-BB"/>
-              </w:rPr>
-            </w:pPr>
-            <w:r>
-              <w:rPr>
-                <w:rFonts w:eastAsia="Times New Roman" w:cstheme="minorHAnsi"/>
-                <w:sz w:val="24"/>
-                <w:szCs w:val="24"/>
-                <w:lang w:val="en-BB" w:eastAsia="en-BB"/>
+                <w:lang/>
+              </w:rPr>
+            </w:pPr>
+            <w:r>
+              <w:rPr>
+                <w:rFonts w:eastAsia="Times New Roman" w:cstheme="minorHAnsi"/>
+                <w:sz w:val="24"/>
+                <w:szCs w:val="24"/>
+                <w:lang/>
               </w:rPr>
               <w:t>PaymentDate</w:t>
             </w:r>
@@ -3809,15 +3675,15 @@
                 <w:rFonts w:eastAsia="Times New Roman" w:cstheme="minorHAnsi"/>
                 <w:sz w:val="24"/>
                 <w:szCs w:val="24"/>
-                <w:lang w:val="en-BB" w:eastAsia="en-BB"/>
-              </w:rPr>
-            </w:pPr>
-            <w:r>
-              <w:rPr>
-                <w:rFonts w:eastAsia="Times New Roman" w:cstheme="minorHAnsi"/>
-                <w:sz w:val="24"/>
-                <w:szCs w:val="24"/>
-                <w:lang w:val="en-BB" w:eastAsia="en-BB"/>
+                <w:lang/>
+              </w:rPr>
+            </w:pPr>
+            <w:r>
+              <w:rPr>
+                <w:rFonts w:eastAsia="Times New Roman" w:cstheme="minorHAnsi"/>
+                <w:sz w:val="24"/>
+                <w:szCs w:val="24"/>
+                <w:lang/>
               </w:rPr>
               <w:t>DATETIME</w:t>
             </w:r>
@@ -3836,15 +3702,15 @@
                 <w:rFonts w:eastAsia="Times New Roman" w:cstheme="minorHAnsi"/>
                 <w:sz w:val="24"/>
                 <w:szCs w:val="24"/>
-                <w:lang w:val="en-BB" w:eastAsia="en-BB"/>
-              </w:rPr>
-            </w:pPr>
-            <w:r>
-              <w:rPr>
-                <w:rFonts w:eastAsia="Times New Roman" w:cstheme="minorHAnsi"/>
-                <w:sz w:val="24"/>
-                <w:szCs w:val="24"/>
-                <w:lang w:val="en-BB" w:eastAsia="en-BB"/>
+                <w:lang/>
+              </w:rPr>
+            </w:pPr>
+            <w:r>
+              <w:rPr>
+                <w:rFonts w:eastAsia="Times New Roman" w:cstheme="minorHAnsi"/>
+                <w:sz w:val="24"/>
+                <w:szCs w:val="24"/>
+                <w:lang/>
               </w:rPr>
               <w:t>Ngày thanh toán</w:t>
             </w:r>
@@ -3868,15 +3734,15 @@
                 <w:rFonts w:eastAsia="Times New Roman" w:cstheme="minorHAnsi"/>
                 <w:sz w:val="24"/>
                 <w:szCs w:val="24"/>
-                <w:lang w:val="en-BB" w:eastAsia="en-BB"/>
-              </w:rPr>
-            </w:pPr>
-            <w:r>
-              <w:rPr>
-                <w:rFonts w:eastAsia="Times New Roman" w:cstheme="minorHAnsi"/>
-                <w:sz w:val="24"/>
-                <w:szCs w:val="24"/>
-                <w:lang w:val="en-BB" w:eastAsia="en-BB"/>
+                <w:lang/>
+              </w:rPr>
+            </w:pPr>
+            <w:r>
+              <w:rPr>
+                <w:rFonts w:eastAsia="Times New Roman" w:cstheme="minorHAnsi"/>
+                <w:sz w:val="24"/>
+                <w:szCs w:val="24"/>
+                <w:lang/>
               </w:rPr>
               <w:t>Amount</w:t>
             </w:r>
@@ -3895,28 +3761,17 @@
                 <w:rFonts w:eastAsia="Times New Roman" w:cstheme="minorHAnsi"/>
                 <w:sz w:val="24"/>
                 <w:szCs w:val="24"/>
-                <w:lang w:val="en-BB" w:eastAsia="en-BB"/>
-              </w:rPr>
-            </w:pPr>
-            <w:proofErr w:type="gramStart"/>
-            <w:r>
-              <w:rPr>
-                <w:rFonts w:eastAsia="Times New Roman" w:cstheme="minorHAnsi"/>
-                <w:sz w:val="24"/>
-                <w:szCs w:val="24"/>
-                <w:lang w:val="en-BB" w:eastAsia="en-BB"/>
-              </w:rPr>
-              <w:t>DECIMAL(</w:t>
-            </w:r>
-            <w:proofErr w:type="gramEnd"/>
-            <w:r>
-              <w:rPr>
-                <w:rFonts w:eastAsia="Times New Roman" w:cstheme="minorHAnsi"/>
-                <w:sz w:val="24"/>
-                <w:szCs w:val="24"/>
-                <w:lang w:val="en-BB" w:eastAsia="en-BB"/>
-              </w:rPr>
-              <w:t>10,2)</w:t>
+                <w:lang/>
+              </w:rPr>
+            </w:pPr>
+            <w:r>
+              <w:rPr>
+                <w:rFonts w:eastAsia="Times New Roman" w:cstheme="minorHAnsi"/>
+                <w:sz w:val="24"/>
+                <w:szCs w:val="24"/>
+                <w:lang/>
+              </w:rPr>
+              <w:t>DECIMAL(10,2)</w:t>
             </w:r>
           </w:p>
         </w:tc>
@@ -3933,15 +3788,15 @@
                 <w:rFonts w:eastAsia="Times New Roman" w:cstheme="minorHAnsi"/>
                 <w:sz w:val="24"/>
                 <w:szCs w:val="24"/>
-                <w:lang w:val="en-BB" w:eastAsia="en-BB"/>
-              </w:rPr>
-            </w:pPr>
-            <w:r>
-              <w:rPr>
-                <w:rFonts w:eastAsia="Times New Roman" w:cstheme="minorHAnsi"/>
-                <w:sz w:val="24"/>
-                <w:szCs w:val="24"/>
-                <w:lang w:val="en-BB" w:eastAsia="en-BB"/>
+                <w:lang/>
+              </w:rPr>
+            </w:pPr>
+            <w:r>
+              <w:rPr>
+                <w:rFonts w:eastAsia="Times New Roman" w:cstheme="minorHAnsi"/>
+                <w:sz w:val="24"/>
+                <w:szCs w:val="24"/>
+                <w:lang/>
               </w:rPr>
               <w:t>Số tiền thanh toán</w:t>
             </w:r>
@@ -3965,15 +3820,15 @@
                 <w:rFonts w:eastAsia="Times New Roman" w:cstheme="minorHAnsi"/>
                 <w:sz w:val="24"/>
                 <w:szCs w:val="24"/>
-                <w:lang w:val="en-BB" w:eastAsia="en-BB"/>
-              </w:rPr>
-            </w:pPr>
-            <w:r>
-              <w:rPr>
-                <w:rFonts w:eastAsia="Times New Roman" w:cstheme="minorHAnsi"/>
-                <w:sz w:val="24"/>
-                <w:szCs w:val="24"/>
-                <w:lang w:val="en-BB" w:eastAsia="en-BB"/>
+                <w:lang/>
+              </w:rPr>
+            </w:pPr>
+            <w:r>
+              <w:rPr>
+                <w:rFonts w:eastAsia="Times New Roman" w:cstheme="minorHAnsi"/>
+                <w:sz w:val="24"/>
+                <w:szCs w:val="24"/>
+                <w:lang/>
               </w:rPr>
               <w:t>PaymentMethod</w:t>
             </w:r>
@@ -3992,28 +3847,17 @@
                 <w:rFonts w:eastAsia="Times New Roman" w:cstheme="minorHAnsi"/>
                 <w:sz w:val="24"/>
                 <w:szCs w:val="24"/>
-                <w:lang w:val="en-BB" w:eastAsia="en-BB"/>
-              </w:rPr>
-            </w:pPr>
-            <w:proofErr w:type="gramStart"/>
-            <w:r>
-              <w:rPr>
-                <w:rFonts w:eastAsia="Times New Roman" w:cstheme="minorHAnsi"/>
-                <w:sz w:val="24"/>
-                <w:szCs w:val="24"/>
-                <w:lang w:val="en-BB" w:eastAsia="en-BB"/>
-              </w:rPr>
-              <w:t>ENUM(</w:t>
-            </w:r>
-            <w:proofErr w:type="gramEnd"/>
-            <w:r>
-              <w:rPr>
-                <w:rFonts w:eastAsia="Times New Roman" w:cstheme="minorHAnsi"/>
-                <w:sz w:val="24"/>
-                <w:szCs w:val="24"/>
-                <w:lang w:val="en-BB" w:eastAsia="en-BB"/>
-              </w:rPr>
-              <w:t>'Credit Card', 'PayPal', 'Cash', 'Bank Transfer')</w:t>
+                <w:lang/>
+              </w:rPr>
+            </w:pPr>
+            <w:r>
+              <w:rPr>
+                <w:rFonts w:eastAsia="Times New Roman" w:cstheme="minorHAnsi"/>
+                <w:sz w:val="24"/>
+                <w:szCs w:val="24"/>
+                <w:lang/>
+              </w:rPr>
+              <w:t>ENUM('Credit Card', 'PayPal', 'Cash', 'Bank Transfer')</w:t>
             </w:r>
           </w:p>
         </w:tc>
@@ -4030,15 +3874,15 @@
                 <w:rFonts w:eastAsia="Times New Roman" w:cstheme="minorHAnsi"/>
                 <w:sz w:val="24"/>
                 <w:szCs w:val="24"/>
-                <w:lang w:val="en-BB" w:eastAsia="en-BB"/>
-              </w:rPr>
-            </w:pPr>
-            <w:r>
-              <w:rPr>
-                <w:rFonts w:eastAsia="Times New Roman" w:cstheme="minorHAnsi"/>
-                <w:sz w:val="24"/>
-                <w:szCs w:val="24"/>
-                <w:lang w:val="en-BB" w:eastAsia="en-BB"/>
+                <w:lang/>
+              </w:rPr>
+            </w:pPr>
+            <w:r>
+              <w:rPr>
+                <w:rFonts w:eastAsia="Times New Roman" w:cstheme="minorHAnsi"/>
+                <w:sz w:val="24"/>
+                <w:szCs w:val="24"/>
+                <w:lang/>
               </w:rPr>
               <w:t>Phương thức thanh toán</w:t>
             </w:r>
@@ -4062,15 +3906,15 @@
                 <w:rFonts w:eastAsia="Times New Roman" w:cstheme="minorHAnsi"/>
                 <w:sz w:val="24"/>
                 <w:szCs w:val="24"/>
-                <w:lang w:val="en-BB" w:eastAsia="en-BB"/>
-              </w:rPr>
-            </w:pPr>
-            <w:r>
-              <w:rPr>
-                <w:rFonts w:eastAsia="Times New Roman" w:cstheme="minorHAnsi"/>
-                <w:sz w:val="24"/>
-                <w:szCs w:val="24"/>
-                <w:lang w:val="en-BB" w:eastAsia="en-BB"/>
+                <w:lang/>
+              </w:rPr>
+            </w:pPr>
+            <w:r>
+              <w:rPr>
+                <w:rFonts w:eastAsia="Times New Roman" w:cstheme="minorHAnsi"/>
+                <w:sz w:val="24"/>
+                <w:szCs w:val="24"/>
+                <w:lang/>
               </w:rPr>
               <w:t>Status</w:t>
             </w:r>
@@ -4089,28 +3933,17 @@
                 <w:rFonts w:eastAsia="Times New Roman" w:cstheme="minorHAnsi"/>
                 <w:sz w:val="24"/>
                 <w:szCs w:val="24"/>
-                <w:lang w:val="en-BB" w:eastAsia="en-BB"/>
-              </w:rPr>
-            </w:pPr>
-            <w:proofErr w:type="gramStart"/>
-            <w:r>
-              <w:rPr>
-                <w:rFonts w:eastAsia="Times New Roman" w:cstheme="minorHAnsi"/>
-                <w:sz w:val="24"/>
-                <w:szCs w:val="24"/>
-                <w:lang w:val="en-BB" w:eastAsia="en-BB"/>
-              </w:rPr>
-              <w:t>ENUM(</w:t>
-            </w:r>
-            <w:proofErr w:type="gramEnd"/>
-            <w:r>
-              <w:rPr>
-                <w:rFonts w:eastAsia="Times New Roman" w:cstheme="minorHAnsi"/>
-                <w:sz w:val="24"/>
-                <w:szCs w:val="24"/>
-                <w:lang w:val="en-BB" w:eastAsia="en-BB"/>
-              </w:rPr>
-              <w:t>'Pending', 'Completed', 'Failed')</w:t>
+                <w:lang/>
+              </w:rPr>
+            </w:pPr>
+            <w:r>
+              <w:rPr>
+                <w:rFonts w:eastAsia="Times New Roman" w:cstheme="minorHAnsi"/>
+                <w:sz w:val="24"/>
+                <w:szCs w:val="24"/>
+                <w:lang/>
+              </w:rPr>
+              <w:t>ENUM('Pending', 'Completed', 'Failed')</w:t>
             </w:r>
           </w:p>
         </w:tc>
@@ -4127,15 +3960,15 @@
                 <w:rFonts w:eastAsia="Times New Roman" w:cstheme="minorHAnsi"/>
                 <w:sz w:val="24"/>
                 <w:szCs w:val="24"/>
-                <w:lang w:val="en-BB" w:eastAsia="en-BB"/>
-              </w:rPr>
-            </w:pPr>
-            <w:r>
-              <w:rPr>
-                <w:rFonts w:eastAsia="Times New Roman" w:cstheme="minorHAnsi"/>
-                <w:sz w:val="24"/>
-                <w:szCs w:val="24"/>
-                <w:lang w:val="en-BB" w:eastAsia="en-BB"/>
+                <w:lang/>
+              </w:rPr>
+            </w:pPr>
+            <w:r>
+              <w:rPr>
+                <w:rFonts w:eastAsia="Times New Roman" w:cstheme="minorHAnsi"/>
+                <w:sz w:val="24"/>
+                <w:szCs w:val="24"/>
+                <w:lang/>
               </w:rPr>
               <w:t>Trạng thái thanh toán</w:t>
             </w:r>
@@ -4150,7 +3983,7 @@
         <w:rPr>
           <w:b/>
           <w:bCs/>
-          <w:lang w:val="en-BB"/>
+          <w:lang/>
         </w:rPr>
       </w:pPr>
       <w:r>
@@ -4158,7 +3991,7 @@
           <w:rFonts w:ascii="Segoe UI Emoji" w:hAnsi="Segoe UI Emoji" w:cs="Segoe UI Emoji"/>
           <w:b/>
           <w:bCs/>
-          <w:lang w:val="en-BB"/>
+          <w:lang/>
         </w:rPr>
         <w:t>📌</w:t>
       </w:r>
@@ -4166,26 +3999,26 @@
         <w:rPr>
           <w:b/>
           <w:bCs/>
-          <w:lang w:val="en-BB"/>
+          <w:lang/>
         </w:rPr>
         <w:t xml:space="preserve"> Liên kết: </w:t>
       </w:r>
       <w:r>
         <w:rPr>
-          <w:lang w:val="en-BB"/>
+          <w:lang/>
         </w:rPr>
         <w:t xml:space="preserve">Payments.OrderID </w:t>
       </w:r>
       <w:r>
         <w:rPr>
           <w:rFonts w:ascii="Segoe UI Symbol" w:hAnsi="Segoe UI Symbol" w:cs="Segoe UI Symbol"/>
-          <w:lang w:val="en-BB"/>
+          <w:lang/>
         </w:rPr>
         <w:t>➝</w:t>
       </w:r>
       <w:r>
         <w:rPr>
-          <w:lang w:val="en-BB"/>
+          <w:lang/>
         </w:rPr>
         <w:t xml:space="preserve"> Orders.OrderID</w:t>
       </w:r>
@@ -4197,7 +4030,7 @@
         <w:rPr>
           <w:b/>
           <w:bCs/>
-          <w:lang w:val="en-BB"/>
+          <w:lang/>
         </w:rPr>
       </w:pPr>
     </w:p>
@@ -4208,7 +4041,7 @@
         <w:rPr>
           <w:b/>
           <w:bCs/>
-          <w:lang w:val="en-BB"/>
+          <w:lang/>
         </w:rPr>
       </w:pPr>
     </w:p>
@@ -4224,16 +4057,16 @@
           <w:bCs/>
           <w:sz w:val="24"/>
           <w:szCs w:val="24"/>
-          <w:lang w:val="en-BB"/>
-        </w:rPr>
-      </w:pPr>
-      <w:r>
-        <w:rPr>
-          <w:b/>
-          <w:bCs/>
-          <w:sz w:val="26"/>
-          <w:szCs w:val="26"/>
-          <w:lang w:val="en-BB"/>
+          <w:lang/>
+        </w:rPr>
+      </w:pPr>
+      <w:r>
+        <w:rPr>
+          <w:b/>
+          <w:bCs/>
+          <w:sz w:val="26"/>
+          <w:szCs w:val="26"/>
+          <w:lang/>
         </w:rPr>
         <w:t>Sơ đồ quan hệ giữa các bảng</w:t>
       </w:r>
@@ -4247,7 +4080,7 @@
           <w:bCs/>
           <w:sz w:val="24"/>
           <w:szCs w:val="24"/>
-          <w:lang w:val="en-BB"/>
+          <w:lang/>
         </w:rPr>
       </w:pPr>
       <w:r>
@@ -4257,7 +4090,7 @@
           <w:noProof/>
           <w:sz w:val="24"/>
           <w:szCs w:val="24"/>
-          <w:lang w:val="en-BB"/>
+          <w:lang/>
         </w:rPr>
         <w:lastRenderedPageBreak/>
         <w:drawing>
@@ -4309,16 +4142,16 @@
           <w:bCs/>
           <w:sz w:val="26"/>
           <w:szCs w:val="26"/>
-          <w:lang w:val="en-BB"/>
-        </w:rPr>
-      </w:pPr>
-      <w:r>
-        <w:rPr>
-          <w:b/>
-          <w:bCs/>
-          <w:sz w:val="26"/>
-          <w:szCs w:val="26"/>
-          <w:lang w:val="en-BB"/>
+          <w:lang/>
+        </w:rPr>
+      </w:pPr>
+      <w:r>
+        <w:rPr>
+          <w:b/>
+          <w:bCs/>
+          <w:sz w:val="26"/>
+          <w:szCs w:val="26"/>
+          <w:lang/>
         </w:rPr>
         <w:t>Các ràng buộc toàn vẹn</w:t>
       </w:r>
@@ -4331,7 +4164,7 @@
           <w:sz w:val="26"/>
           <w:szCs w:val="26"/>
           <w:u w:val="single"/>
-          <w:lang w:val="en-BB"/>
+          <w:lang/>
         </w:rPr>
       </w:pPr>
       <w:r>
@@ -4339,7 +4172,7 @@
           <w:sz w:val="26"/>
           <w:szCs w:val="26"/>
           <w:u w:val="single"/>
-          <w:lang w:val="en-BB"/>
+          <w:lang/>
         </w:rPr>
         <w:t>Khóa chính (Primary Key)</w:t>
       </w:r>
@@ -4354,14 +4187,14 @@
         <w:rPr>
           <w:sz w:val="26"/>
           <w:szCs w:val="26"/>
-          <w:lang w:val="en-BB"/>
-        </w:rPr>
-      </w:pPr>
-      <w:r>
-        <w:rPr>
-          <w:sz w:val="26"/>
-          <w:szCs w:val="26"/>
-          <w:lang w:val="en-BB"/>
+          <w:lang/>
+        </w:rPr>
+      </w:pPr>
+      <w:r>
+        <w:rPr>
+          <w:sz w:val="26"/>
+          <w:szCs w:val="26"/>
+          <w:lang/>
         </w:rPr>
         <w:t>Customers.CustomerID, Orders.OrderID, Products.ProductID, Categories.CategoryID, OrderDetails.OrderDetailID, Payments.PaymentID</w:t>
       </w:r>
@@ -4374,7 +4207,7 @@
           <w:sz w:val="26"/>
           <w:szCs w:val="26"/>
           <w:u w:val="single"/>
-          <w:lang w:val="en-BB"/>
+          <w:lang/>
         </w:rPr>
       </w:pPr>
       <w:r>
@@ -4382,7 +4215,7 @@
           <w:sz w:val="26"/>
           <w:szCs w:val="26"/>
           <w:u w:val="single"/>
-          <w:lang w:val="en-BB"/>
+          <w:lang/>
         </w:rPr>
         <w:t>Khóa ngoại (Foreign Key)</w:t>
       </w:r>
@@ -4397,14 +4230,14 @@
         <w:rPr>
           <w:sz w:val="26"/>
           <w:szCs w:val="26"/>
-          <w:lang w:val="en-BB"/>
-        </w:rPr>
-      </w:pPr>
-      <w:r>
-        <w:rPr>
-          <w:sz w:val="26"/>
-          <w:szCs w:val="26"/>
-          <w:lang w:val="en-BB"/>
+          <w:lang/>
+        </w:rPr>
+      </w:pPr>
+      <w:r>
+        <w:rPr>
+          <w:sz w:val="26"/>
+          <w:szCs w:val="26"/>
+          <w:lang/>
         </w:rPr>
         <w:t xml:space="preserve">Orders.CustomerID </w:t>
       </w:r>
@@ -4413,7 +4246,7 @@
           <w:rFonts w:ascii="Segoe UI Symbol" w:hAnsi="Segoe UI Symbol" w:cs="Segoe UI Symbol"/>
           <w:sz w:val="26"/>
           <w:szCs w:val="26"/>
-          <w:lang w:val="en-BB"/>
+          <w:lang/>
         </w:rPr>
         <w:t>➝</w:t>
       </w:r>
@@ -4421,7 +4254,7 @@
         <w:rPr>
           <w:sz w:val="26"/>
           <w:szCs w:val="26"/>
-          <w:lang w:val="en-BB"/>
+          <w:lang/>
         </w:rPr>
         <w:t xml:space="preserve"> Customers.CustomerID</w:t>
       </w:r>
@@ -4436,14 +4269,14 @@
         <w:rPr>
           <w:sz w:val="26"/>
           <w:szCs w:val="26"/>
-          <w:lang w:val="en-BB"/>
-        </w:rPr>
-      </w:pPr>
-      <w:r>
-        <w:rPr>
-          <w:sz w:val="26"/>
-          <w:szCs w:val="26"/>
-          <w:lang w:val="en-BB"/>
+          <w:lang/>
+        </w:rPr>
+      </w:pPr>
+      <w:r>
+        <w:rPr>
+          <w:sz w:val="26"/>
+          <w:szCs w:val="26"/>
+          <w:lang/>
         </w:rPr>
         <w:t xml:space="preserve">OrderDetails.OrderID </w:t>
       </w:r>
@@ -4452,7 +4285,7 @@
           <w:rFonts w:ascii="Segoe UI Symbol" w:hAnsi="Segoe UI Symbol" w:cs="Segoe UI Symbol"/>
           <w:sz w:val="26"/>
           <w:szCs w:val="26"/>
-          <w:lang w:val="en-BB"/>
+          <w:lang/>
         </w:rPr>
         <w:t>➝</w:t>
       </w:r>
@@ -4460,7 +4293,7 @@
         <w:rPr>
           <w:sz w:val="26"/>
           <w:szCs w:val="26"/>
-          <w:lang w:val="en-BB"/>
+          <w:lang/>
         </w:rPr>
         <w:t xml:space="preserve"> Orders.OrderID</w:t>
       </w:r>
@@ -4475,14 +4308,14 @@
         <w:rPr>
           <w:sz w:val="26"/>
           <w:szCs w:val="26"/>
-          <w:lang w:val="en-BB"/>
-        </w:rPr>
-      </w:pPr>
-      <w:r>
-        <w:rPr>
-          <w:sz w:val="26"/>
-          <w:szCs w:val="26"/>
-          <w:lang w:val="en-BB"/>
+          <w:lang/>
+        </w:rPr>
+      </w:pPr>
+      <w:r>
+        <w:rPr>
+          <w:sz w:val="26"/>
+          <w:szCs w:val="26"/>
+          <w:lang/>
         </w:rPr>
         <w:t xml:space="preserve">OrderDetails.ProductID </w:t>
       </w:r>
@@ -4491,7 +4324,7 @@
           <w:rFonts w:ascii="Segoe UI Symbol" w:hAnsi="Segoe UI Symbol" w:cs="Segoe UI Symbol"/>
           <w:sz w:val="26"/>
           <w:szCs w:val="26"/>
-          <w:lang w:val="en-BB"/>
+          <w:lang/>
         </w:rPr>
         <w:t>➝</w:t>
       </w:r>
@@ -4499,7 +4332,7 @@
         <w:rPr>
           <w:sz w:val="26"/>
           <w:szCs w:val="26"/>
-          <w:lang w:val="en-BB"/>
+          <w:lang/>
         </w:rPr>
         <w:t xml:space="preserve"> Products.ProductID</w:t>
       </w:r>
@@ -4514,14 +4347,14 @@
         <w:rPr>
           <w:sz w:val="26"/>
           <w:szCs w:val="26"/>
-          <w:lang w:val="en-BB"/>
-        </w:rPr>
-      </w:pPr>
-      <w:r>
-        <w:rPr>
-          <w:sz w:val="26"/>
-          <w:szCs w:val="26"/>
-          <w:lang w:val="en-BB"/>
+          <w:lang/>
+        </w:rPr>
+      </w:pPr>
+      <w:r>
+        <w:rPr>
+          <w:sz w:val="26"/>
+          <w:szCs w:val="26"/>
+          <w:lang/>
         </w:rPr>
         <w:t xml:space="preserve">Payments.OrderID </w:t>
       </w:r>
@@ -4530,7 +4363,7 @@
           <w:rFonts w:ascii="Segoe UI Symbol" w:hAnsi="Segoe UI Symbol" w:cs="Segoe UI Symbol"/>
           <w:sz w:val="26"/>
           <w:szCs w:val="26"/>
-          <w:lang w:val="en-BB"/>
+          <w:lang/>
         </w:rPr>
         <w:t>➝</w:t>
       </w:r>
@@ -4538,7 +4371,7 @@
         <w:rPr>
           <w:sz w:val="26"/>
           <w:szCs w:val="26"/>
-          <w:lang w:val="en-BB"/>
+          <w:lang/>
         </w:rPr>
         <w:t xml:space="preserve"> Orders.OrderID</w:t>
       </w:r>
@@ -4553,14 +4386,14 @@
         <w:rPr>
           <w:sz w:val="26"/>
           <w:szCs w:val="26"/>
-          <w:lang w:val="en-BB"/>
-        </w:rPr>
-      </w:pPr>
-      <w:r>
-        <w:rPr>
-          <w:sz w:val="26"/>
-          <w:szCs w:val="26"/>
-          <w:lang w:val="en-BB"/>
+          <w:lang/>
+        </w:rPr>
+      </w:pPr>
+      <w:r>
+        <w:rPr>
+          <w:sz w:val="26"/>
+          <w:szCs w:val="26"/>
+          <w:lang/>
         </w:rPr>
         <w:t xml:space="preserve">Products.CategoryID </w:t>
       </w:r>
@@ -4569,7 +4402,7 @@
           <w:rFonts w:ascii="Segoe UI Symbol" w:hAnsi="Segoe UI Symbol" w:cs="Segoe UI Symbol"/>
           <w:sz w:val="26"/>
           <w:szCs w:val="26"/>
-          <w:lang w:val="en-BB"/>
+          <w:lang/>
         </w:rPr>
         <w:t>➝</w:t>
       </w:r>
@@ -4577,7 +4410,7 @@
         <w:rPr>
           <w:sz w:val="26"/>
           <w:szCs w:val="26"/>
-          <w:lang w:val="en-BB"/>
+          <w:lang/>
         </w:rPr>
         <w:t xml:space="preserve"> Categories.CategoryID</w:t>
       </w:r>
@@ -4590,7 +4423,7 @@
           <w:sz w:val="26"/>
           <w:szCs w:val="26"/>
           <w:u w:val="single"/>
-          <w:lang w:val="en-BB"/>
+          <w:lang/>
         </w:rPr>
       </w:pPr>
       <w:r>
@@ -4598,7 +4431,7 @@
           <w:sz w:val="26"/>
           <w:szCs w:val="26"/>
           <w:u w:val="single"/>
-          <w:lang w:val="en-BB"/>
+          <w:lang/>
         </w:rPr>
         <w:t>Ràng buộc khác</w:t>
       </w:r>
@@ -4613,14 +4446,14 @@
         <w:rPr>
           <w:sz w:val="26"/>
           <w:szCs w:val="26"/>
-          <w:lang w:val="en-BB"/>
-        </w:rPr>
-      </w:pPr>
-      <w:r>
-        <w:rPr>
-          <w:sz w:val="26"/>
-          <w:szCs w:val="26"/>
-          <w:lang w:val="en-BB"/>
+          <w:lang/>
+        </w:rPr>
+      </w:pPr>
+      <w:r>
+        <w:rPr>
+          <w:sz w:val="26"/>
+          <w:szCs w:val="26"/>
+          <w:lang/>
         </w:rPr>
         <w:t>Email trong Customers phải là duy nhất (UNIQUE)</w:t>
       </w:r>
@@ -4635,14 +4468,14 @@
         <w:rPr>
           <w:sz w:val="26"/>
           <w:szCs w:val="26"/>
-          <w:lang w:val="en-BB"/>
-        </w:rPr>
-      </w:pPr>
-      <w:r>
-        <w:rPr>
-          <w:sz w:val="26"/>
-          <w:szCs w:val="26"/>
-          <w:lang w:val="en-BB"/>
+          <w:lang/>
+        </w:rPr>
+      </w:pPr>
+      <w:r>
+        <w:rPr>
+          <w:sz w:val="26"/>
+          <w:szCs w:val="26"/>
+          <w:lang/>
         </w:rPr>
         <w:t>Stock trong Products phải ≥ 0</w:t>
       </w:r>
@@ -4657,14 +4490,14 @@
         <w:rPr>
           <w:sz w:val="26"/>
           <w:szCs w:val="26"/>
-          <w:lang w:val="en-BB"/>
-        </w:rPr>
-      </w:pPr>
-      <w:r>
-        <w:rPr>
-          <w:sz w:val="26"/>
-          <w:szCs w:val="26"/>
-          <w:lang w:val="en-BB"/>
+          <w:lang/>
+        </w:rPr>
+      </w:pPr>
+      <w:r>
+        <w:rPr>
+          <w:sz w:val="26"/>
+          <w:szCs w:val="26"/>
+          <w:lang/>
         </w:rPr>
         <w:lastRenderedPageBreak/>
         <w:t>Quantity trong OrderDetails phải ≥ 1</w:t>
@@ -4680,34 +4513,16 @@
         <w:rPr>
           <w:sz w:val="26"/>
           <w:szCs w:val="26"/>
-          <w:lang w:val="en-BB"/>
-        </w:rPr>
-      </w:pPr>
-      <w:r>
-        <w:rPr>
-          <w:sz w:val="26"/>
-          <w:szCs w:val="26"/>
-          <w:lang w:val="en-BB"/>
-        </w:rPr>
-        <w:t xml:space="preserve">TotalAmount trong Orders = </w:t>
-      </w:r>
-      <w:proofErr w:type="gramStart"/>
-      <w:r>
-        <w:rPr>
-          <w:sz w:val="26"/>
-          <w:szCs w:val="26"/>
-          <w:lang w:val="en-BB"/>
-        </w:rPr>
-        <w:t>SUM(</w:t>
-      </w:r>
-      <w:proofErr w:type="gramEnd"/>
-      <w:r>
-        <w:rPr>
-          <w:sz w:val="26"/>
-          <w:szCs w:val="26"/>
-          <w:lang w:val="en-BB"/>
-        </w:rPr>
-        <w:t>OrderDetails.Subtotal)</w:t>
+          <w:lang/>
+        </w:rPr>
+      </w:pPr>
+      <w:r>
+        <w:rPr>
+          <w:sz w:val="26"/>
+          <w:szCs w:val="26"/>
+          <w:lang/>
+        </w:rPr>
+        <w:t>TotalAmount trong Orders = SUM(OrderDetails.Subtotal)</w:t>
       </w:r>
     </w:p>
     <w:p>
@@ -4720,73 +4535,2290 @@
         <w:rPr>
           <w:sz w:val="26"/>
           <w:szCs w:val="26"/>
-          <w:lang w:val="en-BB"/>
-        </w:rPr>
-      </w:pPr>
-      <w:r>
-        <w:rPr>
-          <w:sz w:val="26"/>
-          <w:szCs w:val="26"/>
-          <w:lang w:val="en-BB"/>
+          <w:lang/>
+        </w:rPr>
+      </w:pPr>
+      <w:r>
+        <w:rPr>
+          <w:sz w:val="26"/>
+          <w:szCs w:val="26"/>
+          <w:lang/>
         </w:rPr>
         <w:t>Amount trong Payments ≤ TotalAmount của đơn hàng tương ứng</w:t>
       </w:r>
     </w:p>
     <w:p>
       <w:pPr>
-        <w:pStyle w:val="ListParagraph"/>
         <w:ind w:left="360"/>
         <w:rPr>
-          <w:sz w:val="26"/>
-          <w:szCs w:val="26"/>
-          <w:lang w:val="en-BB"/>
-        </w:rPr>
-      </w:pPr>
-    </w:p>
-    <w:p>
-      <w:pPr>
-        <w:pStyle w:val="ListParagraph"/>
+          <w:rFonts w:cstheme="minorHAnsi"/>
+          <w:sz w:val="26"/>
+          <w:szCs w:val="26"/>
+        </w:rPr>
+      </w:pPr>
+      <w:r>
+        <w:rPr>
+          <w:rFonts w:cstheme="minorHAnsi"/>
+          <w:sz w:val="26"/>
+          <w:szCs w:val="26"/>
+        </w:rPr>
+        <w:t xml:space="preserve">*** Bổ </w:t>
+      </w:r>
+      <w:proofErr w:type="gramStart"/>
+      <w:r>
+        <w:rPr>
+          <w:rFonts w:cstheme="minorHAnsi"/>
+          <w:sz w:val="26"/>
+          <w:szCs w:val="26"/>
+        </w:rPr>
+        <w:t>xung :</w:t>
+      </w:r>
+      <w:proofErr w:type="gramEnd"/>
+    </w:p>
+    <w:p>
+      <w:pPr>
+        <w:ind w:left="360"/>
+        <w:rPr>
+          <w:rFonts w:cstheme="minorHAnsi"/>
+          <w:b/>
+          <w:bCs/>
+          <w:sz w:val="26"/>
+          <w:szCs w:val="26"/>
+        </w:rPr>
+      </w:pPr>
+      <w:r>
+        <w:rPr>
+          <w:rFonts w:cstheme="minorHAnsi"/>
+          <w:b/>
+          <w:bCs/>
+          <w:sz w:val="26"/>
+          <w:szCs w:val="26"/>
+        </w:rPr>
+        <w:t>1. Bảng Suppliers (Nhà cung cấp)</w:t>
+      </w:r>
+    </w:p>
+    <w:p>
+      <w:pPr>
+        <w:ind w:left="360"/>
+        <w:rPr>
+          <w:rFonts w:cstheme="minorHAnsi"/>
+          <w:sz w:val="26"/>
+          <w:szCs w:val="26"/>
+        </w:rPr>
+      </w:pPr>
+      <w:r>
+        <w:rPr>
+          <w:rFonts w:cstheme="minorHAnsi"/>
+          <w:sz w:val="26"/>
+          <w:szCs w:val="26"/>
+        </w:rPr>
+        <w:t>Bảng này giúp quản lý nguồn gốc hàng hóa, đáp ứng tính thực tế khi một sản phẩm trong bảng Products cần biết được nhập từ đâu.</w:t>
+      </w:r>
+    </w:p>
+    <w:p>
+      <w:pPr>
         <w:numPr>
           <w:ilvl w:val="0"/>
-          <w:numId w:val="5"/>
+          <w:numId w:val="11"/>
         </w:numPr>
+        <w:rPr>
+          <w:rFonts w:cstheme="minorHAnsi"/>
+          <w:sz w:val="26"/>
+          <w:szCs w:val="26"/>
+        </w:rPr>
+      </w:pPr>
+      <w:r>
+        <w:rPr>
+          <w:rFonts w:cstheme="minorHAnsi"/>
+          <w:b/>
+          <w:bCs/>
+          <w:sz w:val="26"/>
+          <w:szCs w:val="26"/>
+        </w:rPr>
+        <w:t>Cấu trúc dữ liệu:</w:t>
+      </w:r>
+    </w:p>
+    <w:p>
+      <w:pPr>
+        <w:numPr>
+          <w:ilvl w:val="1"/>
+          <w:numId w:val="11"/>
+        </w:numPr>
+        <w:rPr>
+          <w:rFonts w:cstheme="minorHAnsi"/>
+          <w:sz w:val="26"/>
+          <w:szCs w:val="26"/>
+        </w:rPr>
+      </w:pPr>
+      <w:r>
+        <w:rPr>
+          <w:rFonts w:cstheme="minorHAnsi"/>
+          <w:b/>
+          <w:bCs/>
+          <w:sz w:val="26"/>
+          <w:szCs w:val="26"/>
+        </w:rPr>
+        <w:t>SupplierID:</w:t>
+      </w:r>
+      <w:r>
+        <w:rPr>
+          <w:rFonts w:cstheme="minorHAnsi"/>
+          <w:sz w:val="26"/>
+          <w:szCs w:val="26"/>
+        </w:rPr>
+        <w:t xml:space="preserve"> INT (PK, AUTO_INCREMENT) - Mã nhà cung cấp.</w:t>
+      </w:r>
+    </w:p>
+    <w:p>
+      <w:pPr>
+        <w:numPr>
+          <w:ilvl w:val="1"/>
+          <w:numId w:val="11"/>
+        </w:numPr>
+        <w:rPr>
+          <w:rFonts w:cstheme="minorHAnsi"/>
+          <w:sz w:val="26"/>
+          <w:szCs w:val="26"/>
+        </w:rPr>
+      </w:pPr>
+      <w:r>
+        <w:rPr>
+          <w:rFonts w:cstheme="minorHAnsi"/>
+          <w:b/>
+          <w:bCs/>
+          <w:sz w:val="26"/>
+          <w:szCs w:val="26"/>
+        </w:rPr>
+        <w:t>SupplierName:</w:t>
+      </w:r>
+      <w:r>
+        <w:rPr>
+          <w:rFonts w:cstheme="minorHAnsi"/>
+          <w:sz w:val="26"/>
+          <w:szCs w:val="26"/>
+        </w:rPr>
+        <w:t xml:space="preserve"> </w:t>
+      </w:r>
+      <w:proofErr w:type="gramStart"/>
+      <w:r>
+        <w:rPr>
+          <w:rFonts w:cstheme="minorHAnsi"/>
+          <w:sz w:val="26"/>
+          <w:szCs w:val="26"/>
+        </w:rPr>
+        <w:t>VARCHAR(</w:t>
+      </w:r>
+      <w:proofErr w:type="gramEnd"/>
+      <w:r>
+        <w:rPr>
+          <w:rFonts w:cstheme="minorHAnsi"/>
+          <w:sz w:val="26"/>
+          <w:szCs w:val="26"/>
+        </w:rPr>
+        <w:t>255) - Tên công ty/nhà cung cấp.</w:t>
+      </w:r>
+    </w:p>
+    <w:p>
+      <w:pPr>
+        <w:numPr>
+          <w:ilvl w:val="1"/>
+          <w:numId w:val="11"/>
+        </w:numPr>
+        <w:rPr>
+          <w:rFonts w:cstheme="minorHAnsi"/>
+          <w:sz w:val="26"/>
+          <w:szCs w:val="26"/>
+        </w:rPr>
+      </w:pPr>
+      <w:r>
+        <w:rPr>
+          <w:rFonts w:cstheme="minorHAnsi"/>
+          <w:b/>
+          <w:bCs/>
+          <w:sz w:val="26"/>
+          <w:szCs w:val="26"/>
+        </w:rPr>
+        <w:t>ContactName:</w:t>
+      </w:r>
+      <w:r>
+        <w:rPr>
+          <w:rFonts w:cstheme="minorHAnsi"/>
+          <w:sz w:val="26"/>
+          <w:szCs w:val="26"/>
+        </w:rPr>
+        <w:t xml:space="preserve"> </w:t>
+      </w:r>
+      <w:proofErr w:type="gramStart"/>
+      <w:r>
+        <w:rPr>
+          <w:rFonts w:cstheme="minorHAnsi"/>
+          <w:sz w:val="26"/>
+          <w:szCs w:val="26"/>
+        </w:rPr>
+        <w:t>VARCHAR(</w:t>
+      </w:r>
+      <w:proofErr w:type="gramEnd"/>
+      <w:r>
+        <w:rPr>
+          <w:rFonts w:cstheme="minorHAnsi"/>
+          <w:sz w:val="26"/>
+          <w:szCs w:val="26"/>
+        </w:rPr>
+        <w:t>100) - Tên người liên hệ.</w:t>
+      </w:r>
+    </w:p>
+    <w:p>
+      <w:pPr>
+        <w:numPr>
+          <w:ilvl w:val="1"/>
+          <w:numId w:val="11"/>
+        </w:numPr>
+        <w:rPr>
+          <w:rFonts w:cstheme="minorHAnsi"/>
+          <w:sz w:val="26"/>
+          <w:szCs w:val="26"/>
+        </w:rPr>
+      </w:pPr>
+      <w:r>
+        <w:rPr>
+          <w:rFonts w:cstheme="minorHAnsi"/>
+          <w:b/>
+          <w:bCs/>
+          <w:sz w:val="26"/>
+          <w:szCs w:val="26"/>
+        </w:rPr>
+        <w:t>Phone:</w:t>
+      </w:r>
+      <w:r>
+        <w:rPr>
+          <w:rFonts w:cstheme="minorHAnsi"/>
+          <w:sz w:val="26"/>
+          <w:szCs w:val="26"/>
+        </w:rPr>
+        <w:t xml:space="preserve"> </w:t>
+      </w:r>
+      <w:proofErr w:type="gramStart"/>
+      <w:r>
+        <w:rPr>
+          <w:rFonts w:cstheme="minorHAnsi"/>
+          <w:sz w:val="26"/>
+          <w:szCs w:val="26"/>
+        </w:rPr>
+        <w:t>VARCHAR(</w:t>
+      </w:r>
+      <w:proofErr w:type="gramEnd"/>
+      <w:r>
+        <w:rPr>
+          <w:rFonts w:cstheme="minorHAnsi"/>
+          <w:sz w:val="26"/>
+          <w:szCs w:val="26"/>
+        </w:rPr>
+        <w:t>20) - Số điện thoại.</w:t>
+      </w:r>
+    </w:p>
+    <w:p>
+      <w:pPr>
+        <w:numPr>
+          <w:ilvl w:val="1"/>
+          <w:numId w:val="11"/>
+        </w:numPr>
+        <w:rPr>
+          <w:rFonts w:cstheme="minorHAnsi"/>
+          <w:sz w:val="26"/>
+          <w:szCs w:val="26"/>
+        </w:rPr>
+      </w:pPr>
+      <w:r>
+        <w:rPr>
+          <w:rFonts w:cstheme="minorHAnsi"/>
+          <w:b/>
+          <w:bCs/>
+          <w:sz w:val="26"/>
+          <w:szCs w:val="26"/>
+        </w:rPr>
+        <w:t>Address:</w:t>
+      </w:r>
+      <w:r>
+        <w:rPr>
+          <w:rFonts w:cstheme="minorHAnsi"/>
+          <w:sz w:val="26"/>
+          <w:szCs w:val="26"/>
+        </w:rPr>
+        <w:t xml:space="preserve"> TEXT - Địa chỉ.</w:t>
+      </w:r>
+    </w:p>
+    <w:p>
+      <w:pPr>
+        <w:numPr>
+          <w:ilvl w:val="0"/>
+          <w:numId w:val="11"/>
+        </w:numPr>
+        <w:rPr>
+          <w:rFonts w:cstheme="minorHAnsi"/>
+          <w:sz w:val="26"/>
+          <w:szCs w:val="26"/>
+        </w:rPr>
+      </w:pPr>
+      <w:r>
+        <w:rPr>
+          <w:rFonts w:cstheme="minorHAnsi"/>
+          <w:b/>
+          <w:bCs/>
+          <w:sz w:val="26"/>
+          <w:szCs w:val="26"/>
+        </w:rPr>
+        <w:t>Ràng buộc (Constraints):</w:t>
+      </w:r>
+    </w:p>
+    <w:p>
+      <w:pPr>
+        <w:numPr>
+          <w:ilvl w:val="1"/>
+          <w:numId w:val="11"/>
+        </w:numPr>
+        <w:rPr>
+          <w:rFonts w:cstheme="minorHAnsi"/>
+          <w:sz w:val="26"/>
+          <w:szCs w:val="26"/>
+        </w:rPr>
+      </w:pPr>
+      <w:r>
+        <w:rPr>
+          <w:rFonts w:cstheme="minorHAnsi"/>
+          <w:b/>
+          <w:bCs/>
+          <w:sz w:val="26"/>
+          <w:szCs w:val="26"/>
+        </w:rPr>
+        <w:t>Khóa chính:</w:t>
+      </w:r>
+      <w:r>
+        <w:rPr>
+          <w:rFonts w:cstheme="minorHAnsi"/>
+          <w:sz w:val="26"/>
+          <w:szCs w:val="26"/>
+        </w:rPr>
+        <w:t xml:space="preserve"> SupplierID.</w:t>
+      </w:r>
+    </w:p>
+    <w:p>
+      <w:pPr>
+        <w:numPr>
+          <w:ilvl w:val="1"/>
+          <w:numId w:val="11"/>
+        </w:numPr>
+        <w:rPr>
+          <w:rFonts w:cstheme="minorHAnsi"/>
+          <w:sz w:val="26"/>
+          <w:szCs w:val="26"/>
+        </w:rPr>
+      </w:pPr>
+      <w:r>
+        <w:rPr>
+          <w:rFonts w:cstheme="minorHAnsi"/>
+          <w:b/>
+          <w:bCs/>
+          <w:sz w:val="26"/>
+          <w:szCs w:val="26"/>
+        </w:rPr>
+        <w:t>Liên kết:</w:t>
+      </w:r>
+      <w:r>
+        <w:rPr>
+          <w:rFonts w:cstheme="minorHAnsi"/>
+          <w:sz w:val="26"/>
+          <w:szCs w:val="26"/>
+        </w:rPr>
+        <w:t xml:space="preserve"> Bạn nên thêm cột SupplierID (FK) vào bảng Products để thiết lập quan hệ: </w:t>
+      </w:r>
+      <w:r>
+        <w:rPr>
+          <w:rFonts w:cstheme="minorHAnsi"/>
+          <w:b/>
+          <w:bCs/>
+          <w:sz w:val="26"/>
+          <w:szCs w:val="26"/>
+        </w:rPr>
+        <w:t xml:space="preserve">Suppliers.SupplierID </w:t>
+      </w:r>
+      <w:r>
+        <w:rPr>
+          <w:rFonts w:ascii="Segoe UI Symbol" w:hAnsi="Segoe UI Symbol" w:cs="Segoe UI Symbol"/>
+          <w:b/>
+          <w:bCs/>
+          <w:sz w:val="26"/>
+          <w:szCs w:val="26"/>
+        </w:rPr>
+        <w:t>➝</w:t>
+      </w:r>
+      <w:r>
+        <w:rPr>
+          <w:rFonts w:cstheme="minorHAnsi"/>
+          <w:b/>
+          <w:bCs/>
+          <w:sz w:val="26"/>
+          <w:szCs w:val="26"/>
+        </w:rPr>
+        <w:t xml:space="preserve"> Products.SupplierID</w:t>
+      </w:r>
+      <w:r>
+        <w:rPr>
+          <w:rFonts w:cstheme="minorHAnsi"/>
+          <w:sz w:val="26"/>
+          <w:szCs w:val="26"/>
+        </w:rPr>
+        <w:t>. Điều này giúp đảm bảo tính toàn vẹn: không thể xóa một nhà cung cấp nếu họ vẫn còn sản phẩm đang kinh doanh.</w:t>
+      </w:r>
+    </w:p>
+    <w:p>
+      <w:pPr>
+        <w:ind w:left="360"/>
+        <w:rPr>
+          <w:rFonts w:cstheme="minorHAnsi"/>
+          <w:b/>
+          <w:bCs/>
+          <w:sz w:val="26"/>
+          <w:szCs w:val="26"/>
+        </w:rPr>
+      </w:pPr>
+      <w:r>
+        <w:rPr>
+          <w:rFonts w:cstheme="minorHAnsi"/>
+          <w:b/>
+          <w:bCs/>
+          <w:sz w:val="26"/>
+          <w:szCs w:val="26"/>
+        </w:rPr>
+        <w:t>2. Bảng Promotions (Khuyến mãi)</w:t>
+      </w:r>
+    </w:p>
+    <w:p>
+      <w:pPr>
+        <w:ind w:left="360"/>
+        <w:rPr>
+          <w:rFonts w:cstheme="minorHAnsi"/>
+          <w:sz w:val="26"/>
+          <w:szCs w:val="26"/>
+        </w:rPr>
+      </w:pPr>
+      <w:r>
+        <w:rPr>
+          <w:rFonts w:cstheme="minorHAnsi"/>
+          <w:sz w:val="26"/>
+          <w:szCs w:val="26"/>
+        </w:rPr>
+        <w:t>Bảng này giúp quản lý các mã giảm giá áp dụng cho đơn hàng trong bảng Orders.</w:t>
+      </w:r>
+    </w:p>
+    <w:p>
+      <w:pPr>
+        <w:numPr>
+          <w:ilvl w:val="0"/>
+          <w:numId w:val="12"/>
+        </w:numPr>
+        <w:rPr>
+          <w:rFonts w:cstheme="minorHAnsi"/>
+          <w:sz w:val="26"/>
+          <w:szCs w:val="26"/>
+        </w:rPr>
+      </w:pPr>
+      <w:r>
+        <w:rPr>
+          <w:rFonts w:cstheme="minorHAnsi"/>
+          <w:b/>
+          <w:bCs/>
+          <w:sz w:val="26"/>
+          <w:szCs w:val="26"/>
+        </w:rPr>
+        <w:t>Cấu trúc dữ liệu:</w:t>
+      </w:r>
+    </w:p>
+    <w:p>
+      <w:pPr>
+        <w:numPr>
+          <w:ilvl w:val="1"/>
+          <w:numId w:val="12"/>
+        </w:numPr>
+        <w:rPr>
+          <w:rFonts w:cstheme="minorHAnsi"/>
+          <w:sz w:val="26"/>
+          <w:szCs w:val="26"/>
+        </w:rPr>
+      </w:pPr>
+      <w:r>
+        <w:rPr>
+          <w:rFonts w:cstheme="minorHAnsi"/>
+          <w:b/>
+          <w:bCs/>
+          <w:sz w:val="26"/>
+          <w:szCs w:val="26"/>
+        </w:rPr>
+        <w:t>PromotionID:</w:t>
+      </w:r>
+      <w:r>
+        <w:rPr>
+          <w:rFonts w:cstheme="minorHAnsi"/>
+          <w:sz w:val="26"/>
+          <w:szCs w:val="26"/>
+        </w:rPr>
+        <w:t xml:space="preserve"> INT (PK, AUTO_INCREMENT) - Mã chương trình.</w:t>
+      </w:r>
+    </w:p>
+    <w:p>
+      <w:pPr>
+        <w:numPr>
+          <w:ilvl w:val="1"/>
+          <w:numId w:val="12"/>
+        </w:numPr>
+        <w:rPr>
+          <w:rFonts w:cstheme="minorHAnsi"/>
+          <w:sz w:val="26"/>
+          <w:szCs w:val="26"/>
+        </w:rPr>
+      </w:pPr>
+      <w:r>
+        <w:rPr>
+          <w:rFonts w:cstheme="minorHAnsi"/>
+          <w:b/>
+          <w:bCs/>
+          <w:sz w:val="26"/>
+          <w:szCs w:val="26"/>
+        </w:rPr>
+        <w:t>PromoCode:</w:t>
+      </w:r>
+      <w:r>
+        <w:rPr>
+          <w:rFonts w:cstheme="minorHAnsi"/>
+          <w:sz w:val="26"/>
+          <w:szCs w:val="26"/>
+        </w:rPr>
+        <w:t xml:space="preserve"> </w:t>
+      </w:r>
+      <w:proofErr w:type="gramStart"/>
+      <w:r>
+        <w:rPr>
+          <w:rFonts w:cstheme="minorHAnsi"/>
+          <w:sz w:val="26"/>
+          <w:szCs w:val="26"/>
+        </w:rPr>
+        <w:t>VARCHAR(</w:t>
+      </w:r>
+      <w:proofErr w:type="gramEnd"/>
+      <w:r>
+        <w:rPr>
+          <w:rFonts w:cstheme="minorHAnsi"/>
+          <w:sz w:val="26"/>
+          <w:szCs w:val="26"/>
+        </w:rPr>
+        <w:t>50) UNIQUE - Mã giảm giá (ví dụ: 'GIAM20').</w:t>
+      </w:r>
+    </w:p>
+    <w:p>
+      <w:pPr>
+        <w:numPr>
+          <w:ilvl w:val="1"/>
+          <w:numId w:val="12"/>
+        </w:numPr>
+        <w:rPr>
+          <w:rFonts w:cstheme="minorHAnsi"/>
+          <w:sz w:val="26"/>
+          <w:szCs w:val="26"/>
+        </w:rPr>
+      </w:pPr>
+      <w:r>
+        <w:rPr>
+          <w:rFonts w:cstheme="minorHAnsi"/>
+          <w:b/>
+          <w:bCs/>
+          <w:sz w:val="26"/>
+          <w:szCs w:val="26"/>
+        </w:rPr>
+        <w:t>DiscountPercent:</w:t>
+      </w:r>
+      <w:r>
+        <w:rPr>
+          <w:rFonts w:cstheme="minorHAnsi"/>
+          <w:sz w:val="26"/>
+          <w:szCs w:val="26"/>
+        </w:rPr>
+        <w:t xml:space="preserve"> </w:t>
+      </w:r>
+      <w:proofErr w:type="gramStart"/>
+      <w:r>
+        <w:rPr>
+          <w:rFonts w:cstheme="minorHAnsi"/>
+          <w:sz w:val="26"/>
+          <w:szCs w:val="26"/>
+        </w:rPr>
+        <w:t>DECIMAL(</w:t>
+      </w:r>
+      <w:proofErr w:type="gramEnd"/>
+      <w:r>
+        <w:rPr>
+          <w:rFonts w:cstheme="minorHAnsi"/>
+          <w:sz w:val="26"/>
+          <w:szCs w:val="26"/>
+        </w:rPr>
+        <w:t>5,2) - Phần trăm giảm giá (0-100%).</w:t>
+      </w:r>
+    </w:p>
+    <w:p>
+      <w:pPr>
+        <w:numPr>
+          <w:ilvl w:val="1"/>
+          <w:numId w:val="12"/>
+        </w:numPr>
+        <w:rPr>
+          <w:rFonts w:cstheme="minorHAnsi"/>
+          <w:sz w:val="26"/>
+          <w:szCs w:val="26"/>
+        </w:rPr>
+      </w:pPr>
+      <w:r>
+        <w:rPr>
+          <w:rFonts w:cstheme="minorHAnsi"/>
+          <w:b/>
+          <w:bCs/>
+          <w:sz w:val="26"/>
+          <w:szCs w:val="26"/>
+        </w:rPr>
+        <w:t>StartDate:</w:t>
+      </w:r>
+      <w:r>
+        <w:rPr>
+          <w:rFonts w:cstheme="minorHAnsi"/>
+          <w:sz w:val="26"/>
+          <w:szCs w:val="26"/>
+        </w:rPr>
+        <w:t xml:space="preserve"> DATETIME - Ngày bắt đầu áp dụng.</w:t>
+      </w:r>
+    </w:p>
+    <w:p>
+      <w:pPr>
+        <w:numPr>
+          <w:ilvl w:val="1"/>
+          <w:numId w:val="12"/>
+        </w:numPr>
+        <w:rPr>
+          <w:rFonts w:cstheme="minorHAnsi"/>
+          <w:sz w:val="26"/>
+          <w:szCs w:val="26"/>
+        </w:rPr>
+      </w:pPr>
+      <w:r>
+        <w:rPr>
+          <w:rFonts w:cstheme="minorHAnsi"/>
+          <w:b/>
+          <w:bCs/>
+          <w:sz w:val="26"/>
+          <w:szCs w:val="26"/>
+        </w:rPr>
+        <w:t>EndDate:</w:t>
+      </w:r>
+      <w:r>
+        <w:rPr>
+          <w:rFonts w:cstheme="minorHAnsi"/>
+          <w:sz w:val="26"/>
+          <w:szCs w:val="26"/>
+        </w:rPr>
+        <w:t xml:space="preserve"> DATETIME - Ngày kết thúc.</w:t>
+      </w:r>
+    </w:p>
+    <w:p>
+      <w:pPr>
+        <w:numPr>
+          <w:ilvl w:val="1"/>
+          <w:numId w:val="12"/>
+        </w:numPr>
+        <w:rPr>
+          <w:rFonts w:cstheme="minorHAnsi"/>
+          <w:sz w:val="26"/>
+          <w:szCs w:val="26"/>
+        </w:rPr>
+      </w:pPr>
+      <w:r>
+        <w:rPr>
+          <w:rFonts w:cstheme="minorHAnsi"/>
+          <w:b/>
+          <w:bCs/>
+          <w:sz w:val="26"/>
+          <w:szCs w:val="26"/>
+        </w:rPr>
+        <w:lastRenderedPageBreak/>
+        <w:t>IsActive:</w:t>
+      </w:r>
+      <w:r>
+        <w:rPr>
+          <w:rFonts w:cstheme="minorHAnsi"/>
+          <w:sz w:val="26"/>
+          <w:szCs w:val="26"/>
+        </w:rPr>
+        <w:t xml:space="preserve"> BOOLEAN - Trạng thái kích hoạt.</w:t>
+      </w:r>
+    </w:p>
+    <w:p>
+      <w:pPr>
+        <w:numPr>
+          <w:ilvl w:val="0"/>
+          <w:numId w:val="12"/>
+        </w:numPr>
+        <w:rPr>
+          <w:rFonts w:cstheme="minorHAnsi"/>
+          <w:sz w:val="26"/>
+          <w:szCs w:val="26"/>
+        </w:rPr>
+      </w:pPr>
+      <w:r>
+        <w:rPr>
+          <w:rFonts w:cstheme="minorHAnsi"/>
+          <w:b/>
+          <w:bCs/>
+          <w:sz w:val="26"/>
+          <w:szCs w:val="26"/>
+        </w:rPr>
+        <w:t>Ràng buộc (Constraints):</w:t>
+      </w:r>
+    </w:p>
+    <w:p>
+      <w:pPr>
+        <w:numPr>
+          <w:ilvl w:val="1"/>
+          <w:numId w:val="12"/>
+        </w:numPr>
+        <w:rPr>
+          <w:rFonts w:cstheme="minorHAnsi"/>
+          <w:sz w:val="26"/>
+          <w:szCs w:val="26"/>
+        </w:rPr>
+      </w:pPr>
+      <w:r>
+        <w:rPr>
+          <w:rFonts w:cstheme="minorHAnsi"/>
+          <w:b/>
+          <w:bCs/>
+          <w:sz w:val="26"/>
+          <w:szCs w:val="26"/>
+        </w:rPr>
+        <w:t>Khóa chính:</w:t>
+      </w:r>
+      <w:r>
+        <w:rPr>
+          <w:rFonts w:cstheme="minorHAnsi"/>
+          <w:sz w:val="26"/>
+          <w:szCs w:val="26"/>
+        </w:rPr>
+        <w:t xml:space="preserve"> PromotionID.</w:t>
+      </w:r>
+    </w:p>
+    <w:p>
+      <w:pPr>
+        <w:numPr>
+          <w:ilvl w:val="1"/>
+          <w:numId w:val="12"/>
+        </w:numPr>
+        <w:rPr>
+          <w:rFonts w:cstheme="minorHAnsi"/>
+          <w:sz w:val="26"/>
+          <w:szCs w:val="26"/>
+        </w:rPr>
+      </w:pPr>
+      <w:r>
+        <w:rPr>
+          <w:rFonts w:cstheme="minorHAnsi"/>
+          <w:b/>
+          <w:bCs/>
+          <w:sz w:val="26"/>
+          <w:szCs w:val="26"/>
+        </w:rPr>
+        <w:t>Check:</w:t>
+      </w:r>
+      <w:r>
+        <w:rPr>
+          <w:rFonts w:cstheme="minorHAnsi"/>
+          <w:sz w:val="26"/>
+          <w:szCs w:val="26"/>
+        </w:rPr>
+        <w:t xml:space="preserve"> DiscountPercent phải nằm trong khoảng từ 0 đến 100.</w:t>
+      </w:r>
+    </w:p>
+    <w:p>
+      <w:pPr>
+        <w:numPr>
+          <w:ilvl w:val="1"/>
+          <w:numId w:val="12"/>
+        </w:numPr>
+        <w:rPr>
+          <w:rFonts w:cstheme="minorHAnsi"/>
+          <w:sz w:val="26"/>
+          <w:szCs w:val="26"/>
+        </w:rPr>
+      </w:pPr>
+      <w:r>
+        <w:rPr>
+          <w:rFonts w:cstheme="minorHAnsi"/>
+          <w:b/>
+          <w:bCs/>
+          <w:sz w:val="26"/>
+          <w:szCs w:val="26"/>
+        </w:rPr>
+        <w:t>Liên kết:</w:t>
+      </w:r>
+      <w:r>
+        <w:rPr>
+          <w:rFonts w:cstheme="minorHAnsi"/>
+          <w:sz w:val="26"/>
+          <w:szCs w:val="26"/>
+        </w:rPr>
+        <w:t xml:space="preserve"> Có thể thêm PromotionID (FK) vào bảng Orders để biết đơn hàng đó đã dùng mã giảm giá nào.</w:t>
+      </w:r>
+    </w:p>
+    <w:p>
+      <w:pPr>
+        <w:ind w:left="360"/>
+        <w:rPr>
+          <w:rFonts w:cstheme="minorHAnsi"/>
+          <w:b/>
+          <w:bCs/>
+          <w:sz w:val="26"/>
+          <w:szCs w:val="26"/>
+        </w:rPr>
+      </w:pPr>
+      <w:r>
+        <w:rPr>
+          <w:rFonts w:cstheme="minorHAnsi"/>
+          <w:b/>
+          <w:bCs/>
+          <w:sz w:val="26"/>
+          <w:szCs w:val="26"/>
+        </w:rPr>
+        <w:t>Gemini đã nói</w:t>
+      </w:r>
+    </w:p>
+    <w:p>
+      <w:pPr>
+        <w:ind w:left="360"/>
+        <w:rPr>
+          <w:rFonts w:cstheme="minorHAnsi"/>
+          <w:sz w:val="26"/>
+          <w:szCs w:val="26"/>
+        </w:rPr>
+      </w:pPr>
+      <w:r>
+        <w:rPr>
+          <w:rFonts w:cstheme="minorHAnsi"/>
+          <w:sz w:val="26"/>
+          <w:szCs w:val="26"/>
+        </w:rPr>
+        <w:t>Để đáp ứng yêu cầu 7 bảng và đảm bảo hệ thống hoàn thiện hơn, việc bổ sung 3 bảng này là rất hợp lý. Dưới đây là chi tiết về cấu trúc dữ liệu và các ràng buộc cho từng bảng dựa trên nền tảng CSDL hiện tại của bạn.</w:t>
+      </w:r>
+    </w:p>
+    <w:p>
+      <w:pPr>
+        <w:ind w:left="360"/>
+        <w:rPr>
+          <w:rFonts w:cstheme="minorHAnsi"/>
+          <w:sz w:val="26"/>
+          <w:szCs w:val="26"/>
+        </w:rPr>
+      </w:pPr>
+      <w:r>
+        <w:rPr>
+          <w:rFonts w:cstheme="minorHAnsi"/>
+          <w:sz w:val="26"/>
+          <w:szCs w:val="26"/>
+        </w:rPr>
+        <w:pict w14:anchorId="43A81893">
+          <v:rect id="_x0000_i1043" style="width:0;height:1.5pt" o:hralign="center" o:hrstd="t" o:hr="t" fillcolor="#a0a0a0" stroked="f"/>
+        </w:pict>
+      </w:r>
+    </w:p>
+    <w:p>
+      <w:pPr>
+        <w:ind w:left="360"/>
+        <w:rPr>
+          <w:rFonts w:cstheme="minorHAnsi"/>
+          <w:b/>
+          <w:bCs/>
+          <w:sz w:val="26"/>
+          <w:szCs w:val="26"/>
+        </w:rPr>
+      </w:pPr>
+      <w:r>
+        <w:rPr>
+          <w:rFonts w:cstheme="minorHAnsi"/>
+          <w:b/>
+          <w:bCs/>
+          <w:sz w:val="26"/>
+          <w:szCs w:val="26"/>
+        </w:rPr>
+        <w:t>1. Bảng Suppliers (Nhà cung cấp)</w:t>
+      </w:r>
+    </w:p>
+    <w:p>
+      <w:pPr>
+        <w:ind w:left="360"/>
+        <w:rPr>
+          <w:rFonts w:cstheme="minorHAnsi"/>
+          <w:sz w:val="26"/>
+          <w:szCs w:val="26"/>
+        </w:rPr>
+      </w:pPr>
+      <w:r>
+        <w:rPr>
+          <w:rFonts w:cstheme="minorHAnsi"/>
+          <w:sz w:val="26"/>
+          <w:szCs w:val="26"/>
+        </w:rPr>
+        <w:t>Bảng này giúp quản lý nguồn gốc hàng hóa, đáp ứng tính thực tế khi một sản phẩm trong bảng Products cần biết được nhập từ đâu.</w:t>
+      </w:r>
+    </w:p>
+    <w:p>
+      <w:pPr>
+        <w:numPr>
+          <w:ilvl w:val="0"/>
+          <w:numId w:val="13"/>
+        </w:numPr>
+        <w:rPr>
+          <w:rFonts w:cstheme="minorHAnsi"/>
+          <w:sz w:val="26"/>
+          <w:szCs w:val="26"/>
+        </w:rPr>
+      </w:pPr>
+      <w:r>
+        <w:rPr>
+          <w:rFonts w:cstheme="minorHAnsi"/>
+          <w:b/>
+          <w:bCs/>
+          <w:sz w:val="26"/>
+          <w:szCs w:val="26"/>
+        </w:rPr>
+        <w:t>Cấu trúc dữ liệu:</w:t>
+      </w:r>
+    </w:p>
+    <w:p>
+      <w:pPr>
+        <w:numPr>
+          <w:ilvl w:val="1"/>
+          <w:numId w:val="13"/>
+        </w:numPr>
+        <w:rPr>
+          <w:rFonts w:cstheme="minorHAnsi"/>
+          <w:sz w:val="26"/>
+          <w:szCs w:val="26"/>
+        </w:rPr>
+      </w:pPr>
+      <w:r>
+        <w:rPr>
+          <w:rFonts w:cstheme="minorHAnsi"/>
+          <w:b/>
+          <w:bCs/>
+          <w:sz w:val="26"/>
+          <w:szCs w:val="26"/>
+        </w:rPr>
+        <w:t>SupplierID:</w:t>
+      </w:r>
+      <w:r>
+        <w:rPr>
+          <w:rFonts w:cstheme="minorHAnsi"/>
+          <w:sz w:val="26"/>
+          <w:szCs w:val="26"/>
+        </w:rPr>
+        <w:t xml:space="preserve"> INT (PK, AUTO_INCREMENT) - Mã nhà cung cấp.</w:t>
+      </w:r>
+    </w:p>
+    <w:p>
+      <w:pPr>
+        <w:numPr>
+          <w:ilvl w:val="1"/>
+          <w:numId w:val="13"/>
+        </w:numPr>
+        <w:rPr>
+          <w:rFonts w:cstheme="minorHAnsi"/>
+          <w:sz w:val="26"/>
+          <w:szCs w:val="26"/>
+        </w:rPr>
+      </w:pPr>
+      <w:r>
+        <w:rPr>
+          <w:rFonts w:cstheme="minorHAnsi"/>
+          <w:b/>
+          <w:bCs/>
+          <w:sz w:val="26"/>
+          <w:szCs w:val="26"/>
+        </w:rPr>
+        <w:t>SupplierName:</w:t>
+      </w:r>
+      <w:r>
+        <w:rPr>
+          <w:rFonts w:cstheme="minorHAnsi"/>
+          <w:sz w:val="26"/>
+          <w:szCs w:val="26"/>
+        </w:rPr>
+        <w:t xml:space="preserve"> </w:t>
+      </w:r>
+      <w:proofErr w:type="gramStart"/>
+      <w:r>
+        <w:rPr>
+          <w:rFonts w:cstheme="minorHAnsi"/>
+          <w:sz w:val="26"/>
+          <w:szCs w:val="26"/>
+        </w:rPr>
+        <w:t>VARCHAR(</w:t>
+      </w:r>
+      <w:proofErr w:type="gramEnd"/>
+      <w:r>
+        <w:rPr>
+          <w:rFonts w:cstheme="minorHAnsi"/>
+          <w:sz w:val="26"/>
+          <w:szCs w:val="26"/>
+        </w:rPr>
+        <w:t>255) - Tên công ty/nhà cung cấp.</w:t>
+      </w:r>
+    </w:p>
+    <w:p>
+      <w:pPr>
+        <w:numPr>
+          <w:ilvl w:val="1"/>
+          <w:numId w:val="13"/>
+        </w:numPr>
+        <w:rPr>
+          <w:rFonts w:cstheme="minorHAnsi"/>
+          <w:sz w:val="26"/>
+          <w:szCs w:val="26"/>
+        </w:rPr>
+      </w:pPr>
+      <w:r>
+        <w:rPr>
+          <w:rFonts w:cstheme="minorHAnsi"/>
+          <w:b/>
+          <w:bCs/>
+          <w:sz w:val="26"/>
+          <w:szCs w:val="26"/>
+        </w:rPr>
+        <w:t>ContactName:</w:t>
+      </w:r>
+      <w:r>
+        <w:rPr>
+          <w:rFonts w:cstheme="minorHAnsi"/>
+          <w:sz w:val="26"/>
+          <w:szCs w:val="26"/>
+        </w:rPr>
+        <w:t xml:space="preserve"> </w:t>
+      </w:r>
+      <w:proofErr w:type="gramStart"/>
+      <w:r>
+        <w:rPr>
+          <w:rFonts w:cstheme="minorHAnsi"/>
+          <w:sz w:val="26"/>
+          <w:szCs w:val="26"/>
+        </w:rPr>
+        <w:t>VARCHAR(</w:t>
+      </w:r>
+      <w:proofErr w:type="gramEnd"/>
+      <w:r>
+        <w:rPr>
+          <w:rFonts w:cstheme="minorHAnsi"/>
+          <w:sz w:val="26"/>
+          <w:szCs w:val="26"/>
+        </w:rPr>
+        <w:t>100) - Tên người liên hệ.</w:t>
+      </w:r>
+    </w:p>
+    <w:p>
+      <w:pPr>
+        <w:numPr>
+          <w:ilvl w:val="1"/>
+          <w:numId w:val="13"/>
+        </w:numPr>
+        <w:rPr>
+          <w:rFonts w:cstheme="minorHAnsi"/>
+          <w:sz w:val="26"/>
+          <w:szCs w:val="26"/>
+        </w:rPr>
+      </w:pPr>
+      <w:r>
+        <w:rPr>
+          <w:rFonts w:cstheme="minorHAnsi"/>
+          <w:b/>
+          <w:bCs/>
+          <w:sz w:val="26"/>
+          <w:szCs w:val="26"/>
+        </w:rPr>
+        <w:t>Phone:</w:t>
+      </w:r>
+      <w:r>
+        <w:rPr>
+          <w:rFonts w:cstheme="minorHAnsi"/>
+          <w:sz w:val="26"/>
+          <w:szCs w:val="26"/>
+        </w:rPr>
+        <w:t xml:space="preserve"> </w:t>
+      </w:r>
+      <w:proofErr w:type="gramStart"/>
+      <w:r>
+        <w:rPr>
+          <w:rFonts w:cstheme="minorHAnsi"/>
+          <w:sz w:val="26"/>
+          <w:szCs w:val="26"/>
+        </w:rPr>
+        <w:t>VARCHAR(</w:t>
+      </w:r>
+      <w:proofErr w:type="gramEnd"/>
+      <w:r>
+        <w:rPr>
+          <w:rFonts w:cstheme="minorHAnsi"/>
+          <w:sz w:val="26"/>
+          <w:szCs w:val="26"/>
+        </w:rPr>
+        <w:t>20) - Số điện thoại.</w:t>
+      </w:r>
+    </w:p>
+    <w:p>
+      <w:pPr>
+        <w:numPr>
+          <w:ilvl w:val="1"/>
+          <w:numId w:val="13"/>
+        </w:numPr>
+        <w:rPr>
+          <w:rFonts w:cstheme="minorHAnsi"/>
+          <w:sz w:val="26"/>
+          <w:szCs w:val="26"/>
+        </w:rPr>
+      </w:pPr>
+      <w:r>
+        <w:rPr>
+          <w:rFonts w:cstheme="minorHAnsi"/>
+          <w:b/>
+          <w:bCs/>
+          <w:sz w:val="26"/>
+          <w:szCs w:val="26"/>
+        </w:rPr>
+        <w:t>Address:</w:t>
+      </w:r>
+      <w:r>
+        <w:rPr>
+          <w:rFonts w:cstheme="minorHAnsi"/>
+          <w:sz w:val="26"/>
+          <w:szCs w:val="26"/>
+        </w:rPr>
+        <w:t xml:space="preserve"> TEXT - Địa chỉ.</w:t>
+      </w:r>
+    </w:p>
+    <w:p>
+      <w:pPr>
+        <w:numPr>
+          <w:ilvl w:val="0"/>
+          <w:numId w:val="13"/>
+        </w:numPr>
+        <w:rPr>
+          <w:rFonts w:cstheme="minorHAnsi"/>
+          <w:sz w:val="26"/>
+          <w:szCs w:val="26"/>
+        </w:rPr>
+      </w:pPr>
+      <w:r>
+        <w:rPr>
+          <w:rFonts w:cstheme="minorHAnsi"/>
+          <w:b/>
+          <w:bCs/>
+          <w:sz w:val="26"/>
+          <w:szCs w:val="26"/>
+        </w:rPr>
+        <w:t>Ràng buộc (Constraints):</w:t>
+      </w:r>
+    </w:p>
+    <w:p>
+      <w:pPr>
+        <w:numPr>
+          <w:ilvl w:val="1"/>
+          <w:numId w:val="13"/>
+        </w:numPr>
+        <w:rPr>
+          <w:rFonts w:cstheme="minorHAnsi"/>
+          <w:sz w:val="26"/>
+          <w:szCs w:val="26"/>
+        </w:rPr>
+      </w:pPr>
+      <w:r>
+        <w:rPr>
+          <w:rFonts w:cstheme="minorHAnsi"/>
+          <w:b/>
+          <w:bCs/>
+          <w:sz w:val="26"/>
+          <w:szCs w:val="26"/>
+        </w:rPr>
+        <w:t>Khóa chính:</w:t>
+      </w:r>
+      <w:r>
+        <w:rPr>
+          <w:rFonts w:cstheme="minorHAnsi"/>
+          <w:sz w:val="26"/>
+          <w:szCs w:val="26"/>
+        </w:rPr>
+        <w:t xml:space="preserve"> SupplierID.</w:t>
+      </w:r>
+    </w:p>
+    <w:p>
+      <w:pPr>
+        <w:numPr>
+          <w:ilvl w:val="1"/>
+          <w:numId w:val="13"/>
+        </w:numPr>
+        <w:rPr>
+          <w:rFonts w:cstheme="minorHAnsi"/>
+          <w:sz w:val="26"/>
+          <w:szCs w:val="26"/>
+        </w:rPr>
+      </w:pPr>
+      <w:r>
+        <w:rPr>
+          <w:rFonts w:cstheme="minorHAnsi"/>
+          <w:b/>
+          <w:bCs/>
+          <w:sz w:val="26"/>
+          <w:szCs w:val="26"/>
+        </w:rPr>
+        <w:t>Liên kết:</w:t>
+      </w:r>
+      <w:r>
+        <w:rPr>
+          <w:rFonts w:cstheme="minorHAnsi"/>
+          <w:sz w:val="26"/>
+          <w:szCs w:val="26"/>
+        </w:rPr>
+        <w:t xml:space="preserve"> Bạn nên thêm cột SupplierID (FK) vào bảng Products để thiết lập quan hệ: </w:t>
+      </w:r>
+      <w:r>
+        <w:rPr>
+          <w:rFonts w:cstheme="minorHAnsi"/>
+          <w:b/>
+          <w:bCs/>
+          <w:sz w:val="26"/>
+          <w:szCs w:val="26"/>
+        </w:rPr>
+        <w:t xml:space="preserve">Suppliers.SupplierID </w:t>
+      </w:r>
+      <w:r>
+        <w:rPr>
+          <w:rFonts w:ascii="Segoe UI Symbol" w:hAnsi="Segoe UI Symbol" w:cs="Segoe UI Symbol"/>
+          <w:b/>
+          <w:bCs/>
+          <w:sz w:val="26"/>
+          <w:szCs w:val="26"/>
+        </w:rPr>
+        <w:t>➝</w:t>
+      </w:r>
+      <w:r>
+        <w:rPr>
+          <w:rFonts w:cstheme="minorHAnsi"/>
+          <w:b/>
+          <w:bCs/>
+          <w:sz w:val="26"/>
+          <w:szCs w:val="26"/>
+        </w:rPr>
+        <w:t xml:space="preserve"> Products.SupplierID</w:t>
+      </w:r>
+      <w:r>
+        <w:rPr>
+          <w:rFonts w:cstheme="minorHAnsi"/>
+          <w:sz w:val="26"/>
+          <w:szCs w:val="26"/>
+        </w:rPr>
+        <w:t>. Điều này giúp đảm bảo tính toàn vẹn: không thể xóa một nhà cung cấp nếu họ vẫn còn sản phẩm đang kinh doanh.</w:t>
+      </w:r>
+    </w:p>
+    <w:p>
+      <w:pPr>
+        <w:ind w:left="360"/>
+        <w:rPr>
+          <w:rFonts w:cstheme="minorHAnsi"/>
+          <w:sz w:val="26"/>
+          <w:szCs w:val="26"/>
+        </w:rPr>
+      </w:pPr>
+      <w:r>
+        <w:rPr>
+          <w:rFonts w:cstheme="minorHAnsi"/>
+          <w:sz w:val="26"/>
+          <w:szCs w:val="26"/>
+        </w:rPr>
+        <w:t>+1</w:t>
+      </w:r>
+    </w:p>
+    <w:p>
+      <w:pPr>
+        <w:ind w:left="360"/>
+        <w:rPr>
+          <w:rFonts w:cstheme="minorHAnsi"/>
+          <w:sz w:val="26"/>
+          <w:szCs w:val="26"/>
+        </w:rPr>
+      </w:pPr>
+      <w:r>
+        <w:rPr>
+          <w:rFonts w:cstheme="minorHAnsi"/>
+          <w:sz w:val="26"/>
+          <w:szCs w:val="26"/>
+        </w:rPr>
+        <w:pict w14:anchorId="22C38EFA">
+          <v:rect id="_x0000_i1044" style="width:0;height:1.5pt" o:hralign="center" o:hrstd="t" o:hr="t" fillcolor="#a0a0a0" stroked="f"/>
+        </w:pict>
+      </w:r>
+    </w:p>
+    <w:p>
+      <w:pPr>
+        <w:ind w:left="360"/>
+        <w:rPr>
+          <w:rFonts w:cstheme="minorHAnsi"/>
+          <w:b/>
+          <w:bCs/>
+          <w:sz w:val="26"/>
+          <w:szCs w:val="26"/>
+        </w:rPr>
+      </w:pPr>
+      <w:r>
+        <w:rPr>
+          <w:rFonts w:cstheme="minorHAnsi"/>
+          <w:b/>
+          <w:bCs/>
+          <w:sz w:val="26"/>
+          <w:szCs w:val="26"/>
+        </w:rPr>
+        <w:lastRenderedPageBreak/>
+        <w:t>2. Bảng Promotions (Khuyến mãi)</w:t>
+      </w:r>
+    </w:p>
+    <w:p>
+      <w:pPr>
+        <w:ind w:left="360"/>
+        <w:rPr>
+          <w:rFonts w:cstheme="minorHAnsi"/>
+          <w:sz w:val="26"/>
+          <w:szCs w:val="26"/>
+        </w:rPr>
+      </w:pPr>
+      <w:r>
+        <w:rPr>
+          <w:rFonts w:cstheme="minorHAnsi"/>
+          <w:sz w:val="26"/>
+          <w:szCs w:val="26"/>
+        </w:rPr>
+        <w:t>Bảng này giúp quản lý các mã giảm giá áp dụng cho đơn hàng trong bảng Orders.</w:t>
+      </w:r>
+    </w:p>
+    <w:p>
+      <w:pPr>
+        <w:numPr>
+          <w:ilvl w:val="0"/>
+          <w:numId w:val="14"/>
+        </w:numPr>
+        <w:rPr>
+          <w:rFonts w:cstheme="minorHAnsi"/>
+          <w:sz w:val="26"/>
+          <w:szCs w:val="26"/>
+        </w:rPr>
+      </w:pPr>
+      <w:r>
+        <w:rPr>
+          <w:rFonts w:cstheme="minorHAnsi"/>
+          <w:b/>
+          <w:bCs/>
+          <w:sz w:val="26"/>
+          <w:szCs w:val="26"/>
+        </w:rPr>
+        <w:t>Cấu trúc dữ liệu:</w:t>
+      </w:r>
+    </w:p>
+    <w:p>
+      <w:pPr>
+        <w:numPr>
+          <w:ilvl w:val="1"/>
+          <w:numId w:val="14"/>
+        </w:numPr>
+        <w:rPr>
+          <w:rFonts w:cstheme="minorHAnsi"/>
+          <w:sz w:val="26"/>
+          <w:szCs w:val="26"/>
+        </w:rPr>
+      </w:pPr>
+      <w:r>
+        <w:rPr>
+          <w:rFonts w:cstheme="minorHAnsi"/>
+          <w:b/>
+          <w:bCs/>
+          <w:sz w:val="26"/>
+          <w:szCs w:val="26"/>
+        </w:rPr>
+        <w:t>PromotionID:</w:t>
+      </w:r>
+      <w:r>
+        <w:rPr>
+          <w:rFonts w:cstheme="minorHAnsi"/>
+          <w:sz w:val="26"/>
+          <w:szCs w:val="26"/>
+        </w:rPr>
+        <w:t xml:space="preserve"> INT (PK, AUTO_INCREMENT) - Mã chương trình.</w:t>
+      </w:r>
+    </w:p>
+    <w:p>
+      <w:pPr>
+        <w:numPr>
+          <w:ilvl w:val="1"/>
+          <w:numId w:val="14"/>
+        </w:numPr>
+        <w:rPr>
+          <w:rFonts w:cstheme="minorHAnsi"/>
+          <w:sz w:val="26"/>
+          <w:szCs w:val="26"/>
+        </w:rPr>
+      </w:pPr>
+      <w:r>
+        <w:rPr>
+          <w:rFonts w:cstheme="minorHAnsi"/>
+          <w:b/>
+          <w:bCs/>
+          <w:sz w:val="26"/>
+          <w:szCs w:val="26"/>
+        </w:rPr>
+        <w:t>PromoCode:</w:t>
+      </w:r>
+      <w:r>
+        <w:rPr>
+          <w:rFonts w:cstheme="minorHAnsi"/>
+          <w:sz w:val="26"/>
+          <w:szCs w:val="26"/>
+        </w:rPr>
+        <w:t xml:space="preserve"> </w:t>
+      </w:r>
+      <w:proofErr w:type="gramStart"/>
+      <w:r>
+        <w:rPr>
+          <w:rFonts w:cstheme="minorHAnsi"/>
+          <w:sz w:val="26"/>
+          <w:szCs w:val="26"/>
+        </w:rPr>
+        <w:t>VARCHAR(</w:t>
+      </w:r>
+      <w:proofErr w:type="gramEnd"/>
+      <w:r>
+        <w:rPr>
+          <w:rFonts w:cstheme="minorHAnsi"/>
+          <w:sz w:val="26"/>
+          <w:szCs w:val="26"/>
+        </w:rPr>
+        <w:t>50) UNIQUE - Mã giảm giá (ví dụ: 'GIAM20').</w:t>
+      </w:r>
+    </w:p>
+    <w:p>
+      <w:pPr>
+        <w:numPr>
+          <w:ilvl w:val="1"/>
+          <w:numId w:val="14"/>
+        </w:numPr>
+        <w:rPr>
+          <w:rFonts w:cstheme="minorHAnsi"/>
+          <w:sz w:val="26"/>
+          <w:szCs w:val="26"/>
+        </w:rPr>
+      </w:pPr>
+      <w:r>
+        <w:rPr>
+          <w:rFonts w:cstheme="minorHAnsi"/>
+          <w:b/>
+          <w:bCs/>
+          <w:sz w:val="26"/>
+          <w:szCs w:val="26"/>
+        </w:rPr>
+        <w:t>DiscountPercent:</w:t>
+      </w:r>
+      <w:r>
+        <w:rPr>
+          <w:rFonts w:cstheme="minorHAnsi"/>
+          <w:sz w:val="26"/>
+          <w:szCs w:val="26"/>
+        </w:rPr>
+        <w:t xml:space="preserve"> </w:t>
+      </w:r>
+      <w:proofErr w:type="gramStart"/>
+      <w:r>
+        <w:rPr>
+          <w:rFonts w:cstheme="minorHAnsi"/>
+          <w:sz w:val="26"/>
+          <w:szCs w:val="26"/>
+        </w:rPr>
+        <w:t>DECIMAL(</w:t>
+      </w:r>
+      <w:proofErr w:type="gramEnd"/>
+      <w:r>
+        <w:rPr>
+          <w:rFonts w:cstheme="minorHAnsi"/>
+          <w:sz w:val="26"/>
+          <w:szCs w:val="26"/>
+        </w:rPr>
+        <w:t>5,2) - Phần trăm giảm giá (0-100%).</w:t>
+      </w:r>
+    </w:p>
+    <w:p>
+      <w:pPr>
+        <w:numPr>
+          <w:ilvl w:val="1"/>
+          <w:numId w:val="14"/>
+        </w:numPr>
+        <w:rPr>
+          <w:rFonts w:cstheme="minorHAnsi"/>
+          <w:sz w:val="26"/>
+          <w:szCs w:val="26"/>
+        </w:rPr>
+      </w:pPr>
+      <w:r>
+        <w:rPr>
+          <w:rFonts w:cstheme="minorHAnsi"/>
+          <w:b/>
+          <w:bCs/>
+          <w:sz w:val="26"/>
+          <w:szCs w:val="26"/>
+        </w:rPr>
+        <w:t>StartDate:</w:t>
+      </w:r>
+      <w:r>
+        <w:rPr>
+          <w:rFonts w:cstheme="minorHAnsi"/>
+          <w:sz w:val="26"/>
+          <w:szCs w:val="26"/>
+        </w:rPr>
+        <w:t xml:space="preserve"> DATETIME - Ngày bắt đầu áp dụng.</w:t>
+      </w:r>
+    </w:p>
+    <w:p>
+      <w:pPr>
+        <w:numPr>
+          <w:ilvl w:val="1"/>
+          <w:numId w:val="14"/>
+        </w:numPr>
+        <w:rPr>
+          <w:rFonts w:cstheme="minorHAnsi"/>
+          <w:sz w:val="26"/>
+          <w:szCs w:val="26"/>
+        </w:rPr>
+      </w:pPr>
+      <w:r>
+        <w:rPr>
+          <w:rFonts w:cstheme="minorHAnsi"/>
+          <w:b/>
+          <w:bCs/>
+          <w:sz w:val="26"/>
+          <w:szCs w:val="26"/>
+        </w:rPr>
+        <w:t>EndDate:</w:t>
+      </w:r>
+      <w:r>
+        <w:rPr>
+          <w:rFonts w:cstheme="minorHAnsi"/>
+          <w:sz w:val="26"/>
+          <w:szCs w:val="26"/>
+        </w:rPr>
+        <w:t xml:space="preserve"> DATETIME - Ngày kết thúc.</w:t>
+      </w:r>
+    </w:p>
+    <w:p>
+      <w:pPr>
+        <w:numPr>
+          <w:ilvl w:val="1"/>
+          <w:numId w:val="14"/>
+        </w:numPr>
+        <w:rPr>
+          <w:rFonts w:cstheme="minorHAnsi"/>
+          <w:sz w:val="26"/>
+          <w:szCs w:val="26"/>
+        </w:rPr>
+      </w:pPr>
+      <w:r>
+        <w:rPr>
+          <w:rFonts w:cstheme="minorHAnsi"/>
+          <w:b/>
+          <w:bCs/>
+          <w:sz w:val="26"/>
+          <w:szCs w:val="26"/>
+        </w:rPr>
+        <w:t>IsActive:</w:t>
+      </w:r>
+      <w:r>
+        <w:rPr>
+          <w:rFonts w:cstheme="minorHAnsi"/>
+          <w:sz w:val="26"/>
+          <w:szCs w:val="26"/>
+        </w:rPr>
+        <w:t xml:space="preserve"> BOOLEAN - Trạng thái kích hoạt.</w:t>
+      </w:r>
+    </w:p>
+    <w:p>
+      <w:pPr>
+        <w:numPr>
+          <w:ilvl w:val="0"/>
+          <w:numId w:val="14"/>
+        </w:numPr>
+        <w:rPr>
+          <w:rFonts w:cstheme="minorHAnsi"/>
+          <w:sz w:val="26"/>
+          <w:szCs w:val="26"/>
+        </w:rPr>
+      </w:pPr>
+      <w:r>
+        <w:rPr>
+          <w:rFonts w:cstheme="minorHAnsi"/>
+          <w:b/>
+          <w:bCs/>
+          <w:sz w:val="26"/>
+          <w:szCs w:val="26"/>
+        </w:rPr>
+        <w:t>Ràng buộc (Constraints):</w:t>
+      </w:r>
+    </w:p>
+    <w:p>
+      <w:pPr>
+        <w:numPr>
+          <w:ilvl w:val="1"/>
+          <w:numId w:val="14"/>
+        </w:numPr>
+        <w:rPr>
+          <w:rFonts w:cstheme="minorHAnsi"/>
+          <w:sz w:val="26"/>
+          <w:szCs w:val="26"/>
+        </w:rPr>
+      </w:pPr>
+      <w:r>
+        <w:rPr>
+          <w:rFonts w:cstheme="minorHAnsi"/>
+          <w:b/>
+          <w:bCs/>
+          <w:sz w:val="26"/>
+          <w:szCs w:val="26"/>
+        </w:rPr>
+        <w:t>Khóa chính:</w:t>
+      </w:r>
+      <w:r>
+        <w:rPr>
+          <w:rFonts w:cstheme="minorHAnsi"/>
+          <w:sz w:val="26"/>
+          <w:szCs w:val="26"/>
+        </w:rPr>
+        <w:t xml:space="preserve"> PromotionID.</w:t>
+      </w:r>
+    </w:p>
+    <w:p>
+      <w:pPr>
+        <w:numPr>
+          <w:ilvl w:val="1"/>
+          <w:numId w:val="14"/>
+        </w:numPr>
+        <w:rPr>
+          <w:rFonts w:cstheme="minorHAnsi"/>
+          <w:sz w:val="26"/>
+          <w:szCs w:val="26"/>
+        </w:rPr>
+      </w:pPr>
+      <w:r>
+        <w:rPr>
+          <w:rFonts w:cstheme="minorHAnsi"/>
+          <w:b/>
+          <w:bCs/>
+          <w:sz w:val="26"/>
+          <w:szCs w:val="26"/>
+        </w:rPr>
+        <w:t>Check:</w:t>
+      </w:r>
+      <w:r>
+        <w:rPr>
+          <w:rFonts w:cstheme="minorHAnsi"/>
+          <w:sz w:val="26"/>
+          <w:szCs w:val="26"/>
+        </w:rPr>
+        <w:t xml:space="preserve"> DiscountPercent phải nằm trong khoảng từ 0 đến 100.</w:t>
+      </w:r>
+    </w:p>
+    <w:p>
+      <w:pPr>
+        <w:numPr>
+          <w:ilvl w:val="1"/>
+          <w:numId w:val="14"/>
+        </w:numPr>
+        <w:rPr>
+          <w:rFonts w:cstheme="minorHAnsi"/>
+          <w:sz w:val="26"/>
+          <w:szCs w:val="26"/>
+        </w:rPr>
+      </w:pPr>
+      <w:r>
+        <w:rPr>
+          <w:rFonts w:cstheme="minorHAnsi"/>
+          <w:b/>
+          <w:bCs/>
+          <w:sz w:val="26"/>
+          <w:szCs w:val="26"/>
+        </w:rPr>
+        <w:t>Liên kết:</w:t>
+      </w:r>
+      <w:r>
+        <w:rPr>
+          <w:rFonts w:cstheme="minorHAnsi"/>
+          <w:sz w:val="26"/>
+          <w:szCs w:val="26"/>
+        </w:rPr>
+        <w:t xml:space="preserve"> Có thể thêm PromotionID (FK) vào bảng Orders để biết đơn hàng đó đã dùng mã giảm giá nào.</w:t>
+      </w:r>
+    </w:p>
+    <w:p>
+      <w:pPr>
+        <w:ind w:left="360"/>
+        <w:rPr>
+          <w:rFonts w:cstheme="minorHAnsi"/>
+          <w:sz w:val="26"/>
+          <w:szCs w:val="26"/>
+        </w:rPr>
+      </w:pPr>
+      <w:r>
+        <w:rPr>
+          <w:rFonts w:cstheme="minorHAnsi"/>
+          <w:sz w:val="26"/>
+          <w:szCs w:val="26"/>
+        </w:rPr>
+        <w:pict w14:anchorId="4350E2EA">
+          <v:rect id="_x0000_i1045" style="width:0;height:1.5pt" o:hralign="center" o:hrstd="t" o:hr="t" fillcolor="#a0a0a0" stroked="f"/>
+        </w:pict>
+      </w:r>
+    </w:p>
+    <w:p>
+      <w:pPr>
+        <w:ind w:left="360"/>
+        <w:rPr>
+          <w:rFonts w:cstheme="minorHAnsi"/>
+          <w:b/>
+          <w:bCs/>
+          <w:sz w:val="26"/>
+          <w:szCs w:val="26"/>
+        </w:rPr>
+      </w:pPr>
+      <w:r>
+        <w:rPr>
+          <w:rFonts w:cstheme="minorHAnsi"/>
+          <w:b/>
+          <w:bCs/>
+          <w:sz w:val="26"/>
+          <w:szCs w:val="26"/>
+        </w:rPr>
+        <w:t>3. Bảng Reviews (Đánh giá sản phẩm)</w:t>
+      </w:r>
+    </w:p>
+    <w:p>
+      <w:pPr>
+        <w:ind w:left="360"/>
+        <w:rPr>
+          <w:rFonts w:cstheme="minorHAnsi"/>
+          <w:sz w:val="26"/>
+          <w:szCs w:val="26"/>
+        </w:rPr>
+      </w:pPr>
+      <w:r>
+        <w:rPr>
+          <w:rFonts w:cstheme="minorHAnsi"/>
+          <w:sz w:val="26"/>
+          <w:szCs w:val="26"/>
+        </w:rPr>
+        <w:t>Bảng này kết nối giữa khách hàng (Customers) và sản phẩm (Products) để lưu trữ trải nghiệm người dùng.</w:t>
+      </w:r>
+    </w:p>
+    <w:p>
+      <w:pPr>
+        <w:ind w:left="360"/>
+        <w:rPr>
+          <w:rFonts w:cstheme="minorHAnsi"/>
+          <w:sz w:val="26"/>
+          <w:szCs w:val="26"/>
+        </w:rPr>
+      </w:pPr>
+      <w:r>
+        <w:rPr>
+          <w:rFonts w:cstheme="minorHAnsi"/>
+          <w:sz w:val="26"/>
+          <w:szCs w:val="26"/>
+        </w:rPr>
+        <w:t>+1</w:t>
+      </w:r>
+    </w:p>
+    <w:p>
+      <w:pPr>
+        <w:numPr>
+          <w:ilvl w:val="0"/>
+          <w:numId w:val="15"/>
+        </w:numPr>
+        <w:rPr>
+          <w:rFonts w:cstheme="minorHAnsi"/>
+          <w:sz w:val="26"/>
+          <w:szCs w:val="26"/>
+        </w:rPr>
+      </w:pPr>
+      <w:r>
+        <w:rPr>
+          <w:rFonts w:cstheme="minorHAnsi"/>
+          <w:b/>
+          <w:bCs/>
+          <w:sz w:val="26"/>
+          <w:szCs w:val="26"/>
+        </w:rPr>
+        <w:t>Cấu trúc dữ liệu:</w:t>
+      </w:r>
+    </w:p>
+    <w:p>
+      <w:pPr>
+        <w:numPr>
+          <w:ilvl w:val="1"/>
+          <w:numId w:val="15"/>
+        </w:numPr>
+        <w:rPr>
+          <w:rFonts w:cstheme="minorHAnsi"/>
+          <w:sz w:val="26"/>
+          <w:szCs w:val="26"/>
+        </w:rPr>
+      </w:pPr>
+      <w:r>
+        <w:rPr>
+          <w:rFonts w:cstheme="minorHAnsi"/>
+          <w:b/>
+          <w:bCs/>
+          <w:sz w:val="26"/>
+          <w:szCs w:val="26"/>
+        </w:rPr>
+        <w:t>ReviewID:</w:t>
+      </w:r>
+      <w:r>
+        <w:rPr>
+          <w:rFonts w:cstheme="minorHAnsi"/>
+          <w:sz w:val="26"/>
+          <w:szCs w:val="26"/>
+        </w:rPr>
+        <w:t xml:space="preserve"> INT (PK, AUTO_INCREMENT) - Mã đánh giá.</w:t>
+      </w:r>
+    </w:p>
+    <w:p>
+      <w:pPr>
+        <w:numPr>
+          <w:ilvl w:val="1"/>
+          <w:numId w:val="15"/>
+        </w:numPr>
+        <w:rPr>
+          <w:rFonts w:cstheme="minorHAnsi"/>
+          <w:sz w:val="26"/>
+          <w:szCs w:val="26"/>
+        </w:rPr>
+      </w:pPr>
+      <w:r>
+        <w:rPr>
+          <w:rFonts w:cstheme="minorHAnsi"/>
+          <w:b/>
+          <w:bCs/>
+          <w:sz w:val="26"/>
+          <w:szCs w:val="26"/>
+        </w:rPr>
+        <w:t>ProductID:</w:t>
+      </w:r>
+      <w:r>
+        <w:rPr>
+          <w:rFonts w:cstheme="minorHAnsi"/>
+          <w:sz w:val="26"/>
+          <w:szCs w:val="26"/>
+        </w:rPr>
+        <w:t xml:space="preserve"> INT (FK) - Sản phẩm được đánh giá.</w:t>
+      </w:r>
+    </w:p>
+    <w:p>
+      <w:pPr>
+        <w:numPr>
+          <w:ilvl w:val="1"/>
+          <w:numId w:val="15"/>
+        </w:numPr>
+        <w:rPr>
+          <w:rFonts w:cstheme="minorHAnsi"/>
+          <w:sz w:val="26"/>
+          <w:szCs w:val="26"/>
+        </w:rPr>
+      </w:pPr>
+      <w:r>
+        <w:rPr>
+          <w:rFonts w:cstheme="minorHAnsi"/>
+          <w:b/>
+          <w:bCs/>
+          <w:sz w:val="26"/>
+          <w:szCs w:val="26"/>
+        </w:rPr>
+        <w:t>CustomerID:</w:t>
+      </w:r>
+      <w:r>
+        <w:rPr>
+          <w:rFonts w:cstheme="minorHAnsi"/>
+          <w:sz w:val="26"/>
+          <w:szCs w:val="26"/>
+        </w:rPr>
+        <w:t xml:space="preserve"> INT (FK) - Khách hàng thực hiện đánh giá.</w:t>
+      </w:r>
+    </w:p>
+    <w:p>
+      <w:pPr>
+        <w:numPr>
+          <w:ilvl w:val="1"/>
+          <w:numId w:val="15"/>
+        </w:numPr>
+        <w:rPr>
+          <w:rFonts w:cstheme="minorHAnsi"/>
+          <w:sz w:val="26"/>
+          <w:szCs w:val="26"/>
+        </w:rPr>
+      </w:pPr>
+      <w:r>
+        <w:rPr>
+          <w:rFonts w:cstheme="minorHAnsi"/>
+          <w:b/>
+          <w:bCs/>
+          <w:sz w:val="26"/>
+          <w:szCs w:val="26"/>
+        </w:rPr>
+        <w:t>Rating:</w:t>
+      </w:r>
+      <w:r>
+        <w:rPr>
+          <w:rFonts w:cstheme="minorHAnsi"/>
+          <w:sz w:val="26"/>
+          <w:szCs w:val="26"/>
+        </w:rPr>
+        <w:t xml:space="preserve"> INT - Số sao (ví dụ: 1 đến 5).</w:t>
+      </w:r>
+    </w:p>
+    <w:p>
+      <w:pPr>
+        <w:numPr>
+          <w:ilvl w:val="1"/>
+          <w:numId w:val="15"/>
+        </w:numPr>
+        <w:rPr>
+          <w:rFonts w:cstheme="minorHAnsi"/>
+          <w:sz w:val="26"/>
+          <w:szCs w:val="26"/>
+        </w:rPr>
+      </w:pPr>
+      <w:r>
+        <w:rPr>
+          <w:rFonts w:cstheme="minorHAnsi"/>
+          <w:b/>
+          <w:bCs/>
+          <w:sz w:val="26"/>
+          <w:szCs w:val="26"/>
+        </w:rPr>
+        <w:t>Comment:</w:t>
+      </w:r>
+      <w:r>
+        <w:rPr>
+          <w:rFonts w:cstheme="minorHAnsi"/>
+          <w:sz w:val="26"/>
+          <w:szCs w:val="26"/>
+        </w:rPr>
+        <w:t xml:space="preserve"> TEXT - Nội dung nhận xét.</w:t>
+      </w:r>
+    </w:p>
+    <w:p>
+      <w:pPr>
+        <w:numPr>
+          <w:ilvl w:val="1"/>
+          <w:numId w:val="15"/>
+        </w:numPr>
+        <w:rPr>
+          <w:rFonts w:cstheme="minorHAnsi"/>
+          <w:sz w:val="26"/>
+          <w:szCs w:val="26"/>
+        </w:rPr>
+      </w:pPr>
+      <w:r>
+        <w:rPr>
+          <w:rFonts w:cstheme="minorHAnsi"/>
+          <w:b/>
+          <w:bCs/>
+          <w:sz w:val="26"/>
+          <w:szCs w:val="26"/>
+        </w:rPr>
+        <w:t>ReviewDate:</w:t>
+      </w:r>
+      <w:r>
+        <w:rPr>
+          <w:rFonts w:cstheme="minorHAnsi"/>
+          <w:sz w:val="26"/>
+          <w:szCs w:val="26"/>
+        </w:rPr>
+        <w:t xml:space="preserve"> DATETIME - Thời gian đánh giá.</w:t>
+      </w:r>
+    </w:p>
+    <w:p>
+      <w:pPr>
+        <w:numPr>
+          <w:ilvl w:val="0"/>
+          <w:numId w:val="15"/>
+        </w:numPr>
+        <w:rPr>
+          <w:rFonts w:cstheme="minorHAnsi"/>
+          <w:sz w:val="26"/>
+          <w:szCs w:val="26"/>
+        </w:rPr>
+      </w:pPr>
+      <w:r>
+        <w:rPr>
+          <w:rFonts w:cstheme="minorHAnsi"/>
+          <w:b/>
+          <w:bCs/>
+          <w:sz w:val="26"/>
+          <w:szCs w:val="26"/>
+        </w:rPr>
+        <w:lastRenderedPageBreak/>
+        <w:t>Ràng buộc (Constraints):</w:t>
+      </w:r>
+    </w:p>
+    <w:p>
+      <w:pPr>
+        <w:numPr>
+          <w:ilvl w:val="1"/>
+          <w:numId w:val="15"/>
+        </w:numPr>
+        <w:rPr>
+          <w:rFonts w:cstheme="minorHAnsi"/>
+          <w:sz w:val="26"/>
+          <w:szCs w:val="26"/>
+        </w:rPr>
+      </w:pPr>
+      <w:r>
+        <w:rPr>
+          <w:rFonts w:cstheme="minorHAnsi"/>
+          <w:b/>
+          <w:bCs/>
+          <w:sz w:val="26"/>
+          <w:szCs w:val="26"/>
+        </w:rPr>
+        <w:t>Khóa chính:</w:t>
+      </w:r>
+      <w:r>
+        <w:rPr>
+          <w:rFonts w:cstheme="minorHAnsi"/>
+          <w:sz w:val="26"/>
+          <w:szCs w:val="26"/>
+        </w:rPr>
+        <w:t xml:space="preserve"> ReviewID.</w:t>
+      </w:r>
+    </w:p>
+    <w:p>
+      <w:pPr>
+        <w:numPr>
+          <w:ilvl w:val="1"/>
+          <w:numId w:val="15"/>
+        </w:numPr>
+        <w:rPr>
+          <w:rFonts w:cstheme="minorHAnsi"/>
+          <w:sz w:val="26"/>
+          <w:szCs w:val="26"/>
+        </w:rPr>
+      </w:pPr>
+      <w:r>
+        <w:rPr>
+          <w:rFonts w:cstheme="minorHAnsi"/>
+          <w:b/>
+          <w:bCs/>
+          <w:sz w:val="26"/>
+          <w:szCs w:val="26"/>
+        </w:rPr>
+        <w:t>Khóa ngoại:</w:t>
+      </w:r>
+    </w:p>
+    <w:p>
+      <w:pPr>
+        <w:numPr>
+          <w:ilvl w:val="2"/>
+          <w:numId w:val="15"/>
+        </w:numPr>
+        <w:rPr>
+          <w:rFonts w:cstheme="minorHAnsi"/>
+          <w:sz w:val="26"/>
+          <w:szCs w:val="26"/>
+        </w:rPr>
+      </w:pPr>
+      <w:r>
+        <w:rPr>
+          <w:rFonts w:cstheme="minorHAnsi"/>
+          <w:b/>
+          <w:bCs/>
+          <w:sz w:val="26"/>
+          <w:szCs w:val="26"/>
+        </w:rPr>
+        <w:t xml:space="preserve">Reviews.ProductID </w:t>
+      </w:r>
+      <w:r>
+        <w:rPr>
+          <w:rFonts w:ascii="Segoe UI Symbol" w:hAnsi="Segoe UI Symbol" w:cs="Segoe UI Symbol"/>
+          <w:b/>
+          <w:bCs/>
+          <w:sz w:val="26"/>
+          <w:szCs w:val="26"/>
+        </w:rPr>
+        <w:t>➝</w:t>
+      </w:r>
+      <w:r>
+        <w:rPr>
+          <w:rFonts w:cstheme="minorHAnsi"/>
+          <w:b/>
+          <w:bCs/>
+          <w:sz w:val="26"/>
+          <w:szCs w:val="26"/>
+        </w:rPr>
+        <w:t xml:space="preserve"> Products.ProductID</w:t>
+      </w:r>
+      <w:r>
+        <w:rPr>
+          <w:rFonts w:cstheme="minorHAnsi"/>
+          <w:sz w:val="26"/>
+          <w:szCs w:val="26"/>
+        </w:rPr>
+        <w:t>.</w:t>
+      </w:r>
+    </w:p>
+    <w:p>
+      <w:pPr>
+        <w:ind w:left="360"/>
+        <w:rPr>
+          <w:rFonts w:cstheme="minorHAnsi"/>
+          <w:sz w:val="26"/>
+          <w:szCs w:val="26"/>
+        </w:rPr>
+      </w:pPr>
+      <w:r>
+        <w:rPr>
+          <w:rFonts w:cstheme="minorHAnsi"/>
+          <w:sz w:val="26"/>
+          <w:szCs w:val="26"/>
+        </w:rPr>
+        <w:t>+1</w:t>
+      </w:r>
+    </w:p>
+    <w:p>
+      <w:pPr>
+        <w:numPr>
+          <w:ilvl w:val="2"/>
+          <w:numId w:val="15"/>
+        </w:numPr>
+        <w:rPr>
+          <w:rFonts w:cstheme="minorHAnsi"/>
+          <w:sz w:val="26"/>
+          <w:szCs w:val="26"/>
+        </w:rPr>
+      </w:pPr>
+      <w:r>
+        <w:rPr>
+          <w:rFonts w:cstheme="minorHAnsi"/>
+          <w:b/>
+          <w:bCs/>
+          <w:sz w:val="26"/>
+          <w:szCs w:val="26"/>
+        </w:rPr>
+        <w:t xml:space="preserve">Reviews.CustomerID </w:t>
+      </w:r>
+      <w:r>
+        <w:rPr>
+          <w:rFonts w:ascii="Segoe UI Symbol" w:hAnsi="Segoe UI Symbol" w:cs="Segoe UI Symbol"/>
+          <w:b/>
+          <w:bCs/>
+          <w:sz w:val="26"/>
+          <w:szCs w:val="26"/>
+        </w:rPr>
+        <w:t>➝</w:t>
+      </w:r>
+      <w:r>
+        <w:rPr>
+          <w:rFonts w:cstheme="minorHAnsi"/>
+          <w:b/>
+          <w:bCs/>
+          <w:sz w:val="26"/>
+          <w:szCs w:val="26"/>
+        </w:rPr>
+        <w:t xml:space="preserve"> Customers.CustomerID</w:t>
+      </w:r>
+      <w:r>
+        <w:rPr>
+          <w:rFonts w:cstheme="minorHAnsi"/>
+          <w:sz w:val="26"/>
+          <w:szCs w:val="26"/>
+        </w:rPr>
+        <w:t>.</w:t>
+      </w:r>
+    </w:p>
+    <w:p>
+      <w:pPr>
+        <w:ind w:left="360"/>
+        <w:rPr>
+          <w:rFonts w:cstheme="minorHAnsi"/>
+          <w:sz w:val="26"/>
+          <w:szCs w:val="26"/>
+        </w:rPr>
+      </w:pPr>
+      <w:r>
+        <w:rPr>
+          <w:rFonts w:cstheme="minorHAnsi"/>
+          <w:sz w:val="26"/>
+          <w:szCs w:val="26"/>
+        </w:rPr>
+        <w:t>+1</w:t>
+      </w:r>
+    </w:p>
+    <w:p>
+      <w:pPr>
+        <w:numPr>
+          <w:ilvl w:val="1"/>
+          <w:numId w:val="15"/>
+        </w:numPr>
+        <w:rPr>
+          <w:rFonts w:cstheme="minorHAnsi"/>
+          <w:sz w:val="26"/>
+          <w:szCs w:val="26"/>
+        </w:rPr>
+      </w:pPr>
+      <w:r>
+        <w:rPr>
+          <w:rFonts w:cstheme="minorHAnsi"/>
+          <w:b/>
+          <w:bCs/>
+          <w:sz w:val="26"/>
+          <w:szCs w:val="26"/>
+        </w:rPr>
+        <w:t>Check:</w:t>
+      </w:r>
+      <w:r>
+        <w:rPr>
+          <w:rFonts w:cstheme="minorHAnsi"/>
+          <w:sz w:val="26"/>
+          <w:szCs w:val="26"/>
+        </w:rPr>
+        <w:t xml:space="preserve"> Rating phải ≥ 1 và ≤ 5.</w:t>
+      </w:r>
+    </w:p>
+    <w:p>
+      <w:pPr>
+        <w:ind w:left="360"/>
+        <w:rPr>
+          <w:rFonts w:cstheme="minorHAnsi"/>
+          <w:sz w:val="26"/>
+          <w:szCs w:val="26"/>
+        </w:rPr>
+      </w:pPr>
+    </w:p>
+    <w:p>
+      <w:pPr>
         <w:rPr>
           <w:b/>
           <w:bCs/>
           <w:sz w:val="24"/>
           <w:szCs w:val="24"/>
-          <w:lang w:val="en-BB"/>
-        </w:rPr>
-      </w:pPr>
-      <w:r>
-        <w:rPr>
-          <w:b/>
-          <w:bCs/>
-          <w:sz w:val="26"/>
-          <w:szCs w:val="26"/>
-          <w:lang w:val="en-BB"/>
-        </w:rPr>
-        <w:t>Một số câu truy vấn</w:t>
-      </w:r>
-    </w:p>
-    <w:p>
-      <w:pPr>
-        <w:rPr>
-          <w:rFonts w:cstheme="minorHAnsi"/>
-          <w:sz w:val="26"/>
-          <w:szCs w:val="26"/>
-          <w:lang w:val="en-BB"/>
-        </w:rPr>
-      </w:pPr>
-    </w:p>
-    <w:p>
-      <w:pPr>
-        <w:rPr>
-          <w:b/>
-          <w:bCs/>
-          <w:sz w:val="24"/>
-          <w:szCs w:val="24"/>
-          <w:lang w:val="en-BB"/>
+          <w:lang/>
         </w:rPr>
       </w:pPr>
     </w:p>
@@ -4801,7 +6833,7 @@
 </file>
 
 <file path=word/numbering.xml><?xml version="1.0" encoding="utf-8"?>
-<w:numbering xmlns:wpc="http://schemas.microsoft.com/office/word/2010/wordprocessingCanvas" xmlns:cx="http://schemas.microsoft.com/office/drawing/2014/chartex" xmlns:cx1="http://schemas.microsoft.com/office/drawing/2015/9/8/chartex" xmlns:cx2="http://schemas.microsoft.com/office/drawing/2015/10/21/chartex" xmlns:cx3="http://schemas.microsoft.com/office/drawing/2016/5/9/chartex" xmlns:cx4="http://schemas.microsoft.com/office/drawing/2016/5/10/chartex" xmlns:cx5="http://schemas.microsoft.com/office/drawing/2016/5/11/chartex" xmlns:cx6="http://schemas.microsoft.com/office/drawing/2016/5/12/chartex" xmlns:cx7="http://schemas.microsoft.com/office/drawing/2016/5/13/chartex" xmlns:cx8="http://schemas.microsoft.com/office/drawing/2016/5/14/chartex" xmlns:mc="http://schemas.openxmlformats.org/markup-compatibility/2006" xmlns:aink="http://schemas.microsoft.com/office/drawing/2016/ink" xmlns:am3d="http://schemas.microsoft.com/office/drawing/2017/model3d" xmlns:o="urn:schemas-microsoft-com:office:office" xmlns:r="http://schemas.openxmlformats.org/officeDocument/2006/relationships" xmlns:m="http://schemas.openxmlformats.org/officeDocument/2006/math" xmlns:v="urn:schemas-microsoft-com:vml" xmlns:wp14="http://schemas.microsoft.com/office/word/2010/wordprocessingDrawing" xmlns:wp="http://schemas.openxmlformats.org/drawingml/2006/wordprocessingDrawing" xmlns:w10="urn:schemas-microsoft-com:office:word" xmlns:w="http://schemas.openxmlformats.org/wordprocessingml/2006/main" xmlns:w14="http://schemas.microsoft.com/office/word/2010/wordml" xmlns:w15="http://schemas.microsoft.com/office/word/2012/wordml" xmlns:w16cid="http://schemas.microsoft.com/office/word/2016/wordml/cid" xmlns:w16se="http://schemas.microsoft.com/office/word/2015/wordml/symex" xmlns:wpg="http://schemas.microsoft.com/office/word/2010/wordprocessingGroup" xmlns:wpi="http://schemas.microsoft.com/office/word/2010/wordprocessingInk" xmlns:wne="http://schemas.microsoft.com/office/word/2006/wordml" xmlns:wps="http://schemas.microsoft.com/office/word/2010/wordprocessingShape" mc:Ignorable="w14 w15 w16se w16cid wp14">
+<w:numbering xmlns:wpc="http://schemas.microsoft.com/office/word/2010/wordprocessingCanvas" xmlns:cx="http://schemas.microsoft.com/office/drawing/2014/chartex" xmlns:cx1="http://schemas.microsoft.com/office/drawing/2015/9/8/chartex" xmlns:cx2="http://schemas.microsoft.com/office/drawing/2015/10/21/chartex" xmlns:cx3="http://schemas.microsoft.com/office/drawing/2016/5/9/chartex" xmlns:cx4="http://schemas.microsoft.com/office/drawing/2016/5/10/chartex" xmlns:cx5="http://schemas.microsoft.com/office/drawing/2016/5/11/chartex" xmlns:cx6="http://schemas.microsoft.com/office/drawing/2016/5/12/chartex" xmlns:cx7="http://schemas.microsoft.com/office/drawing/2016/5/13/chartex" xmlns:cx8="http://schemas.microsoft.com/office/drawing/2016/5/14/chartex" xmlns:mc="http://schemas.openxmlformats.org/markup-compatibility/2006" xmlns:aink="http://schemas.microsoft.com/office/drawing/2016/ink" xmlns:am3d="http://schemas.microsoft.com/office/drawing/2017/model3d" xmlns:o="urn:schemas-microsoft-com:office:office" xmlns:oel="http://schemas.microsoft.com/office/2019/extlst" xmlns:r="http://schemas.openxmlformats.org/officeDocument/2006/relationships" xmlns:m="http://schemas.openxmlformats.org/officeDocument/2006/math" xmlns:v="urn:schemas-microsoft-com:vml" xmlns:wp14="http://schemas.microsoft.com/office/word/2010/wordprocessingDrawing" xmlns:wp="http://schemas.openxmlformats.org/drawingml/2006/wordprocessingDrawing" xmlns:w10="urn:schemas-microsoft-com:office:word" xmlns:w="http://schemas.openxmlformats.org/wordprocessingml/2006/main" xmlns:w14="http://schemas.microsoft.com/office/word/2010/wordml" xmlns:w15="http://schemas.microsoft.com/office/word/2012/wordml" xmlns:w16cex="http://schemas.microsoft.com/office/word/2018/wordml/cex" xmlns:w16cid="http://schemas.microsoft.com/office/word/2016/wordml/cid" xmlns:w16="http://schemas.microsoft.com/office/word/2018/wordml" xmlns:w16du="http://schemas.microsoft.com/office/word/2023/wordml/word16du" xmlns:w16sdtdh="http://schemas.microsoft.com/office/word/2020/wordml/sdtdatahash" xmlns:w16sdtfl="http://schemas.microsoft.com/office/word/2024/wordml/sdtformatlock" xmlns:w16se="http://schemas.microsoft.com/office/word/2015/wordml/symex" xmlns:wpg="http://schemas.microsoft.com/office/word/2010/wordprocessingGroup" xmlns:wpi="http://schemas.microsoft.com/office/word/2010/wordprocessingInk" xmlns:wne="http://schemas.microsoft.com/office/word/2006/wordml" xmlns:wps="http://schemas.microsoft.com/office/word/2010/wordprocessingShape" mc:Ignorable="w14 w15 w16se w16cid w16 w16cex w16sdtdh w16sdtfl w16du wp14">
   <w:abstractNum w:abstractNumId="0" w15:restartNumberingAfterBreak="0">
     <w:nsid w:val="097C1D87"/>
     <w:multiLevelType w:val="multilevel"/>
@@ -4916,6 +6948,155 @@
     </w:lvl>
   </w:abstractNum>
   <w:abstractNum w:abstractNumId="1" w15:restartNumberingAfterBreak="0">
+    <w:nsid w:val="0F15400F"/>
+    <w:multiLevelType w:val="multilevel"/>
+    <w:tmpl w:val="88C8F0D0"/>
+    <w:lvl w:ilvl="0">
+      <w:start w:val="1"/>
+      <w:numFmt w:val="bullet"/>
+      <w:lvlText w:val=""/>
+      <w:lvlJc w:val="left"/>
+      <w:pPr>
+        <w:tabs>
+          <w:tab w:val="num" w:pos="720"/>
+        </w:tabs>
+        <w:ind w:left="720" w:hanging="360"/>
+      </w:pPr>
+      <w:rPr>
+        <w:rFonts w:ascii="Symbol" w:hAnsi="Symbol" w:hint="default"/>
+        <w:sz w:val="20"/>
+      </w:rPr>
+    </w:lvl>
+    <w:lvl w:ilvl="1">
+      <w:start w:val="1"/>
+      <w:numFmt w:val="bullet"/>
+      <w:lvlText w:val=""/>
+      <w:lvlJc w:val="left"/>
+      <w:pPr>
+        <w:tabs>
+          <w:tab w:val="num" w:pos="1440"/>
+        </w:tabs>
+        <w:ind w:left="1440" w:hanging="360"/>
+      </w:pPr>
+      <w:rPr>
+        <w:rFonts w:ascii="Symbol" w:hAnsi="Symbol" w:hint="default"/>
+        <w:sz w:val="20"/>
+      </w:rPr>
+    </w:lvl>
+    <w:lvl w:ilvl="2" w:tentative="1">
+      <w:start w:val="1"/>
+      <w:numFmt w:val="bullet"/>
+      <w:lvlText w:val=""/>
+      <w:lvlJc w:val="left"/>
+      <w:pPr>
+        <w:tabs>
+          <w:tab w:val="num" w:pos="2160"/>
+        </w:tabs>
+        <w:ind w:left="2160" w:hanging="360"/>
+      </w:pPr>
+      <w:rPr>
+        <w:rFonts w:ascii="Symbol" w:hAnsi="Symbol" w:hint="default"/>
+        <w:sz w:val="20"/>
+      </w:rPr>
+    </w:lvl>
+    <w:lvl w:ilvl="3" w:tentative="1">
+      <w:start w:val="1"/>
+      <w:numFmt w:val="bullet"/>
+      <w:lvlText w:val=""/>
+      <w:lvlJc w:val="left"/>
+      <w:pPr>
+        <w:tabs>
+          <w:tab w:val="num" w:pos="2880"/>
+        </w:tabs>
+        <w:ind w:left="2880" w:hanging="360"/>
+      </w:pPr>
+      <w:rPr>
+        <w:rFonts w:ascii="Symbol" w:hAnsi="Symbol" w:hint="default"/>
+        <w:sz w:val="20"/>
+      </w:rPr>
+    </w:lvl>
+    <w:lvl w:ilvl="4" w:tentative="1">
+      <w:start w:val="1"/>
+      <w:numFmt w:val="bullet"/>
+      <w:lvlText w:val=""/>
+      <w:lvlJc w:val="left"/>
+      <w:pPr>
+        <w:tabs>
+          <w:tab w:val="num" w:pos="3600"/>
+        </w:tabs>
+        <w:ind w:left="3600" w:hanging="360"/>
+      </w:pPr>
+      <w:rPr>
+        <w:rFonts w:ascii="Symbol" w:hAnsi="Symbol" w:hint="default"/>
+        <w:sz w:val="20"/>
+      </w:rPr>
+    </w:lvl>
+    <w:lvl w:ilvl="5" w:tentative="1">
+      <w:start w:val="1"/>
+      <w:numFmt w:val="bullet"/>
+      <w:lvlText w:val=""/>
+      <w:lvlJc w:val="left"/>
+      <w:pPr>
+        <w:tabs>
+          <w:tab w:val="num" w:pos="4320"/>
+        </w:tabs>
+        <w:ind w:left="4320" w:hanging="360"/>
+      </w:pPr>
+      <w:rPr>
+        <w:rFonts w:ascii="Symbol" w:hAnsi="Symbol" w:hint="default"/>
+        <w:sz w:val="20"/>
+      </w:rPr>
+    </w:lvl>
+    <w:lvl w:ilvl="6" w:tentative="1">
+      <w:start w:val="1"/>
+      <w:numFmt w:val="bullet"/>
+      <w:lvlText w:val=""/>
+      <w:lvlJc w:val="left"/>
+      <w:pPr>
+        <w:tabs>
+          <w:tab w:val="num" w:pos="5040"/>
+        </w:tabs>
+        <w:ind w:left="5040" w:hanging="360"/>
+      </w:pPr>
+      <w:rPr>
+        <w:rFonts w:ascii="Symbol" w:hAnsi="Symbol" w:hint="default"/>
+        <w:sz w:val="20"/>
+      </w:rPr>
+    </w:lvl>
+    <w:lvl w:ilvl="7" w:tentative="1">
+      <w:start w:val="1"/>
+      <w:numFmt w:val="bullet"/>
+      <w:lvlText w:val=""/>
+      <w:lvlJc w:val="left"/>
+      <w:pPr>
+        <w:tabs>
+          <w:tab w:val="num" w:pos="5760"/>
+        </w:tabs>
+        <w:ind w:left="5760" w:hanging="360"/>
+      </w:pPr>
+      <w:rPr>
+        <w:rFonts w:ascii="Symbol" w:hAnsi="Symbol" w:hint="default"/>
+        <w:sz w:val="20"/>
+      </w:rPr>
+    </w:lvl>
+    <w:lvl w:ilvl="8" w:tentative="1">
+      <w:start w:val="1"/>
+      <w:numFmt w:val="bullet"/>
+      <w:lvlText w:val=""/>
+      <w:lvlJc w:val="left"/>
+      <w:pPr>
+        <w:tabs>
+          <w:tab w:val="num" w:pos="6480"/>
+        </w:tabs>
+        <w:ind w:left="6480" w:hanging="360"/>
+      </w:pPr>
+      <w:rPr>
+        <w:rFonts w:ascii="Symbol" w:hAnsi="Symbol" w:hint="default"/>
+        <w:sz w:val="20"/>
+      </w:rPr>
+    </w:lvl>
+  </w:abstractNum>
+  <w:abstractNum w:abstractNumId="2" w15:restartNumberingAfterBreak="0">
     <w:nsid w:val="1681138D"/>
     <w:multiLevelType w:val="multilevel"/>
     <w:tmpl w:val="61962A2C"/>
@@ -5064,7 +7245,7 @@
       </w:rPr>
     </w:lvl>
   </w:abstractNum>
-  <w:abstractNum w:abstractNumId="2" w15:restartNumberingAfterBreak="0">
+  <w:abstractNum w:abstractNumId="3" w15:restartNumberingAfterBreak="0">
     <w:nsid w:val="1B281483"/>
     <w:multiLevelType w:val="multilevel"/>
     <w:tmpl w:val="199A871E"/>
@@ -5213,7 +7394,7 @@
       </w:rPr>
     </w:lvl>
   </w:abstractNum>
-  <w:abstractNum w:abstractNumId="3" w15:restartNumberingAfterBreak="0">
+  <w:abstractNum w:abstractNumId="4" w15:restartNumberingAfterBreak="0">
     <w:nsid w:val="257838E8"/>
     <w:multiLevelType w:val="multilevel"/>
     <w:tmpl w:val="C8F86C44"/>
@@ -5362,7 +7543,7 @@
       </w:rPr>
     </w:lvl>
   </w:abstractNum>
-  <w:abstractNum w:abstractNumId="4" w15:restartNumberingAfterBreak="0">
+  <w:abstractNum w:abstractNumId="5" w15:restartNumberingAfterBreak="0">
     <w:nsid w:val="276A3A37"/>
     <w:multiLevelType w:val="multilevel"/>
     <w:tmpl w:val="40B0F026"/>
@@ -5511,7 +7692,305 @@
       </w:rPr>
     </w:lvl>
   </w:abstractNum>
-  <w:abstractNum w:abstractNumId="5" w15:restartNumberingAfterBreak="0">
+  <w:abstractNum w:abstractNumId="6" w15:restartNumberingAfterBreak="0">
+    <w:nsid w:val="372C5E97"/>
+    <w:multiLevelType w:val="multilevel"/>
+    <w:tmpl w:val="409C01A2"/>
+    <w:lvl w:ilvl="0">
+      <w:start w:val="1"/>
+      <w:numFmt w:val="bullet"/>
+      <w:lvlText w:val=""/>
+      <w:lvlJc w:val="left"/>
+      <w:pPr>
+        <w:tabs>
+          <w:tab w:val="num" w:pos="720"/>
+        </w:tabs>
+        <w:ind w:left="720" w:hanging="360"/>
+      </w:pPr>
+      <w:rPr>
+        <w:rFonts w:ascii="Symbol" w:hAnsi="Symbol" w:hint="default"/>
+        <w:sz w:val="20"/>
+      </w:rPr>
+    </w:lvl>
+    <w:lvl w:ilvl="1">
+      <w:start w:val="1"/>
+      <w:numFmt w:val="bullet"/>
+      <w:lvlText w:val=""/>
+      <w:lvlJc w:val="left"/>
+      <w:pPr>
+        <w:tabs>
+          <w:tab w:val="num" w:pos="1440"/>
+        </w:tabs>
+        <w:ind w:left="1440" w:hanging="360"/>
+      </w:pPr>
+      <w:rPr>
+        <w:rFonts w:ascii="Symbol" w:hAnsi="Symbol" w:hint="default"/>
+        <w:sz w:val="20"/>
+      </w:rPr>
+    </w:lvl>
+    <w:lvl w:ilvl="2">
+      <w:start w:val="1"/>
+      <w:numFmt w:val="bullet"/>
+      <w:lvlText w:val=""/>
+      <w:lvlJc w:val="left"/>
+      <w:pPr>
+        <w:tabs>
+          <w:tab w:val="num" w:pos="2160"/>
+        </w:tabs>
+        <w:ind w:left="2160" w:hanging="360"/>
+      </w:pPr>
+      <w:rPr>
+        <w:rFonts w:ascii="Symbol" w:hAnsi="Symbol" w:hint="default"/>
+        <w:sz w:val="20"/>
+      </w:rPr>
+    </w:lvl>
+    <w:lvl w:ilvl="3" w:tentative="1">
+      <w:start w:val="1"/>
+      <w:numFmt w:val="bullet"/>
+      <w:lvlText w:val=""/>
+      <w:lvlJc w:val="left"/>
+      <w:pPr>
+        <w:tabs>
+          <w:tab w:val="num" w:pos="2880"/>
+        </w:tabs>
+        <w:ind w:left="2880" w:hanging="360"/>
+      </w:pPr>
+      <w:rPr>
+        <w:rFonts w:ascii="Symbol" w:hAnsi="Symbol" w:hint="default"/>
+        <w:sz w:val="20"/>
+      </w:rPr>
+    </w:lvl>
+    <w:lvl w:ilvl="4" w:tentative="1">
+      <w:start w:val="1"/>
+      <w:numFmt w:val="bullet"/>
+      <w:lvlText w:val=""/>
+      <w:lvlJc w:val="left"/>
+      <w:pPr>
+        <w:tabs>
+          <w:tab w:val="num" w:pos="3600"/>
+        </w:tabs>
+        <w:ind w:left="3600" w:hanging="360"/>
+      </w:pPr>
+      <w:rPr>
+        <w:rFonts w:ascii="Symbol" w:hAnsi="Symbol" w:hint="default"/>
+        <w:sz w:val="20"/>
+      </w:rPr>
+    </w:lvl>
+    <w:lvl w:ilvl="5" w:tentative="1">
+      <w:start w:val="1"/>
+      <w:numFmt w:val="bullet"/>
+      <w:lvlText w:val=""/>
+      <w:lvlJc w:val="left"/>
+      <w:pPr>
+        <w:tabs>
+          <w:tab w:val="num" w:pos="4320"/>
+        </w:tabs>
+        <w:ind w:left="4320" w:hanging="360"/>
+      </w:pPr>
+      <w:rPr>
+        <w:rFonts w:ascii="Symbol" w:hAnsi="Symbol" w:hint="default"/>
+        <w:sz w:val="20"/>
+      </w:rPr>
+    </w:lvl>
+    <w:lvl w:ilvl="6" w:tentative="1">
+      <w:start w:val="1"/>
+      <w:numFmt w:val="bullet"/>
+      <w:lvlText w:val=""/>
+      <w:lvlJc w:val="left"/>
+      <w:pPr>
+        <w:tabs>
+          <w:tab w:val="num" w:pos="5040"/>
+        </w:tabs>
+        <w:ind w:left="5040" w:hanging="360"/>
+      </w:pPr>
+      <w:rPr>
+        <w:rFonts w:ascii="Symbol" w:hAnsi="Symbol" w:hint="default"/>
+        <w:sz w:val="20"/>
+      </w:rPr>
+    </w:lvl>
+    <w:lvl w:ilvl="7" w:tentative="1">
+      <w:start w:val="1"/>
+      <w:numFmt w:val="bullet"/>
+      <w:lvlText w:val=""/>
+      <w:lvlJc w:val="left"/>
+      <w:pPr>
+        <w:tabs>
+          <w:tab w:val="num" w:pos="5760"/>
+        </w:tabs>
+        <w:ind w:left="5760" w:hanging="360"/>
+      </w:pPr>
+      <w:rPr>
+        <w:rFonts w:ascii="Symbol" w:hAnsi="Symbol" w:hint="default"/>
+        <w:sz w:val="20"/>
+      </w:rPr>
+    </w:lvl>
+    <w:lvl w:ilvl="8" w:tentative="1">
+      <w:start w:val="1"/>
+      <w:numFmt w:val="bullet"/>
+      <w:lvlText w:val=""/>
+      <w:lvlJc w:val="left"/>
+      <w:pPr>
+        <w:tabs>
+          <w:tab w:val="num" w:pos="6480"/>
+        </w:tabs>
+        <w:ind w:left="6480" w:hanging="360"/>
+      </w:pPr>
+      <w:rPr>
+        <w:rFonts w:ascii="Symbol" w:hAnsi="Symbol" w:hint="default"/>
+        <w:sz w:val="20"/>
+      </w:rPr>
+    </w:lvl>
+  </w:abstractNum>
+  <w:abstractNum w:abstractNumId="7" w15:restartNumberingAfterBreak="0">
+    <w:nsid w:val="390941DC"/>
+    <w:multiLevelType w:val="multilevel"/>
+    <w:tmpl w:val="92D46FCC"/>
+    <w:lvl w:ilvl="0">
+      <w:start w:val="1"/>
+      <w:numFmt w:val="bullet"/>
+      <w:lvlText w:val=""/>
+      <w:lvlJc w:val="left"/>
+      <w:pPr>
+        <w:tabs>
+          <w:tab w:val="num" w:pos="720"/>
+        </w:tabs>
+        <w:ind w:left="720" w:hanging="360"/>
+      </w:pPr>
+      <w:rPr>
+        <w:rFonts w:ascii="Symbol" w:hAnsi="Symbol" w:hint="default"/>
+        <w:sz w:val="20"/>
+      </w:rPr>
+    </w:lvl>
+    <w:lvl w:ilvl="1">
+      <w:start w:val="1"/>
+      <w:numFmt w:val="bullet"/>
+      <w:lvlText w:val=""/>
+      <w:lvlJc w:val="left"/>
+      <w:pPr>
+        <w:tabs>
+          <w:tab w:val="num" w:pos="1440"/>
+        </w:tabs>
+        <w:ind w:left="1440" w:hanging="360"/>
+      </w:pPr>
+      <w:rPr>
+        <w:rFonts w:ascii="Symbol" w:hAnsi="Symbol" w:hint="default"/>
+        <w:sz w:val="20"/>
+      </w:rPr>
+    </w:lvl>
+    <w:lvl w:ilvl="2" w:tentative="1">
+      <w:start w:val="1"/>
+      <w:numFmt w:val="bullet"/>
+      <w:lvlText w:val=""/>
+      <w:lvlJc w:val="left"/>
+      <w:pPr>
+        <w:tabs>
+          <w:tab w:val="num" w:pos="2160"/>
+        </w:tabs>
+        <w:ind w:left="2160" w:hanging="360"/>
+      </w:pPr>
+      <w:rPr>
+        <w:rFonts w:ascii="Symbol" w:hAnsi="Symbol" w:hint="default"/>
+        <w:sz w:val="20"/>
+      </w:rPr>
+    </w:lvl>
+    <w:lvl w:ilvl="3" w:tentative="1">
+      <w:start w:val="1"/>
+      <w:numFmt w:val="bullet"/>
+      <w:lvlText w:val=""/>
+      <w:lvlJc w:val="left"/>
+      <w:pPr>
+        <w:tabs>
+          <w:tab w:val="num" w:pos="2880"/>
+        </w:tabs>
+        <w:ind w:left="2880" w:hanging="360"/>
+      </w:pPr>
+      <w:rPr>
+        <w:rFonts w:ascii="Symbol" w:hAnsi="Symbol" w:hint="default"/>
+        <w:sz w:val="20"/>
+      </w:rPr>
+    </w:lvl>
+    <w:lvl w:ilvl="4" w:tentative="1">
+      <w:start w:val="1"/>
+      <w:numFmt w:val="bullet"/>
+      <w:lvlText w:val=""/>
+      <w:lvlJc w:val="left"/>
+      <w:pPr>
+        <w:tabs>
+          <w:tab w:val="num" w:pos="3600"/>
+        </w:tabs>
+        <w:ind w:left="3600" w:hanging="360"/>
+      </w:pPr>
+      <w:rPr>
+        <w:rFonts w:ascii="Symbol" w:hAnsi="Symbol" w:hint="default"/>
+        <w:sz w:val="20"/>
+      </w:rPr>
+    </w:lvl>
+    <w:lvl w:ilvl="5" w:tentative="1">
+      <w:start w:val="1"/>
+      <w:numFmt w:val="bullet"/>
+      <w:lvlText w:val=""/>
+      <w:lvlJc w:val="left"/>
+      <w:pPr>
+        <w:tabs>
+          <w:tab w:val="num" w:pos="4320"/>
+        </w:tabs>
+        <w:ind w:left="4320" w:hanging="360"/>
+      </w:pPr>
+      <w:rPr>
+        <w:rFonts w:ascii="Symbol" w:hAnsi="Symbol" w:hint="default"/>
+        <w:sz w:val="20"/>
+      </w:rPr>
+    </w:lvl>
+    <w:lvl w:ilvl="6" w:tentative="1">
+      <w:start w:val="1"/>
+      <w:numFmt w:val="bullet"/>
+      <w:lvlText w:val=""/>
+      <w:lvlJc w:val="left"/>
+      <w:pPr>
+        <w:tabs>
+          <w:tab w:val="num" w:pos="5040"/>
+        </w:tabs>
+        <w:ind w:left="5040" w:hanging="360"/>
+      </w:pPr>
+      <w:rPr>
+        <w:rFonts w:ascii="Symbol" w:hAnsi="Symbol" w:hint="default"/>
+        <w:sz w:val="20"/>
+      </w:rPr>
+    </w:lvl>
+    <w:lvl w:ilvl="7" w:tentative="1">
+      <w:start w:val="1"/>
+      <w:numFmt w:val="bullet"/>
+      <w:lvlText w:val=""/>
+      <w:lvlJc w:val="left"/>
+      <w:pPr>
+        <w:tabs>
+          <w:tab w:val="num" w:pos="5760"/>
+        </w:tabs>
+        <w:ind w:left="5760" w:hanging="360"/>
+      </w:pPr>
+      <w:rPr>
+        <w:rFonts w:ascii="Symbol" w:hAnsi="Symbol" w:hint="default"/>
+        <w:sz w:val="20"/>
+      </w:rPr>
+    </w:lvl>
+    <w:lvl w:ilvl="8" w:tentative="1">
+      <w:start w:val="1"/>
+      <w:numFmt w:val="bullet"/>
+      <w:lvlText w:val=""/>
+      <w:lvlJc w:val="left"/>
+      <w:pPr>
+        <w:tabs>
+          <w:tab w:val="num" w:pos="6480"/>
+        </w:tabs>
+        <w:ind w:left="6480" w:hanging="360"/>
+      </w:pPr>
+      <w:rPr>
+        <w:rFonts w:ascii="Symbol" w:hAnsi="Symbol" w:hint="default"/>
+        <w:sz w:val="20"/>
+      </w:rPr>
+    </w:lvl>
+  </w:abstractNum>
+  <w:abstractNum w:abstractNumId="8" w15:restartNumberingAfterBreak="0">
     <w:nsid w:val="43C3537F"/>
     <w:multiLevelType w:val="hybridMultilevel"/>
     <w:tmpl w:val="E024716A"/>
@@ -5600,7 +8079,7 @@
       </w:pPr>
     </w:lvl>
   </w:abstractNum>
-  <w:abstractNum w:abstractNumId="6" w15:restartNumberingAfterBreak="0">
+  <w:abstractNum w:abstractNumId="9" w15:restartNumberingAfterBreak="0">
     <w:nsid w:val="4E8E5A9D"/>
     <w:multiLevelType w:val="hybridMultilevel"/>
     <w:tmpl w:val="6D9A2FA4"/>
@@ -5713,7 +8192,7 @@
       </w:rPr>
     </w:lvl>
   </w:abstractNum>
-  <w:abstractNum w:abstractNumId="7" w15:restartNumberingAfterBreak="0">
+  <w:abstractNum w:abstractNumId="10" w15:restartNumberingAfterBreak="0">
     <w:nsid w:val="4F8A2101"/>
     <w:multiLevelType w:val="hybridMultilevel"/>
     <w:tmpl w:val="D44E56D8"/>
@@ -5826,7 +8305,7 @@
       </w:rPr>
     </w:lvl>
   </w:abstractNum>
-  <w:abstractNum w:abstractNumId="8" w15:restartNumberingAfterBreak="0">
+  <w:abstractNum w:abstractNumId="11" w15:restartNumberingAfterBreak="0">
     <w:nsid w:val="526E1E8D"/>
     <w:multiLevelType w:val="hybridMultilevel"/>
     <w:tmpl w:val="32D68606"/>
@@ -5915,7 +8394,156 @@
       </w:pPr>
     </w:lvl>
   </w:abstractNum>
-  <w:abstractNum w:abstractNumId="9" w15:restartNumberingAfterBreak="0">
+  <w:abstractNum w:abstractNumId="12" w15:restartNumberingAfterBreak="0">
+    <w:nsid w:val="5B4C2B8F"/>
+    <w:multiLevelType w:val="multilevel"/>
+    <w:tmpl w:val="A36E59AA"/>
+    <w:lvl w:ilvl="0">
+      <w:start w:val="1"/>
+      <w:numFmt w:val="bullet"/>
+      <w:lvlText w:val=""/>
+      <w:lvlJc w:val="left"/>
+      <w:pPr>
+        <w:tabs>
+          <w:tab w:val="num" w:pos="720"/>
+        </w:tabs>
+        <w:ind w:left="720" w:hanging="360"/>
+      </w:pPr>
+      <w:rPr>
+        <w:rFonts w:ascii="Symbol" w:hAnsi="Symbol" w:hint="default"/>
+        <w:sz w:val="20"/>
+      </w:rPr>
+    </w:lvl>
+    <w:lvl w:ilvl="1">
+      <w:start w:val="1"/>
+      <w:numFmt w:val="bullet"/>
+      <w:lvlText w:val="o"/>
+      <w:lvlJc w:val="left"/>
+      <w:pPr>
+        <w:tabs>
+          <w:tab w:val="num" w:pos="1440"/>
+        </w:tabs>
+        <w:ind w:left="1440" w:hanging="360"/>
+      </w:pPr>
+      <w:rPr>
+        <w:rFonts w:ascii="Courier New" w:hAnsi="Courier New" w:hint="default"/>
+        <w:sz w:val="20"/>
+      </w:rPr>
+    </w:lvl>
+    <w:lvl w:ilvl="2" w:tentative="1">
+      <w:start w:val="1"/>
+      <w:numFmt w:val="bullet"/>
+      <w:lvlText w:val=""/>
+      <w:lvlJc w:val="left"/>
+      <w:pPr>
+        <w:tabs>
+          <w:tab w:val="num" w:pos="2160"/>
+        </w:tabs>
+        <w:ind w:left="2160" w:hanging="360"/>
+      </w:pPr>
+      <w:rPr>
+        <w:rFonts w:ascii="Wingdings" w:hAnsi="Wingdings" w:hint="default"/>
+        <w:sz w:val="20"/>
+      </w:rPr>
+    </w:lvl>
+    <w:lvl w:ilvl="3" w:tentative="1">
+      <w:start w:val="1"/>
+      <w:numFmt w:val="bullet"/>
+      <w:lvlText w:val=""/>
+      <w:lvlJc w:val="left"/>
+      <w:pPr>
+        <w:tabs>
+          <w:tab w:val="num" w:pos="2880"/>
+        </w:tabs>
+        <w:ind w:left="2880" w:hanging="360"/>
+      </w:pPr>
+      <w:rPr>
+        <w:rFonts w:ascii="Wingdings" w:hAnsi="Wingdings" w:hint="default"/>
+        <w:sz w:val="20"/>
+      </w:rPr>
+    </w:lvl>
+    <w:lvl w:ilvl="4" w:tentative="1">
+      <w:start w:val="1"/>
+      <w:numFmt w:val="bullet"/>
+      <w:lvlText w:val=""/>
+      <w:lvlJc w:val="left"/>
+      <w:pPr>
+        <w:tabs>
+          <w:tab w:val="num" w:pos="3600"/>
+        </w:tabs>
+        <w:ind w:left="3600" w:hanging="360"/>
+      </w:pPr>
+      <w:rPr>
+        <w:rFonts w:ascii="Wingdings" w:hAnsi="Wingdings" w:hint="default"/>
+        <w:sz w:val="20"/>
+      </w:rPr>
+    </w:lvl>
+    <w:lvl w:ilvl="5" w:tentative="1">
+      <w:start w:val="1"/>
+      <w:numFmt w:val="bullet"/>
+      <w:lvlText w:val=""/>
+      <w:lvlJc w:val="left"/>
+      <w:pPr>
+        <w:tabs>
+          <w:tab w:val="num" w:pos="4320"/>
+        </w:tabs>
+        <w:ind w:left="4320" w:hanging="360"/>
+      </w:pPr>
+      <w:rPr>
+        <w:rFonts w:ascii="Wingdings" w:hAnsi="Wingdings" w:hint="default"/>
+        <w:sz w:val="20"/>
+      </w:rPr>
+    </w:lvl>
+    <w:lvl w:ilvl="6" w:tentative="1">
+      <w:start w:val="1"/>
+      <w:numFmt w:val="bullet"/>
+      <w:lvlText w:val=""/>
+      <w:lvlJc w:val="left"/>
+      <w:pPr>
+        <w:tabs>
+          <w:tab w:val="num" w:pos="5040"/>
+        </w:tabs>
+        <w:ind w:left="5040" w:hanging="360"/>
+      </w:pPr>
+      <w:rPr>
+        <w:rFonts w:ascii="Wingdings" w:hAnsi="Wingdings" w:hint="default"/>
+        <w:sz w:val="20"/>
+      </w:rPr>
+    </w:lvl>
+    <w:lvl w:ilvl="7" w:tentative="1">
+      <w:start w:val="1"/>
+      <w:numFmt w:val="bullet"/>
+      <w:lvlText w:val=""/>
+      <w:lvlJc w:val="left"/>
+      <w:pPr>
+        <w:tabs>
+          <w:tab w:val="num" w:pos="5760"/>
+        </w:tabs>
+        <w:ind w:left="5760" w:hanging="360"/>
+      </w:pPr>
+      <w:rPr>
+        <w:rFonts w:ascii="Wingdings" w:hAnsi="Wingdings" w:hint="default"/>
+        <w:sz w:val="20"/>
+      </w:rPr>
+    </w:lvl>
+    <w:lvl w:ilvl="8" w:tentative="1">
+      <w:start w:val="1"/>
+      <w:numFmt w:val="bullet"/>
+      <w:lvlText w:val=""/>
+      <w:lvlJc w:val="left"/>
+      <w:pPr>
+        <w:tabs>
+          <w:tab w:val="num" w:pos="6480"/>
+        </w:tabs>
+        <w:ind w:left="6480" w:hanging="360"/>
+      </w:pPr>
+      <w:rPr>
+        <w:rFonts w:ascii="Wingdings" w:hAnsi="Wingdings" w:hint="default"/>
+        <w:sz w:val="20"/>
+      </w:rPr>
+    </w:lvl>
+  </w:abstractNum>
+  <w:abstractNum w:abstractNumId="13" w15:restartNumberingAfterBreak="0">
     <w:nsid w:val="5F760A77"/>
     <w:multiLevelType w:val="multilevel"/>
     <w:tmpl w:val="3E20CB46"/>
@@ -6064,41 +8692,205 @@
       </w:rPr>
     </w:lvl>
   </w:abstractNum>
-  <w:num w:numId="1">
+  <w:abstractNum w:abstractNumId="14" w15:restartNumberingAfterBreak="0">
+    <w:nsid w:val="72C655C0"/>
+    <w:multiLevelType w:val="multilevel"/>
+    <w:tmpl w:val="00AC368E"/>
+    <w:lvl w:ilvl="0">
+      <w:start w:val="1"/>
+      <w:numFmt w:val="bullet"/>
+      <w:lvlText w:val=""/>
+      <w:lvlJc w:val="left"/>
+      <w:pPr>
+        <w:tabs>
+          <w:tab w:val="num" w:pos="720"/>
+        </w:tabs>
+        <w:ind w:left="720" w:hanging="360"/>
+      </w:pPr>
+      <w:rPr>
+        <w:rFonts w:ascii="Symbol" w:hAnsi="Symbol" w:hint="default"/>
+        <w:sz w:val="20"/>
+      </w:rPr>
+    </w:lvl>
+    <w:lvl w:ilvl="1">
+      <w:start w:val="1"/>
+      <w:numFmt w:val="bullet"/>
+      <w:lvlText w:val="o"/>
+      <w:lvlJc w:val="left"/>
+      <w:pPr>
+        <w:tabs>
+          <w:tab w:val="num" w:pos="1440"/>
+        </w:tabs>
+        <w:ind w:left="1440" w:hanging="360"/>
+      </w:pPr>
+      <w:rPr>
+        <w:rFonts w:ascii="Courier New" w:hAnsi="Courier New" w:hint="default"/>
+        <w:sz w:val="20"/>
+      </w:rPr>
+    </w:lvl>
+    <w:lvl w:ilvl="2" w:tentative="1">
+      <w:start w:val="1"/>
+      <w:numFmt w:val="bullet"/>
+      <w:lvlText w:val=""/>
+      <w:lvlJc w:val="left"/>
+      <w:pPr>
+        <w:tabs>
+          <w:tab w:val="num" w:pos="2160"/>
+        </w:tabs>
+        <w:ind w:left="2160" w:hanging="360"/>
+      </w:pPr>
+      <w:rPr>
+        <w:rFonts w:ascii="Wingdings" w:hAnsi="Wingdings" w:hint="default"/>
+        <w:sz w:val="20"/>
+      </w:rPr>
+    </w:lvl>
+    <w:lvl w:ilvl="3" w:tentative="1">
+      <w:start w:val="1"/>
+      <w:numFmt w:val="bullet"/>
+      <w:lvlText w:val=""/>
+      <w:lvlJc w:val="left"/>
+      <w:pPr>
+        <w:tabs>
+          <w:tab w:val="num" w:pos="2880"/>
+        </w:tabs>
+        <w:ind w:left="2880" w:hanging="360"/>
+      </w:pPr>
+      <w:rPr>
+        <w:rFonts w:ascii="Wingdings" w:hAnsi="Wingdings" w:hint="default"/>
+        <w:sz w:val="20"/>
+      </w:rPr>
+    </w:lvl>
+    <w:lvl w:ilvl="4" w:tentative="1">
+      <w:start w:val="1"/>
+      <w:numFmt w:val="bullet"/>
+      <w:lvlText w:val=""/>
+      <w:lvlJc w:val="left"/>
+      <w:pPr>
+        <w:tabs>
+          <w:tab w:val="num" w:pos="3600"/>
+        </w:tabs>
+        <w:ind w:left="3600" w:hanging="360"/>
+      </w:pPr>
+      <w:rPr>
+        <w:rFonts w:ascii="Wingdings" w:hAnsi="Wingdings" w:hint="default"/>
+        <w:sz w:val="20"/>
+      </w:rPr>
+    </w:lvl>
+    <w:lvl w:ilvl="5" w:tentative="1">
+      <w:start w:val="1"/>
+      <w:numFmt w:val="bullet"/>
+      <w:lvlText w:val=""/>
+      <w:lvlJc w:val="left"/>
+      <w:pPr>
+        <w:tabs>
+          <w:tab w:val="num" w:pos="4320"/>
+        </w:tabs>
+        <w:ind w:left="4320" w:hanging="360"/>
+      </w:pPr>
+      <w:rPr>
+        <w:rFonts w:ascii="Wingdings" w:hAnsi="Wingdings" w:hint="default"/>
+        <w:sz w:val="20"/>
+      </w:rPr>
+    </w:lvl>
+    <w:lvl w:ilvl="6" w:tentative="1">
+      <w:start w:val="1"/>
+      <w:numFmt w:val="bullet"/>
+      <w:lvlText w:val=""/>
+      <w:lvlJc w:val="left"/>
+      <w:pPr>
+        <w:tabs>
+          <w:tab w:val="num" w:pos="5040"/>
+        </w:tabs>
+        <w:ind w:left="5040" w:hanging="360"/>
+      </w:pPr>
+      <w:rPr>
+        <w:rFonts w:ascii="Wingdings" w:hAnsi="Wingdings" w:hint="default"/>
+        <w:sz w:val="20"/>
+      </w:rPr>
+    </w:lvl>
+    <w:lvl w:ilvl="7" w:tentative="1">
+      <w:start w:val="1"/>
+      <w:numFmt w:val="bullet"/>
+      <w:lvlText w:val=""/>
+      <w:lvlJc w:val="left"/>
+      <w:pPr>
+        <w:tabs>
+          <w:tab w:val="num" w:pos="5760"/>
+        </w:tabs>
+        <w:ind w:left="5760" w:hanging="360"/>
+      </w:pPr>
+      <w:rPr>
+        <w:rFonts w:ascii="Wingdings" w:hAnsi="Wingdings" w:hint="default"/>
+        <w:sz w:val="20"/>
+      </w:rPr>
+    </w:lvl>
+    <w:lvl w:ilvl="8" w:tentative="1">
+      <w:start w:val="1"/>
+      <w:numFmt w:val="bullet"/>
+      <w:lvlText w:val=""/>
+      <w:lvlJc w:val="left"/>
+      <w:pPr>
+        <w:tabs>
+          <w:tab w:val="num" w:pos="6480"/>
+        </w:tabs>
+        <w:ind w:left="6480" w:hanging="360"/>
+      </w:pPr>
+      <w:rPr>
+        <w:rFonts w:ascii="Wingdings" w:hAnsi="Wingdings" w:hint="default"/>
+        <w:sz w:val="20"/>
+      </w:rPr>
+    </w:lvl>
+  </w:abstractNum>
+  <w:num w:numId="1" w16cid:durableId="1979803061">
+    <w:abstractNumId w:val="11"/>
+  </w:num>
+  <w:num w:numId="2" w16cid:durableId="888954595">
+    <w:abstractNumId w:val="9"/>
+  </w:num>
+  <w:num w:numId="3" w16cid:durableId="288821401">
+    <w:abstractNumId w:val="0"/>
+  </w:num>
+  <w:num w:numId="4" w16cid:durableId="29885864">
+    <w:abstractNumId w:val="4"/>
+  </w:num>
+  <w:num w:numId="5" w16cid:durableId="243956770">
     <w:abstractNumId w:val="8"/>
   </w:num>
-  <w:num w:numId="2">
-    <w:abstractNumId w:val="6"/>
-  </w:num>
-  <w:num w:numId="3">
-    <w:abstractNumId w:val="0"/>
-  </w:num>
-  <w:num w:numId="4">
+  <w:num w:numId="6" w16cid:durableId="2068869591">
     <w:abstractNumId w:val="3"/>
   </w:num>
-  <w:num w:numId="5">
+  <w:num w:numId="7" w16cid:durableId="1713387343">
+    <w:abstractNumId w:val="13"/>
+  </w:num>
+  <w:num w:numId="8" w16cid:durableId="1259749891">
     <w:abstractNumId w:val="5"/>
   </w:num>
-  <w:num w:numId="6">
+  <w:num w:numId="9" w16cid:durableId="1455249669">
     <w:abstractNumId w:val="2"/>
   </w:num>
-  <w:num w:numId="7">
-    <w:abstractNumId w:val="9"/>
+  <w:num w:numId="10" w16cid:durableId="736980201">
+    <w:abstractNumId w:val="10"/>
   </w:num>
-  <w:num w:numId="8">
-    <w:abstractNumId w:val="4"/>
+  <w:num w:numId="11" w16cid:durableId="877858742">
+    <w:abstractNumId w:val="12"/>
   </w:num>
-  <w:num w:numId="9">
+  <w:num w:numId="12" w16cid:durableId="939989664">
+    <w:abstractNumId w:val="14"/>
+  </w:num>
+  <w:num w:numId="13" w16cid:durableId="2034769335">
     <w:abstractNumId w:val="1"/>
   </w:num>
-  <w:num w:numId="10">
+  <w:num w:numId="14" w16cid:durableId="585767848">
     <w:abstractNumId w:val="7"/>
+  </w:num>
+  <w:num w:numId="15" w16cid:durableId="66654612">
+    <w:abstractNumId w:val="6"/>
   </w:num>
 </w:numbering>
 </file>
 
 <file path=word/styles.xml><?xml version="1.0" encoding="utf-8"?>
-<w:styles xmlns:mc="http://schemas.openxmlformats.org/markup-compatibility/2006" xmlns:r="http://schemas.openxmlformats.org/officeDocument/2006/relationships" xmlns:w="http://schemas.openxmlformats.org/wordprocessingml/2006/main" xmlns:w14="http://schemas.microsoft.com/office/word/2010/wordml" xmlns:w15="http://schemas.microsoft.com/office/word/2012/wordml" xmlns:w16cid="http://schemas.microsoft.com/office/word/2016/wordml/cid" xmlns:w16se="http://schemas.microsoft.com/office/word/2015/wordml/symex" mc:Ignorable="w14 w15 w16se w16cid">
+<w:styles xmlns:mc="http://schemas.openxmlformats.org/markup-compatibility/2006" xmlns:r="http://schemas.openxmlformats.org/officeDocument/2006/relationships" xmlns:w="http://schemas.openxmlformats.org/wordprocessingml/2006/main" xmlns:w14="http://schemas.microsoft.com/office/word/2010/wordml" xmlns:w15="http://schemas.microsoft.com/office/word/2012/wordml" xmlns:w16cex="http://schemas.microsoft.com/office/word/2018/wordml/cex" xmlns:w16cid="http://schemas.microsoft.com/office/word/2016/wordml/cid" xmlns:w16="http://schemas.microsoft.com/office/word/2018/wordml" xmlns:w16du="http://schemas.microsoft.com/office/word/2023/wordml/word16du" xmlns:w16sdtdh="http://schemas.microsoft.com/office/word/2020/wordml/sdtdatahash" xmlns:w16sdtfl="http://schemas.microsoft.com/office/word/2024/wordml/sdtformatlock" xmlns:w16se="http://schemas.microsoft.com/office/word/2015/wordml/symex" mc:Ignorable="w14 w15 w16se w16cid w16 w16cex w16sdtdh w16sdtfl w16du">
   <w:docDefaults>
     <w:rPrDefault>
       <w:rPr>
@@ -6114,7 +8906,7 @@
       </w:pPr>
     </w:pPrDefault>
   </w:docDefaults>
-  <w:latentStyles w:defLockedState="0" w:defUIPriority="99" w:defSemiHidden="0" w:defUnhideWhenUsed="0" w:defQFormat="0" w:count="375">
+  <w:latentStyles w:defLockedState="0" w:defUIPriority="99" w:defSemiHidden="0" w:defUnhideWhenUsed="0" w:defQFormat="0" w:count="376">
     <w:lsdException w:name="Normal" w:uiPriority="0" w:qFormat="1"/>
     <w:lsdException w:name="heading 1" w:uiPriority="9" w:qFormat="1"/>
     <w:lsdException w:name="heading 2" w:semiHidden="1" w:uiPriority="9" w:unhideWhenUsed="1" w:qFormat="1"/>
@@ -6490,10 +9282,34 @@
     <w:lsdException w:name="Smart Hyperlink" w:semiHidden="1" w:unhideWhenUsed="1"/>
     <w:lsdException w:name="Hashtag" w:semiHidden="1" w:unhideWhenUsed="1"/>
     <w:lsdException w:name="Unresolved Mention" w:semiHidden="1" w:unhideWhenUsed="1"/>
+    <w:lsdException w:name="Smart Link" w:semiHidden="1" w:unhideWhenUsed="1"/>
   </w:latentStyles>
   <w:style w:type="paragraph" w:default="1" w:styleId="Normal">
     <w:name w:val="Normal"/>
     <w:qFormat/>
+  </w:style>
+  <w:style w:type="paragraph" w:styleId="Heading2">
+    <w:name w:val="heading 2"/>
+    <w:basedOn w:val="Normal"/>
+    <w:next w:val="Normal"/>
+    <w:link w:val="Heading2Char"/>
+    <w:uiPriority w:val="9"/>
+    <w:semiHidden/>
+    <w:unhideWhenUsed/>
+    <w:qFormat/>
+    <w:rsid w:val="00FE21E3"/>
+    <w:pPr>
+      <w:keepNext/>
+      <w:keepLines/>
+      <w:spacing w:before="40" w:after="0"/>
+      <w:outlineLvl w:val="1"/>
+    </w:pPr>
+    <w:rPr>
+      <w:rFonts w:asciiTheme="majorHAnsi" w:eastAsiaTheme="majorEastAsia" w:hAnsiTheme="majorHAnsi" w:cstheme="majorBidi"/>
+      <w:color w:val="2F5496" w:themeColor="accent1" w:themeShade="BF"/>
+      <w:sz w:val="26"/>
+      <w:szCs w:val="26"/>
+    </w:rPr>
   </w:style>
   <w:style w:type="paragraph" w:styleId="Heading3">
     <w:name w:val="heading 3"/>
@@ -6512,13 +9328,12 @@
       <w:bCs/>
       <w:sz w:val="27"/>
       <w:szCs w:val="27"/>
-      <w:lang w:val="en-BB" w:eastAsia="en-BB"/>
+      <w:lang/>
     </w:rPr>
   </w:style>
   <w:style w:type="character" w:default="1" w:styleId="DefaultParagraphFont">
     <w:name w:val="Default Paragraph Font"/>
     <w:uiPriority w:val="1"/>
-    <w:semiHidden/>
     <w:unhideWhenUsed/>
   </w:style>
   <w:style w:type="table" w:default="1" w:styleId="TableNormal">
@@ -6565,7 +9380,7 @@
       <w:bCs/>
       <w:sz w:val="27"/>
       <w:szCs w:val="27"/>
-      <w:lang w:val="en-BB" w:eastAsia="en-BB"/>
+      <w:lang/>
     </w:rPr>
   </w:style>
   <w:style w:type="character" w:styleId="Strong">
@@ -6590,6 +9405,20 @@
       <w:rFonts w:ascii="Courier New" w:eastAsia="Times New Roman" w:hAnsi="Courier New" w:cs="Courier New"/>
       <w:sz w:val="20"/>
       <w:szCs w:val="20"/>
+    </w:rPr>
+  </w:style>
+  <w:style w:type="character" w:customStyle="1" w:styleId="Heading2Char">
+    <w:name w:val="Heading 2 Char"/>
+    <w:basedOn w:val="DefaultParagraphFont"/>
+    <w:link w:val="Heading2"/>
+    <w:uiPriority w:val="9"/>
+    <w:semiHidden/>
+    <w:rsid w:val="00FE21E3"/>
+    <w:rPr>
+      <w:rFonts w:asciiTheme="majorHAnsi" w:eastAsiaTheme="majorEastAsia" w:hAnsiTheme="majorHAnsi" w:cstheme="majorBidi"/>
+      <w:color w:val="2F5496" w:themeColor="accent1" w:themeShade="BF"/>
+      <w:sz w:val="26"/>
+      <w:szCs w:val="26"/>
     </w:rPr>
   </w:style>
 </w:styles>

--- a/Đề 01-Quản Lý Bán Hàng.docx
+++ b/Đề 01-Quản Lý Bán Hàng.docx
@@ -9,7 +9,6 @@
           <w:bCs/>
           <w:sz w:val="30"/>
           <w:szCs w:val="30"/>
-          <w:lang/>
         </w:rPr>
       </w:pPr>
       <w:r>
@@ -18,7 +17,6 @@
           <w:bCs/>
           <w:sz w:val="30"/>
           <w:szCs w:val="30"/>
-          <w:lang/>
         </w:rPr>
         <w:t>Đ</w:t>
       </w:r>
@@ -28,7 +26,6 @@
           <w:bCs/>
           <w:sz w:val="30"/>
           <w:szCs w:val="30"/>
-          <w:lang/>
         </w:rPr>
         <w:t>ề</w:t>
       </w:r>
@@ -38,7 +35,6 @@
           <w:bCs/>
           <w:sz w:val="30"/>
           <w:szCs w:val="30"/>
-          <w:lang/>
         </w:rPr>
         <w:t xml:space="preserve"> T</w:t>
       </w:r>
@@ -48,7 +44,6 @@
           <w:bCs/>
           <w:sz w:val="30"/>
           <w:szCs w:val="30"/>
-          <w:lang/>
         </w:rPr>
         <w:t>ài</w:t>
       </w:r>
@@ -58,7 +53,6 @@
           <w:bCs/>
           <w:sz w:val="30"/>
           <w:szCs w:val="30"/>
-          <w:lang/>
         </w:rPr>
         <w:t xml:space="preserve"> 01: </w:t>
       </w:r>
@@ -68,7 +62,6 @@
           <w:bCs/>
           <w:sz w:val="30"/>
           <w:szCs w:val="30"/>
-          <w:lang/>
         </w:rPr>
         <w:t xml:space="preserve">QUẢN LÝ </w:t>
       </w:r>
@@ -78,7 +71,6 @@
           <w:bCs/>
           <w:sz w:val="30"/>
           <w:szCs w:val="30"/>
-          <w:lang/>
         </w:rPr>
         <w:t>BÁN HÀNG</w:t>
       </w:r>
@@ -95,16 +87,14 @@
           <w:bCs/>
           <w:sz w:val="26"/>
           <w:szCs w:val="26"/>
-          <w:lang/>
-        </w:rPr>
-      </w:pPr>
-      <w:r>
-        <w:rPr>
-          <w:b/>
-          <w:bCs/>
-          <w:sz w:val="26"/>
-          <w:szCs w:val="26"/>
-          <w:lang/>
+        </w:rPr>
+      </w:pPr>
+      <w:r>
+        <w:rPr>
+          <w:b/>
+          <w:bCs/>
+          <w:sz w:val="26"/>
+          <w:szCs w:val="26"/>
         </w:rPr>
         <w:t>Cấu trúc bảng và các liên kết</w:t>
       </w:r>
@@ -116,14 +106,12 @@
         <w:rPr>
           <w:b/>
           <w:bCs/>
-          <w:lang/>
-        </w:rPr>
-      </w:pPr>
-      <w:r>
-        <w:rPr>
-          <w:b/>
-          <w:bCs/>
-          <w:lang/>
+        </w:rPr>
+      </w:pPr>
+      <w:r>
+        <w:rPr>
+          <w:b/>
+          <w:bCs/>
         </w:rPr>
         <w:t>Bảng Customers (Khách hàng)</w:t>
       </w:r>
@@ -174,7 +162,6 @@
                 <w:bCs/>
                 <w:sz w:val="24"/>
                 <w:szCs w:val="24"/>
-                <w:lang/>
               </w:rPr>
             </w:pPr>
             <w:r>
@@ -184,7 +171,6 @@
                 <w:bCs/>
                 <w:sz w:val="24"/>
                 <w:szCs w:val="24"/>
-                <w:lang/>
               </w:rPr>
               <w:t>Field</w:t>
             </w:r>
@@ -206,7 +192,6 @@
                 <w:bCs/>
                 <w:sz w:val="24"/>
                 <w:szCs w:val="24"/>
-                <w:lang/>
               </w:rPr>
             </w:pPr>
             <w:r>
@@ -216,7 +201,6 @@
                 <w:bCs/>
                 <w:sz w:val="24"/>
                 <w:szCs w:val="24"/>
-                <w:lang/>
               </w:rPr>
               <w:t>Data Type</w:t>
             </w:r>
@@ -238,7 +222,6 @@
                 <w:bCs/>
                 <w:sz w:val="24"/>
                 <w:szCs w:val="24"/>
-                <w:lang/>
               </w:rPr>
             </w:pPr>
             <w:r>
@@ -248,7 +231,6 @@
                 <w:bCs/>
                 <w:sz w:val="24"/>
                 <w:szCs w:val="24"/>
-                <w:lang/>
               </w:rPr>
               <w:t>Description</w:t>
             </w:r>
@@ -272,15 +254,13 @@
                 <w:rFonts w:eastAsia="Times New Roman" w:cstheme="minorHAnsi"/>
                 <w:sz w:val="24"/>
                 <w:szCs w:val="24"/>
-                <w:lang/>
-              </w:rPr>
-            </w:pPr>
-            <w:r>
-              <w:rPr>
-                <w:rFonts w:eastAsia="Times New Roman" w:cstheme="minorHAnsi"/>
-                <w:sz w:val="24"/>
-                <w:szCs w:val="24"/>
-                <w:lang/>
+              </w:rPr>
+            </w:pPr>
+            <w:r>
+              <w:rPr>
+                <w:rFonts w:eastAsia="Times New Roman" w:cstheme="minorHAnsi"/>
+                <w:sz w:val="24"/>
+                <w:szCs w:val="24"/>
               </w:rPr>
               <w:t>CustomerID</w:t>
             </w:r>
@@ -299,15 +279,13 @@
                 <w:rFonts w:eastAsia="Times New Roman" w:cstheme="minorHAnsi"/>
                 <w:sz w:val="24"/>
                 <w:szCs w:val="24"/>
-                <w:lang/>
-              </w:rPr>
-            </w:pPr>
-            <w:r>
-              <w:rPr>
-                <w:rFonts w:eastAsia="Times New Roman" w:cstheme="minorHAnsi"/>
-                <w:sz w:val="24"/>
-                <w:szCs w:val="24"/>
-                <w:lang/>
+              </w:rPr>
+            </w:pPr>
+            <w:r>
+              <w:rPr>
+                <w:rFonts w:eastAsia="Times New Roman" w:cstheme="minorHAnsi"/>
+                <w:sz w:val="24"/>
+                <w:szCs w:val="24"/>
               </w:rPr>
               <w:t>INT (PK, AUTO_INCREMENT)</w:t>
             </w:r>
@@ -326,15 +304,13 @@
                 <w:rFonts w:eastAsia="Times New Roman" w:cstheme="minorHAnsi"/>
                 <w:sz w:val="24"/>
                 <w:szCs w:val="24"/>
-                <w:lang/>
-              </w:rPr>
-            </w:pPr>
-            <w:r>
-              <w:rPr>
-                <w:rFonts w:eastAsia="Times New Roman" w:cstheme="minorHAnsi"/>
-                <w:sz w:val="24"/>
-                <w:szCs w:val="24"/>
-                <w:lang/>
+              </w:rPr>
+            </w:pPr>
+            <w:r>
+              <w:rPr>
+                <w:rFonts w:eastAsia="Times New Roman" w:cstheme="minorHAnsi"/>
+                <w:sz w:val="24"/>
+                <w:szCs w:val="24"/>
               </w:rPr>
               <w:t>Mã khách hàng (khóa chính)</w:t>
             </w:r>
@@ -358,15 +334,13 @@
                 <w:rFonts w:eastAsia="Times New Roman" w:cstheme="minorHAnsi"/>
                 <w:sz w:val="24"/>
                 <w:szCs w:val="24"/>
-                <w:lang/>
-              </w:rPr>
-            </w:pPr>
-            <w:r>
-              <w:rPr>
-                <w:rFonts w:eastAsia="Times New Roman" w:cstheme="minorHAnsi"/>
-                <w:sz w:val="24"/>
-                <w:szCs w:val="24"/>
-                <w:lang/>
+              </w:rPr>
+            </w:pPr>
+            <w:r>
+              <w:rPr>
+                <w:rFonts w:eastAsia="Times New Roman" w:cstheme="minorHAnsi"/>
+                <w:sz w:val="24"/>
+                <w:szCs w:val="24"/>
               </w:rPr>
               <w:t>FullName</w:t>
             </w:r>
@@ -385,15 +359,13 @@
                 <w:rFonts w:eastAsia="Times New Roman" w:cstheme="minorHAnsi"/>
                 <w:sz w:val="24"/>
                 <w:szCs w:val="24"/>
-                <w:lang/>
-              </w:rPr>
-            </w:pPr>
-            <w:r>
-              <w:rPr>
-                <w:rFonts w:eastAsia="Times New Roman" w:cstheme="minorHAnsi"/>
-                <w:sz w:val="24"/>
-                <w:szCs w:val="24"/>
-                <w:lang/>
+              </w:rPr>
+            </w:pPr>
+            <w:r>
+              <w:rPr>
+                <w:rFonts w:eastAsia="Times New Roman" w:cstheme="minorHAnsi"/>
+                <w:sz w:val="24"/>
+                <w:szCs w:val="24"/>
               </w:rPr>
               <w:t>VARCHAR(255)</w:t>
             </w:r>
@@ -412,15 +384,13 @@
                 <w:rFonts w:eastAsia="Times New Roman" w:cstheme="minorHAnsi"/>
                 <w:sz w:val="24"/>
                 <w:szCs w:val="24"/>
-                <w:lang/>
-              </w:rPr>
-            </w:pPr>
-            <w:r>
-              <w:rPr>
-                <w:rFonts w:eastAsia="Times New Roman" w:cstheme="minorHAnsi"/>
-                <w:sz w:val="24"/>
-                <w:szCs w:val="24"/>
-                <w:lang/>
+              </w:rPr>
+            </w:pPr>
+            <w:r>
+              <w:rPr>
+                <w:rFonts w:eastAsia="Times New Roman" w:cstheme="minorHAnsi"/>
+                <w:sz w:val="24"/>
+                <w:szCs w:val="24"/>
               </w:rPr>
               <w:t>Họ và tên khách hàng</w:t>
             </w:r>
@@ -444,15 +414,13 @@
                 <w:rFonts w:eastAsia="Times New Roman" w:cstheme="minorHAnsi"/>
                 <w:sz w:val="24"/>
                 <w:szCs w:val="24"/>
-                <w:lang/>
-              </w:rPr>
-            </w:pPr>
-            <w:r>
-              <w:rPr>
-                <w:rFonts w:eastAsia="Times New Roman" w:cstheme="minorHAnsi"/>
-                <w:sz w:val="24"/>
-                <w:szCs w:val="24"/>
-                <w:lang/>
+              </w:rPr>
+            </w:pPr>
+            <w:r>
+              <w:rPr>
+                <w:rFonts w:eastAsia="Times New Roman" w:cstheme="minorHAnsi"/>
+                <w:sz w:val="24"/>
+                <w:szCs w:val="24"/>
               </w:rPr>
               <w:t>Email</w:t>
             </w:r>
@@ -471,15 +439,13 @@
                 <w:rFonts w:eastAsia="Times New Roman" w:cstheme="minorHAnsi"/>
                 <w:sz w:val="24"/>
                 <w:szCs w:val="24"/>
-                <w:lang/>
-              </w:rPr>
-            </w:pPr>
-            <w:r>
-              <w:rPr>
-                <w:rFonts w:eastAsia="Times New Roman" w:cstheme="minorHAnsi"/>
-                <w:sz w:val="24"/>
-                <w:szCs w:val="24"/>
-                <w:lang/>
+              </w:rPr>
+            </w:pPr>
+            <w:r>
+              <w:rPr>
+                <w:rFonts w:eastAsia="Times New Roman" w:cstheme="minorHAnsi"/>
+                <w:sz w:val="24"/>
+                <w:szCs w:val="24"/>
               </w:rPr>
               <w:t>VARCHAR(255) UNIQUE</w:t>
             </w:r>
@@ -498,15 +464,13 @@
                 <w:rFonts w:eastAsia="Times New Roman" w:cstheme="minorHAnsi"/>
                 <w:sz w:val="24"/>
                 <w:szCs w:val="24"/>
-                <w:lang/>
-              </w:rPr>
-            </w:pPr>
-            <w:r>
-              <w:rPr>
-                <w:rFonts w:eastAsia="Times New Roman" w:cstheme="minorHAnsi"/>
-                <w:sz w:val="24"/>
-                <w:szCs w:val="24"/>
-                <w:lang/>
+              </w:rPr>
+            </w:pPr>
+            <w:r>
+              <w:rPr>
+                <w:rFonts w:eastAsia="Times New Roman" w:cstheme="minorHAnsi"/>
+                <w:sz w:val="24"/>
+                <w:szCs w:val="24"/>
               </w:rPr>
               <w:t>Email khách hàng</w:t>
             </w:r>
@@ -530,15 +494,13 @@
                 <w:rFonts w:eastAsia="Times New Roman" w:cstheme="minorHAnsi"/>
                 <w:sz w:val="24"/>
                 <w:szCs w:val="24"/>
-                <w:lang/>
-              </w:rPr>
-            </w:pPr>
-            <w:r>
-              <w:rPr>
-                <w:rFonts w:eastAsia="Times New Roman" w:cstheme="minorHAnsi"/>
-                <w:sz w:val="24"/>
-                <w:szCs w:val="24"/>
-                <w:lang/>
+              </w:rPr>
+            </w:pPr>
+            <w:r>
+              <w:rPr>
+                <w:rFonts w:eastAsia="Times New Roman" w:cstheme="minorHAnsi"/>
+                <w:sz w:val="24"/>
+                <w:szCs w:val="24"/>
               </w:rPr>
               <w:t>Phone</w:t>
             </w:r>
@@ -557,15 +519,13 @@
                 <w:rFonts w:eastAsia="Times New Roman" w:cstheme="minorHAnsi"/>
                 <w:sz w:val="24"/>
                 <w:szCs w:val="24"/>
-                <w:lang/>
-              </w:rPr>
-            </w:pPr>
-            <w:r>
-              <w:rPr>
-                <w:rFonts w:eastAsia="Times New Roman" w:cstheme="minorHAnsi"/>
-                <w:sz w:val="24"/>
-                <w:szCs w:val="24"/>
-                <w:lang/>
+              </w:rPr>
+            </w:pPr>
+            <w:r>
+              <w:rPr>
+                <w:rFonts w:eastAsia="Times New Roman" w:cstheme="minorHAnsi"/>
+                <w:sz w:val="24"/>
+                <w:szCs w:val="24"/>
               </w:rPr>
               <w:t>VARCHAR(20)</w:t>
             </w:r>
@@ -584,15 +544,13 @@
                 <w:rFonts w:eastAsia="Times New Roman" w:cstheme="minorHAnsi"/>
                 <w:sz w:val="24"/>
                 <w:szCs w:val="24"/>
-                <w:lang/>
-              </w:rPr>
-            </w:pPr>
-            <w:r>
-              <w:rPr>
-                <w:rFonts w:eastAsia="Times New Roman" w:cstheme="minorHAnsi"/>
-                <w:sz w:val="24"/>
-                <w:szCs w:val="24"/>
-                <w:lang/>
+              </w:rPr>
+            </w:pPr>
+            <w:r>
+              <w:rPr>
+                <w:rFonts w:eastAsia="Times New Roman" w:cstheme="minorHAnsi"/>
+                <w:sz w:val="24"/>
+                <w:szCs w:val="24"/>
               </w:rPr>
               <w:t>Số điện thoại khách hàng</w:t>
             </w:r>
@@ -616,15 +574,13 @@
                 <w:rFonts w:eastAsia="Times New Roman" w:cstheme="minorHAnsi"/>
                 <w:sz w:val="24"/>
                 <w:szCs w:val="24"/>
-                <w:lang/>
-              </w:rPr>
-            </w:pPr>
-            <w:r>
-              <w:rPr>
-                <w:rFonts w:eastAsia="Times New Roman" w:cstheme="minorHAnsi"/>
-                <w:sz w:val="24"/>
-                <w:szCs w:val="24"/>
-                <w:lang/>
+              </w:rPr>
+            </w:pPr>
+            <w:r>
+              <w:rPr>
+                <w:rFonts w:eastAsia="Times New Roman" w:cstheme="minorHAnsi"/>
+                <w:sz w:val="24"/>
+                <w:szCs w:val="24"/>
               </w:rPr>
               <w:t>Address</w:t>
             </w:r>
@@ -643,15 +599,13 @@
                 <w:rFonts w:eastAsia="Times New Roman" w:cstheme="minorHAnsi"/>
                 <w:sz w:val="24"/>
                 <w:szCs w:val="24"/>
-                <w:lang/>
-              </w:rPr>
-            </w:pPr>
-            <w:r>
-              <w:rPr>
-                <w:rFonts w:eastAsia="Times New Roman" w:cstheme="minorHAnsi"/>
-                <w:sz w:val="24"/>
-                <w:szCs w:val="24"/>
-                <w:lang/>
+              </w:rPr>
+            </w:pPr>
+            <w:r>
+              <w:rPr>
+                <w:rFonts w:eastAsia="Times New Roman" w:cstheme="minorHAnsi"/>
+                <w:sz w:val="24"/>
+                <w:szCs w:val="24"/>
               </w:rPr>
               <w:t>TEXT</w:t>
             </w:r>
@@ -670,15 +624,13 @@
                 <w:rFonts w:eastAsia="Times New Roman" w:cstheme="minorHAnsi"/>
                 <w:sz w:val="24"/>
                 <w:szCs w:val="24"/>
-                <w:lang/>
-              </w:rPr>
-            </w:pPr>
-            <w:r>
-              <w:rPr>
-                <w:rFonts w:eastAsia="Times New Roman" w:cstheme="minorHAnsi"/>
-                <w:sz w:val="24"/>
-                <w:szCs w:val="24"/>
-                <w:lang/>
+              </w:rPr>
+            </w:pPr>
+            <w:r>
+              <w:rPr>
+                <w:rFonts w:eastAsia="Times New Roman" w:cstheme="minorHAnsi"/>
+                <w:sz w:val="24"/>
+                <w:szCs w:val="24"/>
               </w:rPr>
               <w:t>Địa chỉ khách hàng</w:t>
             </w:r>
@@ -702,15 +654,13 @@
                 <w:rFonts w:eastAsia="Times New Roman" w:cstheme="minorHAnsi"/>
                 <w:sz w:val="24"/>
                 <w:szCs w:val="24"/>
-                <w:lang/>
-              </w:rPr>
-            </w:pPr>
-            <w:r>
-              <w:rPr>
-                <w:rFonts w:eastAsia="Times New Roman" w:cstheme="minorHAnsi"/>
-                <w:sz w:val="24"/>
-                <w:szCs w:val="24"/>
-                <w:lang/>
+              </w:rPr>
+            </w:pPr>
+            <w:r>
+              <w:rPr>
+                <w:rFonts w:eastAsia="Times New Roman" w:cstheme="minorHAnsi"/>
+                <w:sz w:val="24"/>
+                <w:szCs w:val="24"/>
               </w:rPr>
               <w:t>City</w:t>
             </w:r>
@@ -729,15 +679,13 @@
                 <w:rFonts w:eastAsia="Times New Roman" w:cstheme="minorHAnsi"/>
                 <w:sz w:val="24"/>
                 <w:szCs w:val="24"/>
-                <w:lang/>
-              </w:rPr>
-            </w:pPr>
-            <w:r>
-              <w:rPr>
-                <w:rFonts w:eastAsia="Times New Roman" w:cstheme="minorHAnsi"/>
-                <w:sz w:val="24"/>
-                <w:szCs w:val="24"/>
-                <w:lang/>
+              </w:rPr>
+            </w:pPr>
+            <w:r>
+              <w:rPr>
+                <w:rFonts w:eastAsia="Times New Roman" w:cstheme="minorHAnsi"/>
+                <w:sz w:val="24"/>
+                <w:szCs w:val="24"/>
               </w:rPr>
               <w:t>VARCHAR(100)</w:t>
             </w:r>
@@ -756,15 +704,13 @@
                 <w:rFonts w:eastAsia="Times New Roman" w:cstheme="minorHAnsi"/>
                 <w:sz w:val="24"/>
                 <w:szCs w:val="24"/>
-                <w:lang/>
-              </w:rPr>
-            </w:pPr>
-            <w:r>
-              <w:rPr>
-                <w:rFonts w:eastAsia="Times New Roman" w:cstheme="minorHAnsi"/>
-                <w:sz w:val="24"/>
-                <w:szCs w:val="24"/>
-                <w:lang/>
+              </w:rPr>
+            </w:pPr>
+            <w:r>
+              <w:rPr>
+                <w:rFonts w:eastAsia="Times New Roman" w:cstheme="minorHAnsi"/>
+                <w:sz w:val="24"/>
+                <w:szCs w:val="24"/>
               </w:rPr>
               <w:t>Thành phố</w:t>
             </w:r>
@@ -788,15 +734,13 @@
                 <w:rFonts w:eastAsia="Times New Roman" w:cstheme="minorHAnsi"/>
                 <w:sz w:val="24"/>
                 <w:szCs w:val="24"/>
-                <w:lang/>
-              </w:rPr>
-            </w:pPr>
-            <w:r>
-              <w:rPr>
-                <w:rFonts w:eastAsia="Times New Roman" w:cstheme="minorHAnsi"/>
-                <w:sz w:val="24"/>
-                <w:szCs w:val="24"/>
-                <w:lang/>
+              </w:rPr>
+            </w:pPr>
+            <w:r>
+              <w:rPr>
+                <w:rFonts w:eastAsia="Times New Roman" w:cstheme="minorHAnsi"/>
+                <w:sz w:val="24"/>
+                <w:szCs w:val="24"/>
               </w:rPr>
               <w:t>Country</w:t>
             </w:r>
@@ -815,15 +759,13 @@
                 <w:rFonts w:eastAsia="Times New Roman" w:cstheme="minorHAnsi"/>
                 <w:sz w:val="24"/>
                 <w:szCs w:val="24"/>
-                <w:lang/>
-              </w:rPr>
-            </w:pPr>
-            <w:r>
-              <w:rPr>
-                <w:rFonts w:eastAsia="Times New Roman" w:cstheme="minorHAnsi"/>
-                <w:sz w:val="24"/>
-                <w:szCs w:val="24"/>
-                <w:lang/>
+              </w:rPr>
+            </w:pPr>
+            <w:r>
+              <w:rPr>
+                <w:rFonts w:eastAsia="Times New Roman" w:cstheme="minorHAnsi"/>
+                <w:sz w:val="24"/>
+                <w:szCs w:val="24"/>
               </w:rPr>
               <w:t>VARCHAR(100)</w:t>
             </w:r>
@@ -842,15 +784,13 @@
                 <w:rFonts w:eastAsia="Times New Roman" w:cstheme="minorHAnsi"/>
                 <w:sz w:val="24"/>
                 <w:szCs w:val="24"/>
-                <w:lang/>
-              </w:rPr>
-            </w:pPr>
-            <w:r>
-              <w:rPr>
-                <w:rFonts w:eastAsia="Times New Roman" w:cstheme="minorHAnsi"/>
-                <w:sz w:val="24"/>
-                <w:szCs w:val="24"/>
-                <w:lang/>
+              </w:rPr>
+            </w:pPr>
+            <w:r>
+              <w:rPr>
+                <w:rFonts w:eastAsia="Times New Roman" w:cstheme="minorHAnsi"/>
+                <w:sz w:val="24"/>
+                <w:szCs w:val="24"/>
               </w:rPr>
               <w:t>Quốc gia</w:t>
             </w:r>
@@ -865,7 +805,6 @@
         <w:rPr>
           <w:b/>
           <w:bCs/>
-          <w:lang/>
         </w:rPr>
       </w:pPr>
     </w:p>
@@ -876,14 +815,12 @@
         <w:rPr>
           <w:b/>
           <w:bCs/>
-          <w:lang/>
-        </w:rPr>
-      </w:pPr>
-      <w:r>
-        <w:rPr>
-          <w:b/>
-          <w:bCs/>
-          <w:lang/>
+        </w:rPr>
+      </w:pPr>
+      <w:r>
+        <w:rPr>
+          <w:b/>
+          <w:bCs/>
         </w:rPr>
         <w:t>Bảng Products (Sản phẩm)</w:t>
       </w:r>
@@ -934,7 +871,6 @@
                 <w:bCs/>
                 <w:sz w:val="24"/>
                 <w:szCs w:val="24"/>
-                <w:lang/>
               </w:rPr>
             </w:pPr>
             <w:r>
@@ -944,7 +880,6 @@
                 <w:bCs/>
                 <w:sz w:val="24"/>
                 <w:szCs w:val="24"/>
-                <w:lang/>
               </w:rPr>
               <w:t>Field</w:t>
             </w:r>
@@ -966,7 +901,6 @@
                 <w:bCs/>
                 <w:sz w:val="24"/>
                 <w:szCs w:val="24"/>
-                <w:lang/>
               </w:rPr>
             </w:pPr>
             <w:r>
@@ -976,7 +910,6 @@
                 <w:bCs/>
                 <w:sz w:val="24"/>
                 <w:szCs w:val="24"/>
-                <w:lang/>
               </w:rPr>
               <w:t>Data Type</w:t>
             </w:r>
@@ -998,7 +931,6 @@
                 <w:bCs/>
                 <w:sz w:val="24"/>
                 <w:szCs w:val="24"/>
-                <w:lang/>
               </w:rPr>
             </w:pPr>
             <w:r>
@@ -1008,7 +940,6 @@
                 <w:bCs/>
                 <w:sz w:val="24"/>
                 <w:szCs w:val="24"/>
-                <w:lang/>
               </w:rPr>
               <w:t>Description</w:t>
             </w:r>
@@ -1032,15 +963,13 @@
                 <w:rFonts w:eastAsia="Times New Roman" w:cstheme="minorHAnsi"/>
                 <w:sz w:val="24"/>
                 <w:szCs w:val="24"/>
-                <w:lang/>
-              </w:rPr>
-            </w:pPr>
-            <w:r>
-              <w:rPr>
-                <w:rFonts w:eastAsia="Times New Roman" w:cstheme="minorHAnsi"/>
-                <w:sz w:val="24"/>
-                <w:szCs w:val="24"/>
-                <w:lang/>
+              </w:rPr>
+            </w:pPr>
+            <w:r>
+              <w:rPr>
+                <w:rFonts w:eastAsia="Times New Roman" w:cstheme="minorHAnsi"/>
+                <w:sz w:val="24"/>
+                <w:szCs w:val="24"/>
               </w:rPr>
               <w:t>ProductID</w:t>
             </w:r>
@@ -1059,15 +988,13 @@
                 <w:rFonts w:eastAsia="Times New Roman" w:cstheme="minorHAnsi"/>
                 <w:sz w:val="24"/>
                 <w:szCs w:val="24"/>
-                <w:lang/>
-              </w:rPr>
-            </w:pPr>
-            <w:r>
-              <w:rPr>
-                <w:rFonts w:eastAsia="Times New Roman" w:cstheme="minorHAnsi"/>
-                <w:sz w:val="24"/>
-                <w:szCs w:val="24"/>
-                <w:lang/>
+              </w:rPr>
+            </w:pPr>
+            <w:r>
+              <w:rPr>
+                <w:rFonts w:eastAsia="Times New Roman" w:cstheme="minorHAnsi"/>
+                <w:sz w:val="24"/>
+                <w:szCs w:val="24"/>
               </w:rPr>
               <w:t>INT (PK, AUTO_INCREMENT)</w:t>
             </w:r>
@@ -1086,15 +1013,13 @@
                 <w:rFonts w:eastAsia="Times New Roman" w:cstheme="minorHAnsi"/>
                 <w:sz w:val="24"/>
                 <w:szCs w:val="24"/>
-                <w:lang/>
-              </w:rPr>
-            </w:pPr>
-            <w:r>
-              <w:rPr>
-                <w:rFonts w:eastAsia="Times New Roman" w:cstheme="minorHAnsi"/>
-                <w:sz w:val="24"/>
-                <w:szCs w:val="24"/>
-                <w:lang/>
+              </w:rPr>
+            </w:pPr>
+            <w:r>
+              <w:rPr>
+                <w:rFonts w:eastAsia="Times New Roman" w:cstheme="minorHAnsi"/>
+                <w:sz w:val="24"/>
+                <w:szCs w:val="24"/>
               </w:rPr>
               <w:t>Mã sản phẩm (khóa chính)</w:t>
             </w:r>
@@ -1118,15 +1043,13 @@
                 <w:rFonts w:eastAsia="Times New Roman" w:cstheme="minorHAnsi"/>
                 <w:sz w:val="24"/>
                 <w:szCs w:val="24"/>
-                <w:lang/>
-              </w:rPr>
-            </w:pPr>
-            <w:r>
-              <w:rPr>
-                <w:rFonts w:eastAsia="Times New Roman" w:cstheme="minorHAnsi"/>
-                <w:sz w:val="24"/>
-                <w:szCs w:val="24"/>
-                <w:lang/>
+              </w:rPr>
+            </w:pPr>
+            <w:r>
+              <w:rPr>
+                <w:rFonts w:eastAsia="Times New Roman" w:cstheme="minorHAnsi"/>
+                <w:sz w:val="24"/>
+                <w:szCs w:val="24"/>
               </w:rPr>
               <w:t>ProductName</w:t>
             </w:r>
@@ -1145,15 +1068,13 @@
                 <w:rFonts w:eastAsia="Times New Roman" w:cstheme="minorHAnsi"/>
                 <w:sz w:val="24"/>
                 <w:szCs w:val="24"/>
-                <w:lang/>
-              </w:rPr>
-            </w:pPr>
-            <w:r>
-              <w:rPr>
-                <w:rFonts w:eastAsia="Times New Roman" w:cstheme="minorHAnsi"/>
-                <w:sz w:val="24"/>
-                <w:szCs w:val="24"/>
-                <w:lang/>
+              </w:rPr>
+            </w:pPr>
+            <w:r>
+              <w:rPr>
+                <w:rFonts w:eastAsia="Times New Roman" w:cstheme="minorHAnsi"/>
+                <w:sz w:val="24"/>
+                <w:szCs w:val="24"/>
               </w:rPr>
               <w:t>VARCHAR(255)</w:t>
             </w:r>
@@ -1172,15 +1093,13 @@
                 <w:rFonts w:eastAsia="Times New Roman" w:cstheme="minorHAnsi"/>
                 <w:sz w:val="24"/>
                 <w:szCs w:val="24"/>
-                <w:lang/>
-              </w:rPr>
-            </w:pPr>
-            <w:r>
-              <w:rPr>
-                <w:rFonts w:eastAsia="Times New Roman" w:cstheme="minorHAnsi"/>
-                <w:sz w:val="24"/>
-                <w:szCs w:val="24"/>
-                <w:lang/>
+              </w:rPr>
+            </w:pPr>
+            <w:r>
+              <w:rPr>
+                <w:rFonts w:eastAsia="Times New Roman" w:cstheme="minorHAnsi"/>
+                <w:sz w:val="24"/>
+                <w:szCs w:val="24"/>
               </w:rPr>
               <w:t>Tên sản phẩm</w:t>
             </w:r>
@@ -1204,15 +1123,13 @@
                 <w:rFonts w:eastAsia="Times New Roman" w:cstheme="minorHAnsi"/>
                 <w:sz w:val="24"/>
                 <w:szCs w:val="24"/>
-                <w:lang/>
-              </w:rPr>
-            </w:pPr>
-            <w:r>
-              <w:rPr>
-                <w:rFonts w:eastAsia="Times New Roman" w:cstheme="minorHAnsi"/>
-                <w:sz w:val="24"/>
-                <w:szCs w:val="24"/>
-                <w:lang/>
+              </w:rPr>
+            </w:pPr>
+            <w:r>
+              <w:rPr>
+                <w:rFonts w:eastAsia="Times New Roman" w:cstheme="minorHAnsi"/>
+                <w:sz w:val="24"/>
+                <w:szCs w:val="24"/>
               </w:rPr>
               <w:t>CategoryID</w:t>
             </w:r>
@@ -1231,15 +1148,13 @@
                 <w:rFonts w:eastAsia="Times New Roman" w:cstheme="minorHAnsi"/>
                 <w:sz w:val="24"/>
                 <w:szCs w:val="24"/>
-                <w:lang/>
-              </w:rPr>
-            </w:pPr>
-            <w:r>
-              <w:rPr>
-                <w:rFonts w:eastAsia="Times New Roman" w:cstheme="minorHAnsi"/>
-                <w:sz w:val="24"/>
-                <w:szCs w:val="24"/>
-                <w:lang/>
+              </w:rPr>
+            </w:pPr>
+            <w:r>
+              <w:rPr>
+                <w:rFonts w:eastAsia="Times New Roman" w:cstheme="minorHAnsi"/>
+                <w:sz w:val="24"/>
+                <w:szCs w:val="24"/>
               </w:rPr>
               <w:t>INT (FK)</w:t>
             </w:r>
@@ -1258,15 +1173,13 @@
                 <w:rFonts w:eastAsia="Times New Roman" w:cstheme="minorHAnsi"/>
                 <w:sz w:val="24"/>
                 <w:szCs w:val="24"/>
-                <w:lang/>
-              </w:rPr>
-            </w:pPr>
-            <w:r>
-              <w:rPr>
-                <w:rFonts w:eastAsia="Times New Roman" w:cstheme="minorHAnsi"/>
-                <w:sz w:val="24"/>
-                <w:szCs w:val="24"/>
-                <w:lang/>
+              </w:rPr>
+            </w:pPr>
+            <w:r>
+              <w:rPr>
+                <w:rFonts w:eastAsia="Times New Roman" w:cstheme="minorHAnsi"/>
+                <w:sz w:val="24"/>
+                <w:szCs w:val="24"/>
               </w:rPr>
               <w:t>Mã danh mục sản phẩm (liên kết Categories)</w:t>
             </w:r>
@@ -1290,15 +1203,13 @@
                 <w:rFonts w:eastAsia="Times New Roman" w:cstheme="minorHAnsi"/>
                 <w:sz w:val="24"/>
                 <w:szCs w:val="24"/>
-                <w:lang/>
-              </w:rPr>
-            </w:pPr>
-            <w:r>
-              <w:rPr>
-                <w:rFonts w:eastAsia="Times New Roman" w:cstheme="minorHAnsi"/>
-                <w:sz w:val="24"/>
-                <w:szCs w:val="24"/>
-                <w:lang/>
+              </w:rPr>
+            </w:pPr>
+            <w:r>
+              <w:rPr>
+                <w:rFonts w:eastAsia="Times New Roman" w:cstheme="minorHAnsi"/>
+                <w:sz w:val="24"/>
+                <w:szCs w:val="24"/>
               </w:rPr>
               <w:t>Price</w:t>
             </w:r>
@@ -1317,15 +1228,13 @@
                 <w:rFonts w:eastAsia="Times New Roman" w:cstheme="minorHAnsi"/>
                 <w:sz w:val="24"/>
                 <w:szCs w:val="24"/>
-                <w:lang/>
-              </w:rPr>
-            </w:pPr>
-            <w:r>
-              <w:rPr>
-                <w:rFonts w:eastAsia="Times New Roman" w:cstheme="minorHAnsi"/>
-                <w:sz w:val="24"/>
-                <w:szCs w:val="24"/>
-                <w:lang/>
+              </w:rPr>
+            </w:pPr>
+            <w:r>
+              <w:rPr>
+                <w:rFonts w:eastAsia="Times New Roman" w:cstheme="minorHAnsi"/>
+                <w:sz w:val="24"/>
+                <w:szCs w:val="24"/>
               </w:rPr>
               <w:t>DECIMAL(10,2)</w:t>
             </w:r>
@@ -1344,15 +1253,13 @@
                 <w:rFonts w:eastAsia="Times New Roman" w:cstheme="minorHAnsi"/>
                 <w:sz w:val="24"/>
                 <w:szCs w:val="24"/>
-                <w:lang/>
-              </w:rPr>
-            </w:pPr>
-            <w:r>
-              <w:rPr>
-                <w:rFonts w:eastAsia="Times New Roman" w:cstheme="minorHAnsi"/>
-                <w:sz w:val="24"/>
-                <w:szCs w:val="24"/>
-                <w:lang/>
+              </w:rPr>
+            </w:pPr>
+            <w:r>
+              <w:rPr>
+                <w:rFonts w:eastAsia="Times New Roman" w:cstheme="minorHAnsi"/>
+                <w:sz w:val="24"/>
+                <w:szCs w:val="24"/>
               </w:rPr>
               <w:t>Giá sản phẩm</w:t>
             </w:r>
@@ -1376,15 +1283,13 @@
                 <w:rFonts w:eastAsia="Times New Roman" w:cstheme="minorHAnsi"/>
                 <w:sz w:val="24"/>
                 <w:szCs w:val="24"/>
-                <w:lang/>
-              </w:rPr>
-            </w:pPr>
-            <w:r>
-              <w:rPr>
-                <w:rFonts w:eastAsia="Times New Roman" w:cstheme="minorHAnsi"/>
-                <w:sz w:val="24"/>
-                <w:szCs w:val="24"/>
-                <w:lang/>
+              </w:rPr>
+            </w:pPr>
+            <w:r>
+              <w:rPr>
+                <w:rFonts w:eastAsia="Times New Roman" w:cstheme="minorHAnsi"/>
+                <w:sz w:val="24"/>
+                <w:szCs w:val="24"/>
               </w:rPr>
               <w:t>Stock</w:t>
             </w:r>
@@ -1403,15 +1308,13 @@
                 <w:rFonts w:eastAsia="Times New Roman" w:cstheme="minorHAnsi"/>
                 <w:sz w:val="24"/>
                 <w:szCs w:val="24"/>
-                <w:lang/>
-              </w:rPr>
-            </w:pPr>
-            <w:r>
-              <w:rPr>
-                <w:rFonts w:eastAsia="Times New Roman" w:cstheme="minorHAnsi"/>
-                <w:sz w:val="24"/>
-                <w:szCs w:val="24"/>
-                <w:lang/>
+              </w:rPr>
+            </w:pPr>
+            <w:r>
+              <w:rPr>
+                <w:rFonts w:eastAsia="Times New Roman" w:cstheme="minorHAnsi"/>
+                <w:sz w:val="24"/>
+                <w:szCs w:val="24"/>
               </w:rPr>
               <w:t>INT</w:t>
             </w:r>
@@ -1430,15 +1333,13 @@
                 <w:rFonts w:eastAsia="Times New Roman" w:cstheme="minorHAnsi"/>
                 <w:sz w:val="24"/>
                 <w:szCs w:val="24"/>
-                <w:lang/>
-              </w:rPr>
-            </w:pPr>
-            <w:r>
-              <w:rPr>
-                <w:rFonts w:eastAsia="Times New Roman" w:cstheme="minorHAnsi"/>
-                <w:sz w:val="24"/>
-                <w:szCs w:val="24"/>
-                <w:lang/>
+              </w:rPr>
+            </w:pPr>
+            <w:r>
+              <w:rPr>
+                <w:rFonts w:eastAsia="Times New Roman" w:cstheme="minorHAnsi"/>
+                <w:sz w:val="24"/>
+                <w:szCs w:val="24"/>
               </w:rPr>
               <w:t>Số lượng tồn kho</w:t>
             </w:r>
@@ -1462,15 +1363,13 @@
                 <w:rFonts w:eastAsia="Times New Roman" w:cstheme="minorHAnsi"/>
                 <w:sz w:val="24"/>
                 <w:szCs w:val="24"/>
-                <w:lang/>
-              </w:rPr>
-            </w:pPr>
-            <w:r>
-              <w:rPr>
-                <w:rFonts w:eastAsia="Times New Roman" w:cstheme="minorHAnsi"/>
-                <w:sz w:val="24"/>
-                <w:szCs w:val="24"/>
-                <w:lang/>
+              </w:rPr>
+            </w:pPr>
+            <w:r>
+              <w:rPr>
+                <w:rFonts w:eastAsia="Times New Roman" w:cstheme="minorHAnsi"/>
+                <w:sz w:val="24"/>
+                <w:szCs w:val="24"/>
               </w:rPr>
               <w:t>Description</w:t>
             </w:r>
@@ -1489,15 +1388,13 @@
                 <w:rFonts w:eastAsia="Times New Roman" w:cstheme="minorHAnsi"/>
                 <w:sz w:val="24"/>
                 <w:szCs w:val="24"/>
-                <w:lang/>
-              </w:rPr>
-            </w:pPr>
-            <w:r>
-              <w:rPr>
-                <w:rFonts w:eastAsia="Times New Roman" w:cstheme="minorHAnsi"/>
-                <w:sz w:val="24"/>
-                <w:szCs w:val="24"/>
-                <w:lang/>
+              </w:rPr>
+            </w:pPr>
+            <w:r>
+              <w:rPr>
+                <w:rFonts w:eastAsia="Times New Roman" w:cstheme="minorHAnsi"/>
+                <w:sz w:val="24"/>
+                <w:szCs w:val="24"/>
               </w:rPr>
               <w:t>TEXT</w:t>
             </w:r>
@@ -1516,15 +1413,13 @@
                 <w:rFonts w:eastAsia="Times New Roman" w:cstheme="minorHAnsi"/>
                 <w:sz w:val="24"/>
                 <w:szCs w:val="24"/>
-                <w:lang/>
-              </w:rPr>
-            </w:pPr>
-            <w:r>
-              <w:rPr>
-                <w:rFonts w:eastAsia="Times New Roman" w:cstheme="minorHAnsi"/>
-                <w:sz w:val="24"/>
-                <w:szCs w:val="24"/>
-                <w:lang/>
+              </w:rPr>
+            </w:pPr>
+            <w:r>
+              <w:rPr>
+                <w:rFonts w:eastAsia="Times New Roman" w:cstheme="minorHAnsi"/>
+                <w:sz w:val="24"/>
+                <w:szCs w:val="24"/>
               </w:rPr>
               <w:t>Mô tả sản phẩm</w:t>
             </w:r>
@@ -1539,7 +1434,6 @@
         <w:rPr>
           <w:b/>
           <w:bCs/>
-          <w:lang/>
         </w:rPr>
       </w:pPr>
     </w:p>
@@ -1550,14 +1444,12 @@
         <w:rPr>
           <w:b/>
           <w:bCs/>
-          <w:lang/>
-        </w:rPr>
-      </w:pPr>
-      <w:r>
-        <w:rPr>
-          <w:b/>
-          <w:bCs/>
-          <w:lang/>
+        </w:rPr>
+      </w:pPr>
+      <w:r>
+        <w:rPr>
+          <w:b/>
+          <w:bCs/>
         </w:rPr>
         <w:t>Bảng Categories (Danh mục sản phẩm)</w:t>
       </w:r>
@@ -1608,7 +1500,6 @@
                 <w:bCs/>
                 <w:sz w:val="24"/>
                 <w:szCs w:val="24"/>
-                <w:lang/>
               </w:rPr>
             </w:pPr>
             <w:r>
@@ -1618,7 +1509,6 @@
                 <w:bCs/>
                 <w:sz w:val="24"/>
                 <w:szCs w:val="24"/>
-                <w:lang/>
               </w:rPr>
               <w:t>Field</w:t>
             </w:r>
@@ -1640,7 +1530,6 @@
                 <w:bCs/>
                 <w:sz w:val="24"/>
                 <w:szCs w:val="24"/>
-                <w:lang/>
               </w:rPr>
             </w:pPr>
             <w:r>
@@ -1650,7 +1539,6 @@
                 <w:bCs/>
                 <w:sz w:val="24"/>
                 <w:szCs w:val="24"/>
-                <w:lang/>
               </w:rPr>
               <w:t>Data Type</w:t>
             </w:r>
@@ -1672,7 +1560,6 @@
                 <w:bCs/>
                 <w:sz w:val="24"/>
                 <w:szCs w:val="24"/>
-                <w:lang/>
               </w:rPr>
             </w:pPr>
             <w:r>
@@ -1682,7 +1569,6 @@
                 <w:bCs/>
                 <w:sz w:val="24"/>
                 <w:szCs w:val="24"/>
-                <w:lang/>
               </w:rPr>
               <w:t>Description</w:t>
             </w:r>
@@ -1707,15 +1593,13 @@
                 <w:rFonts w:eastAsia="Times New Roman" w:cstheme="minorHAnsi"/>
                 <w:sz w:val="24"/>
                 <w:szCs w:val="24"/>
-                <w:lang/>
-              </w:rPr>
-            </w:pPr>
-            <w:r>
-              <w:rPr>
-                <w:rFonts w:eastAsia="Times New Roman" w:cstheme="minorHAnsi"/>
-                <w:sz w:val="24"/>
-                <w:szCs w:val="24"/>
-                <w:lang/>
+              </w:rPr>
+            </w:pPr>
+            <w:r>
+              <w:rPr>
+                <w:rFonts w:eastAsia="Times New Roman" w:cstheme="minorHAnsi"/>
+                <w:sz w:val="24"/>
+                <w:szCs w:val="24"/>
               </w:rPr>
               <w:t>CategoryID</w:t>
             </w:r>
@@ -1735,15 +1619,13 @@
                 <w:rFonts w:eastAsia="Times New Roman" w:cstheme="minorHAnsi"/>
                 <w:sz w:val="24"/>
                 <w:szCs w:val="24"/>
-                <w:lang/>
-              </w:rPr>
-            </w:pPr>
-            <w:r>
-              <w:rPr>
-                <w:rFonts w:eastAsia="Times New Roman" w:cstheme="minorHAnsi"/>
-                <w:sz w:val="24"/>
-                <w:szCs w:val="24"/>
-                <w:lang/>
+              </w:rPr>
+            </w:pPr>
+            <w:r>
+              <w:rPr>
+                <w:rFonts w:eastAsia="Times New Roman" w:cstheme="minorHAnsi"/>
+                <w:sz w:val="24"/>
+                <w:szCs w:val="24"/>
               </w:rPr>
               <w:t>INT (PK, AUTO_INCREMENT)</w:t>
             </w:r>
@@ -1763,15 +1645,13 @@
                 <w:rFonts w:eastAsia="Times New Roman" w:cstheme="minorHAnsi"/>
                 <w:sz w:val="24"/>
                 <w:szCs w:val="24"/>
-                <w:lang/>
-              </w:rPr>
-            </w:pPr>
-            <w:r>
-              <w:rPr>
-                <w:rFonts w:eastAsia="Times New Roman" w:cstheme="minorHAnsi"/>
-                <w:sz w:val="24"/>
-                <w:szCs w:val="24"/>
-                <w:lang/>
+              </w:rPr>
+            </w:pPr>
+            <w:r>
+              <w:rPr>
+                <w:rFonts w:eastAsia="Times New Roman" w:cstheme="minorHAnsi"/>
+                <w:sz w:val="24"/>
+                <w:szCs w:val="24"/>
               </w:rPr>
               <w:t>Mã danh mục sản phẩm</w:t>
             </w:r>
@@ -1796,15 +1676,13 @@
                 <w:rFonts w:eastAsia="Times New Roman" w:cstheme="minorHAnsi"/>
                 <w:sz w:val="24"/>
                 <w:szCs w:val="24"/>
-                <w:lang/>
-              </w:rPr>
-            </w:pPr>
-            <w:r>
-              <w:rPr>
-                <w:rFonts w:eastAsia="Times New Roman" w:cstheme="minorHAnsi"/>
-                <w:sz w:val="24"/>
-                <w:szCs w:val="24"/>
-                <w:lang/>
+              </w:rPr>
+            </w:pPr>
+            <w:r>
+              <w:rPr>
+                <w:rFonts w:eastAsia="Times New Roman" w:cstheme="minorHAnsi"/>
+                <w:sz w:val="24"/>
+                <w:szCs w:val="24"/>
               </w:rPr>
               <w:t>CategoryName</w:t>
             </w:r>
@@ -1824,15 +1702,13 @@
                 <w:rFonts w:eastAsia="Times New Roman" w:cstheme="minorHAnsi"/>
                 <w:sz w:val="24"/>
                 <w:szCs w:val="24"/>
-                <w:lang/>
-              </w:rPr>
-            </w:pPr>
-            <w:r>
-              <w:rPr>
-                <w:rFonts w:eastAsia="Times New Roman" w:cstheme="minorHAnsi"/>
-                <w:sz w:val="24"/>
-                <w:szCs w:val="24"/>
-                <w:lang/>
+              </w:rPr>
+            </w:pPr>
+            <w:r>
+              <w:rPr>
+                <w:rFonts w:eastAsia="Times New Roman" w:cstheme="minorHAnsi"/>
+                <w:sz w:val="24"/>
+                <w:szCs w:val="24"/>
               </w:rPr>
               <w:t>VARCHAR(255)</w:t>
             </w:r>
@@ -1852,15 +1728,13 @@
                 <w:rFonts w:eastAsia="Times New Roman" w:cstheme="minorHAnsi"/>
                 <w:sz w:val="24"/>
                 <w:szCs w:val="24"/>
-                <w:lang/>
-              </w:rPr>
-            </w:pPr>
-            <w:r>
-              <w:rPr>
-                <w:rFonts w:eastAsia="Times New Roman" w:cstheme="minorHAnsi"/>
-                <w:sz w:val="24"/>
-                <w:szCs w:val="24"/>
-                <w:lang/>
+              </w:rPr>
+            </w:pPr>
+            <w:r>
+              <w:rPr>
+                <w:rFonts w:eastAsia="Times New Roman" w:cstheme="minorHAnsi"/>
+                <w:sz w:val="24"/>
+                <w:szCs w:val="24"/>
               </w:rPr>
               <w:t>Tên danh mục sản phẩm</w:t>
             </w:r>
@@ -1873,7 +1747,6 @@
         <w:rPr>
           <w:b/>
           <w:bCs/>
-          <w:lang/>
         </w:rPr>
       </w:pPr>
       <w:r>
@@ -1881,7 +1754,6 @@
           <w:rFonts w:ascii="Segoe UI Emoji" w:hAnsi="Segoe UI Emoji" w:cs="Segoe UI Emoji"/>
           <w:b/>
           <w:bCs/>
-          <w:lang/>
         </w:rPr>
         <w:t>📌</w:t>
       </w:r>
@@ -1889,27 +1761,19 @@
         <w:rPr>
           <w:b/>
           <w:bCs/>
-          <w:lang/>
         </w:rPr>
         <w:t xml:space="preserve"> Liên kết: </w:t>
       </w:r>
       <w:r>
-        <w:rPr>
-          <w:lang/>
-        </w:rPr>
         <w:t xml:space="preserve">Products.CategoryID </w:t>
       </w:r>
       <w:r>
         <w:rPr>
           <w:rFonts w:ascii="Segoe UI Symbol" w:hAnsi="Segoe UI Symbol" w:cs="Segoe UI Symbol"/>
-          <w:lang/>
         </w:rPr>
         <w:t>➝</w:t>
       </w:r>
       <w:r>
-        <w:rPr>
-          <w:lang/>
-        </w:rPr>
         <w:t xml:space="preserve"> Categories.CategoryID</w:t>
       </w:r>
     </w:p>
@@ -1918,23 +1782,20 @@
         <w:rPr>
           <w:b/>
           <w:bCs/>
-          <w:lang/>
-        </w:rPr>
-      </w:pPr>
-    </w:p>
-    <w:p>
-      <w:pPr>
-        <w:rPr>
-          <w:b/>
-          <w:bCs/>
-          <w:lang/>
-        </w:rPr>
-      </w:pPr>
-      <w:r>
-        <w:rPr>
-          <w:b/>
-          <w:bCs/>
-          <w:lang/>
+        </w:rPr>
+      </w:pPr>
+    </w:p>
+    <w:p>
+      <w:pPr>
+        <w:rPr>
+          <w:b/>
+          <w:bCs/>
+        </w:rPr>
+      </w:pPr>
+      <w:r>
+        <w:rPr>
+          <w:b/>
+          <w:bCs/>
         </w:rPr>
         <w:t>Bảng Orders (Đơn hàng)</w:t>
       </w:r>
@@ -1985,7 +1846,6 @@
                 <w:bCs/>
                 <w:sz w:val="24"/>
                 <w:szCs w:val="24"/>
-                <w:lang/>
               </w:rPr>
             </w:pPr>
             <w:r>
@@ -1995,7 +1855,6 @@
                 <w:bCs/>
                 <w:sz w:val="24"/>
                 <w:szCs w:val="24"/>
-                <w:lang/>
               </w:rPr>
               <w:t>Field</w:t>
             </w:r>
@@ -2017,7 +1876,6 @@
                 <w:bCs/>
                 <w:sz w:val="24"/>
                 <w:szCs w:val="24"/>
-                <w:lang/>
               </w:rPr>
             </w:pPr>
             <w:r>
@@ -2027,7 +1885,6 @@
                 <w:bCs/>
                 <w:sz w:val="24"/>
                 <w:szCs w:val="24"/>
-                <w:lang/>
               </w:rPr>
               <w:t>Data Type</w:t>
             </w:r>
@@ -2049,7 +1906,6 @@
                 <w:bCs/>
                 <w:sz w:val="24"/>
                 <w:szCs w:val="24"/>
-                <w:lang/>
               </w:rPr>
             </w:pPr>
             <w:r>
@@ -2059,7 +1915,6 @@
                 <w:bCs/>
                 <w:sz w:val="24"/>
                 <w:szCs w:val="24"/>
-                <w:lang/>
               </w:rPr>
               <w:t>Description</w:t>
             </w:r>
@@ -2083,15 +1938,13 @@
                 <w:rFonts w:eastAsia="Times New Roman" w:cstheme="minorHAnsi"/>
                 <w:sz w:val="24"/>
                 <w:szCs w:val="24"/>
-                <w:lang/>
-              </w:rPr>
-            </w:pPr>
-            <w:r>
-              <w:rPr>
-                <w:rFonts w:eastAsia="Times New Roman" w:cstheme="minorHAnsi"/>
-                <w:sz w:val="24"/>
-                <w:szCs w:val="24"/>
-                <w:lang/>
+              </w:rPr>
+            </w:pPr>
+            <w:r>
+              <w:rPr>
+                <w:rFonts w:eastAsia="Times New Roman" w:cstheme="minorHAnsi"/>
+                <w:sz w:val="24"/>
+                <w:szCs w:val="24"/>
               </w:rPr>
               <w:t>OrderID</w:t>
             </w:r>
@@ -2110,15 +1963,13 @@
                 <w:rFonts w:eastAsia="Times New Roman" w:cstheme="minorHAnsi"/>
                 <w:sz w:val="24"/>
                 <w:szCs w:val="24"/>
-                <w:lang/>
-              </w:rPr>
-            </w:pPr>
-            <w:r>
-              <w:rPr>
-                <w:rFonts w:eastAsia="Times New Roman" w:cstheme="minorHAnsi"/>
-                <w:sz w:val="24"/>
-                <w:szCs w:val="24"/>
-                <w:lang/>
+              </w:rPr>
+            </w:pPr>
+            <w:r>
+              <w:rPr>
+                <w:rFonts w:eastAsia="Times New Roman" w:cstheme="minorHAnsi"/>
+                <w:sz w:val="24"/>
+                <w:szCs w:val="24"/>
               </w:rPr>
               <w:t>INT (PK, AUTO_INCREMENT)</w:t>
             </w:r>
@@ -2137,15 +1988,13 @@
                 <w:rFonts w:eastAsia="Times New Roman" w:cstheme="minorHAnsi"/>
                 <w:sz w:val="24"/>
                 <w:szCs w:val="24"/>
-                <w:lang/>
-              </w:rPr>
-            </w:pPr>
-            <w:r>
-              <w:rPr>
-                <w:rFonts w:eastAsia="Times New Roman" w:cstheme="minorHAnsi"/>
-                <w:sz w:val="24"/>
-                <w:szCs w:val="24"/>
-                <w:lang/>
+              </w:rPr>
+            </w:pPr>
+            <w:r>
+              <w:rPr>
+                <w:rFonts w:eastAsia="Times New Roman" w:cstheme="minorHAnsi"/>
+                <w:sz w:val="24"/>
+                <w:szCs w:val="24"/>
               </w:rPr>
               <w:t>Mã đơn hàng (khóa chính)</w:t>
             </w:r>
@@ -2169,15 +2018,13 @@
                 <w:rFonts w:eastAsia="Times New Roman" w:cstheme="minorHAnsi"/>
                 <w:sz w:val="24"/>
                 <w:szCs w:val="24"/>
-                <w:lang/>
-              </w:rPr>
-            </w:pPr>
-            <w:r>
-              <w:rPr>
-                <w:rFonts w:eastAsia="Times New Roman" w:cstheme="minorHAnsi"/>
-                <w:sz w:val="24"/>
-                <w:szCs w:val="24"/>
-                <w:lang/>
+              </w:rPr>
+            </w:pPr>
+            <w:r>
+              <w:rPr>
+                <w:rFonts w:eastAsia="Times New Roman" w:cstheme="minorHAnsi"/>
+                <w:sz w:val="24"/>
+                <w:szCs w:val="24"/>
               </w:rPr>
               <w:t>CustomerID</w:t>
             </w:r>
@@ -2196,15 +2043,13 @@
                 <w:rFonts w:eastAsia="Times New Roman" w:cstheme="minorHAnsi"/>
                 <w:sz w:val="24"/>
                 <w:szCs w:val="24"/>
-                <w:lang/>
-              </w:rPr>
-            </w:pPr>
-            <w:r>
-              <w:rPr>
-                <w:rFonts w:eastAsia="Times New Roman" w:cstheme="minorHAnsi"/>
-                <w:sz w:val="24"/>
-                <w:szCs w:val="24"/>
-                <w:lang/>
+              </w:rPr>
+            </w:pPr>
+            <w:r>
+              <w:rPr>
+                <w:rFonts w:eastAsia="Times New Roman" w:cstheme="minorHAnsi"/>
+                <w:sz w:val="24"/>
+                <w:szCs w:val="24"/>
               </w:rPr>
               <w:t>INT (FK)</w:t>
             </w:r>
@@ -2223,15 +2068,13 @@
                 <w:rFonts w:eastAsia="Times New Roman" w:cstheme="minorHAnsi"/>
                 <w:sz w:val="24"/>
                 <w:szCs w:val="24"/>
-                <w:lang/>
-              </w:rPr>
-            </w:pPr>
-            <w:r>
-              <w:rPr>
-                <w:rFonts w:eastAsia="Times New Roman" w:cstheme="minorHAnsi"/>
-                <w:sz w:val="24"/>
-                <w:szCs w:val="24"/>
-                <w:lang/>
+              </w:rPr>
+            </w:pPr>
+            <w:r>
+              <w:rPr>
+                <w:rFonts w:eastAsia="Times New Roman" w:cstheme="minorHAnsi"/>
+                <w:sz w:val="24"/>
+                <w:szCs w:val="24"/>
               </w:rPr>
               <w:t>Mã khách hàng (liên kết Customers)</w:t>
             </w:r>
@@ -2255,15 +2098,13 @@
                 <w:rFonts w:eastAsia="Times New Roman" w:cstheme="minorHAnsi"/>
                 <w:sz w:val="24"/>
                 <w:szCs w:val="24"/>
-                <w:lang/>
-              </w:rPr>
-            </w:pPr>
-            <w:r>
-              <w:rPr>
-                <w:rFonts w:eastAsia="Times New Roman" w:cstheme="minorHAnsi"/>
-                <w:sz w:val="24"/>
-                <w:szCs w:val="24"/>
-                <w:lang/>
+              </w:rPr>
+            </w:pPr>
+            <w:r>
+              <w:rPr>
+                <w:rFonts w:eastAsia="Times New Roman" w:cstheme="minorHAnsi"/>
+                <w:sz w:val="24"/>
+                <w:szCs w:val="24"/>
               </w:rPr>
               <w:t>OrderDate</w:t>
             </w:r>
@@ -2282,15 +2123,13 @@
                 <w:rFonts w:eastAsia="Times New Roman" w:cstheme="minorHAnsi"/>
                 <w:sz w:val="24"/>
                 <w:szCs w:val="24"/>
-                <w:lang/>
-              </w:rPr>
-            </w:pPr>
-            <w:r>
-              <w:rPr>
-                <w:rFonts w:eastAsia="Times New Roman" w:cstheme="minorHAnsi"/>
-                <w:sz w:val="24"/>
-                <w:szCs w:val="24"/>
-                <w:lang/>
+              </w:rPr>
+            </w:pPr>
+            <w:r>
+              <w:rPr>
+                <w:rFonts w:eastAsia="Times New Roman" w:cstheme="minorHAnsi"/>
+                <w:sz w:val="24"/>
+                <w:szCs w:val="24"/>
               </w:rPr>
               <w:t>DATETIME</w:t>
             </w:r>
@@ -2309,15 +2148,13 @@
                 <w:rFonts w:eastAsia="Times New Roman" w:cstheme="minorHAnsi"/>
                 <w:sz w:val="24"/>
                 <w:szCs w:val="24"/>
-                <w:lang/>
-              </w:rPr>
-            </w:pPr>
-            <w:r>
-              <w:rPr>
-                <w:rFonts w:eastAsia="Times New Roman" w:cstheme="minorHAnsi"/>
-                <w:sz w:val="24"/>
-                <w:szCs w:val="24"/>
-                <w:lang/>
+              </w:rPr>
+            </w:pPr>
+            <w:r>
+              <w:rPr>
+                <w:rFonts w:eastAsia="Times New Roman" w:cstheme="minorHAnsi"/>
+                <w:sz w:val="24"/>
+                <w:szCs w:val="24"/>
               </w:rPr>
               <w:t>Ngày đặt hàng</w:t>
             </w:r>
@@ -2341,15 +2178,13 @@
                 <w:rFonts w:eastAsia="Times New Roman" w:cstheme="minorHAnsi"/>
                 <w:sz w:val="24"/>
                 <w:szCs w:val="24"/>
-                <w:lang/>
-              </w:rPr>
-            </w:pPr>
-            <w:r>
-              <w:rPr>
-                <w:rFonts w:eastAsia="Times New Roman" w:cstheme="minorHAnsi"/>
-                <w:sz w:val="24"/>
-                <w:szCs w:val="24"/>
-                <w:lang/>
+              </w:rPr>
+            </w:pPr>
+            <w:r>
+              <w:rPr>
+                <w:rFonts w:eastAsia="Times New Roman" w:cstheme="minorHAnsi"/>
+                <w:sz w:val="24"/>
+                <w:szCs w:val="24"/>
               </w:rPr>
               <w:lastRenderedPageBreak/>
               <w:t>TotalAmount</w:t>
@@ -2369,15 +2204,13 @@
                 <w:rFonts w:eastAsia="Times New Roman" w:cstheme="minorHAnsi"/>
                 <w:sz w:val="24"/>
                 <w:szCs w:val="24"/>
-                <w:lang/>
-              </w:rPr>
-            </w:pPr>
-            <w:r>
-              <w:rPr>
-                <w:rFonts w:eastAsia="Times New Roman" w:cstheme="minorHAnsi"/>
-                <w:sz w:val="24"/>
-                <w:szCs w:val="24"/>
-                <w:lang/>
+              </w:rPr>
+            </w:pPr>
+            <w:r>
+              <w:rPr>
+                <w:rFonts w:eastAsia="Times New Roman" w:cstheme="minorHAnsi"/>
+                <w:sz w:val="24"/>
+                <w:szCs w:val="24"/>
               </w:rPr>
               <w:t>DECIMAL(10,2)</w:t>
             </w:r>
@@ -2396,15 +2229,13 @@
                 <w:rFonts w:eastAsia="Times New Roman" w:cstheme="minorHAnsi"/>
                 <w:sz w:val="24"/>
                 <w:szCs w:val="24"/>
-                <w:lang/>
-              </w:rPr>
-            </w:pPr>
-            <w:r>
-              <w:rPr>
-                <w:rFonts w:eastAsia="Times New Roman" w:cstheme="minorHAnsi"/>
-                <w:sz w:val="24"/>
-                <w:szCs w:val="24"/>
-                <w:lang/>
+              </w:rPr>
+            </w:pPr>
+            <w:r>
+              <w:rPr>
+                <w:rFonts w:eastAsia="Times New Roman" w:cstheme="minorHAnsi"/>
+                <w:sz w:val="24"/>
+                <w:szCs w:val="24"/>
               </w:rPr>
               <w:t>Tổng giá trị đơn hàng</w:t>
             </w:r>
@@ -2428,15 +2259,13 @@
                 <w:rFonts w:eastAsia="Times New Roman" w:cstheme="minorHAnsi"/>
                 <w:sz w:val="24"/>
                 <w:szCs w:val="24"/>
-                <w:lang/>
-              </w:rPr>
-            </w:pPr>
-            <w:r>
-              <w:rPr>
-                <w:rFonts w:eastAsia="Times New Roman" w:cstheme="minorHAnsi"/>
-                <w:sz w:val="24"/>
-                <w:szCs w:val="24"/>
-                <w:lang/>
+              </w:rPr>
+            </w:pPr>
+            <w:r>
+              <w:rPr>
+                <w:rFonts w:eastAsia="Times New Roman" w:cstheme="minorHAnsi"/>
+                <w:sz w:val="24"/>
+                <w:szCs w:val="24"/>
               </w:rPr>
               <w:t>Status</w:t>
             </w:r>
@@ -2455,15 +2284,13 @@
                 <w:rFonts w:eastAsia="Times New Roman" w:cstheme="minorHAnsi"/>
                 <w:sz w:val="24"/>
                 <w:szCs w:val="24"/>
-                <w:lang/>
-              </w:rPr>
-            </w:pPr>
-            <w:r>
-              <w:rPr>
-                <w:rFonts w:eastAsia="Times New Roman" w:cstheme="minorHAnsi"/>
-                <w:sz w:val="24"/>
-                <w:szCs w:val="24"/>
-                <w:lang/>
+              </w:rPr>
+            </w:pPr>
+            <w:r>
+              <w:rPr>
+                <w:rFonts w:eastAsia="Times New Roman" w:cstheme="minorHAnsi"/>
+                <w:sz w:val="24"/>
+                <w:szCs w:val="24"/>
               </w:rPr>
               <w:t>ENUM('Pending', 'Shipped', 'Delivered', 'Cancelled')</w:t>
             </w:r>
@@ -2482,15 +2309,13 @@
                 <w:rFonts w:eastAsia="Times New Roman" w:cstheme="minorHAnsi"/>
                 <w:sz w:val="24"/>
                 <w:szCs w:val="24"/>
-                <w:lang/>
-              </w:rPr>
-            </w:pPr>
-            <w:r>
-              <w:rPr>
-                <w:rFonts w:eastAsia="Times New Roman" w:cstheme="minorHAnsi"/>
-                <w:sz w:val="24"/>
-                <w:szCs w:val="24"/>
-                <w:lang/>
+              </w:rPr>
+            </w:pPr>
+            <w:r>
+              <w:rPr>
+                <w:rFonts w:eastAsia="Times New Roman" w:cstheme="minorHAnsi"/>
+                <w:sz w:val="24"/>
+                <w:szCs w:val="24"/>
               </w:rPr>
               <w:t>Trạng thái đơn hàng</w:t>
             </w:r>
@@ -2503,7 +2328,6 @@
         <w:rPr>
           <w:b/>
           <w:bCs/>
-          <w:lang/>
         </w:rPr>
       </w:pPr>
       <w:r>
@@ -2511,7 +2335,6 @@
           <w:rFonts w:ascii="Segoe UI Emoji" w:hAnsi="Segoe UI Emoji" w:cs="Segoe UI Emoji"/>
           <w:b/>
           <w:bCs/>
-          <w:lang/>
         </w:rPr>
         <w:t>📌</w:t>
       </w:r>
@@ -2519,27 +2342,19 @@
         <w:rPr>
           <w:b/>
           <w:bCs/>
-          <w:lang/>
         </w:rPr>
         <w:t xml:space="preserve"> Liên kết: </w:t>
       </w:r>
       <w:r>
-        <w:rPr>
-          <w:lang/>
-        </w:rPr>
         <w:t xml:space="preserve">Orders.CustomerID </w:t>
       </w:r>
       <w:r>
         <w:rPr>
           <w:rFonts w:ascii="Segoe UI Symbol" w:hAnsi="Segoe UI Symbol" w:cs="Segoe UI Symbol"/>
-          <w:lang/>
         </w:rPr>
         <w:t>➝</w:t>
       </w:r>
       <w:r>
-        <w:rPr>
-          <w:lang/>
-        </w:rPr>
         <w:t xml:space="preserve"> Customers.CustomerID</w:t>
       </w:r>
     </w:p>
@@ -2548,23 +2363,20 @@
         <w:rPr>
           <w:b/>
           <w:bCs/>
-          <w:lang/>
-        </w:rPr>
-      </w:pPr>
-    </w:p>
-    <w:p>
-      <w:pPr>
-        <w:rPr>
-          <w:b/>
-          <w:bCs/>
-          <w:lang/>
-        </w:rPr>
-      </w:pPr>
-      <w:r>
-        <w:rPr>
-          <w:b/>
-          <w:bCs/>
-          <w:lang/>
+        </w:rPr>
+      </w:pPr>
+    </w:p>
+    <w:p>
+      <w:pPr>
+        <w:rPr>
+          <w:b/>
+          <w:bCs/>
+        </w:rPr>
+      </w:pPr>
+      <w:r>
+        <w:rPr>
+          <w:b/>
+          <w:bCs/>
         </w:rPr>
         <w:t>Bảng OrderDetails (Chi tiết đơn hàng)</w:t>
       </w:r>
@@ -2615,7 +2427,6 @@
                 <w:bCs/>
                 <w:sz w:val="24"/>
                 <w:szCs w:val="24"/>
-                <w:lang/>
               </w:rPr>
             </w:pPr>
             <w:r>
@@ -2625,7 +2436,6 @@
                 <w:bCs/>
                 <w:sz w:val="24"/>
                 <w:szCs w:val="24"/>
-                <w:lang/>
               </w:rPr>
               <w:t>Field</w:t>
             </w:r>
@@ -2647,7 +2457,6 @@
                 <w:bCs/>
                 <w:sz w:val="24"/>
                 <w:szCs w:val="24"/>
-                <w:lang/>
               </w:rPr>
             </w:pPr>
             <w:r>
@@ -2657,7 +2466,6 @@
                 <w:bCs/>
                 <w:sz w:val="24"/>
                 <w:szCs w:val="24"/>
-                <w:lang/>
               </w:rPr>
               <w:t>Data Type</w:t>
             </w:r>
@@ -2679,7 +2487,6 @@
                 <w:bCs/>
                 <w:sz w:val="24"/>
                 <w:szCs w:val="24"/>
-                <w:lang/>
               </w:rPr>
             </w:pPr>
             <w:r>
@@ -2689,7 +2496,6 @@
                 <w:bCs/>
                 <w:sz w:val="24"/>
                 <w:szCs w:val="24"/>
-                <w:lang/>
               </w:rPr>
               <w:t>Description</w:t>
             </w:r>
@@ -2713,15 +2519,13 @@
                 <w:rFonts w:eastAsia="Times New Roman" w:cstheme="minorHAnsi"/>
                 <w:sz w:val="24"/>
                 <w:szCs w:val="24"/>
-                <w:lang/>
-              </w:rPr>
-            </w:pPr>
-            <w:r>
-              <w:rPr>
-                <w:rFonts w:eastAsia="Times New Roman" w:cstheme="minorHAnsi"/>
-                <w:sz w:val="24"/>
-                <w:szCs w:val="24"/>
-                <w:lang/>
+              </w:rPr>
+            </w:pPr>
+            <w:r>
+              <w:rPr>
+                <w:rFonts w:eastAsia="Times New Roman" w:cstheme="minorHAnsi"/>
+                <w:sz w:val="24"/>
+                <w:szCs w:val="24"/>
               </w:rPr>
               <w:t>OrderDetailID</w:t>
             </w:r>
@@ -2740,15 +2544,13 @@
                 <w:rFonts w:eastAsia="Times New Roman" w:cstheme="minorHAnsi"/>
                 <w:sz w:val="24"/>
                 <w:szCs w:val="24"/>
-                <w:lang/>
-              </w:rPr>
-            </w:pPr>
-            <w:r>
-              <w:rPr>
-                <w:rFonts w:eastAsia="Times New Roman" w:cstheme="minorHAnsi"/>
-                <w:sz w:val="24"/>
-                <w:szCs w:val="24"/>
-                <w:lang/>
+              </w:rPr>
+            </w:pPr>
+            <w:r>
+              <w:rPr>
+                <w:rFonts w:eastAsia="Times New Roman" w:cstheme="minorHAnsi"/>
+                <w:sz w:val="24"/>
+                <w:szCs w:val="24"/>
               </w:rPr>
               <w:t>INT (PK, AUTO_INCREMENT)</w:t>
             </w:r>
@@ -2767,15 +2569,13 @@
                 <w:rFonts w:eastAsia="Times New Roman" w:cstheme="minorHAnsi"/>
                 <w:sz w:val="24"/>
                 <w:szCs w:val="24"/>
-                <w:lang/>
-              </w:rPr>
-            </w:pPr>
-            <w:r>
-              <w:rPr>
-                <w:rFonts w:eastAsia="Times New Roman" w:cstheme="minorHAnsi"/>
-                <w:sz w:val="24"/>
-                <w:szCs w:val="24"/>
-                <w:lang/>
+              </w:rPr>
+            </w:pPr>
+            <w:r>
+              <w:rPr>
+                <w:rFonts w:eastAsia="Times New Roman" w:cstheme="minorHAnsi"/>
+                <w:sz w:val="24"/>
+                <w:szCs w:val="24"/>
               </w:rPr>
               <w:t>Mã chi tiết đơn hàng</w:t>
             </w:r>
@@ -2799,15 +2599,13 @@
                 <w:rFonts w:eastAsia="Times New Roman" w:cstheme="minorHAnsi"/>
                 <w:sz w:val="24"/>
                 <w:szCs w:val="24"/>
-                <w:lang/>
-              </w:rPr>
-            </w:pPr>
-            <w:r>
-              <w:rPr>
-                <w:rFonts w:eastAsia="Times New Roman" w:cstheme="minorHAnsi"/>
-                <w:sz w:val="24"/>
-                <w:szCs w:val="24"/>
-                <w:lang/>
+              </w:rPr>
+            </w:pPr>
+            <w:r>
+              <w:rPr>
+                <w:rFonts w:eastAsia="Times New Roman" w:cstheme="minorHAnsi"/>
+                <w:sz w:val="24"/>
+                <w:szCs w:val="24"/>
               </w:rPr>
               <w:t>OrderID</w:t>
             </w:r>
@@ -2826,15 +2624,13 @@
                 <w:rFonts w:eastAsia="Times New Roman" w:cstheme="minorHAnsi"/>
                 <w:sz w:val="24"/>
                 <w:szCs w:val="24"/>
-                <w:lang/>
-              </w:rPr>
-            </w:pPr>
-            <w:r>
-              <w:rPr>
-                <w:rFonts w:eastAsia="Times New Roman" w:cstheme="minorHAnsi"/>
-                <w:sz w:val="24"/>
-                <w:szCs w:val="24"/>
-                <w:lang/>
+              </w:rPr>
+            </w:pPr>
+            <w:r>
+              <w:rPr>
+                <w:rFonts w:eastAsia="Times New Roman" w:cstheme="minorHAnsi"/>
+                <w:sz w:val="24"/>
+                <w:szCs w:val="24"/>
               </w:rPr>
               <w:t>INT (FK)</w:t>
             </w:r>
@@ -2853,15 +2649,13 @@
                 <w:rFonts w:eastAsia="Times New Roman" w:cstheme="minorHAnsi"/>
                 <w:sz w:val="24"/>
                 <w:szCs w:val="24"/>
-                <w:lang/>
-              </w:rPr>
-            </w:pPr>
-            <w:r>
-              <w:rPr>
-                <w:rFonts w:eastAsia="Times New Roman" w:cstheme="minorHAnsi"/>
-                <w:sz w:val="24"/>
-                <w:szCs w:val="24"/>
-                <w:lang/>
+              </w:rPr>
+            </w:pPr>
+            <w:r>
+              <w:rPr>
+                <w:rFonts w:eastAsia="Times New Roman" w:cstheme="minorHAnsi"/>
+                <w:sz w:val="24"/>
+                <w:szCs w:val="24"/>
               </w:rPr>
               <w:t>Mã đơn hàng (liên kết Orders)</w:t>
             </w:r>
@@ -2885,15 +2679,13 @@
                 <w:rFonts w:eastAsia="Times New Roman" w:cstheme="minorHAnsi"/>
                 <w:sz w:val="24"/>
                 <w:szCs w:val="24"/>
-                <w:lang/>
-              </w:rPr>
-            </w:pPr>
-            <w:r>
-              <w:rPr>
-                <w:rFonts w:eastAsia="Times New Roman" w:cstheme="minorHAnsi"/>
-                <w:sz w:val="24"/>
-                <w:szCs w:val="24"/>
-                <w:lang/>
+              </w:rPr>
+            </w:pPr>
+            <w:r>
+              <w:rPr>
+                <w:rFonts w:eastAsia="Times New Roman" w:cstheme="minorHAnsi"/>
+                <w:sz w:val="24"/>
+                <w:szCs w:val="24"/>
               </w:rPr>
               <w:t>ProductID</w:t>
             </w:r>
@@ -2912,15 +2704,13 @@
                 <w:rFonts w:eastAsia="Times New Roman" w:cstheme="minorHAnsi"/>
                 <w:sz w:val="24"/>
                 <w:szCs w:val="24"/>
-                <w:lang/>
-              </w:rPr>
-            </w:pPr>
-            <w:r>
-              <w:rPr>
-                <w:rFonts w:eastAsia="Times New Roman" w:cstheme="minorHAnsi"/>
-                <w:sz w:val="24"/>
-                <w:szCs w:val="24"/>
-                <w:lang/>
+              </w:rPr>
+            </w:pPr>
+            <w:r>
+              <w:rPr>
+                <w:rFonts w:eastAsia="Times New Roman" w:cstheme="minorHAnsi"/>
+                <w:sz w:val="24"/>
+                <w:szCs w:val="24"/>
               </w:rPr>
               <w:t>INT (FK)</w:t>
             </w:r>
@@ -2939,15 +2729,13 @@
                 <w:rFonts w:eastAsia="Times New Roman" w:cstheme="minorHAnsi"/>
                 <w:sz w:val="24"/>
                 <w:szCs w:val="24"/>
-                <w:lang/>
-              </w:rPr>
-            </w:pPr>
-            <w:r>
-              <w:rPr>
-                <w:rFonts w:eastAsia="Times New Roman" w:cstheme="minorHAnsi"/>
-                <w:sz w:val="24"/>
-                <w:szCs w:val="24"/>
-                <w:lang/>
+              </w:rPr>
+            </w:pPr>
+            <w:r>
+              <w:rPr>
+                <w:rFonts w:eastAsia="Times New Roman" w:cstheme="minorHAnsi"/>
+                <w:sz w:val="24"/>
+                <w:szCs w:val="24"/>
               </w:rPr>
               <w:t>Mã sản phẩm (liên kết Products)</w:t>
             </w:r>
@@ -2971,15 +2759,13 @@
                 <w:rFonts w:eastAsia="Times New Roman" w:cstheme="minorHAnsi"/>
                 <w:sz w:val="24"/>
                 <w:szCs w:val="24"/>
-                <w:lang/>
-              </w:rPr>
-            </w:pPr>
-            <w:r>
-              <w:rPr>
-                <w:rFonts w:eastAsia="Times New Roman" w:cstheme="minorHAnsi"/>
-                <w:sz w:val="24"/>
-                <w:szCs w:val="24"/>
-                <w:lang/>
+              </w:rPr>
+            </w:pPr>
+            <w:r>
+              <w:rPr>
+                <w:rFonts w:eastAsia="Times New Roman" w:cstheme="minorHAnsi"/>
+                <w:sz w:val="24"/>
+                <w:szCs w:val="24"/>
               </w:rPr>
               <w:t>Quantity</w:t>
             </w:r>
@@ -2998,15 +2784,13 @@
                 <w:rFonts w:eastAsia="Times New Roman" w:cstheme="minorHAnsi"/>
                 <w:sz w:val="24"/>
                 <w:szCs w:val="24"/>
-                <w:lang/>
-              </w:rPr>
-            </w:pPr>
-            <w:r>
-              <w:rPr>
-                <w:rFonts w:eastAsia="Times New Roman" w:cstheme="minorHAnsi"/>
-                <w:sz w:val="24"/>
-                <w:szCs w:val="24"/>
-                <w:lang/>
+              </w:rPr>
+            </w:pPr>
+            <w:r>
+              <w:rPr>
+                <w:rFonts w:eastAsia="Times New Roman" w:cstheme="minorHAnsi"/>
+                <w:sz w:val="24"/>
+                <w:szCs w:val="24"/>
               </w:rPr>
               <w:t>INT</w:t>
             </w:r>
@@ -3025,15 +2809,13 @@
                 <w:rFonts w:eastAsia="Times New Roman" w:cstheme="minorHAnsi"/>
                 <w:sz w:val="24"/>
                 <w:szCs w:val="24"/>
-                <w:lang/>
-              </w:rPr>
-            </w:pPr>
-            <w:r>
-              <w:rPr>
-                <w:rFonts w:eastAsia="Times New Roman" w:cstheme="minorHAnsi"/>
-                <w:sz w:val="24"/>
-                <w:szCs w:val="24"/>
-                <w:lang/>
+              </w:rPr>
+            </w:pPr>
+            <w:r>
+              <w:rPr>
+                <w:rFonts w:eastAsia="Times New Roman" w:cstheme="minorHAnsi"/>
+                <w:sz w:val="24"/>
+                <w:szCs w:val="24"/>
               </w:rPr>
               <w:t>Số lượng đặt hàng</w:t>
             </w:r>
@@ -3057,15 +2839,13 @@
                 <w:rFonts w:eastAsia="Times New Roman" w:cstheme="minorHAnsi"/>
                 <w:sz w:val="24"/>
                 <w:szCs w:val="24"/>
-                <w:lang/>
-              </w:rPr>
-            </w:pPr>
-            <w:r>
-              <w:rPr>
-                <w:rFonts w:eastAsia="Times New Roman" w:cstheme="minorHAnsi"/>
-                <w:sz w:val="24"/>
-                <w:szCs w:val="24"/>
-                <w:lang/>
+              </w:rPr>
+            </w:pPr>
+            <w:r>
+              <w:rPr>
+                <w:rFonts w:eastAsia="Times New Roman" w:cstheme="minorHAnsi"/>
+                <w:sz w:val="24"/>
+                <w:szCs w:val="24"/>
               </w:rPr>
               <w:t>UnitPrice</w:t>
             </w:r>
@@ -3084,15 +2864,13 @@
                 <w:rFonts w:eastAsia="Times New Roman" w:cstheme="minorHAnsi"/>
                 <w:sz w:val="24"/>
                 <w:szCs w:val="24"/>
-                <w:lang/>
-              </w:rPr>
-            </w:pPr>
-            <w:r>
-              <w:rPr>
-                <w:rFonts w:eastAsia="Times New Roman" w:cstheme="minorHAnsi"/>
-                <w:sz w:val="24"/>
-                <w:szCs w:val="24"/>
-                <w:lang/>
+              </w:rPr>
+            </w:pPr>
+            <w:r>
+              <w:rPr>
+                <w:rFonts w:eastAsia="Times New Roman" w:cstheme="minorHAnsi"/>
+                <w:sz w:val="24"/>
+                <w:szCs w:val="24"/>
               </w:rPr>
               <w:t>DECIMAL(10,2)</w:t>
             </w:r>
@@ -3111,15 +2889,13 @@
                 <w:rFonts w:eastAsia="Times New Roman" w:cstheme="minorHAnsi"/>
                 <w:sz w:val="24"/>
                 <w:szCs w:val="24"/>
-                <w:lang/>
-              </w:rPr>
-            </w:pPr>
-            <w:r>
-              <w:rPr>
-                <w:rFonts w:eastAsia="Times New Roman" w:cstheme="minorHAnsi"/>
-                <w:sz w:val="24"/>
-                <w:szCs w:val="24"/>
-                <w:lang/>
+              </w:rPr>
+            </w:pPr>
+            <w:r>
+              <w:rPr>
+                <w:rFonts w:eastAsia="Times New Roman" w:cstheme="minorHAnsi"/>
+                <w:sz w:val="24"/>
+                <w:szCs w:val="24"/>
               </w:rPr>
               <w:t>Giá đơn vị của sản phẩm tại thời điểm đặt hàng</w:t>
             </w:r>
@@ -3143,15 +2919,13 @@
                 <w:rFonts w:eastAsia="Times New Roman" w:cstheme="minorHAnsi"/>
                 <w:sz w:val="24"/>
                 <w:szCs w:val="24"/>
-                <w:lang/>
-              </w:rPr>
-            </w:pPr>
-            <w:r>
-              <w:rPr>
-                <w:rFonts w:eastAsia="Times New Roman" w:cstheme="minorHAnsi"/>
-                <w:sz w:val="24"/>
-                <w:szCs w:val="24"/>
-                <w:lang/>
+              </w:rPr>
+            </w:pPr>
+            <w:r>
+              <w:rPr>
+                <w:rFonts w:eastAsia="Times New Roman" w:cstheme="minorHAnsi"/>
+                <w:sz w:val="24"/>
+                <w:szCs w:val="24"/>
               </w:rPr>
               <w:t>Subtotal</w:t>
             </w:r>
@@ -3170,15 +2944,13 @@
                 <w:rFonts w:eastAsia="Times New Roman" w:cstheme="minorHAnsi"/>
                 <w:sz w:val="24"/>
                 <w:szCs w:val="24"/>
-                <w:lang/>
-              </w:rPr>
-            </w:pPr>
-            <w:r>
-              <w:rPr>
-                <w:rFonts w:eastAsia="Times New Roman" w:cstheme="minorHAnsi"/>
-                <w:sz w:val="24"/>
-                <w:szCs w:val="24"/>
-                <w:lang/>
+              </w:rPr>
+            </w:pPr>
+            <w:r>
+              <w:rPr>
+                <w:rFonts w:eastAsia="Times New Roman" w:cstheme="minorHAnsi"/>
+                <w:sz w:val="24"/>
+                <w:szCs w:val="24"/>
               </w:rPr>
               <w:t>DECIMAL(10,2)</w:t>
             </w:r>
@@ -3197,15 +2969,13 @@
                 <w:rFonts w:eastAsia="Times New Roman" w:cstheme="minorHAnsi"/>
                 <w:sz w:val="24"/>
                 <w:szCs w:val="24"/>
-                <w:lang/>
-              </w:rPr>
-            </w:pPr>
-            <w:r>
-              <w:rPr>
-                <w:rFonts w:eastAsia="Times New Roman" w:cstheme="minorHAnsi"/>
-                <w:sz w:val="24"/>
-                <w:szCs w:val="24"/>
-                <w:lang/>
+              </w:rPr>
+            </w:pPr>
+            <w:r>
+              <w:rPr>
+                <w:rFonts w:eastAsia="Times New Roman" w:cstheme="minorHAnsi"/>
+                <w:sz w:val="24"/>
+                <w:szCs w:val="24"/>
               </w:rPr>
               <w:t>Thành tiền (Quantity * UnitPrice)</w:t>
             </w:r>
@@ -3219,7 +2989,6 @@
         <w:rPr>
           <w:b/>
           <w:bCs/>
-          <w:lang/>
         </w:rPr>
       </w:pPr>
       <w:r>
@@ -3227,7 +2996,6 @@
           <w:rFonts w:ascii="Segoe UI Emoji" w:hAnsi="Segoe UI Emoji" w:cs="Segoe UI Emoji"/>
           <w:b/>
           <w:bCs/>
-          <w:lang/>
         </w:rPr>
         <w:t>📌</w:t>
       </w:r>
@@ -3235,7 +3003,6 @@
         <w:rPr>
           <w:b/>
           <w:bCs/>
-          <w:lang/>
         </w:rPr>
         <w:t xml:space="preserve"> Liên kết:</w:t>
       </w:r>
@@ -3248,27 +3015,17 @@
         </w:numPr>
         <w:spacing w:after="0"/>
         <w:ind w:left="714" w:hanging="357"/>
-        <w:rPr>
-          <w:lang/>
-        </w:rPr>
-      </w:pPr>
-      <w:r>
-        <w:rPr>
-          <w:lang/>
-        </w:rPr>
+      </w:pPr>
+      <w:r>
         <w:t xml:space="preserve">OrderDetails.OrderID </w:t>
       </w:r>
       <w:r>
         <w:rPr>
           <w:rFonts w:ascii="Segoe UI Symbol" w:hAnsi="Segoe UI Symbol" w:cs="Segoe UI Symbol"/>
-          <w:lang/>
         </w:rPr>
         <w:t>➝</w:t>
       </w:r>
       <w:r>
-        <w:rPr>
-          <w:lang/>
-        </w:rPr>
         <w:t xml:space="preserve"> Orders.OrderID</w:t>
       </w:r>
     </w:p>
@@ -3280,27 +3037,17 @@
         </w:numPr>
         <w:spacing w:after="0"/>
         <w:ind w:left="714" w:hanging="357"/>
-        <w:rPr>
-          <w:lang/>
-        </w:rPr>
-      </w:pPr>
-      <w:r>
-        <w:rPr>
-          <w:lang/>
-        </w:rPr>
+      </w:pPr>
+      <w:r>
         <w:t xml:space="preserve">OrderDetails.ProductID </w:t>
       </w:r>
       <w:r>
         <w:rPr>
           <w:rFonts w:ascii="Segoe UI Symbol" w:hAnsi="Segoe UI Symbol" w:cs="Segoe UI Symbol"/>
-          <w:lang/>
         </w:rPr>
         <w:t>➝</w:t>
       </w:r>
       <w:r>
-        <w:rPr>
-          <w:lang/>
-        </w:rPr>
         <w:t xml:space="preserve"> Products.ProductID</w:t>
       </w:r>
     </w:p>
@@ -3309,7 +3056,6 @@
         <w:rPr>
           <w:b/>
           <w:bCs/>
-          <w:lang/>
         </w:rPr>
       </w:pPr>
     </w:p>
@@ -3320,14 +3066,12 @@
         <w:rPr>
           <w:b/>
           <w:bCs/>
-          <w:lang/>
-        </w:rPr>
-      </w:pPr>
-      <w:r>
-        <w:rPr>
-          <w:b/>
-          <w:bCs/>
-          <w:lang/>
+        </w:rPr>
+      </w:pPr>
+      <w:r>
+        <w:rPr>
+          <w:b/>
+          <w:bCs/>
         </w:rPr>
         <w:t>Bảng Payments (Thanh toán)</w:t>
       </w:r>
@@ -3378,7 +3122,6 @@
                 <w:bCs/>
                 <w:sz w:val="24"/>
                 <w:szCs w:val="24"/>
-                <w:lang/>
               </w:rPr>
             </w:pPr>
             <w:r>
@@ -3388,7 +3131,6 @@
                 <w:bCs/>
                 <w:sz w:val="24"/>
                 <w:szCs w:val="24"/>
-                <w:lang/>
               </w:rPr>
               <w:t>Field</w:t>
             </w:r>
@@ -3410,7 +3152,6 @@
                 <w:bCs/>
                 <w:sz w:val="24"/>
                 <w:szCs w:val="24"/>
-                <w:lang/>
               </w:rPr>
             </w:pPr>
             <w:r>
@@ -3420,7 +3161,6 @@
                 <w:bCs/>
                 <w:sz w:val="24"/>
                 <w:szCs w:val="24"/>
-                <w:lang/>
               </w:rPr>
               <w:t>Data Type</w:t>
             </w:r>
@@ -3442,7 +3182,6 @@
                 <w:bCs/>
                 <w:sz w:val="24"/>
                 <w:szCs w:val="24"/>
-                <w:lang/>
               </w:rPr>
             </w:pPr>
             <w:r>
@@ -3452,7 +3191,6 @@
                 <w:bCs/>
                 <w:sz w:val="24"/>
                 <w:szCs w:val="24"/>
-                <w:lang/>
               </w:rPr>
               <w:t>Description</w:t>
             </w:r>
@@ -3476,15 +3214,13 @@
                 <w:rFonts w:eastAsia="Times New Roman" w:cstheme="minorHAnsi"/>
                 <w:sz w:val="24"/>
                 <w:szCs w:val="24"/>
-                <w:lang/>
-              </w:rPr>
-            </w:pPr>
-            <w:r>
-              <w:rPr>
-                <w:rFonts w:eastAsia="Times New Roman" w:cstheme="minorHAnsi"/>
-                <w:sz w:val="24"/>
-                <w:szCs w:val="24"/>
-                <w:lang/>
+              </w:rPr>
+            </w:pPr>
+            <w:r>
+              <w:rPr>
+                <w:rFonts w:eastAsia="Times New Roman" w:cstheme="minorHAnsi"/>
+                <w:sz w:val="24"/>
+                <w:szCs w:val="24"/>
               </w:rPr>
               <w:t>PaymentID</w:t>
             </w:r>
@@ -3503,15 +3239,13 @@
                 <w:rFonts w:eastAsia="Times New Roman" w:cstheme="minorHAnsi"/>
                 <w:sz w:val="24"/>
                 <w:szCs w:val="24"/>
-                <w:lang/>
-              </w:rPr>
-            </w:pPr>
-            <w:r>
-              <w:rPr>
-                <w:rFonts w:eastAsia="Times New Roman" w:cstheme="minorHAnsi"/>
-                <w:sz w:val="24"/>
-                <w:szCs w:val="24"/>
-                <w:lang/>
+              </w:rPr>
+            </w:pPr>
+            <w:r>
+              <w:rPr>
+                <w:rFonts w:eastAsia="Times New Roman" w:cstheme="minorHAnsi"/>
+                <w:sz w:val="24"/>
+                <w:szCs w:val="24"/>
               </w:rPr>
               <w:t>INT (PK, AUTO_INCREMENT)</w:t>
             </w:r>
@@ -3530,15 +3264,13 @@
                 <w:rFonts w:eastAsia="Times New Roman" w:cstheme="minorHAnsi"/>
                 <w:sz w:val="24"/>
                 <w:szCs w:val="24"/>
-                <w:lang/>
-              </w:rPr>
-            </w:pPr>
-            <w:r>
-              <w:rPr>
-                <w:rFonts w:eastAsia="Times New Roman" w:cstheme="minorHAnsi"/>
-                <w:sz w:val="24"/>
-                <w:szCs w:val="24"/>
-                <w:lang/>
+              </w:rPr>
+            </w:pPr>
+            <w:r>
+              <w:rPr>
+                <w:rFonts w:eastAsia="Times New Roman" w:cstheme="minorHAnsi"/>
+                <w:sz w:val="24"/>
+                <w:szCs w:val="24"/>
               </w:rPr>
               <w:t>Mã thanh toán</w:t>
             </w:r>
@@ -3562,15 +3294,13 @@
                 <w:rFonts w:eastAsia="Times New Roman" w:cstheme="minorHAnsi"/>
                 <w:sz w:val="24"/>
                 <w:szCs w:val="24"/>
-                <w:lang/>
-              </w:rPr>
-            </w:pPr>
-            <w:r>
-              <w:rPr>
-                <w:rFonts w:eastAsia="Times New Roman" w:cstheme="minorHAnsi"/>
-                <w:sz w:val="24"/>
-                <w:szCs w:val="24"/>
-                <w:lang/>
+              </w:rPr>
+            </w:pPr>
+            <w:r>
+              <w:rPr>
+                <w:rFonts w:eastAsia="Times New Roman" w:cstheme="minorHAnsi"/>
+                <w:sz w:val="24"/>
+                <w:szCs w:val="24"/>
               </w:rPr>
               <w:t>OrderID</w:t>
             </w:r>
@@ -3589,15 +3319,13 @@
                 <w:rFonts w:eastAsia="Times New Roman" w:cstheme="minorHAnsi"/>
                 <w:sz w:val="24"/>
                 <w:szCs w:val="24"/>
-                <w:lang/>
-              </w:rPr>
-            </w:pPr>
-            <w:r>
-              <w:rPr>
-                <w:rFonts w:eastAsia="Times New Roman" w:cstheme="minorHAnsi"/>
-                <w:sz w:val="24"/>
-                <w:szCs w:val="24"/>
-                <w:lang/>
+              </w:rPr>
+            </w:pPr>
+            <w:r>
+              <w:rPr>
+                <w:rFonts w:eastAsia="Times New Roman" w:cstheme="minorHAnsi"/>
+                <w:sz w:val="24"/>
+                <w:szCs w:val="24"/>
               </w:rPr>
               <w:t>INT (FK)</w:t>
             </w:r>
@@ -3616,15 +3344,13 @@
                 <w:rFonts w:eastAsia="Times New Roman" w:cstheme="minorHAnsi"/>
                 <w:sz w:val="24"/>
                 <w:szCs w:val="24"/>
-                <w:lang/>
-              </w:rPr>
-            </w:pPr>
-            <w:r>
-              <w:rPr>
-                <w:rFonts w:eastAsia="Times New Roman" w:cstheme="minorHAnsi"/>
-                <w:sz w:val="24"/>
-                <w:szCs w:val="24"/>
-                <w:lang/>
+              </w:rPr>
+            </w:pPr>
+            <w:r>
+              <w:rPr>
+                <w:rFonts w:eastAsia="Times New Roman" w:cstheme="minorHAnsi"/>
+                <w:sz w:val="24"/>
+                <w:szCs w:val="24"/>
               </w:rPr>
               <w:t>Mã đơn hàng (liên kết Orders)</w:t>
             </w:r>
@@ -3648,15 +3374,13 @@
                 <w:rFonts w:eastAsia="Times New Roman" w:cstheme="minorHAnsi"/>
                 <w:sz w:val="24"/>
                 <w:szCs w:val="24"/>
-                <w:lang/>
-              </w:rPr>
-            </w:pPr>
-            <w:r>
-              <w:rPr>
-                <w:rFonts w:eastAsia="Times New Roman" w:cstheme="minorHAnsi"/>
-                <w:sz w:val="24"/>
-                <w:szCs w:val="24"/>
-                <w:lang/>
+              </w:rPr>
+            </w:pPr>
+            <w:r>
+              <w:rPr>
+                <w:rFonts w:eastAsia="Times New Roman" w:cstheme="minorHAnsi"/>
+                <w:sz w:val="24"/>
+                <w:szCs w:val="24"/>
               </w:rPr>
               <w:t>PaymentDate</w:t>
             </w:r>
@@ -3675,15 +3399,13 @@
                 <w:rFonts w:eastAsia="Times New Roman" w:cstheme="minorHAnsi"/>
                 <w:sz w:val="24"/>
                 <w:szCs w:val="24"/>
-                <w:lang/>
-              </w:rPr>
-            </w:pPr>
-            <w:r>
-              <w:rPr>
-                <w:rFonts w:eastAsia="Times New Roman" w:cstheme="minorHAnsi"/>
-                <w:sz w:val="24"/>
-                <w:szCs w:val="24"/>
-                <w:lang/>
+              </w:rPr>
+            </w:pPr>
+            <w:r>
+              <w:rPr>
+                <w:rFonts w:eastAsia="Times New Roman" w:cstheme="minorHAnsi"/>
+                <w:sz w:val="24"/>
+                <w:szCs w:val="24"/>
               </w:rPr>
               <w:t>DATETIME</w:t>
             </w:r>
@@ -3702,15 +3424,13 @@
                 <w:rFonts w:eastAsia="Times New Roman" w:cstheme="minorHAnsi"/>
                 <w:sz w:val="24"/>
                 <w:szCs w:val="24"/>
-                <w:lang/>
-              </w:rPr>
-            </w:pPr>
-            <w:r>
-              <w:rPr>
-                <w:rFonts w:eastAsia="Times New Roman" w:cstheme="minorHAnsi"/>
-                <w:sz w:val="24"/>
-                <w:szCs w:val="24"/>
-                <w:lang/>
+              </w:rPr>
+            </w:pPr>
+            <w:r>
+              <w:rPr>
+                <w:rFonts w:eastAsia="Times New Roman" w:cstheme="minorHAnsi"/>
+                <w:sz w:val="24"/>
+                <w:szCs w:val="24"/>
               </w:rPr>
               <w:t>Ngày thanh toán</w:t>
             </w:r>
@@ -3734,15 +3454,13 @@
                 <w:rFonts w:eastAsia="Times New Roman" w:cstheme="minorHAnsi"/>
                 <w:sz w:val="24"/>
                 <w:szCs w:val="24"/>
-                <w:lang/>
-              </w:rPr>
-            </w:pPr>
-            <w:r>
-              <w:rPr>
-                <w:rFonts w:eastAsia="Times New Roman" w:cstheme="minorHAnsi"/>
-                <w:sz w:val="24"/>
-                <w:szCs w:val="24"/>
-                <w:lang/>
+              </w:rPr>
+            </w:pPr>
+            <w:r>
+              <w:rPr>
+                <w:rFonts w:eastAsia="Times New Roman" w:cstheme="minorHAnsi"/>
+                <w:sz w:val="24"/>
+                <w:szCs w:val="24"/>
               </w:rPr>
               <w:t>Amount</w:t>
             </w:r>
@@ -3761,15 +3479,13 @@
                 <w:rFonts w:eastAsia="Times New Roman" w:cstheme="minorHAnsi"/>
                 <w:sz w:val="24"/>
                 <w:szCs w:val="24"/>
-                <w:lang/>
-              </w:rPr>
-            </w:pPr>
-            <w:r>
-              <w:rPr>
-                <w:rFonts w:eastAsia="Times New Roman" w:cstheme="minorHAnsi"/>
-                <w:sz w:val="24"/>
-                <w:szCs w:val="24"/>
-                <w:lang/>
+              </w:rPr>
+            </w:pPr>
+            <w:r>
+              <w:rPr>
+                <w:rFonts w:eastAsia="Times New Roman" w:cstheme="minorHAnsi"/>
+                <w:sz w:val="24"/>
+                <w:szCs w:val="24"/>
               </w:rPr>
               <w:t>DECIMAL(10,2)</w:t>
             </w:r>
@@ -3788,15 +3504,13 @@
                 <w:rFonts w:eastAsia="Times New Roman" w:cstheme="minorHAnsi"/>
                 <w:sz w:val="24"/>
                 <w:szCs w:val="24"/>
-                <w:lang/>
-              </w:rPr>
-            </w:pPr>
-            <w:r>
-              <w:rPr>
-                <w:rFonts w:eastAsia="Times New Roman" w:cstheme="minorHAnsi"/>
-                <w:sz w:val="24"/>
-                <w:szCs w:val="24"/>
-                <w:lang/>
+              </w:rPr>
+            </w:pPr>
+            <w:r>
+              <w:rPr>
+                <w:rFonts w:eastAsia="Times New Roman" w:cstheme="minorHAnsi"/>
+                <w:sz w:val="24"/>
+                <w:szCs w:val="24"/>
               </w:rPr>
               <w:t>Số tiền thanh toán</w:t>
             </w:r>
@@ -3820,15 +3534,13 @@
                 <w:rFonts w:eastAsia="Times New Roman" w:cstheme="minorHAnsi"/>
                 <w:sz w:val="24"/>
                 <w:szCs w:val="24"/>
-                <w:lang/>
-              </w:rPr>
-            </w:pPr>
-            <w:r>
-              <w:rPr>
-                <w:rFonts w:eastAsia="Times New Roman" w:cstheme="minorHAnsi"/>
-                <w:sz w:val="24"/>
-                <w:szCs w:val="24"/>
-                <w:lang/>
+              </w:rPr>
+            </w:pPr>
+            <w:r>
+              <w:rPr>
+                <w:rFonts w:eastAsia="Times New Roman" w:cstheme="minorHAnsi"/>
+                <w:sz w:val="24"/>
+                <w:szCs w:val="24"/>
               </w:rPr>
               <w:t>PaymentMethod</w:t>
             </w:r>
@@ -3847,15 +3559,13 @@
                 <w:rFonts w:eastAsia="Times New Roman" w:cstheme="minorHAnsi"/>
                 <w:sz w:val="24"/>
                 <w:szCs w:val="24"/>
-                <w:lang/>
-              </w:rPr>
-            </w:pPr>
-            <w:r>
-              <w:rPr>
-                <w:rFonts w:eastAsia="Times New Roman" w:cstheme="minorHAnsi"/>
-                <w:sz w:val="24"/>
-                <w:szCs w:val="24"/>
-                <w:lang/>
+              </w:rPr>
+            </w:pPr>
+            <w:r>
+              <w:rPr>
+                <w:rFonts w:eastAsia="Times New Roman" w:cstheme="minorHAnsi"/>
+                <w:sz w:val="24"/>
+                <w:szCs w:val="24"/>
               </w:rPr>
               <w:t>ENUM('Credit Card', 'PayPal', 'Cash', 'Bank Transfer')</w:t>
             </w:r>
@@ -3874,15 +3584,13 @@
                 <w:rFonts w:eastAsia="Times New Roman" w:cstheme="minorHAnsi"/>
                 <w:sz w:val="24"/>
                 <w:szCs w:val="24"/>
-                <w:lang/>
-              </w:rPr>
-            </w:pPr>
-            <w:r>
-              <w:rPr>
-                <w:rFonts w:eastAsia="Times New Roman" w:cstheme="minorHAnsi"/>
-                <w:sz w:val="24"/>
-                <w:szCs w:val="24"/>
-                <w:lang/>
+              </w:rPr>
+            </w:pPr>
+            <w:r>
+              <w:rPr>
+                <w:rFonts w:eastAsia="Times New Roman" w:cstheme="minorHAnsi"/>
+                <w:sz w:val="24"/>
+                <w:szCs w:val="24"/>
               </w:rPr>
               <w:t>Phương thức thanh toán</w:t>
             </w:r>
@@ -3906,15 +3614,13 @@
                 <w:rFonts w:eastAsia="Times New Roman" w:cstheme="minorHAnsi"/>
                 <w:sz w:val="24"/>
                 <w:szCs w:val="24"/>
-                <w:lang/>
-              </w:rPr>
-            </w:pPr>
-            <w:r>
-              <w:rPr>
-                <w:rFonts w:eastAsia="Times New Roman" w:cstheme="minorHAnsi"/>
-                <w:sz w:val="24"/>
-                <w:szCs w:val="24"/>
-                <w:lang/>
+              </w:rPr>
+            </w:pPr>
+            <w:r>
+              <w:rPr>
+                <w:rFonts w:eastAsia="Times New Roman" w:cstheme="minorHAnsi"/>
+                <w:sz w:val="24"/>
+                <w:szCs w:val="24"/>
               </w:rPr>
               <w:t>Status</w:t>
             </w:r>
@@ -3933,15 +3639,13 @@
                 <w:rFonts w:eastAsia="Times New Roman" w:cstheme="minorHAnsi"/>
                 <w:sz w:val="24"/>
                 <w:szCs w:val="24"/>
-                <w:lang/>
-              </w:rPr>
-            </w:pPr>
-            <w:r>
-              <w:rPr>
-                <w:rFonts w:eastAsia="Times New Roman" w:cstheme="minorHAnsi"/>
-                <w:sz w:val="24"/>
-                <w:szCs w:val="24"/>
-                <w:lang/>
+              </w:rPr>
+            </w:pPr>
+            <w:r>
+              <w:rPr>
+                <w:rFonts w:eastAsia="Times New Roman" w:cstheme="minorHAnsi"/>
+                <w:sz w:val="24"/>
+                <w:szCs w:val="24"/>
               </w:rPr>
               <w:t>ENUM('Pending', 'Completed', 'Failed')</w:t>
             </w:r>
@@ -3960,15 +3664,13 @@
                 <w:rFonts w:eastAsia="Times New Roman" w:cstheme="minorHAnsi"/>
                 <w:sz w:val="24"/>
                 <w:szCs w:val="24"/>
-                <w:lang/>
-              </w:rPr>
-            </w:pPr>
-            <w:r>
-              <w:rPr>
-                <w:rFonts w:eastAsia="Times New Roman" w:cstheme="minorHAnsi"/>
-                <w:sz w:val="24"/>
-                <w:szCs w:val="24"/>
-                <w:lang/>
+              </w:rPr>
+            </w:pPr>
+            <w:r>
+              <w:rPr>
+                <w:rFonts w:eastAsia="Times New Roman" w:cstheme="minorHAnsi"/>
+                <w:sz w:val="24"/>
+                <w:szCs w:val="24"/>
               </w:rPr>
               <w:t>Trạng thái thanh toán</w:t>
             </w:r>
@@ -3983,7 +3685,6 @@
         <w:rPr>
           <w:b/>
           <w:bCs/>
-          <w:lang/>
         </w:rPr>
       </w:pPr>
       <w:r>
@@ -3991,7 +3692,6 @@
           <w:rFonts w:ascii="Segoe UI Emoji" w:hAnsi="Segoe UI Emoji" w:cs="Segoe UI Emoji"/>
           <w:b/>
           <w:bCs/>
-          <w:lang/>
         </w:rPr>
         <w:t>📌</w:t>
       </w:r>
@@ -3999,27 +3699,19 @@
         <w:rPr>
           <w:b/>
           <w:bCs/>
-          <w:lang/>
         </w:rPr>
         <w:t xml:space="preserve"> Liên kết: </w:t>
       </w:r>
       <w:r>
-        <w:rPr>
-          <w:lang/>
-        </w:rPr>
         <w:t xml:space="preserve">Payments.OrderID </w:t>
       </w:r>
       <w:r>
         <w:rPr>
           <w:rFonts w:ascii="Segoe UI Symbol" w:hAnsi="Segoe UI Symbol" w:cs="Segoe UI Symbol"/>
-          <w:lang/>
         </w:rPr>
         <w:t>➝</w:t>
       </w:r>
       <w:r>
-        <w:rPr>
-          <w:lang/>
-        </w:rPr>
         <w:t xml:space="preserve"> Orders.OrderID</w:t>
       </w:r>
     </w:p>
@@ -4030,7 +3722,6 @@
         <w:rPr>
           <w:b/>
           <w:bCs/>
-          <w:lang/>
         </w:rPr>
       </w:pPr>
     </w:p>
@@ -4041,7 +3732,6 @@
         <w:rPr>
           <w:b/>
           <w:bCs/>
-          <w:lang/>
         </w:rPr>
       </w:pPr>
     </w:p>
@@ -4057,16 +3747,14 @@
           <w:bCs/>
           <w:sz w:val="24"/>
           <w:szCs w:val="24"/>
-          <w:lang/>
-        </w:rPr>
-      </w:pPr>
-      <w:r>
-        <w:rPr>
-          <w:b/>
-          <w:bCs/>
-          <w:sz w:val="26"/>
-          <w:szCs w:val="26"/>
-          <w:lang/>
+        </w:rPr>
+      </w:pPr>
+      <w:r>
+        <w:rPr>
+          <w:b/>
+          <w:bCs/>
+          <w:sz w:val="26"/>
+          <w:szCs w:val="26"/>
         </w:rPr>
         <w:t>Sơ đồ quan hệ giữa các bảng</w:t>
       </w:r>
@@ -4080,7 +3768,6 @@
           <w:bCs/>
           <w:sz w:val="24"/>
           <w:szCs w:val="24"/>
-          <w:lang/>
         </w:rPr>
       </w:pPr>
       <w:r>
@@ -4090,7 +3777,6 @@
           <w:noProof/>
           <w:sz w:val="24"/>
           <w:szCs w:val="24"/>
-          <w:lang/>
         </w:rPr>
         <w:lastRenderedPageBreak/>
         <w:drawing>
@@ -4142,16 +3828,14 @@
           <w:bCs/>
           <w:sz w:val="26"/>
           <w:szCs w:val="26"/>
-          <w:lang/>
-        </w:rPr>
-      </w:pPr>
-      <w:r>
-        <w:rPr>
-          <w:b/>
-          <w:bCs/>
-          <w:sz w:val="26"/>
-          <w:szCs w:val="26"/>
-          <w:lang/>
+        </w:rPr>
+      </w:pPr>
+      <w:r>
+        <w:rPr>
+          <w:b/>
+          <w:bCs/>
+          <w:sz w:val="26"/>
+          <w:szCs w:val="26"/>
         </w:rPr>
         <w:t>Các ràng buộc toàn vẹn</w:t>
       </w:r>
@@ -4164,7 +3848,6 @@
           <w:sz w:val="26"/>
           <w:szCs w:val="26"/>
           <w:u w:val="single"/>
-          <w:lang/>
         </w:rPr>
       </w:pPr>
       <w:r>
@@ -4172,7 +3855,6 @@
           <w:sz w:val="26"/>
           <w:szCs w:val="26"/>
           <w:u w:val="single"/>
-          <w:lang/>
         </w:rPr>
         <w:t>Khóa chính (Primary Key)</w:t>
       </w:r>
@@ -4187,14 +3869,12 @@
         <w:rPr>
           <w:sz w:val="26"/>
           <w:szCs w:val="26"/>
-          <w:lang/>
-        </w:rPr>
-      </w:pPr>
-      <w:r>
-        <w:rPr>
-          <w:sz w:val="26"/>
-          <w:szCs w:val="26"/>
-          <w:lang/>
+        </w:rPr>
+      </w:pPr>
+      <w:r>
+        <w:rPr>
+          <w:sz w:val="26"/>
+          <w:szCs w:val="26"/>
         </w:rPr>
         <w:t>Customers.CustomerID, Orders.OrderID, Products.ProductID, Categories.CategoryID, OrderDetails.OrderDetailID, Payments.PaymentID</w:t>
       </w:r>
@@ -4207,7 +3887,6 @@
           <w:sz w:val="26"/>
           <w:szCs w:val="26"/>
           <w:u w:val="single"/>
-          <w:lang/>
         </w:rPr>
       </w:pPr>
       <w:r>
@@ -4215,7 +3894,6 @@
           <w:sz w:val="26"/>
           <w:szCs w:val="26"/>
           <w:u w:val="single"/>
-          <w:lang/>
         </w:rPr>
         <w:t>Khóa ngoại (Foreign Key)</w:t>
       </w:r>
@@ -4230,14 +3908,12 @@
         <w:rPr>
           <w:sz w:val="26"/>
           <w:szCs w:val="26"/>
-          <w:lang/>
-        </w:rPr>
-      </w:pPr>
-      <w:r>
-        <w:rPr>
-          <w:sz w:val="26"/>
-          <w:szCs w:val="26"/>
-          <w:lang/>
+        </w:rPr>
+      </w:pPr>
+      <w:r>
+        <w:rPr>
+          <w:sz w:val="26"/>
+          <w:szCs w:val="26"/>
         </w:rPr>
         <w:t xml:space="preserve">Orders.CustomerID </w:t>
       </w:r>
@@ -4246,7 +3922,6 @@
           <w:rFonts w:ascii="Segoe UI Symbol" w:hAnsi="Segoe UI Symbol" w:cs="Segoe UI Symbol"/>
           <w:sz w:val="26"/>
           <w:szCs w:val="26"/>
-          <w:lang/>
         </w:rPr>
         <w:t>➝</w:t>
       </w:r>
@@ -4254,7 +3929,6 @@
         <w:rPr>
           <w:sz w:val="26"/>
           <w:szCs w:val="26"/>
-          <w:lang/>
         </w:rPr>
         <w:t xml:space="preserve"> Customers.CustomerID</w:t>
       </w:r>
@@ -4269,14 +3943,12 @@
         <w:rPr>
           <w:sz w:val="26"/>
           <w:szCs w:val="26"/>
-          <w:lang/>
-        </w:rPr>
-      </w:pPr>
-      <w:r>
-        <w:rPr>
-          <w:sz w:val="26"/>
-          <w:szCs w:val="26"/>
-          <w:lang/>
+        </w:rPr>
+      </w:pPr>
+      <w:r>
+        <w:rPr>
+          <w:sz w:val="26"/>
+          <w:szCs w:val="26"/>
         </w:rPr>
         <w:t xml:space="preserve">OrderDetails.OrderID </w:t>
       </w:r>
@@ -4285,7 +3957,6 @@
           <w:rFonts w:ascii="Segoe UI Symbol" w:hAnsi="Segoe UI Symbol" w:cs="Segoe UI Symbol"/>
           <w:sz w:val="26"/>
           <w:szCs w:val="26"/>
-          <w:lang/>
         </w:rPr>
         <w:t>➝</w:t>
       </w:r>
@@ -4293,7 +3964,6 @@
         <w:rPr>
           <w:sz w:val="26"/>
           <w:szCs w:val="26"/>
-          <w:lang/>
         </w:rPr>
         <w:t xml:space="preserve"> Orders.OrderID</w:t>
       </w:r>
@@ -4308,14 +3978,12 @@
         <w:rPr>
           <w:sz w:val="26"/>
           <w:szCs w:val="26"/>
-          <w:lang/>
-        </w:rPr>
-      </w:pPr>
-      <w:r>
-        <w:rPr>
-          <w:sz w:val="26"/>
-          <w:szCs w:val="26"/>
-          <w:lang/>
+        </w:rPr>
+      </w:pPr>
+      <w:r>
+        <w:rPr>
+          <w:sz w:val="26"/>
+          <w:szCs w:val="26"/>
         </w:rPr>
         <w:t xml:space="preserve">OrderDetails.ProductID </w:t>
       </w:r>
@@ -4324,7 +3992,6 @@
           <w:rFonts w:ascii="Segoe UI Symbol" w:hAnsi="Segoe UI Symbol" w:cs="Segoe UI Symbol"/>
           <w:sz w:val="26"/>
           <w:szCs w:val="26"/>
-          <w:lang/>
         </w:rPr>
         <w:t>➝</w:t>
       </w:r>
@@ -4332,7 +3999,6 @@
         <w:rPr>
           <w:sz w:val="26"/>
           <w:szCs w:val="26"/>
-          <w:lang/>
         </w:rPr>
         <w:t xml:space="preserve"> Products.ProductID</w:t>
       </w:r>
@@ -4347,14 +4013,12 @@
         <w:rPr>
           <w:sz w:val="26"/>
           <w:szCs w:val="26"/>
-          <w:lang/>
-        </w:rPr>
-      </w:pPr>
-      <w:r>
-        <w:rPr>
-          <w:sz w:val="26"/>
-          <w:szCs w:val="26"/>
-          <w:lang/>
+        </w:rPr>
+      </w:pPr>
+      <w:r>
+        <w:rPr>
+          <w:sz w:val="26"/>
+          <w:szCs w:val="26"/>
         </w:rPr>
         <w:t xml:space="preserve">Payments.OrderID </w:t>
       </w:r>
@@ -4363,7 +4027,6 @@
           <w:rFonts w:ascii="Segoe UI Symbol" w:hAnsi="Segoe UI Symbol" w:cs="Segoe UI Symbol"/>
           <w:sz w:val="26"/>
           <w:szCs w:val="26"/>
-          <w:lang/>
         </w:rPr>
         <w:t>➝</w:t>
       </w:r>
@@ -4371,7 +4034,6 @@
         <w:rPr>
           <w:sz w:val="26"/>
           <w:szCs w:val="26"/>
-          <w:lang/>
         </w:rPr>
         <w:t xml:space="preserve"> Orders.OrderID</w:t>
       </w:r>
@@ -4386,14 +4048,12 @@
         <w:rPr>
           <w:sz w:val="26"/>
           <w:szCs w:val="26"/>
-          <w:lang/>
-        </w:rPr>
-      </w:pPr>
-      <w:r>
-        <w:rPr>
-          <w:sz w:val="26"/>
-          <w:szCs w:val="26"/>
-          <w:lang/>
+        </w:rPr>
+      </w:pPr>
+      <w:r>
+        <w:rPr>
+          <w:sz w:val="26"/>
+          <w:szCs w:val="26"/>
         </w:rPr>
         <w:t xml:space="preserve">Products.CategoryID </w:t>
       </w:r>
@@ -4402,7 +4062,6 @@
           <w:rFonts w:ascii="Segoe UI Symbol" w:hAnsi="Segoe UI Symbol" w:cs="Segoe UI Symbol"/>
           <w:sz w:val="26"/>
           <w:szCs w:val="26"/>
-          <w:lang/>
         </w:rPr>
         <w:t>➝</w:t>
       </w:r>
@@ -4410,7 +4069,6 @@
         <w:rPr>
           <w:sz w:val="26"/>
           <w:szCs w:val="26"/>
-          <w:lang/>
         </w:rPr>
         <w:t xml:space="preserve"> Categories.CategoryID</w:t>
       </w:r>
@@ -4423,7 +4081,6 @@
           <w:sz w:val="26"/>
           <w:szCs w:val="26"/>
           <w:u w:val="single"/>
-          <w:lang/>
         </w:rPr>
       </w:pPr>
       <w:r>
@@ -4431,7 +4088,6 @@
           <w:sz w:val="26"/>
           <w:szCs w:val="26"/>
           <w:u w:val="single"/>
-          <w:lang/>
         </w:rPr>
         <w:t>Ràng buộc khác</w:t>
       </w:r>
@@ -4446,14 +4102,12 @@
         <w:rPr>
           <w:sz w:val="26"/>
           <w:szCs w:val="26"/>
-          <w:lang/>
-        </w:rPr>
-      </w:pPr>
-      <w:r>
-        <w:rPr>
-          <w:sz w:val="26"/>
-          <w:szCs w:val="26"/>
-          <w:lang/>
+        </w:rPr>
+      </w:pPr>
+      <w:r>
+        <w:rPr>
+          <w:sz w:val="26"/>
+          <w:szCs w:val="26"/>
         </w:rPr>
         <w:t>Email trong Customers phải là duy nhất (UNIQUE)</w:t>
       </w:r>
@@ -4468,14 +4122,12 @@
         <w:rPr>
           <w:sz w:val="26"/>
           <w:szCs w:val="26"/>
-          <w:lang/>
-        </w:rPr>
-      </w:pPr>
-      <w:r>
-        <w:rPr>
-          <w:sz w:val="26"/>
-          <w:szCs w:val="26"/>
-          <w:lang/>
+        </w:rPr>
+      </w:pPr>
+      <w:r>
+        <w:rPr>
+          <w:sz w:val="26"/>
+          <w:szCs w:val="26"/>
         </w:rPr>
         <w:t>Stock trong Products phải ≥ 0</w:t>
       </w:r>
@@ -4490,14 +4142,12 @@
         <w:rPr>
           <w:sz w:val="26"/>
           <w:szCs w:val="26"/>
-          <w:lang/>
-        </w:rPr>
-      </w:pPr>
-      <w:r>
-        <w:rPr>
-          <w:sz w:val="26"/>
-          <w:szCs w:val="26"/>
-          <w:lang/>
+        </w:rPr>
+      </w:pPr>
+      <w:r>
+        <w:rPr>
+          <w:sz w:val="26"/>
+          <w:szCs w:val="26"/>
         </w:rPr>
         <w:lastRenderedPageBreak/>
         <w:t>Quantity trong OrderDetails phải ≥ 1</w:t>
@@ -4513,14 +4163,12 @@
         <w:rPr>
           <w:sz w:val="26"/>
           <w:szCs w:val="26"/>
-          <w:lang/>
-        </w:rPr>
-      </w:pPr>
-      <w:r>
-        <w:rPr>
-          <w:sz w:val="26"/>
-          <w:szCs w:val="26"/>
-          <w:lang/>
+        </w:rPr>
+      </w:pPr>
+      <w:r>
+        <w:rPr>
+          <w:sz w:val="26"/>
+          <w:szCs w:val="26"/>
         </w:rPr>
         <w:t>TotalAmount trong Orders = SUM(OrderDetails.Subtotal)</w:t>
       </w:r>
@@ -4535,14 +4183,12 @@
         <w:rPr>
           <w:sz w:val="26"/>
           <w:szCs w:val="26"/>
-          <w:lang/>
-        </w:rPr>
-      </w:pPr>
-      <w:r>
-        <w:rPr>
-          <w:sz w:val="26"/>
-          <w:szCs w:val="26"/>
-          <w:lang/>
+        </w:rPr>
+      </w:pPr>
+      <w:r>
+        <w:rPr>
+          <w:sz w:val="26"/>
+          <w:szCs w:val="26"/>
         </w:rPr>
         <w:t>Amount trong Payments ≤ TotalAmount của đơn hàng tương ứng</w:t>
       </w:r>
@@ -4574,863 +4220,6 @@
         <w:t>xung :</w:t>
       </w:r>
       <w:proofErr w:type="gramEnd"/>
-    </w:p>
-    <w:p>
-      <w:pPr>
-        <w:ind w:left="360"/>
-        <w:rPr>
-          <w:rFonts w:cstheme="minorHAnsi"/>
-          <w:b/>
-          <w:bCs/>
-          <w:sz w:val="26"/>
-          <w:szCs w:val="26"/>
-        </w:rPr>
-      </w:pPr>
-      <w:r>
-        <w:rPr>
-          <w:rFonts w:cstheme="minorHAnsi"/>
-          <w:b/>
-          <w:bCs/>
-          <w:sz w:val="26"/>
-          <w:szCs w:val="26"/>
-        </w:rPr>
-        <w:t>1. Bảng Suppliers (Nhà cung cấp)</w:t>
-      </w:r>
-    </w:p>
-    <w:p>
-      <w:pPr>
-        <w:ind w:left="360"/>
-        <w:rPr>
-          <w:rFonts w:cstheme="minorHAnsi"/>
-          <w:sz w:val="26"/>
-          <w:szCs w:val="26"/>
-        </w:rPr>
-      </w:pPr>
-      <w:r>
-        <w:rPr>
-          <w:rFonts w:cstheme="minorHAnsi"/>
-          <w:sz w:val="26"/>
-          <w:szCs w:val="26"/>
-        </w:rPr>
-        <w:t>Bảng này giúp quản lý nguồn gốc hàng hóa, đáp ứng tính thực tế khi một sản phẩm trong bảng Products cần biết được nhập từ đâu.</w:t>
-      </w:r>
-    </w:p>
-    <w:p>
-      <w:pPr>
-        <w:numPr>
-          <w:ilvl w:val="0"/>
-          <w:numId w:val="11"/>
-        </w:numPr>
-        <w:rPr>
-          <w:rFonts w:cstheme="minorHAnsi"/>
-          <w:sz w:val="26"/>
-          <w:szCs w:val="26"/>
-        </w:rPr>
-      </w:pPr>
-      <w:r>
-        <w:rPr>
-          <w:rFonts w:cstheme="minorHAnsi"/>
-          <w:b/>
-          <w:bCs/>
-          <w:sz w:val="26"/>
-          <w:szCs w:val="26"/>
-        </w:rPr>
-        <w:t>Cấu trúc dữ liệu:</w:t>
-      </w:r>
-    </w:p>
-    <w:p>
-      <w:pPr>
-        <w:numPr>
-          <w:ilvl w:val="1"/>
-          <w:numId w:val="11"/>
-        </w:numPr>
-        <w:rPr>
-          <w:rFonts w:cstheme="minorHAnsi"/>
-          <w:sz w:val="26"/>
-          <w:szCs w:val="26"/>
-        </w:rPr>
-      </w:pPr>
-      <w:r>
-        <w:rPr>
-          <w:rFonts w:cstheme="minorHAnsi"/>
-          <w:b/>
-          <w:bCs/>
-          <w:sz w:val="26"/>
-          <w:szCs w:val="26"/>
-        </w:rPr>
-        <w:t>SupplierID:</w:t>
-      </w:r>
-      <w:r>
-        <w:rPr>
-          <w:rFonts w:cstheme="minorHAnsi"/>
-          <w:sz w:val="26"/>
-          <w:szCs w:val="26"/>
-        </w:rPr>
-        <w:t xml:space="preserve"> INT (PK, AUTO_INCREMENT) - Mã nhà cung cấp.</w:t>
-      </w:r>
-    </w:p>
-    <w:p>
-      <w:pPr>
-        <w:numPr>
-          <w:ilvl w:val="1"/>
-          <w:numId w:val="11"/>
-        </w:numPr>
-        <w:rPr>
-          <w:rFonts w:cstheme="minorHAnsi"/>
-          <w:sz w:val="26"/>
-          <w:szCs w:val="26"/>
-        </w:rPr>
-      </w:pPr>
-      <w:r>
-        <w:rPr>
-          <w:rFonts w:cstheme="minorHAnsi"/>
-          <w:b/>
-          <w:bCs/>
-          <w:sz w:val="26"/>
-          <w:szCs w:val="26"/>
-        </w:rPr>
-        <w:t>SupplierName:</w:t>
-      </w:r>
-      <w:r>
-        <w:rPr>
-          <w:rFonts w:cstheme="minorHAnsi"/>
-          <w:sz w:val="26"/>
-          <w:szCs w:val="26"/>
-        </w:rPr>
-        <w:t xml:space="preserve"> </w:t>
-      </w:r>
-      <w:proofErr w:type="gramStart"/>
-      <w:r>
-        <w:rPr>
-          <w:rFonts w:cstheme="minorHAnsi"/>
-          <w:sz w:val="26"/>
-          <w:szCs w:val="26"/>
-        </w:rPr>
-        <w:t>VARCHAR(</w:t>
-      </w:r>
-      <w:proofErr w:type="gramEnd"/>
-      <w:r>
-        <w:rPr>
-          <w:rFonts w:cstheme="minorHAnsi"/>
-          <w:sz w:val="26"/>
-          <w:szCs w:val="26"/>
-        </w:rPr>
-        <w:t>255) - Tên công ty/nhà cung cấp.</w:t>
-      </w:r>
-    </w:p>
-    <w:p>
-      <w:pPr>
-        <w:numPr>
-          <w:ilvl w:val="1"/>
-          <w:numId w:val="11"/>
-        </w:numPr>
-        <w:rPr>
-          <w:rFonts w:cstheme="minorHAnsi"/>
-          <w:sz w:val="26"/>
-          <w:szCs w:val="26"/>
-        </w:rPr>
-      </w:pPr>
-      <w:r>
-        <w:rPr>
-          <w:rFonts w:cstheme="minorHAnsi"/>
-          <w:b/>
-          <w:bCs/>
-          <w:sz w:val="26"/>
-          <w:szCs w:val="26"/>
-        </w:rPr>
-        <w:t>ContactName:</w:t>
-      </w:r>
-      <w:r>
-        <w:rPr>
-          <w:rFonts w:cstheme="minorHAnsi"/>
-          <w:sz w:val="26"/>
-          <w:szCs w:val="26"/>
-        </w:rPr>
-        <w:t xml:space="preserve"> </w:t>
-      </w:r>
-      <w:proofErr w:type="gramStart"/>
-      <w:r>
-        <w:rPr>
-          <w:rFonts w:cstheme="minorHAnsi"/>
-          <w:sz w:val="26"/>
-          <w:szCs w:val="26"/>
-        </w:rPr>
-        <w:t>VARCHAR(</w:t>
-      </w:r>
-      <w:proofErr w:type="gramEnd"/>
-      <w:r>
-        <w:rPr>
-          <w:rFonts w:cstheme="minorHAnsi"/>
-          <w:sz w:val="26"/>
-          <w:szCs w:val="26"/>
-        </w:rPr>
-        <w:t>100) - Tên người liên hệ.</w:t>
-      </w:r>
-    </w:p>
-    <w:p>
-      <w:pPr>
-        <w:numPr>
-          <w:ilvl w:val="1"/>
-          <w:numId w:val="11"/>
-        </w:numPr>
-        <w:rPr>
-          <w:rFonts w:cstheme="minorHAnsi"/>
-          <w:sz w:val="26"/>
-          <w:szCs w:val="26"/>
-        </w:rPr>
-      </w:pPr>
-      <w:r>
-        <w:rPr>
-          <w:rFonts w:cstheme="minorHAnsi"/>
-          <w:b/>
-          <w:bCs/>
-          <w:sz w:val="26"/>
-          <w:szCs w:val="26"/>
-        </w:rPr>
-        <w:t>Phone:</w:t>
-      </w:r>
-      <w:r>
-        <w:rPr>
-          <w:rFonts w:cstheme="minorHAnsi"/>
-          <w:sz w:val="26"/>
-          <w:szCs w:val="26"/>
-        </w:rPr>
-        <w:t xml:space="preserve"> </w:t>
-      </w:r>
-      <w:proofErr w:type="gramStart"/>
-      <w:r>
-        <w:rPr>
-          <w:rFonts w:cstheme="minorHAnsi"/>
-          <w:sz w:val="26"/>
-          <w:szCs w:val="26"/>
-        </w:rPr>
-        <w:t>VARCHAR(</w:t>
-      </w:r>
-      <w:proofErr w:type="gramEnd"/>
-      <w:r>
-        <w:rPr>
-          <w:rFonts w:cstheme="minorHAnsi"/>
-          <w:sz w:val="26"/>
-          <w:szCs w:val="26"/>
-        </w:rPr>
-        <w:t>20) - Số điện thoại.</w:t>
-      </w:r>
-    </w:p>
-    <w:p>
-      <w:pPr>
-        <w:numPr>
-          <w:ilvl w:val="1"/>
-          <w:numId w:val="11"/>
-        </w:numPr>
-        <w:rPr>
-          <w:rFonts w:cstheme="minorHAnsi"/>
-          <w:sz w:val="26"/>
-          <w:szCs w:val="26"/>
-        </w:rPr>
-      </w:pPr>
-      <w:r>
-        <w:rPr>
-          <w:rFonts w:cstheme="minorHAnsi"/>
-          <w:b/>
-          <w:bCs/>
-          <w:sz w:val="26"/>
-          <w:szCs w:val="26"/>
-        </w:rPr>
-        <w:t>Address:</w:t>
-      </w:r>
-      <w:r>
-        <w:rPr>
-          <w:rFonts w:cstheme="minorHAnsi"/>
-          <w:sz w:val="26"/>
-          <w:szCs w:val="26"/>
-        </w:rPr>
-        <w:t xml:space="preserve"> TEXT - Địa chỉ.</w:t>
-      </w:r>
-    </w:p>
-    <w:p>
-      <w:pPr>
-        <w:numPr>
-          <w:ilvl w:val="0"/>
-          <w:numId w:val="11"/>
-        </w:numPr>
-        <w:rPr>
-          <w:rFonts w:cstheme="minorHAnsi"/>
-          <w:sz w:val="26"/>
-          <w:szCs w:val="26"/>
-        </w:rPr>
-      </w:pPr>
-      <w:r>
-        <w:rPr>
-          <w:rFonts w:cstheme="minorHAnsi"/>
-          <w:b/>
-          <w:bCs/>
-          <w:sz w:val="26"/>
-          <w:szCs w:val="26"/>
-        </w:rPr>
-        <w:t>Ràng buộc (Constraints):</w:t>
-      </w:r>
-    </w:p>
-    <w:p>
-      <w:pPr>
-        <w:numPr>
-          <w:ilvl w:val="1"/>
-          <w:numId w:val="11"/>
-        </w:numPr>
-        <w:rPr>
-          <w:rFonts w:cstheme="minorHAnsi"/>
-          <w:sz w:val="26"/>
-          <w:szCs w:val="26"/>
-        </w:rPr>
-      </w:pPr>
-      <w:r>
-        <w:rPr>
-          <w:rFonts w:cstheme="minorHAnsi"/>
-          <w:b/>
-          <w:bCs/>
-          <w:sz w:val="26"/>
-          <w:szCs w:val="26"/>
-        </w:rPr>
-        <w:t>Khóa chính:</w:t>
-      </w:r>
-      <w:r>
-        <w:rPr>
-          <w:rFonts w:cstheme="minorHAnsi"/>
-          <w:sz w:val="26"/>
-          <w:szCs w:val="26"/>
-        </w:rPr>
-        <w:t xml:space="preserve"> SupplierID.</w:t>
-      </w:r>
-    </w:p>
-    <w:p>
-      <w:pPr>
-        <w:numPr>
-          <w:ilvl w:val="1"/>
-          <w:numId w:val="11"/>
-        </w:numPr>
-        <w:rPr>
-          <w:rFonts w:cstheme="minorHAnsi"/>
-          <w:sz w:val="26"/>
-          <w:szCs w:val="26"/>
-        </w:rPr>
-      </w:pPr>
-      <w:r>
-        <w:rPr>
-          <w:rFonts w:cstheme="minorHAnsi"/>
-          <w:b/>
-          <w:bCs/>
-          <w:sz w:val="26"/>
-          <w:szCs w:val="26"/>
-        </w:rPr>
-        <w:t>Liên kết:</w:t>
-      </w:r>
-      <w:r>
-        <w:rPr>
-          <w:rFonts w:cstheme="minorHAnsi"/>
-          <w:sz w:val="26"/>
-          <w:szCs w:val="26"/>
-        </w:rPr>
-        <w:t xml:space="preserve"> Bạn nên thêm cột SupplierID (FK) vào bảng Products để thiết lập quan hệ: </w:t>
-      </w:r>
-      <w:r>
-        <w:rPr>
-          <w:rFonts w:cstheme="minorHAnsi"/>
-          <w:b/>
-          <w:bCs/>
-          <w:sz w:val="26"/>
-          <w:szCs w:val="26"/>
-        </w:rPr>
-        <w:t xml:space="preserve">Suppliers.SupplierID </w:t>
-      </w:r>
-      <w:r>
-        <w:rPr>
-          <w:rFonts w:ascii="Segoe UI Symbol" w:hAnsi="Segoe UI Symbol" w:cs="Segoe UI Symbol"/>
-          <w:b/>
-          <w:bCs/>
-          <w:sz w:val="26"/>
-          <w:szCs w:val="26"/>
-        </w:rPr>
-        <w:t>➝</w:t>
-      </w:r>
-      <w:r>
-        <w:rPr>
-          <w:rFonts w:cstheme="minorHAnsi"/>
-          <w:b/>
-          <w:bCs/>
-          <w:sz w:val="26"/>
-          <w:szCs w:val="26"/>
-        </w:rPr>
-        <w:t xml:space="preserve"> Products.SupplierID</w:t>
-      </w:r>
-      <w:r>
-        <w:rPr>
-          <w:rFonts w:cstheme="minorHAnsi"/>
-          <w:sz w:val="26"/>
-          <w:szCs w:val="26"/>
-        </w:rPr>
-        <w:t>. Điều này giúp đảm bảo tính toàn vẹn: không thể xóa một nhà cung cấp nếu họ vẫn còn sản phẩm đang kinh doanh.</w:t>
-      </w:r>
-    </w:p>
-    <w:p>
-      <w:pPr>
-        <w:ind w:left="360"/>
-        <w:rPr>
-          <w:rFonts w:cstheme="minorHAnsi"/>
-          <w:b/>
-          <w:bCs/>
-          <w:sz w:val="26"/>
-          <w:szCs w:val="26"/>
-        </w:rPr>
-      </w:pPr>
-      <w:r>
-        <w:rPr>
-          <w:rFonts w:cstheme="minorHAnsi"/>
-          <w:b/>
-          <w:bCs/>
-          <w:sz w:val="26"/>
-          <w:szCs w:val="26"/>
-        </w:rPr>
-        <w:t>2. Bảng Promotions (Khuyến mãi)</w:t>
-      </w:r>
-    </w:p>
-    <w:p>
-      <w:pPr>
-        <w:ind w:left="360"/>
-        <w:rPr>
-          <w:rFonts w:cstheme="minorHAnsi"/>
-          <w:sz w:val="26"/>
-          <w:szCs w:val="26"/>
-        </w:rPr>
-      </w:pPr>
-      <w:r>
-        <w:rPr>
-          <w:rFonts w:cstheme="minorHAnsi"/>
-          <w:sz w:val="26"/>
-          <w:szCs w:val="26"/>
-        </w:rPr>
-        <w:t>Bảng này giúp quản lý các mã giảm giá áp dụng cho đơn hàng trong bảng Orders.</w:t>
-      </w:r>
-    </w:p>
-    <w:p>
-      <w:pPr>
-        <w:numPr>
-          <w:ilvl w:val="0"/>
-          <w:numId w:val="12"/>
-        </w:numPr>
-        <w:rPr>
-          <w:rFonts w:cstheme="minorHAnsi"/>
-          <w:sz w:val="26"/>
-          <w:szCs w:val="26"/>
-        </w:rPr>
-      </w:pPr>
-      <w:r>
-        <w:rPr>
-          <w:rFonts w:cstheme="minorHAnsi"/>
-          <w:b/>
-          <w:bCs/>
-          <w:sz w:val="26"/>
-          <w:szCs w:val="26"/>
-        </w:rPr>
-        <w:t>Cấu trúc dữ liệu:</w:t>
-      </w:r>
-    </w:p>
-    <w:p>
-      <w:pPr>
-        <w:numPr>
-          <w:ilvl w:val="1"/>
-          <w:numId w:val="12"/>
-        </w:numPr>
-        <w:rPr>
-          <w:rFonts w:cstheme="minorHAnsi"/>
-          <w:sz w:val="26"/>
-          <w:szCs w:val="26"/>
-        </w:rPr>
-      </w:pPr>
-      <w:r>
-        <w:rPr>
-          <w:rFonts w:cstheme="minorHAnsi"/>
-          <w:b/>
-          <w:bCs/>
-          <w:sz w:val="26"/>
-          <w:szCs w:val="26"/>
-        </w:rPr>
-        <w:t>PromotionID:</w:t>
-      </w:r>
-      <w:r>
-        <w:rPr>
-          <w:rFonts w:cstheme="minorHAnsi"/>
-          <w:sz w:val="26"/>
-          <w:szCs w:val="26"/>
-        </w:rPr>
-        <w:t xml:space="preserve"> INT (PK, AUTO_INCREMENT) - Mã chương trình.</w:t>
-      </w:r>
-    </w:p>
-    <w:p>
-      <w:pPr>
-        <w:numPr>
-          <w:ilvl w:val="1"/>
-          <w:numId w:val="12"/>
-        </w:numPr>
-        <w:rPr>
-          <w:rFonts w:cstheme="minorHAnsi"/>
-          <w:sz w:val="26"/>
-          <w:szCs w:val="26"/>
-        </w:rPr>
-      </w:pPr>
-      <w:r>
-        <w:rPr>
-          <w:rFonts w:cstheme="minorHAnsi"/>
-          <w:b/>
-          <w:bCs/>
-          <w:sz w:val="26"/>
-          <w:szCs w:val="26"/>
-        </w:rPr>
-        <w:t>PromoCode:</w:t>
-      </w:r>
-      <w:r>
-        <w:rPr>
-          <w:rFonts w:cstheme="minorHAnsi"/>
-          <w:sz w:val="26"/>
-          <w:szCs w:val="26"/>
-        </w:rPr>
-        <w:t xml:space="preserve"> </w:t>
-      </w:r>
-      <w:proofErr w:type="gramStart"/>
-      <w:r>
-        <w:rPr>
-          <w:rFonts w:cstheme="minorHAnsi"/>
-          <w:sz w:val="26"/>
-          <w:szCs w:val="26"/>
-        </w:rPr>
-        <w:t>VARCHAR(</w:t>
-      </w:r>
-      <w:proofErr w:type="gramEnd"/>
-      <w:r>
-        <w:rPr>
-          <w:rFonts w:cstheme="minorHAnsi"/>
-          <w:sz w:val="26"/>
-          <w:szCs w:val="26"/>
-        </w:rPr>
-        <w:t>50) UNIQUE - Mã giảm giá (ví dụ: 'GIAM20').</w:t>
-      </w:r>
-    </w:p>
-    <w:p>
-      <w:pPr>
-        <w:numPr>
-          <w:ilvl w:val="1"/>
-          <w:numId w:val="12"/>
-        </w:numPr>
-        <w:rPr>
-          <w:rFonts w:cstheme="minorHAnsi"/>
-          <w:sz w:val="26"/>
-          <w:szCs w:val="26"/>
-        </w:rPr>
-      </w:pPr>
-      <w:r>
-        <w:rPr>
-          <w:rFonts w:cstheme="minorHAnsi"/>
-          <w:b/>
-          <w:bCs/>
-          <w:sz w:val="26"/>
-          <w:szCs w:val="26"/>
-        </w:rPr>
-        <w:t>DiscountPercent:</w:t>
-      </w:r>
-      <w:r>
-        <w:rPr>
-          <w:rFonts w:cstheme="minorHAnsi"/>
-          <w:sz w:val="26"/>
-          <w:szCs w:val="26"/>
-        </w:rPr>
-        <w:t xml:space="preserve"> </w:t>
-      </w:r>
-      <w:proofErr w:type="gramStart"/>
-      <w:r>
-        <w:rPr>
-          <w:rFonts w:cstheme="minorHAnsi"/>
-          <w:sz w:val="26"/>
-          <w:szCs w:val="26"/>
-        </w:rPr>
-        <w:t>DECIMAL(</w:t>
-      </w:r>
-      <w:proofErr w:type="gramEnd"/>
-      <w:r>
-        <w:rPr>
-          <w:rFonts w:cstheme="minorHAnsi"/>
-          <w:sz w:val="26"/>
-          <w:szCs w:val="26"/>
-        </w:rPr>
-        <w:t>5,2) - Phần trăm giảm giá (0-100%).</w:t>
-      </w:r>
-    </w:p>
-    <w:p>
-      <w:pPr>
-        <w:numPr>
-          <w:ilvl w:val="1"/>
-          <w:numId w:val="12"/>
-        </w:numPr>
-        <w:rPr>
-          <w:rFonts w:cstheme="minorHAnsi"/>
-          <w:sz w:val="26"/>
-          <w:szCs w:val="26"/>
-        </w:rPr>
-      </w:pPr>
-      <w:r>
-        <w:rPr>
-          <w:rFonts w:cstheme="minorHAnsi"/>
-          <w:b/>
-          <w:bCs/>
-          <w:sz w:val="26"/>
-          <w:szCs w:val="26"/>
-        </w:rPr>
-        <w:t>StartDate:</w:t>
-      </w:r>
-      <w:r>
-        <w:rPr>
-          <w:rFonts w:cstheme="minorHAnsi"/>
-          <w:sz w:val="26"/>
-          <w:szCs w:val="26"/>
-        </w:rPr>
-        <w:t xml:space="preserve"> DATETIME - Ngày bắt đầu áp dụng.</w:t>
-      </w:r>
-    </w:p>
-    <w:p>
-      <w:pPr>
-        <w:numPr>
-          <w:ilvl w:val="1"/>
-          <w:numId w:val="12"/>
-        </w:numPr>
-        <w:rPr>
-          <w:rFonts w:cstheme="minorHAnsi"/>
-          <w:sz w:val="26"/>
-          <w:szCs w:val="26"/>
-        </w:rPr>
-      </w:pPr>
-      <w:r>
-        <w:rPr>
-          <w:rFonts w:cstheme="minorHAnsi"/>
-          <w:b/>
-          <w:bCs/>
-          <w:sz w:val="26"/>
-          <w:szCs w:val="26"/>
-        </w:rPr>
-        <w:t>EndDate:</w:t>
-      </w:r>
-      <w:r>
-        <w:rPr>
-          <w:rFonts w:cstheme="minorHAnsi"/>
-          <w:sz w:val="26"/>
-          <w:szCs w:val="26"/>
-        </w:rPr>
-        <w:t xml:space="preserve"> DATETIME - Ngày kết thúc.</w:t>
-      </w:r>
-    </w:p>
-    <w:p>
-      <w:pPr>
-        <w:numPr>
-          <w:ilvl w:val="1"/>
-          <w:numId w:val="12"/>
-        </w:numPr>
-        <w:rPr>
-          <w:rFonts w:cstheme="minorHAnsi"/>
-          <w:sz w:val="26"/>
-          <w:szCs w:val="26"/>
-        </w:rPr>
-      </w:pPr>
-      <w:r>
-        <w:rPr>
-          <w:rFonts w:cstheme="minorHAnsi"/>
-          <w:b/>
-          <w:bCs/>
-          <w:sz w:val="26"/>
-          <w:szCs w:val="26"/>
-        </w:rPr>
-        <w:lastRenderedPageBreak/>
-        <w:t>IsActive:</w:t>
-      </w:r>
-      <w:r>
-        <w:rPr>
-          <w:rFonts w:cstheme="minorHAnsi"/>
-          <w:sz w:val="26"/>
-          <w:szCs w:val="26"/>
-        </w:rPr>
-        <w:t xml:space="preserve"> BOOLEAN - Trạng thái kích hoạt.</w:t>
-      </w:r>
-    </w:p>
-    <w:p>
-      <w:pPr>
-        <w:numPr>
-          <w:ilvl w:val="0"/>
-          <w:numId w:val="12"/>
-        </w:numPr>
-        <w:rPr>
-          <w:rFonts w:cstheme="minorHAnsi"/>
-          <w:sz w:val="26"/>
-          <w:szCs w:val="26"/>
-        </w:rPr>
-      </w:pPr>
-      <w:r>
-        <w:rPr>
-          <w:rFonts w:cstheme="minorHAnsi"/>
-          <w:b/>
-          <w:bCs/>
-          <w:sz w:val="26"/>
-          <w:szCs w:val="26"/>
-        </w:rPr>
-        <w:t>Ràng buộc (Constraints):</w:t>
-      </w:r>
-    </w:p>
-    <w:p>
-      <w:pPr>
-        <w:numPr>
-          <w:ilvl w:val="1"/>
-          <w:numId w:val="12"/>
-        </w:numPr>
-        <w:rPr>
-          <w:rFonts w:cstheme="minorHAnsi"/>
-          <w:sz w:val="26"/>
-          <w:szCs w:val="26"/>
-        </w:rPr>
-      </w:pPr>
-      <w:r>
-        <w:rPr>
-          <w:rFonts w:cstheme="minorHAnsi"/>
-          <w:b/>
-          <w:bCs/>
-          <w:sz w:val="26"/>
-          <w:szCs w:val="26"/>
-        </w:rPr>
-        <w:t>Khóa chính:</w:t>
-      </w:r>
-      <w:r>
-        <w:rPr>
-          <w:rFonts w:cstheme="minorHAnsi"/>
-          <w:sz w:val="26"/>
-          <w:szCs w:val="26"/>
-        </w:rPr>
-        <w:t xml:space="preserve"> PromotionID.</w:t>
-      </w:r>
-    </w:p>
-    <w:p>
-      <w:pPr>
-        <w:numPr>
-          <w:ilvl w:val="1"/>
-          <w:numId w:val="12"/>
-        </w:numPr>
-        <w:rPr>
-          <w:rFonts w:cstheme="minorHAnsi"/>
-          <w:sz w:val="26"/>
-          <w:szCs w:val="26"/>
-        </w:rPr>
-      </w:pPr>
-      <w:r>
-        <w:rPr>
-          <w:rFonts w:cstheme="minorHAnsi"/>
-          <w:b/>
-          <w:bCs/>
-          <w:sz w:val="26"/>
-          <w:szCs w:val="26"/>
-        </w:rPr>
-        <w:t>Check:</w:t>
-      </w:r>
-      <w:r>
-        <w:rPr>
-          <w:rFonts w:cstheme="minorHAnsi"/>
-          <w:sz w:val="26"/>
-          <w:szCs w:val="26"/>
-        </w:rPr>
-        <w:t xml:space="preserve"> DiscountPercent phải nằm trong khoảng từ 0 đến 100.</w:t>
-      </w:r>
-    </w:p>
-    <w:p>
-      <w:pPr>
-        <w:numPr>
-          <w:ilvl w:val="1"/>
-          <w:numId w:val="12"/>
-        </w:numPr>
-        <w:rPr>
-          <w:rFonts w:cstheme="minorHAnsi"/>
-          <w:sz w:val="26"/>
-          <w:szCs w:val="26"/>
-        </w:rPr>
-      </w:pPr>
-      <w:r>
-        <w:rPr>
-          <w:rFonts w:cstheme="minorHAnsi"/>
-          <w:b/>
-          <w:bCs/>
-          <w:sz w:val="26"/>
-          <w:szCs w:val="26"/>
-        </w:rPr>
-        <w:t>Liên kết:</w:t>
-      </w:r>
-      <w:r>
-        <w:rPr>
-          <w:rFonts w:cstheme="minorHAnsi"/>
-          <w:sz w:val="26"/>
-          <w:szCs w:val="26"/>
-        </w:rPr>
-        <w:t xml:space="preserve"> Có thể thêm PromotionID (FK) vào bảng Orders để biết đơn hàng đó đã dùng mã giảm giá nào.</w:t>
-      </w:r>
-    </w:p>
-    <w:p>
-      <w:pPr>
-        <w:ind w:left="360"/>
-        <w:rPr>
-          <w:rFonts w:cstheme="minorHAnsi"/>
-          <w:b/>
-          <w:bCs/>
-          <w:sz w:val="26"/>
-          <w:szCs w:val="26"/>
-        </w:rPr>
-      </w:pPr>
-      <w:r>
-        <w:rPr>
-          <w:rFonts w:cstheme="minorHAnsi"/>
-          <w:b/>
-          <w:bCs/>
-          <w:sz w:val="26"/>
-          <w:szCs w:val="26"/>
-        </w:rPr>
-        <w:t>Gemini đã nói</w:t>
-      </w:r>
-    </w:p>
-    <w:p>
-      <w:pPr>
-        <w:ind w:left="360"/>
-        <w:rPr>
-          <w:rFonts w:cstheme="minorHAnsi"/>
-          <w:sz w:val="26"/>
-          <w:szCs w:val="26"/>
-        </w:rPr>
-      </w:pPr>
-      <w:r>
-        <w:rPr>
-          <w:rFonts w:cstheme="minorHAnsi"/>
-          <w:sz w:val="26"/>
-          <w:szCs w:val="26"/>
-        </w:rPr>
-        <w:t>Để đáp ứng yêu cầu 7 bảng và đảm bảo hệ thống hoàn thiện hơn, việc bổ sung 3 bảng này là rất hợp lý. Dưới đây là chi tiết về cấu trúc dữ liệu và các ràng buộc cho từng bảng dựa trên nền tảng CSDL hiện tại của bạn.</w:t>
-      </w:r>
-    </w:p>
-    <w:p>
-      <w:pPr>
-        <w:ind w:left="360"/>
-        <w:rPr>
-          <w:rFonts w:cstheme="minorHAnsi"/>
-          <w:sz w:val="26"/>
-          <w:szCs w:val="26"/>
-        </w:rPr>
-      </w:pPr>
-      <w:r>
-        <w:rPr>
-          <w:rFonts w:cstheme="minorHAnsi"/>
-          <w:sz w:val="26"/>
-          <w:szCs w:val="26"/>
-        </w:rPr>
-        <w:pict w14:anchorId="43A81893">
-          <v:rect id="_x0000_i1043" style="width:0;height:1.5pt" o:hralign="center" o:hrstd="t" o:hr="t" fillcolor="#a0a0a0" stroked="f"/>
-        </w:pict>
-      </w:r>
     </w:p>
     <w:p>
       <w:pPr>
@@ -5861,7 +4650,7 @@
           <w:szCs w:val="26"/>
         </w:rPr>
         <w:pict w14:anchorId="22C38EFA">
-          <v:rect id="_x0000_i1044" style="width:0;height:1.5pt" o:hralign="center" o:hrstd="t" o:hr="t" fillcolor="#a0a0a0" stroked="f"/>
+          <v:rect id="_x0000_i1026" style="width:0;height:1.5pt" o:hralign="center" o:hrstd="t" o:hr="t" fillcolor="#a0a0a0" stroked="f"/>
         </w:pict>
       </w:r>
     </w:p>
@@ -5884,7 +4673,6 @@
           <w:sz w:val="26"/>
           <w:szCs w:val="26"/>
         </w:rPr>
-        <w:lastRenderedPageBreak/>
         <w:t>2. Bảng Promotions (Khuyến mãi)</w:t>
       </w:r>
     </w:p>
@@ -6078,6 +4866,7 @@
           <w:sz w:val="26"/>
           <w:szCs w:val="26"/>
         </w:rPr>
+        <w:lastRenderedPageBreak/>
         <w:t>StartDate:</w:t>
       </w:r>
       <w:r>
@@ -6283,7 +5072,7 @@
           <w:szCs w:val="26"/>
         </w:rPr>
         <w:pict w14:anchorId="4350E2EA">
-          <v:rect id="_x0000_i1045" style="width:0;height:1.5pt" o:hralign="center" o:hrstd="t" o:hr="t" fillcolor="#a0a0a0" stroked="f"/>
+          <v:rect id="_x0000_i1027" style="width:0;height:1.5pt" o:hralign="center" o:hrstd="t" o:hr="t" fillcolor="#a0a0a0" stroked="f"/>
         </w:pict>
       </w:r>
     </w:p>
@@ -6574,7 +5363,6 @@
           <w:sz w:val="26"/>
           <w:szCs w:val="26"/>
         </w:rPr>
-        <w:lastRenderedPageBreak/>
         <w:t>Ràng buộc (Constraints):</w:t>
       </w:r>
     </w:p>
@@ -6767,6 +5555,7 @@
           <w:sz w:val="26"/>
           <w:szCs w:val="26"/>
         </w:rPr>
+        <w:lastRenderedPageBreak/>
         <w:t>+1</w:t>
       </w:r>
     </w:p>
@@ -6813,12 +5602,339 @@
     </w:p>
     <w:p>
       <w:pPr>
+        <w:pStyle w:val="ListParagraph"/>
+        <w:numPr>
+          <w:ilvl w:val="0"/>
+          <w:numId w:val="5"/>
+        </w:numPr>
         <w:rPr>
           <w:b/>
           <w:bCs/>
           <w:sz w:val="24"/>
           <w:szCs w:val="24"/>
-          <w:lang/>
+        </w:rPr>
+      </w:pPr>
+      <w:r>
+        <w:rPr>
+          <w:b/>
+          <w:bCs/>
+          <w:sz w:val="24"/>
+          <w:szCs w:val="24"/>
+        </w:rPr>
+        <w:t>Bảng InventoryLog (Nhật ký kho hàng)</w:t>
+      </w:r>
+    </w:p>
+    <w:p>
+      <w:pPr>
+        <w:pStyle w:val="ListParagraph"/>
+        <w:ind w:left="360"/>
+        <w:rPr>
+          <w:b/>
+          <w:bCs/>
+          <w:sz w:val="24"/>
+          <w:szCs w:val="24"/>
+        </w:rPr>
+      </w:pPr>
+      <w:r>
+        <w:rPr>
+          <w:b/>
+          <w:bCs/>
+          <w:sz w:val="24"/>
+          <w:szCs w:val="24"/>
+        </w:rPr>
+        <w:t>Dữ liệu bên trong:</w:t>
+      </w:r>
+    </w:p>
+    <w:p>
+      <w:pPr>
+        <w:pStyle w:val="ListParagraph"/>
+        <w:numPr>
+          <w:ilvl w:val="0"/>
+          <w:numId w:val="16"/>
+        </w:numPr>
+        <w:rPr>
+          <w:b/>
+          <w:bCs/>
+          <w:sz w:val="24"/>
+          <w:szCs w:val="24"/>
+        </w:rPr>
+      </w:pPr>
+      <w:r>
+        <w:rPr>
+          <w:b/>
+          <w:bCs/>
+          <w:sz w:val="24"/>
+          <w:szCs w:val="24"/>
+        </w:rPr>
+        <w:t>LogID: INT (PK) - Mã nhật ký.</w:t>
+      </w:r>
+    </w:p>
+    <w:p>
+      <w:pPr>
+        <w:pStyle w:val="ListParagraph"/>
+        <w:numPr>
+          <w:ilvl w:val="0"/>
+          <w:numId w:val="16"/>
+        </w:numPr>
+        <w:rPr>
+          <w:b/>
+          <w:bCs/>
+          <w:sz w:val="24"/>
+          <w:szCs w:val="24"/>
+        </w:rPr>
+      </w:pPr>
+      <w:r>
+        <w:rPr>
+          <w:b/>
+          <w:bCs/>
+          <w:sz w:val="24"/>
+          <w:szCs w:val="24"/>
+        </w:rPr>
+        <w:t>ProductID: INT (FK) - Liên kết tới Products.ProductID.</w:t>
+      </w:r>
+    </w:p>
+    <w:p>
+      <w:pPr>
+        <w:pStyle w:val="ListParagraph"/>
+        <w:numPr>
+          <w:ilvl w:val="0"/>
+          <w:numId w:val="16"/>
+        </w:numPr>
+        <w:rPr>
+          <w:b/>
+          <w:bCs/>
+          <w:sz w:val="24"/>
+          <w:szCs w:val="24"/>
+        </w:rPr>
+      </w:pPr>
+      <w:r>
+        <w:rPr>
+          <w:b/>
+          <w:bCs/>
+          <w:sz w:val="24"/>
+          <w:szCs w:val="24"/>
+        </w:rPr>
+        <w:t>ChangeQuantity: INT - Số lượng thay đổi (Số dương là nhập kho, số âm là xuất bán/hủy).</w:t>
+      </w:r>
+    </w:p>
+    <w:p>
+      <w:pPr>
+        <w:pStyle w:val="ListParagraph"/>
+        <w:numPr>
+          <w:ilvl w:val="0"/>
+          <w:numId w:val="16"/>
+        </w:numPr>
+        <w:rPr>
+          <w:b/>
+          <w:bCs/>
+          <w:sz w:val="24"/>
+          <w:szCs w:val="24"/>
+        </w:rPr>
+      </w:pPr>
+      <w:r>
+        <w:rPr>
+          <w:b/>
+          <w:bCs/>
+          <w:sz w:val="24"/>
+          <w:szCs w:val="24"/>
+        </w:rPr>
+        <w:t xml:space="preserve">Reason: </w:t>
+      </w:r>
+      <w:proofErr w:type="gramStart"/>
+      <w:r>
+        <w:rPr>
+          <w:b/>
+          <w:bCs/>
+          <w:sz w:val="24"/>
+          <w:szCs w:val="24"/>
+        </w:rPr>
+        <w:t>ENUM(</w:t>
+      </w:r>
+      <w:proofErr w:type="gramEnd"/>
+      <w:r>
+        <w:rPr>
+          <w:b/>
+          <w:bCs/>
+          <w:sz w:val="24"/>
+          <w:szCs w:val="24"/>
+        </w:rPr>
+        <w:t>'Restock', 'Sale', 'Return', 'Damage') - Lý do thay đổi.</w:t>
+      </w:r>
+    </w:p>
+    <w:p>
+      <w:pPr>
+        <w:pStyle w:val="ListParagraph"/>
+        <w:numPr>
+          <w:ilvl w:val="0"/>
+          <w:numId w:val="16"/>
+        </w:numPr>
+        <w:rPr>
+          <w:b/>
+          <w:bCs/>
+          <w:sz w:val="24"/>
+          <w:szCs w:val="24"/>
+        </w:rPr>
+      </w:pPr>
+      <w:r>
+        <w:rPr>
+          <w:b/>
+          <w:bCs/>
+          <w:sz w:val="24"/>
+          <w:szCs w:val="24"/>
+        </w:rPr>
+        <w:t>LogDate: DATETIME - Thời điểm thay đổi.</w:t>
+      </w:r>
+    </w:p>
+    <w:p>
+      <w:pPr>
+        <w:pStyle w:val="ListParagraph"/>
+        <w:numPr>
+          <w:ilvl w:val="0"/>
+          <w:numId w:val="5"/>
+        </w:numPr>
+        <w:rPr>
+          <w:b/>
+          <w:bCs/>
+          <w:sz w:val="24"/>
+          <w:szCs w:val="24"/>
+        </w:rPr>
+      </w:pPr>
+      <w:r>
+        <w:rPr>
+          <w:b/>
+          <w:bCs/>
+          <w:sz w:val="24"/>
+          <w:szCs w:val="24"/>
+        </w:rPr>
+        <w:t>Bảng Wishlists (Danh sách yêu thích)</w:t>
+      </w:r>
+    </w:p>
+    <w:p>
+      <w:pPr>
+        <w:pStyle w:val="ListParagraph"/>
+        <w:ind w:left="360"/>
+        <w:rPr>
+          <w:b/>
+          <w:bCs/>
+          <w:sz w:val="24"/>
+          <w:szCs w:val="24"/>
+        </w:rPr>
+      </w:pPr>
+      <w:r>
+        <w:rPr>
+          <w:b/>
+          <w:bCs/>
+          <w:sz w:val="24"/>
+          <w:szCs w:val="24"/>
+        </w:rPr>
+        <w:t>Dữ liệu bên trong:</w:t>
+      </w:r>
+    </w:p>
+    <w:p>
+      <w:pPr>
+        <w:pStyle w:val="ListParagraph"/>
+        <w:numPr>
+          <w:ilvl w:val="0"/>
+          <w:numId w:val="17"/>
+        </w:numPr>
+        <w:rPr>
+          <w:b/>
+          <w:bCs/>
+          <w:sz w:val="24"/>
+          <w:szCs w:val="24"/>
+        </w:rPr>
+      </w:pPr>
+      <w:r>
+        <w:rPr>
+          <w:b/>
+          <w:bCs/>
+          <w:sz w:val="24"/>
+          <w:szCs w:val="24"/>
+        </w:rPr>
+        <w:t>WishlistID: INT (PK) - Mã danh sách.</w:t>
+      </w:r>
+    </w:p>
+    <w:p>
+      <w:pPr>
+        <w:pStyle w:val="ListParagraph"/>
+        <w:numPr>
+          <w:ilvl w:val="0"/>
+          <w:numId w:val="17"/>
+        </w:numPr>
+        <w:rPr>
+          <w:b/>
+          <w:bCs/>
+          <w:sz w:val="24"/>
+          <w:szCs w:val="24"/>
+        </w:rPr>
+      </w:pPr>
+      <w:r>
+        <w:rPr>
+          <w:b/>
+          <w:bCs/>
+          <w:sz w:val="24"/>
+          <w:szCs w:val="24"/>
+        </w:rPr>
+        <w:t>CustomerID: INT (FK) - Liên kết tới Customers.CustomerID.</w:t>
+      </w:r>
+    </w:p>
+    <w:p>
+      <w:pPr>
+        <w:pStyle w:val="ListParagraph"/>
+        <w:numPr>
+          <w:ilvl w:val="0"/>
+          <w:numId w:val="17"/>
+        </w:numPr>
+        <w:rPr>
+          <w:b/>
+          <w:bCs/>
+          <w:sz w:val="24"/>
+          <w:szCs w:val="24"/>
+        </w:rPr>
+      </w:pPr>
+      <w:r>
+        <w:rPr>
+          <w:b/>
+          <w:bCs/>
+          <w:sz w:val="24"/>
+          <w:szCs w:val="24"/>
+        </w:rPr>
+        <w:t>ProductID: INT (FK) - Liên kết tới Products.ProductID.</w:t>
+      </w:r>
+    </w:p>
+    <w:p>
+      <w:pPr>
+        <w:pStyle w:val="ListParagraph"/>
+        <w:numPr>
+          <w:ilvl w:val="0"/>
+          <w:numId w:val="17"/>
+        </w:numPr>
+        <w:rPr>
+          <w:b/>
+          <w:bCs/>
+          <w:sz w:val="24"/>
+          <w:szCs w:val="24"/>
+        </w:rPr>
+      </w:pPr>
+      <w:r>
+        <w:rPr>
+          <w:b/>
+          <w:bCs/>
+          <w:sz w:val="24"/>
+          <w:szCs w:val="24"/>
+        </w:rPr>
+        <w:t>AddedDate: DATETIME - Ngày thêm vào danh sách.</w:t>
+      </w:r>
+    </w:p>
+    <w:p>
+      <w:pPr>
+        <w:pStyle w:val="ListParagraph"/>
+        <w:ind w:left="360"/>
+        <w:rPr>
+          <w:b/>
+          <w:bCs/>
+          <w:sz w:val="24"/>
+          <w:szCs w:val="24"/>
         </w:rPr>
       </w:pPr>
     </w:p>
@@ -8395,6 +7511,155 @@
     </w:lvl>
   </w:abstractNum>
   <w:abstractNum w:abstractNumId="12" w15:restartNumberingAfterBreak="0">
+    <w:nsid w:val="54D07485"/>
+    <w:multiLevelType w:val="multilevel"/>
+    <w:tmpl w:val="CB5ABCB8"/>
+    <w:lvl w:ilvl="0">
+      <w:start w:val="1"/>
+      <w:numFmt w:val="bullet"/>
+      <w:lvlText w:val=""/>
+      <w:lvlJc w:val="left"/>
+      <w:pPr>
+        <w:tabs>
+          <w:tab w:val="num" w:pos="720"/>
+        </w:tabs>
+        <w:ind w:left="720" w:hanging="360"/>
+      </w:pPr>
+      <w:rPr>
+        <w:rFonts w:ascii="Symbol" w:hAnsi="Symbol" w:hint="default"/>
+        <w:sz w:val="20"/>
+      </w:rPr>
+    </w:lvl>
+    <w:lvl w:ilvl="1" w:tentative="1">
+      <w:start w:val="1"/>
+      <w:numFmt w:val="bullet"/>
+      <w:lvlText w:val="o"/>
+      <w:lvlJc w:val="left"/>
+      <w:pPr>
+        <w:tabs>
+          <w:tab w:val="num" w:pos="1440"/>
+        </w:tabs>
+        <w:ind w:left="1440" w:hanging="360"/>
+      </w:pPr>
+      <w:rPr>
+        <w:rFonts w:ascii="Courier New" w:hAnsi="Courier New" w:hint="default"/>
+        <w:sz w:val="20"/>
+      </w:rPr>
+    </w:lvl>
+    <w:lvl w:ilvl="2" w:tentative="1">
+      <w:start w:val="1"/>
+      <w:numFmt w:val="bullet"/>
+      <w:lvlText w:val=""/>
+      <w:lvlJc w:val="left"/>
+      <w:pPr>
+        <w:tabs>
+          <w:tab w:val="num" w:pos="2160"/>
+        </w:tabs>
+        <w:ind w:left="2160" w:hanging="360"/>
+      </w:pPr>
+      <w:rPr>
+        <w:rFonts w:ascii="Wingdings" w:hAnsi="Wingdings" w:hint="default"/>
+        <w:sz w:val="20"/>
+      </w:rPr>
+    </w:lvl>
+    <w:lvl w:ilvl="3" w:tentative="1">
+      <w:start w:val="1"/>
+      <w:numFmt w:val="bullet"/>
+      <w:lvlText w:val=""/>
+      <w:lvlJc w:val="left"/>
+      <w:pPr>
+        <w:tabs>
+          <w:tab w:val="num" w:pos="2880"/>
+        </w:tabs>
+        <w:ind w:left="2880" w:hanging="360"/>
+      </w:pPr>
+      <w:rPr>
+        <w:rFonts w:ascii="Wingdings" w:hAnsi="Wingdings" w:hint="default"/>
+        <w:sz w:val="20"/>
+      </w:rPr>
+    </w:lvl>
+    <w:lvl w:ilvl="4" w:tentative="1">
+      <w:start w:val="1"/>
+      <w:numFmt w:val="bullet"/>
+      <w:lvlText w:val=""/>
+      <w:lvlJc w:val="left"/>
+      <w:pPr>
+        <w:tabs>
+          <w:tab w:val="num" w:pos="3600"/>
+        </w:tabs>
+        <w:ind w:left="3600" w:hanging="360"/>
+      </w:pPr>
+      <w:rPr>
+        <w:rFonts w:ascii="Wingdings" w:hAnsi="Wingdings" w:hint="default"/>
+        <w:sz w:val="20"/>
+      </w:rPr>
+    </w:lvl>
+    <w:lvl w:ilvl="5" w:tentative="1">
+      <w:start w:val="1"/>
+      <w:numFmt w:val="bullet"/>
+      <w:lvlText w:val=""/>
+      <w:lvlJc w:val="left"/>
+      <w:pPr>
+        <w:tabs>
+          <w:tab w:val="num" w:pos="4320"/>
+        </w:tabs>
+        <w:ind w:left="4320" w:hanging="360"/>
+      </w:pPr>
+      <w:rPr>
+        <w:rFonts w:ascii="Wingdings" w:hAnsi="Wingdings" w:hint="default"/>
+        <w:sz w:val="20"/>
+      </w:rPr>
+    </w:lvl>
+    <w:lvl w:ilvl="6" w:tentative="1">
+      <w:start w:val="1"/>
+      <w:numFmt w:val="bullet"/>
+      <w:lvlText w:val=""/>
+      <w:lvlJc w:val="left"/>
+      <w:pPr>
+        <w:tabs>
+          <w:tab w:val="num" w:pos="5040"/>
+        </w:tabs>
+        <w:ind w:left="5040" w:hanging="360"/>
+      </w:pPr>
+      <w:rPr>
+        <w:rFonts w:ascii="Wingdings" w:hAnsi="Wingdings" w:hint="default"/>
+        <w:sz w:val="20"/>
+      </w:rPr>
+    </w:lvl>
+    <w:lvl w:ilvl="7" w:tentative="1">
+      <w:start w:val="1"/>
+      <w:numFmt w:val="bullet"/>
+      <w:lvlText w:val=""/>
+      <w:lvlJc w:val="left"/>
+      <w:pPr>
+        <w:tabs>
+          <w:tab w:val="num" w:pos="5760"/>
+        </w:tabs>
+        <w:ind w:left="5760" w:hanging="360"/>
+      </w:pPr>
+      <w:rPr>
+        <w:rFonts w:ascii="Wingdings" w:hAnsi="Wingdings" w:hint="default"/>
+        <w:sz w:val="20"/>
+      </w:rPr>
+    </w:lvl>
+    <w:lvl w:ilvl="8" w:tentative="1">
+      <w:start w:val="1"/>
+      <w:numFmt w:val="bullet"/>
+      <w:lvlText w:val=""/>
+      <w:lvlJc w:val="left"/>
+      <w:pPr>
+        <w:tabs>
+          <w:tab w:val="num" w:pos="6480"/>
+        </w:tabs>
+        <w:ind w:left="6480" w:hanging="360"/>
+      </w:pPr>
+      <w:rPr>
+        <w:rFonts w:ascii="Wingdings" w:hAnsi="Wingdings" w:hint="default"/>
+        <w:sz w:val="20"/>
+      </w:rPr>
+    </w:lvl>
+  </w:abstractNum>
+  <w:abstractNum w:abstractNumId="13" w15:restartNumberingAfterBreak="0">
     <w:nsid w:val="5B4C2B8F"/>
     <w:multiLevelType w:val="multilevel"/>
     <w:tmpl w:val="A36E59AA"/>
@@ -8543,7 +7808,7 @@
       </w:rPr>
     </w:lvl>
   </w:abstractNum>
-  <w:abstractNum w:abstractNumId="13" w15:restartNumberingAfterBreak="0">
+  <w:abstractNum w:abstractNumId="14" w15:restartNumberingAfterBreak="0">
     <w:nsid w:val="5F760A77"/>
     <w:multiLevelType w:val="multilevel"/>
     <w:tmpl w:val="3E20CB46"/>
@@ -8692,7 +7957,156 @@
       </w:rPr>
     </w:lvl>
   </w:abstractNum>
-  <w:abstractNum w:abstractNumId="14" w15:restartNumberingAfterBreak="0">
+  <w:abstractNum w:abstractNumId="15" w15:restartNumberingAfterBreak="0">
+    <w:nsid w:val="61AD6D9A"/>
+    <w:multiLevelType w:val="multilevel"/>
+    <w:tmpl w:val="EBD4E440"/>
+    <w:lvl w:ilvl="0">
+      <w:start w:val="1"/>
+      <w:numFmt w:val="bullet"/>
+      <w:lvlText w:val=""/>
+      <w:lvlJc w:val="left"/>
+      <w:pPr>
+        <w:tabs>
+          <w:tab w:val="num" w:pos="720"/>
+        </w:tabs>
+        <w:ind w:left="720" w:hanging="360"/>
+      </w:pPr>
+      <w:rPr>
+        <w:rFonts w:ascii="Symbol" w:hAnsi="Symbol" w:hint="default"/>
+        <w:sz w:val="20"/>
+      </w:rPr>
+    </w:lvl>
+    <w:lvl w:ilvl="1" w:tentative="1">
+      <w:start w:val="1"/>
+      <w:numFmt w:val="bullet"/>
+      <w:lvlText w:val="o"/>
+      <w:lvlJc w:val="left"/>
+      <w:pPr>
+        <w:tabs>
+          <w:tab w:val="num" w:pos="1440"/>
+        </w:tabs>
+        <w:ind w:left="1440" w:hanging="360"/>
+      </w:pPr>
+      <w:rPr>
+        <w:rFonts w:ascii="Courier New" w:hAnsi="Courier New" w:hint="default"/>
+        <w:sz w:val="20"/>
+      </w:rPr>
+    </w:lvl>
+    <w:lvl w:ilvl="2" w:tentative="1">
+      <w:start w:val="1"/>
+      <w:numFmt w:val="bullet"/>
+      <w:lvlText w:val=""/>
+      <w:lvlJc w:val="left"/>
+      <w:pPr>
+        <w:tabs>
+          <w:tab w:val="num" w:pos="2160"/>
+        </w:tabs>
+        <w:ind w:left="2160" w:hanging="360"/>
+      </w:pPr>
+      <w:rPr>
+        <w:rFonts w:ascii="Wingdings" w:hAnsi="Wingdings" w:hint="default"/>
+        <w:sz w:val="20"/>
+      </w:rPr>
+    </w:lvl>
+    <w:lvl w:ilvl="3" w:tentative="1">
+      <w:start w:val="1"/>
+      <w:numFmt w:val="bullet"/>
+      <w:lvlText w:val=""/>
+      <w:lvlJc w:val="left"/>
+      <w:pPr>
+        <w:tabs>
+          <w:tab w:val="num" w:pos="2880"/>
+        </w:tabs>
+        <w:ind w:left="2880" w:hanging="360"/>
+      </w:pPr>
+      <w:rPr>
+        <w:rFonts w:ascii="Wingdings" w:hAnsi="Wingdings" w:hint="default"/>
+        <w:sz w:val="20"/>
+      </w:rPr>
+    </w:lvl>
+    <w:lvl w:ilvl="4" w:tentative="1">
+      <w:start w:val="1"/>
+      <w:numFmt w:val="bullet"/>
+      <w:lvlText w:val=""/>
+      <w:lvlJc w:val="left"/>
+      <w:pPr>
+        <w:tabs>
+          <w:tab w:val="num" w:pos="3600"/>
+        </w:tabs>
+        <w:ind w:left="3600" w:hanging="360"/>
+      </w:pPr>
+      <w:rPr>
+        <w:rFonts w:ascii="Wingdings" w:hAnsi="Wingdings" w:hint="default"/>
+        <w:sz w:val="20"/>
+      </w:rPr>
+    </w:lvl>
+    <w:lvl w:ilvl="5" w:tentative="1">
+      <w:start w:val="1"/>
+      <w:numFmt w:val="bullet"/>
+      <w:lvlText w:val=""/>
+      <w:lvlJc w:val="left"/>
+      <w:pPr>
+        <w:tabs>
+          <w:tab w:val="num" w:pos="4320"/>
+        </w:tabs>
+        <w:ind w:left="4320" w:hanging="360"/>
+      </w:pPr>
+      <w:rPr>
+        <w:rFonts w:ascii="Wingdings" w:hAnsi="Wingdings" w:hint="default"/>
+        <w:sz w:val="20"/>
+      </w:rPr>
+    </w:lvl>
+    <w:lvl w:ilvl="6" w:tentative="1">
+      <w:start w:val="1"/>
+      <w:numFmt w:val="bullet"/>
+      <w:lvlText w:val=""/>
+      <w:lvlJc w:val="left"/>
+      <w:pPr>
+        <w:tabs>
+          <w:tab w:val="num" w:pos="5040"/>
+        </w:tabs>
+        <w:ind w:left="5040" w:hanging="360"/>
+      </w:pPr>
+      <w:rPr>
+        <w:rFonts w:ascii="Wingdings" w:hAnsi="Wingdings" w:hint="default"/>
+        <w:sz w:val="20"/>
+      </w:rPr>
+    </w:lvl>
+    <w:lvl w:ilvl="7" w:tentative="1">
+      <w:start w:val="1"/>
+      <w:numFmt w:val="bullet"/>
+      <w:lvlText w:val=""/>
+      <w:lvlJc w:val="left"/>
+      <w:pPr>
+        <w:tabs>
+          <w:tab w:val="num" w:pos="5760"/>
+        </w:tabs>
+        <w:ind w:left="5760" w:hanging="360"/>
+      </w:pPr>
+      <w:rPr>
+        <w:rFonts w:ascii="Wingdings" w:hAnsi="Wingdings" w:hint="default"/>
+        <w:sz w:val="20"/>
+      </w:rPr>
+    </w:lvl>
+    <w:lvl w:ilvl="8" w:tentative="1">
+      <w:start w:val="1"/>
+      <w:numFmt w:val="bullet"/>
+      <w:lvlText w:val=""/>
+      <w:lvlJc w:val="left"/>
+      <w:pPr>
+        <w:tabs>
+          <w:tab w:val="num" w:pos="6480"/>
+        </w:tabs>
+        <w:ind w:left="6480" w:hanging="360"/>
+      </w:pPr>
+      <w:rPr>
+        <w:rFonts w:ascii="Wingdings" w:hAnsi="Wingdings" w:hint="default"/>
+        <w:sz w:val="20"/>
+      </w:rPr>
+    </w:lvl>
+  </w:abstractNum>
+  <w:abstractNum w:abstractNumId="16" w15:restartNumberingAfterBreak="0">
     <w:nsid w:val="72C655C0"/>
     <w:multiLevelType w:val="multilevel"/>
     <w:tmpl w:val="00AC368E"/>
@@ -8860,7 +8274,7 @@
     <w:abstractNumId w:val="3"/>
   </w:num>
   <w:num w:numId="7" w16cid:durableId="1713387343">
-    <w:abstractNumId w:val="13"/>
+    <w:abstractNumId w:val="14"/>
   </w:num>
   <w:num w:numId="8" w16cid:durableId="1259749891">
     <w:abstractNumId w:val="5"/>
@@ -8872,10 +8286,10 @@
     <w:abstractNumId w:val="10"/>
   </w:num>
   <w:num w:numId="11" w16cid:durableId="877858742">
-    <w:abstractNumId w:val="12"/>
+    <w:abstractNumId w:val="13"/>
   </w:num>
   <w:num w:numId="12" w16cid:durableId="939989664">
-    <w:abstractNumId w:val="14"/>
+    <w:abstractNumId w:val="16"/>
   </w:num>
   <w:num w:numId="13" w16cid:durableId="2034769335">
     <w:abstractNumId w:val="1"/>
@@ -8885,6 +8299,12 @@
   </w:num>
   <w:num w:numId="15" w16cid:durableId="66654612">
     <w:abstractNumId w:val="6"/>
+  </w:num>
+  <w:num w:numId="16" w16cid:durableId="287735602">
+    <w:abstractNumId w:val="15"/>
+  </w:num>
+  <w:num w:numId="17" w16cid:durableId="951285135">
+    <w:abstractNumId w:val="12"/>
   </w:num>
 </w:numbering>
 </file>
@@ -9328,7 +8748,6 @@
       <w:bCs/>
       <w:sz w:val="27"/>
       <w:szCs w:val="27"/>
-      <w:lang/>
     </w:rPr>
   </w:style>
   <w:style w:type="character" w:default="1" w:styleId="DefaultParagraphFont">
@@ -9380,7 +8799,6 @@
       <w:bCs/>
       <w:sz w:val="27"/>
       <w:szCs w:val="27"/>
-      <w:lang/>
     </w:rPr>
   </w:style>
   <w:style w:type="character" w:styleId="Strong">
